--- a/zht/docx/038.content.docx
+++ b/zht/docx/038.content.docx
@@ -149,27 +149,7 @@
         <w:rPr>
           <w:lang w:val="zh_TW" w:bidi="zh_TW"/>
         </w:rPr>
-        <w:t>gao</w:t>
-      </w:r>
-      <w:r>
-        <w:rPr>
-          <w:lang w:val="zh_TW" w:bidi="zh_TW"/>
-        </w:rPr>
-      </w:r>
-    </w:p>
-    <w:p>
-      <w:pPr/>
-      <w:r>
-        <w:rPr>
-          <w:lang w:val="zh_TW" w:bidi="zh_TW"/>
-        </w:rPr>
-      </w:r>
-      <w:r>
-        <w:rPr>
-          <w:i/>
-          <w:lang w:val="zh_TW" w:bidi="zh_TW"/>
-        </w:rPr>
-        <w:t>高拉尼提斯, 膏抹</w:t>
+        <w:t>gai</w:t>
       </w:r>
       <w:r>
         <w:rPr>
@@ -232,7 +212,7 @@
         <w:rPr>
           <w:lang w:val="zh_TW" w:bidi="zh_TW"/>
         </w:rPr>
-        <w:t>高拉尼提斯</w:t>
+        <w:t>該南</w:t>
       </w:r>
       <w:r>
         <w:rPr>
@@ -241,41 +221,25 @@
       </w:r>
     </w:p>
     <w:p>
-      <w:pPr/>
-      <w:r>
-        <w:rPr>
-          <w:lang w:val="zh_TW" w:bidi="zh_TW"/>
-        </w:rPr>
-      </w:r>
-      <w:r>
-        <w:rPr>
-          <w:lang w:val="zh_TW" w:bidi="zh_TW"/>
-        </w:rPr>
-        <w:t>一個位於加利利海以東的小省，位於黑門山與</w:t>
-      </w:r>
-      <w:r>
-        <w:rPr>
-          <w:lang w:val="zh_TW" w:bidi="zh_TW"/>
-        </w:rPr>
-        <w:t>亞爾穆克河（</w:t>
-      </w:r>
-      <w:r>
-        <w:rPr>
-          <w:lang w:val="zh_TW" w:bidi="zh_TW"/>
-        </w:rPr>
-        <w:t>Yarmuk River</w:t>
-      </w:r>
-      <w:r>
-        <w:rPr>
-          <w:lang w:val="zh_TW" w:bidi="zh_TW"/>
-        </w:rPr>
-        <w:t>）</w:t>
-      </w:r>
-      <w:r>
-        <w:rPr>
-          <w:lang w:val="zh_TW" w:bidi="zh_TW"/>
-        </w:rPr>
-        <w:t>之間，可能延伸至約旦河。該地得名於古城哥蘭（Golan）。考古學家在距加利利海以東約17英里（27公里）處發現了大量被認為是哥蘭的遺址。摩西曾將哥蘭命名為約旦河東方瑪拿西半支派的逃城（</w:t>
+      <w:pPr>
+        <w:pStyle w:val="ListNumber"/>
+        <w:numPr>
+          <w:ilvl w:val="0"/>
+          <w:numId w:val="14"/>
+        </w:numPr>
+        <w:spacing w:line="240" w:lineRule="auto"/>
+        <w:ind w:left="720"/>
+      </w:pPr>
+      <w:r>
+        <w:rPr>
+          <w:lang w:val="zh_TW" w:bidi="zh_TW"/>
+        </w:rPr>
+      </w:r>
+      <w:r>
+        <w:rPr>
+          <w:lang w:val="zh_TW" w:bidi="zh_TW"/>
+        </w:rPr>
+        <w:t>亞法撒的兒子（</w:t>
       </w:r>
       <w:hyperlink r:id="rId13">
         <w:r>
@@ -286,14 +250,14 @@
             <w:color w:val="0000EE"/>
             <w:u w:val="single"/>
           </w:rPr>
-          <w:t>申4:41、43</w:t>
+          <w:t>路3:36</w:t>
         </w:r>
       </w:hyperlink>
       <w:r>
         <w:rPr>
           <w:lang w:val="zh_TW" w:bidi="zh_TW"/>
         </w:rPr>
-        <w:t>），約書亞將其分配給革順族利未人（</w:t>
+        <w:t>；</w:t>
       </w:r>
       <w:hyperlink r:id="rId14">
         <w:r>
@@ -304,9 +268,15 @@
             <w:color w:val="0000EE"/>
             <w:u w:val="single"/>
           </w:rPr>
-          <w:t>書20:8，</w:t>
+          <w:t>創10:24</w:t>
         </w:r>
       </w:hyperlink>
+      <w:r>
+        <w:rPr>
+          <w:lang w:val="zh_TW" w:bidi="zh_TW"/>
+        </w:rPr>
+        <w:t>〔七十士譯本〕，</w:t>
+      </w:r>
       <w:hyperlink r:id="rId15">
         <w:r>
           <w:rPr>
@@ -316,14 +286,32 @@
             <w:color w:val="0000EE"/>
             <w:u w:val="single"/>
           </w:rPr>
-          <w:t>21:27</w:t>
+          <w:t>11:12–13</w:t>
         </w:r>
       </w:hyperlink>
       <w:r>
         <w:rPr>
           <w:lang w:val="zh_TW" w:bidi="zh_TW"/>
         </w:rPr>
-        <w:t>；</w:t>
+        <w:t>）。</w:t>
+      </w:r>
+    </w:p>
+    <w:p>
+      <w:pPr>
+        <w:pStyle w:val="ListNumber"/>
+        <w:spacing w:line="240" w:lineRule="auto"/>
+        <w:ind w:left="720"/>
+      </w:pPr>
+      <w:r>
+        <w:rPr>
+          <w:lang w:val="zh_TW" w:bidi="zh_TW"/>
+        </w:rPr>
+      </w:r>
+      <w:r>
+        <w:rPr>
+          <w:lang w:val="zh_TW" w:bidi="zh_TW"/>
+        </w:rPr>
+        <w:t>亞當的曾孫，也稱為該南（Kenan）（</w:t>
       </w:r>
       <w:hyperlink r:id="rId16">
         <w:r>
@@ -334,27 +322,14 @@
             <w:color w:val="0000EE"/>
             <w:u w:val="single"/>
           </w:rPr>
-          <w:t>代上6:71</w:t>
+          <w:t>創5:9–14</w:t>
         </w:r>
       </w:hyperlink>
       <w:r>
         <w:rPr>
           <w:lang w:val="zh_TW" w:bidi="zh_TW"/>
         </w:rPr>
-        <w:t>）。根據約瑟夫（Josephus）的記載，亞歷山大·詹納烏斯（Alexander Janneus）在此地遭受重創，後來摧毀了該城（</w:t>
-      </w:r>
-      <w:r>
-        <w:rPr>
-          <w:i/>
-          <w:lang w:val="zh_TW" w:bidi="zh_TW"/>
-        </w:rPr>
-        <w:t>猶太古史記</w:t>
-      </w:r>
-      <w:r>
-        <w:rPr>
-          <w:lang w:val="zh_TW" w:bidi="zh_TW"/>
-        </w:rPr>
-        <w:t xml:space="preserve"> 8.2.3）。約瑟夫還提到一位名叫猶大的人曾在此地發動稅務起義（18.1.1），而路加稱他為加利利人（</w:t>
+        <w:t>；</w:t>
       </w:r>
       <w:hyperlink r:id="rId17">
         <w:r>
@@ -365,66 +340,14 @@
             <w:color w:val="0000EE"/>
             <w:u w:val="single"/>
           </w:rPr>
-          <w:t>徒5:37</w:t>
+          <w:t>代上1:2</w:t>
         </w:r>
       </w:hyperlink>
       <w:r>
         <w:rPr>
           <w:lang w:val="zh_TW" w:bidi="zh_TW"/>
         </w:rPr>
-        <w:t>）。後來，約瑟夫也稱他為加利利人（</w:t>
-      </w:r>
-      <w:r>
-        <w:rPr>
-          <w:i/>
-          <w:lang w:val="zh_TW" w:bidi="zh_TW"/>
-        </w:rPr>
-        <w:t>猶太古史記</w:t>
-      </w:r>
-      <w:r>
-        <w:rPr>
-          <w:lang w:val="zh_TW" w:bidi="zh_TW"/>
-        </w:rPr>
-        <w:t xml:space="preserve"> 20.5.2；</w:t>
-      </w:r>
-      <w:r>
-        <w:rPr>
-          <w:i/>
-          <w:lang w:val="zh_TW" w:bidi="zh_TW"/>
-        </w:rPr>
-        <w:t>猶太戰史</w:t>
-      </w:r>
-      <w:r>
-        <w:rPr>
-          <w:lang w:val="zh_TW" w:bidi="zh_TW"/>
-        </w:rPr>
-        <w:t xml:space="preserve"> 2.8.1）。這位猶大很可能在不同時期居住在這些地方。</w:t>
-      </w:r>
-    </w:p>
-    <w:p>
-      <w:pPr/>
-      <w:r>
-        <w:rPr>
-          <w:lang w:val="zh_TW" w:bidi="zh_TW"/>
-        </w:rPr>
-      </w:r>
-      <w:r>
-        <w:rPr>
-          <w:lang w:val="zh_TW" w:bidi="zh_TW"/>
-        </w:rPr>
-        <w:t>公元前4年，希律王去世後，其子腓力繼承了</w:t>
-      </w:r>
-      <w:r>
-        <w:rPr>
-          <w:lang w:val="zh_TW" w:bidi="zh_TW"/>
-        </w:rPr>
-        <w:t>高拉尼提斯</w:t>
-      </w:r>
-      <w:r>
-        <w:rPr>
-          <w:lang w:val="zh_TW" w:bidi="zh_TW"/>
-        </w:rPr>
-        <w:t>，將他的首都設在伯賽大猶利亞城（Julias），該城由他重建並以凱撒奧古斯都的女兒命名。耶穌曾到過此地（</w:t>
+        <w:t>；</w:t>
       </w:r>
       <w:hyperlink r:id="rId18">
         <w:r>
@@ -435,9 +358,242 @@
             <w:color w:val="0000EE"/>
             <w:u w:val="single"/>
           </w:rPr>
-          <w:t>可6:45，</w:t>
+          <w:t>路3:37</w:t>
         </w:r>
       </w:hyperlink>
+      <w:r>
+        <w:rPr>
+          <w:lang w:val="zh_TW" w:bidi="zh_TW"/>
+        </w:rPr>
+        <w:t>）。</w:t>
+        <w:br/>
+      </w:r>
+      <w:r>
+        <w:rPr>
+          <w:i/>
+          <w:lang w:val="zh_TW" w:bidi="zh_TW"/>
+        </w:rPr>
+        <w:t>見</w:t>
+      </w:r>
+      <w:r>
+        <w:rPr>
+          <w:lang w:val="zh_TW" w:bidi="zh_TW"/>
+        </w:rPr>
+        <w:t>該南</w:t>
+      </w:r>
+      <w:r>
+        <w:rPr>
+          <w:lang w:val="zh_TW" w:bidi="zh_TW"/>
+        </w:rPr>
+        <w:t>。</w:t>
+      </w:r>
+      <w:r>
+        <w:rPr>
+          <w:lang w:val="zh_TW" w:bidi="zh_TW"/>
+        </w:rPr>
+      </w:r>
+      <w:r>
+        <w:rPr>
+          <w:lang w:val="zh_TW" w:bidi="zh_TW"/>
+        </w:rPr>
+      </w:r>
+    </w:p>
+    <w:p>
+      <w:pPr/>
+      <w:r>
+        <w:rPr>
+          <w:lang w:val="zh_TW" w:bidi="zh_TW"/>
+        </w:rPr>
+      </w:r>
+    </w:p>
+    <w:p>
+      <w:pPr>
+        <w:pStyle w:val="Heading2"/>
+      </w:pPr>
+      <w:r>
+        <w:rPr>
+          <w:lang w:val="zh_TW" w:bidi="zh_TW"/>
+        </w:rPr>
+        <w:t>該南</w:t>
+      </w:r>
+      <w:r>
+        <w:rPr>
+          <w:lang w:val="zh_TW" w:bidi="zh_TW"/>
+        </w:rPr>
+      </w:r>
+    </w:p>
+    <w:p>
+      <w:pPr/>
+      <w:r>
+        <w:rPr>
+          <w:lang w:val="zh_TW" w:bidi="zh_TW"/>
+        </w:rPr>
+      </w:r>
+      <w:r>
+        <w:rPr>
+          <w:lang w:val="zh_TW" w:bidi="zh_TW"/>
+        </w:rPr>
+        <w:t>亞當的後裔。他是以挪士的兒子，屬亞當的第四代子孫（</w:t>
+      </w:r>
+      <w:hyperlink r:id="rId16">
+        <w:r>
+          <w:rPr>
+            <w:lang w:val="zh_TW" w:bidi="zh_TW"/>
+          </w:rPr>
+          <w:rPr>
+            <w:color w:val="0000EE"/>
+            <w:u w:val="single"/>
+          </w:rPr>
+          <w:t>創5:9–14</w:t>
+        </w:r>
+      </w:hyperlink>
+      <w:r>
+        <w:rPr>
+          <w:lang w:val="zh_TW" w:bidi="zh_TW"/>
+        </w:rPr>
+        <w:t>；</w:t>
+      </w:r>
+      <w:hyperlink r:id="rId17">
+        <w:r>
+          <w:rPr>
+            <w:lang w:val="zh_TW" w:bidi="zh_TW"/>
+          </w:rPr>
+          <w:rPr>
+            <w:color w:val="0000EE"/>
+            <w:u w:val="single"/>
+          </w:rPr>
+          <w:t>代上1:2</w:t>
+        </w:r>
+      </w:hyperlink>
+      <w:r>
+        <w:rPr>
+          <w:lang w:val="zh_TW" w:bidi="zh_TW"/>
+        </w:rPr>
+        <w:t>）。在</w:t>
+      </w:r>
+      <w:hyperlink r:id="rId18">
+        <w:r>
+          <w:rPr>
+            <w:lang w:val="zh_TW" w:bidi="zh_TW"/>
+          </w:rPr>
+          <w:rPr>
+            <w:color w:val="0000EE"/>
+            <w:u w:val="single"/>
+          </w:rPr>
+          <w:t>路加福音三章37節</w:t>
+        </w:r>
+      </w:hyperlink>
+      <w:r>
+        <w:rPr>
+          <w:lang w:val="zh_TW" w:bidi="zh_TW"/>
+        </w:rPr>
+        <w:t>也稱他為該南（Cainan）。</w:t>
+      </w:r>
+    </w:p>
+    <w:p>
+      <w:pPr/>
+      <w:r>
+        <w:rPr>
+          <w:lang w:val="zh_TW" w:bidi="zh_TW"/>
+        </w:rPr>
+      </w:r>
+      <w:r>
+        <w:rPr>
+          <w:i/>
+          <w:lang w:val="zh_TW" w:bidi="zh_TW"/>
+        </w:rPr>
+        <w:t>見</w:t>
+      </w:r>
+      <w:r>
+        <w:rPr>
+          <w:lang w:val="zh_TW" w:bidi="zh_TW"/>
+        </w:rPr>
+        <w:t>耶穌基督的家譜</w:t>
+      </w:r>
+      <w:r>
+        <w:rPr>
+          <w:lang w:val="zh_TW" w:bidi="zh_TW"/>
+        </w:rPr>
+        <w:t>。</w:t>
+      </w:r>
+      <w:r>
+        <w:rPr>
+          <w:lang w:val="zh_TW" w:bidi="zh_TW"/>
+        </w:rPr>
+      </w:r>
+      <w:r>
+        <w:rPr>
+          <w:lang w:val="zh_TW" w:bidi="zh_TW"/>
+        </w:rPr>
+      </w:r>
+    </w:p>
+    <w:p>
+      <w:pPr/>
+      <w:r>
+        <w:rPr>
+          <w:lang w:val="zh_TW" w:bidi="zh_TW"/>
+        </w:rPr>
+      </w:r>
+    </w:p>
+    <w:p>
+      <w:pPr>
+        <w:pStyle w:val="Heading2"/>
+      </w:pPr>
+      <w:r>
+        <w:rPr>
+          <w:lang w:val="zh_TW" w:bidi="zh_TW"/>
+        </w:rPr>
+        <w:t>該隱（人物）</w:t>
+      </w:r>
+      <w:r>
+        <w:rPr>
+          <w:lang w:val="zh_TW" w:bidi="zh_TW"/>
+        </w:rPr>
+      </w:r>
+    </w:p>
+    <w:p>
+      <w:pPr/>
+      <w:r>
+        <w:rPr>
+          <w:lang w:val="zh_TW" w:bidi="zh_TW"/>
+        </w:rPr>
+      </w:r>
+      <w:r>
+        <w:rPr>
+          <w:lang w:val="zh_TW" w:bidi="zh_TW"/>
+        </w:rPr>
+        <w:t>亞當</w:t>
+      </w:r>
+      <w:r>
+        <w:rPr>
+          <w:lang w:val="zh_TW" w:bidi="zh_TW"/>
+        </w:rPr>
+        <w:t>和</w:t>
+      </w:r>
+      <w:r>
+        <w:rPr>
+          <w:lang w:val="zh_TW" w:bidi="zh_TW"/>
+        </w:rPr>
+        <w:t>夏娃</w:t>
+      </w:r>
+      <w:r>
+        <w:rPr>
+          <w:lang w:val="zh_TW" w:bidi="zh_TW"/>
+        </w:rPr>
+        <w:t>的長子。他耕種土地，而他的弟弟</w:t>
+      </w:r>
+      <w:r>
+        <w:rPr>
+          <w:lang w:val="zh_TW" w:bidi="zh_TW"/>
+        </w:rPr>
+        <w:t>亞伯</w:t>
+      </w:r>
+      <w:r>
+        <w:rPr>
+          <w:lang w:val="zh_TW" w:bidi="zh_TW"/>
+        </w:rPr>
+        <w:t>則為牧羊人。人們談到可怕的暴力行為時，往往會以該隱殺害他的弟弟亞伯作為例子（</w:t>
+      </w:r>
       <w:hyperlink r:id="rId19">
         <w:r>
           <w:rPr>
@@ -447,121 +603,26 @@
             <w:color w:val="0000EE"/>
             <w:u w:val="single"/>
           </w:rPr>
-          <w:t>8:22</w:t>
+          <w:t>猶11</w:t>
         </w:r>
       </w:hyperlink>
       <w:r>
         <w:rPr>
           <w:lang w:val="zh_TW" w:bidi="zh_TW"/>
         </w:rPr>
-        <w:t>），該地直到公元66年猶太戰爭爆發前，一直處於羅馬的嚴密統治之下。隨後，猶太起義者曾藏匿於該城的高地，羅馬人在此地進行了多次戰役。</w:t>
-      </w:r>
-    </w:p>
-    <w:p>
-      <w:pPr/>
-      <w:r>
-        <w:rPr>
-          <w:lang w:val="zh_TW" w:bidi="zh_TW"/>
-        </w:rPr>
-      </w:r>
-      <w:r>
-        <w:rPr>
-          <w:i/>
-          <w:lang w:val="zh_TW" w:bidi="zh_TW"/>
-        </w:rPr>
-        <w:t>另見</w:t>
-      </w:r>
-      <w:r>
-        <w:rPr>
-          <w:lang w:val="zh_TW" w:bidi="zh_TW"/>
-        </w:rPr>
-        <w:t xml:space="preserve"> </w:t>
-      </w:r>
-      <w:r>
-        <w:rPr>
-          <w:lang w:val="zh_TW" w:bidi="zh_TW"/>
-        </w:rPr>
-        <w:t>哥蘭</w:t>
-      </w:r>
-      <w:r>
-        <w:rPr>
-          <w:lang w:val="zh_TW" w:bidi="zh_TW"/>
-        </w:rPr>
-        <w:t>；</w:t>
-      </w:r>
-      <w:r>
-        <w:rPr>
-          <w:lang w:val="zh_TW" w:bidi="zh_TW"/>
-        </w:rPr>
-        <w:t>希律，希律家族</w:t>
-      </w:r>
-      <w:r>
-        <w:rPr>
-          <w:lang w:val="zh_TW" w:bidi="zh_TW"/>
-        </w:rPr>
-        <w:t>。</w:t>
-      </w:r>
-      <w:r>
-        <w:rPr>
-          <w:lang w:val="zh_TW" w:bidi="zh_TW"/>
-        </w:rPr>
-      </w:r>
-      <w:r>
-        <w:rPr>
-          <w:lang w:val="zh_TW" w:bidi="zh_TW"/>
-        </w:rPr>
-      </w:r>
-    </w:p>
-    <w:p>
-      <w:pPr/>
-      <w:r>
-        <w:rPr>
-          <w:lang w:val="zh_TW" w:bidi="zh_TW"/>
-        </w:rPr>
-      </w:r>
-    </w:p>
-    <w:p>
-      <w:pPr>
-        <w:pStyle w:val="Heading2"/>
-      </w:pPr>
-      <w:r>
-        <w:rPr>
-          <w:lang w:val="zh_TW" w:bidi="zh_TW"/>
-        </w:rPr>
-        <w:t>膏抹</w:t>
-      </w:r>
-      <w:r>
-        <w:rPr>
-          <w:lang w:val="zh_TW" w:bidi="zh_TW"/>
-        </w:rPr>
-      </w:r>
-    </w:p>
-    <w:p>
-      <w:pPr/>
-      <w:r>
-        <w:rPr>
-          <w:lang w:val="zh_TW" w:bidi="zh_TW"/>
-        </w:rPr>
-      </w:r>
-      <w:r>
-        <w:rPr>
-          <w:lang w:val="zh_TW" w:bidi="zh_TW"/>
-        </w:rPr>
-        <w:t>將油或香膏塗抹於人或物上，作為儀式或典禮的一部分。</w:t>
-      </w:r>
-    </w:p>
-    <w:p>
-      <w:pPr/>
-      <w:r>
-        <w:rPr>
-          <w:lang w:val="zh_TW" w:bidi="zh_TW"/>
-        </w:rPr>
-      </w:r>
-      <w:r>
-        <w:rPr>
-          <w:lang w:val="zh_TW" w:bidi="zh_TW"/>
-        </w:rPr>
-        <w:t>膏抹這個希伯來文詞語首次出現在</w:t>
+        <w:t>）。這兩兄弟都曾向耶和華獻上</w:t>
+      </w:r>
+      <w:r>
+        <w:rPr>
+          <w:lang w:val="zh_TW" w:bidi="zh_TW"/>
+        </w:rPr>
+        <w:t>供物</w:t>
+      </w:r>
+      <w:r>
+        <w:rPr>
+          <w:lang w:val="zh_TW" w:bidi="zh_TW"/>
+        </w:rPr>
+        <w:t>（</w:t>
       </w:r>
       <w:hyperlink r:id="rId20">
         <w:r>
@@ -572,14 +633,14 @@
             <w:color w:val="0000EE"/>
             <w:u w:val="single"/>
           </w:rPr>
-          <w:t>創世記三十一章13節</w:t>
+          <w:t>創4:3–4</w:t>
         </w:r>
       </w:hyperlink>
       <w:r>
         <w:rPr>
           <w:lang w:val="zh_TW" w:bidi="zh_TW"/>
         </w:rPr>
-        <w:t>，當時雅各將油澆在伯特利的石頭上（</w:t>
+        <w:t>）。根據</w:t>
       </w:r>
       <w:hyperlink r:id="rId21">
         <w:r>
@@ -590,32 +651,14 @@
             <w:color w:val="0000EE"/>
             <w:u w:val="single"/>
           </w:rPr>
-          <w:t>創28:18</w:t>
+          <w:t>希伯來書十一章4節</w:t>
         </w:r>
       </w:hyperlink>
       <w:r>
         <w:rPr>
           <w:lang w:val="zh_TW" w:bidi="zh_TW"/>
         </w:rPr>
-        <w:t>–</w:t>
-      </w:r>
-      <w:hyperlink r:id="rId21">
-        <w:r>
-          <w:rPr>
-            <w:lang w:val="zh_TW" w:bidi="zh_TW"/>
-          </w:rPr>
-          <w:rPr>
-            <w:color w:val="0000EE"/>
-            <w:u w:val="single"/>
-          </w:rPr>
-          <w:t>19</w:t>
-        </w:r>
-      </w:hyperlink>
-      <w:r>
-        <w:rPr>
-          <w:lang w:val="zh_TW" w:bidi="zh_TW"/>
-        </w:rPr>
-        <w:t>），後來又重複了這一儀式（</w:t>
+        <w:t>，亞伯憑著信心獻上比該隱更合宜的供物，該隱因神不悅納他的供物而大大發怒。當神悅納亞伯的供物卻不悅納他自己的時候，該隱就殺了他的弟弟（</w:t>
       </w:r>
       <w:hyperlink r:id="rId22">
         <w:r>
@@ -626,32 +669,14 @@
             <w:color w:val="0000EE"/>
             <w:u w:val="single"/>
           </w:rPr>
-          <w:t>創35:9</w:t>
+          <w:t>創4:5–8</w:t>
         </w:r>
       </w:hyperlink>
       <w:r>
         <w:rPr>
           <w:lang w:val="zh_TW" w:bidi="zh_TW"/>
         </w:rPr>
-        <w:t>–</w:t>
-      </w:r>
-      <w:hyperlink r:id="rId22">
-        <w:r>
-          <w:rPr>
-            <w:lang w:val="zh_TW" w:bidi="zh_TW"/>
-          </w:rPr>
-          <w:rPr>
-            <w:color w:val="0000EE"/>
-            <w:u w:val="single"/>
-          </w:rPr>
-          <w:t>15</w:t>
-        </w:r>
-      </w:hyperlink>
-      <w:r>
-        <w:rPr>
-          <w:lang w:val="zh_TW" w:bidi="zh_TW"/>
-        </w:rPr>
-        <w:t>）。這是一種宗教儀式，表示該地的被分別為聖，為神所用。</w:t>
+        <w:t>）。</w:t>
       </w:r>
     </w:p>
     <w:p>
@@ -665,21 +690,7 @@
         <w:rPr>
           <w:lang w:val="zh_TW" w:bidi="zh_TW"/>
         </w:rPr>
-        <w:t>膏抹作為宗教行為，象徵受膏者具備某些神的特質。自古以來，希伯來人以油膏抹新領袖的頭，以示他們開始在群體中的職分。這種做法同樣用於分別器物，專為神使用。</w:t>
-      </w:r>
-    </w:p>
-    <w:p>
-      <w:pPr/>
-      <w:r>
-        <w:rPr>
-          <w:lang w:val="zh_TW" w:bidi="zh_TW"/>
-        </w:rPr>
-      </w:r>
-      <w:r>
-        <w:rPr>
-          <w:lang w:val="zh_TW" w:bidi="zh_TW"/>
-        </w:rPr>
-        <w:t>聖經並未詳細記錄如何為正式的事物或人膏抹。例如，雅各只是將油澆在石頭上，並說了一些話。當撒母耳（一位先知和士師）膏抹以色列的第一位王掃羅時，他先將掃羅帶到一旁教導他（</w:t>
+        <w:t>聖經在解釋該隱為何行兇時說，他是屬那惡者（</w:t>
       </w:r>
       <w:hyperlink r:id="rId23">
         <w:r>
@@ -690,32 +701,50 @@
             <w:color w:val="0000EE"/>
             <w:u w:val="single"/>
           </w:rPr>
-          <w:t>撒上9:25</w:t>
+          <w:t>約一3:12</w:t>
         </w:r>
       </w:hyperlink>
       <w:r>
         <w:rPr>
           <w:lang w:val="zh_TW" w:bidi="zh_TW"/>
         </w:rPr>
-        <w:t>–</w:t>
-      </w:r>
-      <w:hyperlink r:id="rId23">
-        <w:r>
-          <w:rPr>
-            <w:lang w:val="zh_TW" w:bidi="zh_TW"/>
-          </w:rPr>
-          <w:rPr>
-            <w:color w:val="0000EE"/>
-            <w:u w:val="single"/>
-          </w:rPr>
-          <w:t>27</w:t>
-        </w:r>
-      </w:hyperlink>
-      <w:r>
-        <w:rPr>
-          <w:lang w:val="zh_TW" w:bidi="zh_TW"/>
-        </w:rPr>
-        <w:t>），然後撒母耳「拿瓶膏油倒在掃羅的頭上，與他親嘴，說：『這不是耶和華膏你作他產業的君嗎？』」（</w:t>
+        <w:t>）。耶和華使該隱面對他的罪，對他施行審判，並宣告</w:t>
+      </w:r>
+      <w:r>
+        <w:rPr>
+          <w:lang w:val="zh_TW" w:bidi="zh_TW"/>
+        </w:rPr>
+        <w:t>咒詛</w:t>
+      </w:r>
+      <w:r>
+        <w:rPr>
+          <w:lang w:val="zh_TW" w:bidi="zh_TW"/>
+        </w:rPr>
+        <w:t>。神使該隱離開</w:t>
+      </w:r>
+      <w:r>
+        <w:rPr>
+          <w:lang w:val="zh_TW" w:bidi="zh_TW"/>
+        </w:rPr>
+        <w:t>伊甸</w:t>
+      </w:r>
+      <w:r>
+        <w:rPr>
+          <w:lang w:val="zh_TW" w:bidi="zh_TW"/>
+        </w:rPr>
+        <w:t>東邊的</w:t>
+      </w:r>
+      <w:r>
+        <w:rPr>
+          <w:lang w:val="zh_TW" w:bidi="zh_TW"/>
+        </w:rPr>
+        <w:t>挪得</w:t>
+      </w:r>
+      <w:r>
+        <w:rPr>
+          <w:lang w:val="zh_TW" w:bidi="zh_TW"/>
+        </w:rPr>
+        <w:t>之地（</w:t>
       </w:r>
       <w:hyperlink r:id="rId24">
         <w:r>
@@ -726,14 +755,14 @@
             <w:color w:val="0000EE"/>
             <w:u w:val="single"/>
           </w:rPr>
-          <w:t>撒上10:1</w:t>
+          <w:t>創4:9–16</w:t>
         </w:r>
       </w:hyperlink>
       <w:r>
         <w:rPr>
           <w:lang w:val="zh_TW" w:bidi="zh_TW"/>
         </w:rPr>
-        <w:t>）。</w:t>
+        <w:t>）。該隱向神抱怨說這刑罰太重，超過他所能承受，又害怕有人遇見他會殺他。於是耶和華給該隱立一個記號保護他，並應許若有人殺該隱，那人要受七倍的報應。</w:t>
       </w:r>
     </w:p>
     <w:p>
@@ -747,7 +776,19 @@
         <w:rPr>
           <w:lang w:val="zh_TW" w:bidi="zh_TW"/>
         </w:rPr>
-        <w:t>為了膏抹會幕（敬拜用的特別帳幕）及其祭司，以色列人製作了一種特別的油，由技藝精湛香料製造者，將上品的香料（沒藥、香肉桂、菖蒲、桂皮）與橄欖油混合而成（</w:t>
+        <w:t>該隱在挪得之地建造了一座城，並以他的兒子</w:t>
+      </w:r>
+      <w:r>
+        <w:rPr>
+          <w:lang w:val="zh_TW" w:bidi="zh_TW"/>
+        </w:rPr>
+        <w:t>以諾</w:t>
+      </w:r>
+      <w:r>
+        <w:rPr>
+          <w:lang w:val="zh_TW" w:bidi="zh_TW"/>
+        </w:rPr>
+        <w:t>的名字給那城命名（</w:t>
       </w:r>
       <w:hyperlink r:id="rId25">
         <w:r>
@@ -758,46 +799,26 @@
             <w:color w:val="0000EE"/>
             <w:u w:val="single"/>
           </w:rPr>
-          <w:t>出30:22</w:t>
+          <w:t>創4:17</w:t>
         </w:r>
       </w:hyperlink>
       <w:r>
         <w:rPr>
           <w:lang w:val="zh_TW" w:bidi="zh_TW"/>
         </w:rPr>
-        <w:t>–</w:t>
-      </w:r>
-      <w:hyperlink r:id="rId25">
-        <w:r>
-          <w:rPr>
-            <w:lang w:val="zh_TW" w:bidi="zh_TW"/>
-          </w:rPr>
-          <w:rPr>
-            <w:color w:val="0000EE"/>
-            <w:u w:val="single"/>
-          </w:rPr>
-          <w:t>25</w:t>
-        </w:r>
-      </w:hyperlink>
-      <w:r>
-        <w:rPr>
-          <w:lang w:val="zh_TW" w:bidi="zh_TW"/>
-        </w:rPr>
-        <w:t>）。</w:t>
-      </w:r>
-    </w:p>
-    <w:p>
-      <w:pPr/>
-      <w:r>
-        <w:rPr>
-          <w:lang w:val="zh_TW" w:bidi="zh_TW"/>
-        </w:rPr>
-      </w:r>
-      <w:r>
-        <w:rPr>
-          <w:lang w:val="zh_TW" w:bidi="zh_TW"/>
-        </w:rPr>
-        <w:t>耶和華指示以色列人，要膏抹所有為神分別為聖的事物和人，包括會幕、約櫃、桌子及其器具、燈台及其器具、香壇、燔祭壇、洗濯盆，以及大祭司亞倫和他的兒子（</w:t>
+        <w:t>）。該隱的後代從以諾開始不斷繁衍。在早期的世代中，他的後裔發展出不同的技能：有人住在帳棚中牧養牲畜，有人成為</w:t>
+      </w:r>
+      <w:r>
+        <w:rPr>
+          <w:lang w:val="zh_TW" w:bidi="zh_TW"/>
+        </w:rPr>
+        <w:t>作樂的人</w:t>
+      </w:r>
+      <w:r>
+        <w:rPr>
+          <w:lang w:val="zh_TW" w:bidi="zh_TW"/>
+        </w:rPr>
+        <w:t>，有人學習打造金屬器物（</w:t>
       </w:r>
       <w:hyperlink r:id="rId26">
         <w:r>
@@ -808,681 +829,7 @@
             <w:color w:val="0000EE"/>
             <w:u w:val="single"/>
           </w:rPr>
-          <w:t>出30:26</w:t>
-        </w:r>
-      </w:hyperlink>
-      <w:r>
-        <w:rPr>
-          <w:lang w:val="zh_TW" w:bidi="zh_TW"/>
-        </w:rPr>
-        <w:t>–</w:t>
-      </w:r>
-      <w:hyperlink r:id="rId26">
-        <w:r>
-          <w:rPr>
-            <w:lang w:val="zh_TW" w:bidi="zh_TW"/>
-          </w:rPr>
-          <w:rPr>
-            <w:color w:val="0000EE"/>
-            <w:u w:val="single"/>
-          </w:rPr>
-          <w:t>32</w:t>
-        </w:r>
-      </w:hyperlink>
-      <w:r>
-        <w:rPr>
-          <w:lang w:val="zh_TW" w:bidi="zh_TW"/>
-        </w:rPr>
-        <w:t>）。這使至聖所配有聖潔的家具、聖潔的敬拜工具和聖潔的祭司，這些都被分別為聖，專屬於神。</w:t>
-      </w:r>
-    </w:p>
-    <w:p>
-      <w:pPr/>
-      <w:r>
-        <w:rPr>
-          <w:lang w:val="zh_TW" w:bidi="zh_TW"/>
-        </w:rPr>
-      </w:r>
-      <w:r>
-        <w:rPr>
-          <w:lang w:val="zh_TW" w:bidi="zh_TW"/>
-        </w:rPr>
-        <w:t>在以色列，三種主要的職分均要被膏抹：先知、祭司和君王。先知有時通過正式的膏抹開始其事奉，但並不總是如此（</w:t>
-      </w:r>
-      <w:hyperlink r:id="rId27">
-        <w:r>
-          <w:rPr>
-            <w:lang w:val="zh_TW" w:bidi="zh_TW"/>
-          </w:rPr>
-          <w:rPr>
-            <w:color w:val="0000EE"/>
-            <w:u w:val="single"/>
-          </w:rPr>
-          <w:t>王上19:16</w:t>
-        </w:r>
-      </w:hyperlink>
-      <w:r>
-        <w:rPr>
-          <w:lang w:val="zh_TW" w:bidi="zh_TW"/>
-        </w:rPr>
-        <w:t>）。人們可以稱他們為神的受膏者（</w:t>
-      </w:r>
-      <w:hyperlink r:id="rId28">
-        <w:r>
-          <w:rPr>
-            <w:lang w:val="zh_TW" w:bidi="zh_TW"/>
-          </w:rPr>
-          <w:rPr>
-            <w:color w:val="0000EE"/>
-            <w:u w:val="single"/>
-          </w:rPr>
-          <w:t>代上16:22</w:t>
-        </w:r>
-      </w:hyperlink>
-      <w:r>
-        <w:rPr>
-          <w:lang w:val="zh_TW" w:bidi="zh_TW"/>
-        </w:rPr>
-        <w:t>；</w:t>
-      </w:r>
-      <w:hyperlink r:id="rId29">
-        <w:r>
-          <w:rPr>
-            <w:lang w:val="zh_TW" w:bidi="zh_TW"/>
-          </w:rPr>
-          <w:rPr>
-            <w:color w:val="0000EE"/>
-            <w:u w:val="single"/>
-          </w:rPr>
-          <w:t>詩105:15</w:t>
-        </w:r>
-      </w:hyperlink>
-      <w:r>
-        <w:rPr>
-          <w:lang w:val="zh_TW" w:bidi="zh_TW"/>
-        </w:rPr>
-        <w:t>）。當利未祭司職分開始時，所有祭司都被膏抹，包括亞倫的兒子和亞倫本人（</w:t>
-      </w:r>
-      <w:hyperlink r:id="rId30">
-        <w:r>
-          <w:rPr>
-            <w:lang w:val="zh_TW" w:bidi="zh_TW"/>
-          </w:rPr>
-          <w:rPr>
-            <w:color w:val="0000EE"/>
-            <w:u w:val="single"/>
-          </w:rPr>
-          <w:t>出40:12</w:t>
-        </w:r>
-      </w:hyperlink>
-      <w:r>
-        <w:rPr>
-          <w:lang w:val="zh_TW" w:bidi="zh_TW"/>
-        </w:rPr>
-        <w:t>–</w:t>
-      </w:r>
-      <w:hyperlink r:id="rId30">
-        <w:r>
-          <w:rPr>
-            <w:lang w:val="zh_TW" w:bidi="zh_TW"/>
-          </w:rPr>
-          <w:rPr>
-            <w:color w:val="0000EE"/>
-            <w:u w:val="single"/>
-          </w:rPr>
-          <w:t>15</w:t>
-        </w:r>
-      </w:hyperlink>
-      <w:r>
-        <w:rPr>
-          <w:lang w:val="zh_TW" w:bidi="zh_TW"/>
-        </w:rPr>
-        <w:t>；</w:t>
-      </w:r>
-      <w:hyperlink r:id="rId31">
-        <w:r>
-          <w:rPr>
-            <w:lang w:val="zh_TW" w:bidi="zh_TW"/>
-          </w:rPr>
-          <w:rPr>
-            <w:color w:val="0000EE"/>
-            <w:u w:val="single"/>
-          </w:rPr>
-          <w:t>民3:3</w:t>
-        </w:r>
-      </w:hyperlink>
-      <w:r>
-        <w:rPr>
-          <w:lang w:val="zh_TW" w:bidi="zh_TW"/>
-        </w:rPr>
-        <w:t>）。此後，祭司開始事奉時不再受膏抹，膏抹通常只用於大祭司（</w:t>
-      </w:r>
-      <w:hyperlink r:id="rId32">
-        <w:r>
-          <w:rPr>
-            <w:lang w:val="zh_TW" w:bidi="zh_TW"/>
-          </w:rPr>
-          <w:rPr>
-            <w:color w:val="0000EE"/>
-            <w:u w:val="single"/>
-          </w:rPr>
-          <w:t>出29:29</w:t>
-        </w:r>
-      </w:hyperlink>
-      <w:r>
-        <w:rPr>
-          <w:lang w:val="zh_TW" w:bidi="zh_TW"/>
-        </w:rPr>
-        <w:t>；</w:t>
-      </w:r>
-      <w:hyperlink r:id="rId33">
-        <w:r>
-          <w:rPr>
-            <w:lang w:val="zh_TW" w:bidi="zh_TW"/>
-          </w:rPr>
-          <w:rPr>
-            <w:color w:val="0000EE"/>
-            <w:u w:val="single"/>
-          </w:rPr>
-          <w:t>利16:32</w:t>
-        </w:r>
-      </w:hyperlink>
-      <w:r>
-        <w:rPr>
-          <w:lang w:val="zh_TW" w:bidi="zh_TW"/>
-        </w:rPr>
-        <w:t>）。</w:t>
-      </w:r>
-    </w:p>
-    <w:p>
-      <w:pPr/>
-      <w:r>
-        <w:rPr>
-          <w:lang w:val="zh_TW" w:bidi="zh_TW"/>
-        </w:rPr>
-      </w:r>
-      <w:r>
-        <w:rPr>
-          <w:lang w:val="zh_TW" w:bidi="zh_TW"/>
-        </w:rPr>
-        <w:t>在以色列人有君王統治之前，他們已經知道膏抹是象征君王登基開始的儀式（</w:t>
-      </w:r>
-      <w:hyperlink r:id="rId34">
-        <w:r>
-          <w:rPr>
-            <w:lang w:val="zh_TW" w:bidi="zh_TW"/>
-          </w:rPr>
-          <w:rPr>
-            <w:color w:val="0000EE"/>
-            <w:u w:val="single"/>
-          </w:rPr>
-          <w:t>士9:8</w:t>
-        </w:r>
-      </w:hyperlink>
-      <w:r>
-        <w:rPr>
-          <w:lang w:val="zh_TW" w:bidi="zh_TW"/>
-        </w:rPr>
-        <w:t>、15）。膏抹成為神命定的猶大和以色列諸王登基的儀式（</w:t>
-      </w:r>
-      <w:hyperlink r:id="rId35">
-        <w:r>
-          <w:rPr>
-            <w:lang w:val="zh_TW" w:bidi="zh_TW"/>
-          </w:rPr>
-          <w:rPr>
-            <w:color w:val="0000EE"/>
-            <w:u w:val="single"/>
-          </w:rPr>
-          <w:t>王下9:1</w:t>
-        </w:r>
-      </w:hyperlink>
-      <w:r>
-        <w:rPr>
-          <w:lang w:val="zh_TW" w:bidi="zh_TW"/>
-        </w:rPr>
-        <w:t>–</w:t>
-      </w:r>
-      <w:hyperlink r:id="rId35">
-        <w:r>
-          <w:rPr>
-            <w:lang w:val="zh_TW" w:bidi="zh_TW"/>
-          </w:rPr>
-          <w:rPr>
-            <w:color w:val="0000EE"/>
-            <w:u w:val="single"/>
-          </w:rPr>
-          <w:t>6，</w:t>
-        </w:r>
-      </w:hyperlink>
-      <w:hyperlink r:id="rId36">
-        <w:r>
-          <w:rPr>
-            <w:lang w:val="zh_TW" w:bidi="zh_TW"/>
-          </w:rPr>
-          <w:rPr>
-            <w:color w:val="0000EE"/>
-            <w:u w:val="single"/>
-          </w:rPr>
-          <w:t>11:12</w:t>
-        </w:r>
-      </w:hyperlink>
-      <w:r>
-        <w:rPr>
-          <w:lang w:val="zh_TW" w:bidi="zh_TW"/>
-        </w:rPr>
-        <w:t>。掃羅是第一位被膏的王（</w:t>
-      </w:r>
-      <w:hyperlink r:id="rId24">
-        <w:r>
-          <w:rPr>
-            <w:lang w:val="zh_TW" w:bidi="zh_TW"/>
-          </w:rPr>
-          <w:rPr>
-            <w:color w:val="0000EE"/>
-            <w:u w:val="single"/>
-          </w:rPr>
-          <w:t>撒上10:1</w:t>
-        </w:r>
-      </w:hyperlink>
-      <w:r>
-        <w:rPr>
-          <w:lang w:val="zh_TW" w:bidi="zh_TW"/>
-        </w:rPr>
-        <w:t>；</w:t>
-      </w:r>
-      <w:hyperlink r:id="rId37">
-        <w:r>
-          <w:rPr>
-            <w:lang w:val="zh_TW" w:bidi="zh_TW"/>
-          </w:rPr>
-          <w:rPr>
-            <w:color w:val="0000EE"/>
-            <w:u w:val="single"/>
-          </w:rPr>
-          <w:t>王上1:39</w:t>
-        </w:r>
-      </w:hyperlink>
-      <w:r>
-        <w:rPr>
-          <w:lang w:val="zh_TW" w:bidi="zh_TW"/>
-        </w:rPr>
-        <w:t>）。大衛被膏抹了三次（</w:t>
-      </w:r>
-      <w:hyperlink r:id="rId38">
-        <w:r>
-          <w:rPr>
-            <w:lang w:val="zh_TW" w:bidi="zh_TW"/>
-          </w:rPr>
-          <w:rPr>
-            <w:color w:val="0000EE"/>
-            <w:u w:val="single"/>
-          </w:rPr>
-          <w:t>撒上16:1、13</w:t>
-        </w:r>
-      </w:hyperlink>
-      <w:r>
-        <w:rPr>
-          <w:lang w:val="zh_TW" w:bidi="zh_TW"/>
-        </w:rPr>
-        <w:t>；</w:t>
-      </w:r>
-      <w:hyperlink r:id="rId39">
-        <w:r>
-          <w:rPr>
-            <w:lang w:val="zh_TW" w:bidi="zh_TW"/>
-          </w:rPr>
-          <w:rPr>
-            <w:color w:val="0000EE"/>
-            <w:u w:val="single"/>
-          </w:rPr>
-          <w:t>撒下2:4，</w:t>
-        </w:r>
-      </w:hyperlink>
-      <w:hyperlink r:id="rId40">
-        <w:r>
-          <w:rPr>
-            <w:lang w:val="zh_TW" w:bidi="zh_TW"/>
-          </w:rPr>
-          <w:rPr>
-            <w:color w:val="0000EE"/>
-            <w:u w:val="single"/>
-          </w:rPr>
-          <w:t>5:1</w:t>
-        </w:r>
-      </w:hyperlink>
-      <w:r>
-        <w:rPr>
-          <w:lang w:val="zh_TW" w:bidi="zh_TW"/>
-        </w:rPr>
-        <w:t>–</w:t>
-      </w:r>
-      <w:hyperlink r:id="rId40">
-        <w:r>
-          <w:rPr>
-            <w:lang w:val="zh_TW" w:bidi="zh_TW"/>
-          </w:rPr>
-          <w:rPr>
-            <w:color w:val="0000EE"/>
-            <w:u w:val="single"/>
-          </w:rPr>
-          <w:t>4</w:t>
-        </w:r>
-      </w:hyperlink>
-      <w:r>
-        <w:rPr>
-          <w:lang w:val="zh_TW" w:bidi="zh_TW"/>
-        </w:rPr>
-        <w:t>）。「耶和華的受膏者」成為以色列王的常用稱呼（</w:t>
-      </w:r>
-      <w:hyperlink r:id="rId41">
-        <w:r>
-          <w:rPr>
-            <w:lang w:val="zh_TW" w:bidi="zh_TW"/>
-          </w:rPr>
-          <w:rPr>
-            <w:color w:val="0000EE"/>
-            <w:u w:val="single"/>
-          </w:rPr>
-          <w:t>撒上12:3</w:t>
-        </w:r>
-      </w:hyperlink>
-      <w:r>
-        <w:rPr>
-          <w:lang w:val="zh_TW" w:bidi="zh_TW"/>
-        </w:rPr>
-        <w:t>–</w:t>
-      </w:r>
-      <w:hyperlink r:id="rId41">
-        <w:r>
-          <w:rPr>
-            <w:lang w:val="zh_TW" w:bidi="zh_TW"/>
-          </w:rPr>
-          <w:rPr>
-            <w:color w:val="0000EE"/>
-            <w:u w:val="single"/>
-          </w:rPr>
-          <w:t>5</w:t>
-        </w:r>
-      </w:hyperlink>
-      <w:r>
-        <w:rPr>
-          <w:lang w:val="zh_TW" w:bidi="zh_TW"/>
-        </w:rPr>
-        <w:t>；</w:t>
-      </w:r>
-      <w:hyperlink r:id="rId42">
-        <w:r>
-          <w:rPr>
-            <w:lang w:val="zh_TW" w:bidi="zh_TW"/>
-          </w:rPr>
-          <w:rPr>
-            <w:color w:val="0000EE"/>
-            <w:u w:val="single"/>
-          </w:rPr>
-          <w:t>撒下1:14</w:t>
-        </w:r>
-      </w:hyperlink>
-      <w:r>
-        <w:rPr>
-          <w:lang w:val="zh_TW" w:bidi="zh_TW"/>
-        </w:rPr>
-        <w:t>–</w:t>
-      </w:r>
-      <w:hyperlink r:id="rId42">
-        <w:r>
-          <w:rPr>
-            <w:lang w:val="zh_TW" w:bidi="zh_TW"/>
-          </w:rPr>
-          <w:rPr>
-            <w:color w:val="0000EE"/>
-            <w:u w:val="single"/>
-          </w:rPr>
-          <w:t>16</w:t>
-        </w:r>
-      </w:hyperlink>
-      <w:r>
-        <w:rPr>
-          <w:lang w:val="zh_TW" w:bidi="zh_TW"/>
-        </w:rPr>
-        <w:t>；</w:t>
-      </w:r>
-      <w:hyperlink r:id="rId43">
-        <w:r>
-          <w:rPr>
-            <w:lang w:val="zh_TW" w:bidi="zh_TW"/>
-          </w:rPr>
-          <w:rPr>
-            <w:color w:val="0000EE"/>
-            <w:u w:val="single"/>
-          </w:rPr>
-          <w:t>詩89:38、51</w:t>
-        </w:r>
-      </w:hyperlink>
-      <w:r>
-        <w:rPr>
-          <w:lang w:val="zh_TW" w:bidi="zh_TW"/>
-        </w:rPr>
-        <w:t>；</w:t>
-      </w:r>
-      <w:hyperlink r:id="rId44">
-        <w:r>
-          <w:rPr>
-            <w:lang w:val="zh_TW" w:bidi="zh_TW"/>
-          </w:rPr>
-          <w:rPr>
-            <w:color w:val="0000EE"/>
-            <w:u w:val="single"/>
-          </w:rPr>
-          <w:t>哀4:20</w:t>
-        </w:r>
-      </w:hyperlink>
-      <w:r>
-        <w:rPr>
-          <w:lang w:val="zh_TW" w:bidi="zh_TW"/>
-        </w:rPr>
-        <w:t>）。</w:t>
-      </w:r>
-    </w:p>
-    <w:p>
-      <w:pPr/>
-      <w:r>
-        <w:rPr>
-          <w:lang w:val="zh_TW" w:bidi="zh_TW"/>
-        </w:rPr>
-      </w:r>
-      <w:r>
-        <w:rPr>
-          <w:lang w:val="zh_TW" w:bidi="zh_TW"/>
-        </w:rPr>
-        <w:t>膏抹並不僅限於宗教用途。埃及人和敘利亞人也用膏抹作為健康和美容的手段。聖經顯示以色列人也有類似的膏抹用法（</w:t>
-      </w:r>
-      <w:hyperlink r:id="rId45">
-        <w:r>
-          <w:rPr>
-            <w:lang w:val="zh_TW" w:bidi="zh_TW"/>
-          </w:rPr>
-          <w:rPr>
-            <w:color w:val="0000EE"/>
-            <w:u w:val="single"/>
-          </w:rPr>
-          <w:t>撒下12:20</w:t>
-        </w:r>
-      </w:hyperlink>
-      <w:r>
-        <w:rPr>
-          <w:lang w:val="zh_TW" w:bidi="zh_TW"/>
-        </w:rPr>
-        <w:t>；</w:t>
-      </w:r>
-      <w:hyperlink r:id="rId46">
-        <w:r>
-          <w:rPr>
-            <w:lang w:val="zh_TW" w:bidi="zh_TW"/>
-          </w:rPr>
-          <w:rPr>
-            <w:color w:val="0000EE"/>
-            <w:u w:val="single"/>
-          </w:rPr>
-          <w:t>得3:3</w:t>
-        </w:r>
-      </w:hyperlink>
-      <w:r>
-        <w:rPr>
-          <w:lang w:val="zh_TW" w:bidi="zh_TW"/>
-        </w:rPr>
-        <w:t>；</w:t>
-      </w:r>
-      <w:hyperlink r:id="rId47">
-        <w:r>
-          <w:rPr>
-            <w:lang w:val="zh_TW" w:bidi="zh_TW"/>
-          </w:rPr>
-          <w:rPr>
-            <w:color w:val="0000EE"/>
-            <w:u w:val="single"/>
-          </w:rPr>
-          <w:t>彌6:15</w:t>
-        </w:r>
-      </w:hyperlink>
-      <w:r>
-        <w:rPr>
-          <w:lang w:val="zh_TW" w:bidi="zh_TW"/>
-        </w:rPr>
-        <w:t>）。當人不膏抹或不在自己身上抹香膏時，就表示他們正哀傷或困苦（</w:t>
-      </w:r>
-      <w:hyperlink r:id="rId48">
-        <w:r>
-          <w:rPr>
-            <w:lang w:val="zh_TW" w:bidi="zh_TW"/>
-          </w:rPr>
-          <w:rPr>
-            <w:color w:val="0000EE"/>
-            <w:u w:val="single"/>
-          </w:rPr>
-          <w:t>撒下14:2</w:t>
-        </w:r>
-      </w:hyperlink>
-      <w:r>
-        <w:rPr>
-          <w:lang w:val="zh_TW" w:bidi="zh_TW"/>
-        </w:rPr>
-        <w:t>；</w:t>
-      </w:r>
-      <w:hyperlink r:id="rId49">
-        <w:r>
-          <w:rPr>
-            <w:lang w:val="zh_TW" w:bidi="zh_TW"/>
-          </w:rPr>
-          <w:rPr>
-            <w:color w:val="0000EE"/>
-            <w:u w:val="single"/>
-          </w:rPr>
-          <w:t>但10:3</w:t>
-        </w:r>
-      </w:hyperlink>
-      <w:r>
-        <w:rPr>
-          <w:lang w:val="zh_TW" w:bidi="zh_TW"/>
-        </w:rPr>
-        <w:t>；</w:t>
-      </w:r>
-      <w:hyperlink r:id="rId50">
-        <w:r>
-          <w:rPr>
-            <w:lang w:val="zh_TW" w:bidi="zh_TW"/>
-          </w:rPr>
-          <w:rPr>
-            <w:color w:val="0000EE"/>
-            <w:u w:val="single"/>
-          </w:rPr>
-          <w:t>太6:17</w:t>
-        </w:r>
-      </w:hyperlink>
-      <w:r>
-        <w:rPr>
-          <w:lang w:val="zh_TW" w:bidi="zh_TW"/>
-        </w:rPr>
-        <w:t>）。</w:t>
-      </w:r>
-    </w:p>
-    <w:p>
-      <w:pPr/>
-      <w:r>
-        <w:rPr>
-          <w:lang w:val="zh_TW" w:bidi="zh_TW"/>
-        </w:rPr>
-      </w:r>
-      <w:r>
-        <w:rPr>
-          <w:lang w:val="zh_TW" w:bidi="zh_TW"/>
-        </w:rPr>
-        <w:t>新約聖經建議，當病人要求用油膏抹他們時，可以這樣做。教會領袖在這過程中為病人禱告求醫治（</w:t>
-      </w:r>
-      <w:hyperlink r:id="rId51">
-        <w:r>
-          <w:rPr>
-            <w:lang w:val="zh_TW" w:bidi="zh_TW"/>
-          </w:rPr>
-          <w:rPr>
-            <w:color w:val="0000EE"/>
-            <w:u w:val="single"/>
-          </w:rPr>
-          <w:t>雅5:14</w:t>
-        </w:r>
-      </w:hyperlink>
-      <w:r>
-        <w:rPr>
-          <w:lang w:val="zh_TW" w:bidi="zh_TW"/>
-        </w:rPr>
-        <w:t>–</w:t>
-      </w:r>
-      <w:hyperlink r:id="rId51">
-        <w:r>
-          <w:rPr>
-            <w:lang w:val="zh_TW" w:bidi="zh_TW"/>
-          </w:rPr>
-          <w:rPr>
-            <w:color w:val="0000EE"/>
-            <w:u w:val="single"/>
-          </w:rPr>
-          <w:t>16</w:t>
-        </w:r>
-      </w:hyperlink>
-      <w:r>
-        <w:rPr>
-          <w:lang w:val="zh_TW" w:bidi="zh_TW"/>
-        </w:rPr>
-        <w:t>）。使徒（早期基督教領袖）在醫治時也用油膏抹病人（</w:t>
-      </w:r>
-      <w:hyperlink r:id="rId52">
-        <w:r>
-          <w:rPr>
-            <w:lang w:val="zh_TW" w:bidi="zh_TW"/>
-          </w:rPr>
-          <w:rPr>
-            <w:color w:val="0000EE"/>
-            <w:u w:val="single"/>
-          </w:rPr>
-          <w:t>可6:12</w:t>
-        </w:r>
-      </w:hyperlink>
-      <w:r>
-        <w:rPr>
-          <w:lang w:val="zh_TW" w:bidi="zh_TW"/>
-        </w:rPr>
-        <w:t>–</w:t>
-      </w:r>
-      <w:hyperlink r:id="rId52">
-        <w:r>
-          <w:rPr>
-            <w:lang w:val="zh_TW" w:bidi="zh_TW"/>
-          </w:rPr>
-          <w:rPr>
-            <w:color w:val="0000EE"/>
-            <w:u w:val="single"/>
-          </w:rPr>
-          <w:t>13</w:t>
+          <w:t>18–22節</w:t>
         </w:r>
       </w:hyperlink>
       <w:r>
@@ -3391,6 +2738,12 @@
   </w:num>
   <w:num w:numId="13" w16cid:durableId="592781308">
     <w:abstractNumId w:val="11"/>
+  </w:num>
+  <w:num w:numId="14">
+    <w:abstractNumId w:val="3"/>
+    <w:lvlOverride w:ilvl="0">
+      <w:startOverride w:val="1"/>
+    </w:lvlOverride>
   </w:num>
   <w:numIdMacAtCleanup w:val="10"/>
 </w:numbering>

--- a/zht/docx/038.content.docx
+++ b/zht/docx/038.content.docx
@@ -19,7 +19,7 @@
         <w:rPr>
           <w:lang w:val="zh_TW" w:bidi="zh_TW"/>
         </w:rPr>
-        <w:t>Resource: 聖經詞典 (Tyndale)</w:t>
+        <w:t>Resource: Tyndale Open Bible Dictionary</w:t>
       </w:r>
       <w:r>
         <w:rPr>
@@ -112,7 +112,7 @@
         <w:rPr>
           <w:lang w:val="zh_TW" w:bidi="zh_TW"/>
         </w:rPr>
-        <w:t>聖經詞典 (Tyndale)</w:t>
+        <w:t>Tyndale Open Bible Dictionary</w:t>
       </w:r>
     </w:p>
     <w:p>
@@ -149,7 +149,7 @@
         <w:rPr>
           <w:lang w:val="zh_TW" w:bidi="zh_TW"/>
         </w:rPr>
-        <w:t>gai</w:t>
+        <w:t>fen</w:t>
       </w:r>
       <w:r>
         <w:rPr>
@@ -212,185 +212,7 @@
         <w:rPr>
           <w:lang w:val="zh_TW" w:bidi="zh_TW"/>
         </w:rPr>
-        <w:t>該南</w:t>
-      </w:r>
-      <w:r>
-        <w:rPr>
-          <w:lang w:val="zh_TW" w:bidi="zh_TW"/>
-        </w:rPr>
-      </w:r>
-    </w:p>
-    <w:p>
-      <w:pPr>
-        <w:pStyle w:val="ListNumber"/>
-        <w:numPr>
-          <w:ilvl w:val="0"/>
-          <w:numId w:val="14"/>
-        </w:numPr>
-        <w:spacing w:line="240" w:lineRule="auto"/>
-        <w:ind w:left="720"/>
-      </w:pPr>
-      <w:r>
-        <w:rPr>
-          <w:lang w:val="zh_TW" w:bidi="zh_TW"/>
-        </w:rPr>
-      </w:r>
-      <w:r>
-        <w:rPr>
-          <w:lang w:val="zh_TW" w:bidi="zh_TW"/>
-        </w:rPr>
-        <w:t>亞法撒的兒子（</w:t>
-      </w:r>
-      <w:hyperlink r:id="rId13">
-        <w:r>
-          <w:rPr>
-            <w:lang w:val="zh_TW" w:bidi="zh_TW"/>
-          </w:rPr>
-          <w:rPr>
-            <w:color w:val="0000EE"/>
-            <w:u w:val="single"/>
-          </w:rPr>
-          <w:t>路3:36</w:t>
-        </w:r>
-      </w:hyperlink>
-      <w:r>
-        <w:rPr>
-          <w:lang w:val="zh_TW" w:bidi="zh_TW"/>
-        </w:rPr>
-        <w:t>；</w:t>
-      </w:r>
-      <w:hyperlink r:id="rId14">
-        <w:r>
-          <w:rPr>
-            <w:lang w:val="zh_TW" w:bidi="zh_TW"/>
-          </w:rPr>
-          <w:rPr>
-            <w:color w:val="0000EE"/>
-            <w:u w:val="single"/>
-          </w:rPr>
-          <w:t>創10:24</w:t>
-        </w:r>
-      </w:hyperlink>
-      <w:r>
-        <w:rPr>
-          <w:lang w:val="zh_TW" w:bidi="zh_TW"/>
-        </w:rPr>
-        <w:t>〔七十士譯本〕，</w:t>
-      </w:r>
-      <w:hyperlink r:id="rId15">
-        <w:r>
-          <w:rPr>
-            <w:lang w:val="zh_TW" w:bidi="zh_TW"/>
-          </w:rPr>
-          <w:rPr>
-            <w:color w:val="0000EE"/>
-            <w:u w:val="single"/>
-          </w:rPr>
-          <w:t>11:12–13</w:t>
-        </w:r>
-      </w:hyperlink>
-      <w:r>
-        <w:rPr>
-          <w:lang w:val="zh_TW" w:bidi="zh_TW"/>
-        </w:rPr>
-        <w:t>）。</w:t>
-      </w:r>
-    </w:p>
-    <w:p>
-      <w:pPr>
-        <w:pStyle w:val="ListNumber"/>
-        <w:spacing w:line="240" w:lineRule="auto"/>
-        <w:ind w:left="720"/>
-      </w:pPr>
-      <w:r>
-        <w:rPr>
-          <w:lang w:val="zh_TW" w:bidi="zh_TW"/>
-        </w:rPr>
-      </w:r>
-      <w:r>
-        <w:rPr>
-          <w:lang w:val="zh_TW" w:bidi="zh_TW"/>
-        </w:rPr>
-        <w:t>亞當的曾孫，也稱為該南（Kenan）（</w:t>
-      </w:r>
-      <w:hyperlink r:id="rId16">
-        <w:r>
-          <w:rPr>
-            <w:lang w:val="zh_TW" w:bidi="zh_TW"/>
-          </w:rPr>
-          <w:rPr>
-            <w:color w:val="0000EE"/>
-            <w:u w:val="single"/>
-          </w:rPr>
-          <w:t>創5:9–14</w:t>
-        </w:r>
-      </w:hyperlink>
-      <w:r>
-        <w:rPr>
-          <w:lang w:val="zh_TW" w:bidi="zh_TW"/>
-        </w:rPr>
-        <w:t>；</w:t>
-      </w:r>
-      <w:hyperlink r:id="rId17">
-        <w:r>
-          <w:rPr>
-            <w:lang w:val="zh_TW" w:bidi="zh_TW"/>
-          </w:rPr>
-          <w:rPr>
-            <w:color w:val="0000EE"/>
-            <w:u w:val="single"/>
-          </w:rPr>
-          <w:t>代上1:2</w:t>
-        </w:r>
-      </w:hyperlink>
-      <w:r>
-        <w:rPr>
-          <w:lang w:val="zh_TW" w:bidi="zh_TW"/>
-        </w:rPr>
-        <w:t>；</w:t>
-      </w:r>
-      <w:hyperlink r:id="rId18">
-        <w:r>
-          <w:rPr>
-            <w:lang w:val="zh_TW" w:bidi="zh_TW"/>
-          </w:rPr>
-          <w:rPr>
-            <w:color w:val="0000EE"/>
-            <w:u w:val="single"/>
-          </w:rPr>
-          <w:t>路3:37</w:t>
-        </w:r>
-      </w:hyperlink>
-      <w:r>
-        <w:rPr>
-          <w:lang w:val="zh_TW" w:bidi="zh_TW"/>
-        </w:rPr>
-        <w:t>）。</w:t>
-        <w:br/>
-      </w:r>
-      <w:r>
-        <w:rPr>
-          <w:i/>
-          <w:lang w:val="zh_TW" w:bidi="zh_TW"/>
-        </w:rPr>
-        <w:t>見</w:t>
-      </w:r>
-      <w:r>
-        <w:rPr>
-          <w:lang w:val="zh_TW" w:bidi="zh_TW"/>
-        </w:rPr>
-        <w:t>該南</w:t>
-      </w:r>
-      <w:r>
-        <w:rPr>
-          <w:lang w:val="zh_TW" w:bidi="zh_TW"/>
-        </w:rPr>
-        <w:t>。</w:t>
-      </w:r>
-      <w:r>
-        <w:rPr>
-          <w:lang w:val="zh_TW" w:bidi="zh_TW"/>
-        </w:rPr>
+        <w:t>分辨善惡樹</w:t>
       </w:r>
       <w:r>
         <w:rPr>
@@ -405,21 +227,119 @@
           <w:lang w:val="zh_TW" w:bidi="zh_TW"/>
         </w:rPr>
       </w:r>
-    </w:p>
-    <w:p>
-      <w:pPr>
-        <w:pStyle w:val="Heading2"/>
-      </w:pPr>
-      <w:r>
-        <w:rPr>
-          <w:lang w:val="zh_TW" w:bidi="zh_TW"/>
-        </w:rPr>
-        <w:t>該南</w:t>
-      </w:r>
-      <w:r>
-        <w:rPr>
-          <w:lang w:val="zh_TW" w:bidi="zh_TW"/>
-        </w:rPr>
+      <w:r>
+        <w:rPr>
+          <w:lang w:val="zh_TW" w:bidi="zh_TW"/>
+        </w:rPr>
+        <w:t>這是伊甸園中被禁止吃的樹，人若吃它的果子便會得知善惡，隨之而來的是死亡，也就是與神分離，最終走向滅亡（</w:t>
+      </w:r>
+      <w:hyperlink r:id="rId13">
+        <w:r>
+          <w:rPr>
+            <w:lang w:val="zh_TW" w:bidi="zh_TW"/>
+          </w:rPr>
+          <w:rPr>
+            <w:color w:val="0000EE"/>
+            <w:u w:val="single"/>
+          </w:rPr>
+          <w:t>創2:9</w:t>
+        </w:r>
+      </w:hyperlink>
+      <w:r>
+        <w:rPr>
+          <w:lang w:val="zh_TW" w:bidi="zh_TW"/>
+        </w:rPr>
+        <w:t>、</w:t>
+      </w:r>
+      <w:hyperlink r:id="rId13">
+        <w:r>
+          <w:rPr>
+            <w:lang w:val="zh_TW" w:bidi="zh_TW"/>
+          </w:rPr>
+          <w:rPr>
+            <w:color w:val="0000EE"/>
+            <w:u w:val="single"/>
+          </w:rPr>
+          <w:t>15–17</w:t>
+        </w:r>
+      </w:hyperlink>
+      <w:r>
+        <w:rPr>
+          <w:lang w:val="zh_TW" w:bidi="zh_TW"/>
+        </w:rPr>
+        <w:t>，</w:t>
+      </w:r>
+      <w:hyperlink r:id="rId14">
+        <w:r>
+          <w:rPr>
+            <w:lang w:val="zh_TW" w:bidi="zh_TW"/>
+          </w:rPr>
+          <w:rPr>
+            <w:color w:val="0000EE"/>
+            <w:u w:val="single"/>
+          </w:rPr>
+          <w:t>3:1–24</w:t>
+        </w:r>
+      </w:hyperlink>
+      <w:r>
+        <w:rPr>
+          <w:lang w:val="zh_TW" w:bidi="zh_TW"/>
+        </w:rPr>
+        <w:t>）。那引誘人的蛇應許夏娃，只要她吃這果子，就能與神同等。夏娃和亞當吃了那樹上的果子之後，果然得著了「分別善惡的知識」。根據聖經其它地方對「知善惡」一語的用法（</w:t>
+      </w:r>
+      <w:hyperlink r:id="rId15">
+        <w:r>
+          <w:rPr>
+            <w:lang w:val="zh_TW" w:bidi="zh_TW"/>
+          </w:rPr>
+          <w:rPr>
+            <w:color w:val="0000EE"/>
+            <w:u w:val="single"/>
+          </w:rPr>
+          <w:t>申1:39</w:t>
+        </w:r>
+      </w:hyperlink>
+      <w:r>
+        <w:rPr>
+          <w:lang w:val="zh_TW" w:bidi="zh_TW"/>
+        </w:rPr>
+        <w:t>；</w:t>
+      </w:r>
+      <w:hyperlink r:id="rId16">
+        <w:r>
+          <w:rPr>
+            <w:lang w:val="zh_TW" w:bidi="zh_TW"/>
+          </w:rPr>
+          <w:rPr>
+            <w:color w:val="0000EE"/>
+            <w:u w:val="single"/>
+          </w:rPr>
+          <w:t>賽7:15–16</w:t>
+        </w:r>
+      </w:hyperlink>
+      <w:r>
+        <w:rPr>
+          <w:lang w:val="zh_TW" w:bidi="zh_TW"/>
+        </w:rPr>
+        <w:t>；</w:t>
+      </w:r>
+      <w:hyperlink r:id="rId17">
+        <w:r>
+          <w:rPr>
+            <w:lang w:val="zh_TW" w:bidi="zh_TW"/>
+          </w:rPr>
+          <w:rPr>
+            <w:color w:val="0000EE"/>
+            <w:u w:val="single"/>
+          </w:rPr>
+          <w:t>來5:14</w:t>
+        </w:r>
+      </w:hyperlink>
+      <w:r>
+        <w:rPr>
+          <w:lang w:val="zh_TW" w:bidi="zh_TW"/>
+        </w:rPr>
+        <w:t>），這個表達指的是孩子從天真無邪進入有道德意識階段的時期。</w:t>
       </w:r>
     </w:p>
     <w:p>
@@ -433,61 +353,7 @@
         <w:rPr>
           <w:lang w:val="zh_TW" w:bidi="zh_TW"/>
         </w:rPr>
-        <w:t>亞當的後裔。他是以挪士的兒子，屬亞當的第四代子孫（</w:t>
-      </w:r>
-      <w:hyperlink r:id="rId16">
-        <w:r>
-          <w:rPr>
-            <w:lang w:val="zh_TW" w:bidi="zh_TW"/>
-          </w:rPr>
-          <w:rPr>
-            <w:color w:val="0000EE"/>
-            <w:u w:val="single"/>
-          </w:rPr>
-          <w:t>創5:9–14</w:t>
-        </w:r>
-      </w:hyperlink>
-      <w:r>
-        <w:rPr>
-          <w:lang w:val="zh_TW" w:bidi="zh_TW"/>
-        </w:rPr>
-        <w:t>；</w:t>
-      </w:r>
-      <w:hyperlink r:id="rId17">
-        <w:r>
-          <w:rPr>
-            <w:lang w:val="zh_TW" w:bidi="zh_TW"/>
-          </w:rPr>
-          <w:rPr>
-            <w:color w:val="0000EE"/>
-            <w:u w:val="single"/>
-          </w:rPr>
-          <w:t>代上1:2</w:t>
-        </w:r>
-      </w:hyperlink>
-      <w:r>
-        <w:rPr>
-          <w:lang w:val="zh_TW" w:bidi="zh_TW"/>
-        </w:rPr>
-        <w:t>）。在</w:t>
-      </w:r>
-      <w:hyperlink r:id="rId18">
-        <w:r>
-          <w:rPr>
-            <w:lang w:val="zh_TW" w:bidi="zh_TW"/>
-          </w:rPr>
-          <w:rPr>
-            <w:color w:val="0000EE"/>
-            <w:u w:val="single"/>
-          </w:rPr>
-          <w:t>路加福音三章37節</w:t>
-        </w:r>
-      </w:hyperlink>
-      <w:r>
-        <w:rPr>
-          <w:lang w:val="zh_TW" w:bidi="zh_TW"/>
-        </w:rPr>
-        <w:t>也稱他為該南（Cainan）。</w:t>
+        <w:t>與這知識同時出現的，還有性自覺。亞當和夏娃吃了果子之後，便察覺自己的性特徵。同時，他們也能像神那樣觀看，因此以為神會因他們的赤身露體而羞辱他們。這個故事成了象徵：人為了追求神的地位而故意不順服，結果失去了無罪的純真，也不能與神相交。</w:t>
       </w:r>
     </w:p>
     <w:p>
@@ -499,32 +365,9 @@
       </w:r>
       <w:r>
         <w:rPr>
-          <w:i/>
-          <w:lang w:val="zh_TW" w:bidi="zh_TW"/>
-        </w:rPr>
-        <w:t>見</w:t>
-      </w:r>
-      <w:r>
-        <w:rPr>
-          <w:lang w:val="zh_TW" w:bidi="zh_TW"/>
-        </w:rPr>
-        <w:t>耶穌基督的家譜</w:t>
-      </w:r>
-      <w:r>
-        <w:rPr>
-          <w:lang w:val="zh_TW" w:bidi="zh_TW"/>
-        </w:rPr>
-        <w:t>。</w:t>
-      </w:r>
-      <w:r>
-        <w:rPr>
-          <w:lang w:val="zh_TW" w:bidi="zh_TW"/>
-        </w:rPr>
-      </w:r>
-      <w:r>
-        <w:rPr>
-          <w:lang w:val="zh_TW" w:bidi="zh_TW"/>
-        </w:rPr>
+          <w:lang w:val="zh_TW" w:bidi="zh_TW"/>
+        </w:rPr>
+        <w:t>亞當和夏娃吃分別善惡樹的果子所帶來的悲慘結果，就是他們失去了純真，並與神隔絕。為了阻止他們再吃那第二棵樹──「生命樹」的果子，使他們永遠不死，神將他們趕出伊甸園。然而，那樣一來，他們就會在墮落、有罪的狀態下永遠不死；因此，神將他們逐出伊甸園其實是出於祝福。</w:t>
       </w:r>
     </w:p>
     <w:p>
@@ -534,16 +377,77 @@
           <w:lang w:val="zh_TW" w:bidi="zh_TW"/>
         </w:rPr>
       </w:r>
-    </w:p>
-    <w:p>
-      <w:pPr>
-        <w:pStyle w:val="Heading2"/>
-      </w:pPr>
-      <w:r>
-        <w:rPr>
-          <w:lang w:val="zh_TW" w:bidi="zh_TW"/>
-        </w:rPr>
-        <w:t>該隱（人物）</w:t>
+      <w:r>
+        <w:rPr>
+          <w:i/>
+          <w:lang w:val="zh_TW" w:bidi="zh_TW"/>
+        </w:rPr>
+        <w:t>另見</w:t>
+      </w:r>
+      <w:r>
+        <w:rPr>
+          <w:lang w:val="zh_TW" w:bidi="zh_TW"/>
+        </w:rPr>
+        <w:t>亞當（人物）</w:t>
+      </w:r>
+      <w:r>
+        <w:rPr>
+          <w:lang w:val="zh_TW" w:bidi="zh_TW"/>
+        </w:rPr>
+        <w:t>；</w:t>
+      </w:r>
+      <w:r>
+        <w:rPr>
+          <w:lang w:val="zh_TW" w:bidi="zh_TW"/>
+        </w:rPr>
+        <w:t>夏娃</w:t>
+      </w:r>
+      <w:r>
+        <w:rPr>
+          <w:lang w:val="zh_TW" w:bidi="zh_TW"/>
+        </w:rPr>
+        <w:t>；</w:t>
+      </w:r>
+      <w:r>
+        <w:rPr>
+          <w:lang w:val="zh_TW" w:bidi="zh_TW"/>
+        </w:rPr>
+        <w:t>伊甸園</w:t>
+      </w:r>
+      <w:r>
+        <w:rPr>
+          <w:lang w:val="zh_TW" w:bidi="zh_TW"/>
+        </w:rPr>
+        <w:t>；</w:t>
+      </w:r>
+      <w:r>
+        <w:rPr>
+          <w:lang w:val="zh_TW" w:bidi="zh_TW"/>
+        </w:rPr>
+        <w:t>人類的墮落</w:t>
+      </w:r>
+      <w:r>
+        <w:rPr>
+          <w:lang w:val="zh_TW" w:bidi="zh_TW"/>
+        </w:rPr>
+        <w:t>；</w:t>
+      </w:r>
+      <w:r>
+        <w:rPr>
+          <w:lang w:val="zh_TW" w:bidi="zh_TW"/>
+        </w:rPr>
+        <w:t>生命樹</w:t>
+      </w:r>
+      <w:r>
+        <w:rPr>
+          <w:lang w:val="zh_TW" w:bidi="zh_TW"/>
+        </w:rPr>
+        <w:t>。</w:t>
+      </w:r>
+      <w:r>
+        <w:rPr>
+          <w:lang w:val="zh_TW" w:bidi="zh_TW"/>
+        </w:rPr>
       </w:r>
       <w:r>
         <w:rPr>
@@ -558,125 +462,21 @@
           <w:lang w:val="zh_TW" w:bidi="zh_TW"/>
         </w:rPr>
       </w:r>
-      <w:r>
-        <w:rPr>
-          <w:lang w:val="zh_TW" w:bidi="zh_TW"/>
-        </w:rPr>
-        <w:t>亞當</w:t>
-      </w:r>
-      <w:r>
-        <w:rPr>
-          <w:lang w:val="zh_TW" w:bidi="zh_TW"/>
-        </w:rPr>
-        <w:t>和</w:t>
-      </w:r>
-      <w:r>
-        <w:rPr>
-          <w:lang w:val="zh_TW" w:bidi="zh_TW"/>
-        </w:rPr>
-        <w:t>夏娃</w:t>
-      </w:r>
-      <w:r>
-        <w:rPr>
-          <w:lang w:val="zh_TW" w:bidi="zh_TW"/>
-        </w:rPr>
-        <w:t>的長子。他耕種土地，而他的弟弟</w:t>
-      </w:r>
-      <w:r>
-        <w:rPr>
-          <w:lang w:val="zh_TW" w:bidi="zh_TW"/>
-        </w:rPr>
-        <w:t>亞伯</w:t>
-      </w:r>
-      <w:r>
-        <w:rPr>
-          <w:lang w:val="zh_TW" w:bidi="zh_TW"/>
-        </w:rPr>
-        <w:t>則為牧羊人。人們談到可怕的暴力行為時，往往會以該隱殺害他的弟弟亞伯作為例子（</w:t>
-      </w:r>
-      <w:hyperlink r:id="rId19">
-        <w:r>
-          <w:rPr>
-            <w:lang w:val="zh_TW" w:bidi="zh_TW"/>
-          </w:rPr>
-          <w:rPr>
-            <w:color w:val="0000EE"/>
-            <w:u w:val="single"/>
-          </w:rPr>
-          <w:t>猶11</w:t>
-        </w:r>
-      </w:hyperlink>
-      <w:r>
-        <w:rPr>
-          <w:lang w:val="zh_TW" w:bidi="zh_TW"/>
-        </w:rPr>
-        <w:t>）。這兩兄弟都曾向耶和華獻上</w:t>
-      </w:r>
-      <w:r>
-        <w:rPr>
-          <w:lang w:val="zh_TW" w:bidi="zh_TW"/>
-        </w:rPr>
-        <w:t>供物</w:t>
-      </w:r>
-      <w:r>
-        <w:rPr>
-          <w:lang w:val="zh_TW" w:bidi="zh_TW"/>
-        </w:rPr>
-        <w:t>（</w:t>
-      </w:r>
-      <w:hyperlink r:id="rId20">
-        <w:r>
-          <w:rPr>
-            <w:lang w:val="zh_TW" w:bidi="zh_TW"/>
-          </w:rPr>
-          <w:rPr>
-            <w:color w:val="0000EE"/>
-            <w:u w:val="single"/>
-          </w:rPr>
-          <w:t>創4:3–4</w:t>
-        </w:r>
-      </w:hyperlink>
-      <w:r>
-        <w:rPr>
-          <w:lang w:val="zh_TW" w:bidi="zh_TW"/>
-        </w:rPr>
-        <w:t>）。根據</w:t>
-      </w:r>
-      <w:hyperlink r:id="rId21">
-        <w:r>
-          <w:rPr>
-            <w:lang w:val="zh_TW" w:bidi="zh_TW"/>
-          </w:rPr>
-          <w:rPr>
-            <w:color w:val="0000EE"/>
-            <w:u w:val="single"/>
-          </w:rPr>
-          <w:t>希伯來書十一章4節</w:t>
-        </w:r>
-      </w:hyperlink>
-      <w:r>
-        <w:rPr>
-          <w:lang w:val="zh_TW" w:bidi="zh_TW"/>
-        </w:rPr>
-        <w:t>，亞伯憑著信心獻上比該隱更合宜的供物，該隱因神不悅納他的供物而大大發怒。當神悅納亞伯的供物卻不悅納他自己的時候，該隱就殺了他的弟弟（</w:t>
-      </w:r>
-      <w:hyperlink r:id="rId22">
-        <w:r>
-          <w:rPr>
-            <w:lang w:val="zh_TW" w:bidi="zh_TW"/>
-          </w:rPr>
-          <w:rPr>
-            <w:color w:val="0000EE"/>
-            <w:u w:val="single"/>
-          </w:rPr>
-          <w:t>創4:5–8</w:t>
-        </w:r>
-      </w:hyperlink>
-      <w:r>
-        <w:rPr>
-          <w:lang w:val="zh_TW" w:bidi="zh_TW"/>
-        </w:rPr>
-        <w:t>）。</w:t>
+    </w:p>
+    <w:p>
+      <w:pPr>
+        <w:pStyle w:val="Heading2"/>
+      </w:pPr>
+      <w:r>
+        <w:rPr>
+          <w:lang w:val="zh_TW" w:bidi="zh_TW"/>
+        </w:rPr>
+        <w:t>分封王</w:t>
+      </w:r>
+      <w:r>
+        <w:rPr>
+          <w:lang w:val="zh_TW" w:bidi="zh_TW"/>
+        </w:rPr>
       </w:r>
     </w:p>
     <w:p>
@@ -690,79 +490,7 @@
         <w:rPr>
           <w:lang w:val="zh_TW" w:bidi="zh_TW"/>
         </w:rPr>
-        <w:t>聖經在解釋該隱為何行兇時說，他是屬那惡者（</w:t>
-      </w:r>
-      <w:hyperlink r:id="rId23">
-        <w:r>
-          <w:rPr>
-            <w:lang w:val="zh_TW" w:bidi="zh_TW"/>
-          </w:rPr>
-          <w:rPr>
-            <w:color w:val="0000EE"/>
-            <w:u w:val="single"/>
-          </w:rPr>
-          <w:t>約一3:12</w:t>
-        </w:r>
-      </w:hyperlink>
-      <w:r>
-        <w:rPr>
-          <w:lang w:val="zh_TW" w:bidi="zh_TW"/>
-        </w:rPr>
-        <w:t>）。耶和華使該隱面對他的罪，對他施行審判，並宣告</w:t>
-      </w:r>
-      <w:r>
-        <w:rPr>
-          <w:lang w:val="zh_TW" w:bidi="zh_TW"/>
-        </w:rPr>
-        <w:t>咒詛</w:t>
-      </w:r>
-      <w:r>
-        <w:rPr>
-          <w:lang w:val="zh_TW" w:bidi="zh_TW"/>
-        </w:rPr>
-        <w:t>。神使該隱離開</w:t>
-      </w:r>
-      <w:r>
-        <w:rPr>
-          <w:lang w:val="zh_TW" w:bidi="zh_TW"/>
-        </w:rPr>
-        <w:t>伊甸</w:t>
-      </w:r>
-      <w:r>
-        <w:rPr>
-          <w:lang w:val="zh_TW" w:bidi="zh_TW"/>
-        </w:rPr>
-        <w:t>東邊的</w:t>
-      </w:r>
-      <w:r>
-        <w:rPr>
-          <w:lang w:val="zh_TW" w:bidi="zh_TW"/>
-        </w:rPr>
-        <w:t>挪得</w:t>
-      </w:r>
-      <w:r>
-        <w:rPr>
-          <w:lang w:val="zh_TW" w:bidi="zh_TW"/>
-        </w:rPr>
-        <w:t>之地（</w:t>
-      </w:r>
-      <w:hyperlink r:id="rId24">
-        <w:r>
-          <w:rPr>
-            <w:lang w:val="zh_TW" w:bidi="zh_TW"/>
-          </w:rPr>
-          <w:rPr>
-            <w:color w:val="0000EE"/>
-            <w:u w:val="single"/>
-          </w:rPr>
-          <w:t>創4:9–16</w:t>
-        </w:r>
-      </w:hyperlink>
-      <w:r>
-        <w:rPr>
-          <w:lang w:val="zh_TW" w:bidi="zh_TW"/>
-        </w:rPr>
-        <w:t>）。該隱向神抱怨說這刑罰太重，超過他所能承受，又害怕有人遇見他會殺他。於是耶和華給該隱立一個記號保護他，並應許若有人殺該隱，那人要受七倍的報應。</w:t>
+        <w:t>分封王是一類羅馬官員，統治部分行省。分封王是地方領袖，但他們的權力不足以被稱為王。這個稱號在一些羅馬省份使用，如帖撒羅尼迦、加拉太和敘利亞。</w:t>
       </w:r>
     </w:p>
     <w:p>
@@ -776,19 +504,195 @@
         <w:rPr>
           <w:lang w:val="zh_TW" w:bidi="zh_TW"/>
         </w:rPr>
-        <w:t>該隱在挪得之地建造了一座城，並以他的兒子</w:t>
-      </w:r>
-      <w:r>
-        <w:rPr>
-          <w:lang w:val="zh_TW" w:bidi="zh_TW"/>
-        </w:rPr>
-        <w:t>以諾</w:t>
-      </w:r>
-      <w:r>
-        <w:rPr>
-          <w:lang w:val="zh_TW" w:bidi="zh_TW"/>
-        </w:rPr>
-        <w:t>的名字給那城命名（</w:t>
+        <w:t>「分封王」這個稱號可能來自於統治某區域或國家四分之一地區的總督，就像希律大帝去世後的敘利亞一樣。到了新約聖經時代，這個稱號意義的重要性已經減弱。到那時，分封王的稱號只適用於次要的王子。</w:t>
+      </w:r>
+    </w:p>
+    <w:p>
+      <w:pPr/>
+      <w:r>
+        <w:rPr>
+          <w:lang w:val="zh_TW" w:bidi="zh_TW"/>
+        </w:rPr>
+      </w:r>
+      <w:r>
+        <w:rPr>
+          <w:lang w:val="zh_TW" w:bidi="zh_TW"/>
+        </w:rPr>
+        <w:t>在聖經中提到三位分封王。路加記載希律安提帕是加利利的分封王。他還指出腓力是以土利亞和特拉可尼地方的分封王，而呂撒聶是亞比利尼的分封王（</w:t>
+      </w:r>
+      <w:hyperlink r:id="rId18">
+        <w:r>
+          <w:rPr>
+            <w:lang w:val="zh_TW" w:bidi="zh_TW"/>
+          </w:rPr>
+          <w:rPr>
+            <w:color w:val="0000EE"/>
+            <w:u w:val="single"/>
+          </w:rPr>
+          <w:t>路加福音3:1</w:t>
+        </w:r>
+      </w:hyperlink>
+      <w:r>
+        <w:rPr>
+          <w:lang w:val="zh_TW" w:bidi="zh_TW"/>
+        </w:rPr>
+        <w:t>）。在聖經其它地方唯一提到的分封王是希律（</w:t>
+      </w:r>
+      <w:hyperlink r:id="rId19">
+        <w:r>
+          <w:rPr>
+            <w:lang w:val="zh_TW" w:bidi="zh_TW"/>
+          </w:rPr>
+          <w:rPr>
+            <w:color w:val="0000EE"/>
+            <w:u w:val="single"/>
+          </w:rPr>
+          <w:t>馬太福音14:1</w:t>
+        </w:r>
+      </w:hyperlink>
+      <w:r>
+        <w:rPr>
+          <w:lang w:val="zh_TW" w:bidi="zh_TW"/>
+        </w:rPr>
+        <w:t>；</w:t>
+      </w:r>
+      <w:hyperlink r:id="rId20">
+        <w:r>
+          <w:rPr>
+            <w:lang w:val="zh_TW" w:bidi="zh_TW"/>
+          </w:rPr>
+          <w:rPr>
+            <w:color w:val="0000EE"/>
+            <w:u w:val="single"/>
+          </w:rPr>
+          <w:t>路加福音3:19</w:t>
+        </w:r>
+      </w:hyperlink>
+      <w:r>
+        <w:rPr>
+          <w:lang w:val="zh_TW" w:bidi="zh_TW"/>
+        </w:rPr>
+        <w:t>，</w:t>
+      </w:r>
+      <w:hyperlink r:id="rId21">
+        <w:r>
+          <w:rPr>
+            <w:lang w:val="zh_TW" w:bidi="zh_TW"/>
+          </w:rPr>
+          <w:rPr>
+            <w:color w:val="0000EE"/>
+            <w:u w:val="single"/>
+          </w:rPr>
+          <w:t>9:7</w:t>
+        </w:r>
+      </w:hyperlink>
+      <w:r>
+        <w:rPr>
+          <w:lang w:val="zh_TW" w:bidi="zh_TW"/>
+        </w:rPr>
+        <w:t>；</w:t>
+      </w:r>
+      <w:hyperlink r:id="rId22">
+        <w:r>
+          <w:rPr>
+            <w:lang w:val="zh_TW" w:bidi="zh_TW"/>
+          </w:rPr>
+          <w:rPr>
+            <w:color w:val="0000EE"/>
+            <w:u w:val="single"/>
+          </w:rPr>
+          <w:t>使徒行傳13:1</w:t>
+        </w:r>
+      </w:hyperlink>
+      <w:r>
+        <w:rPr>
+          <w:lang w:val="zh_TW" w:bidi="zh_TW"/>
+        </w:rPr>
+        <w:t>）。希律也被他的猶太臣民稱為「王」，顯示出他較大的重要性（</w:t>
+      </w:r>
+      <w:hyperlink r:id="rId23">
+        <w:r>
+          <w:rPr>
+            <w:lang w:val="zh_TW" w:bidi="zh_TW"/>
+          </w:rPr>
+          <w:rPr>
+            <w:color w:val="0000EE"/>
+            <w:u w:val="single"/>
+          </w:rPr>
+          <w:t>馬太福音14:9</w:t>
+        </w:r>
+      </w:hyperlink>
+      <w:r>
+        <w:rPr>
+          <w:lang w:val="zh_TW" w:bidi="zh_TW"/>
+        </w:rPr>
+        <w:t>；</w:t>
+      </w:r>
+      <w:hyperlink r:id="rId24">
+        <w:r>
+          <w:rPr>
+            <w:lang w:val="zh_TW" w:bidi="zh_TW"/>
+          </w:rPr>
+          <w:rPr>
+            <w:color w:val="0000EE"/>
+            <w:u w:val="single"/>
+          </w:rPr>
+          <w:t>馬可福音6:14</w:t>
+        </w:r>
+      </w:hyperlink>
+      <w:r>
+        <w:rPr>
+          <w:lang w:val="zh_TW" w:bidi="zh_TW"/>
+        </w:rPr>
+        <w:t>）。</w:t>
+      </w:r>
+      <w:r>
+        <w:rPr>
+          <w:lang w:val="zh_TW" w:bidi="zh_TW"/>
+        </w:rPr>
+      </w:r>
+      <w:r>
+        <w:rPr>
+          <w:lang w:val="zh_TW" w:bidi="zh_TW"/>
+        </w:rPr>
+      </w:r>
+    </w:p>
+    <w:p>
+      <w:pPr/>
+      <w:r>
+        <w:rPr>
+          <w:lang w:val="zh_TW" w:bidi="zh_TW"/>
+        </w:rPr>
+      </w:r>
+    </w:p>
+    <w:p>
+      <w:pPr>
+        <w:pStyle w:val="Heading2"/>
+      </w:pPr>
+      <w:r>
+        <w:rPr>
+          <w:lang w:val="zh_TW" w:bidi="zh_TW"/>
+        </w:rPr>
+        <w:t>忿怒</w:t>
+      </w:r>
+      <w:r>
+        <w:rPr>
+          <w:lang w:val="zh_TW" w:bidi="zh_TW"/>
+        </w:rPr>
+      </w:r>
+    </w:p>
+    <w:p>
+      <w:pPr/>
+      <w:r>
+        <w:rPr>
+          <w:lang w:val="zh_TW" w:bidi="zh_TW"/>
+        </w:rPr>
+      </w:r>
+      <w:r>
+        <w:rPr>
+          <w:lang w:val="zh_TW" w:bidi="zh_TW"/>
+        </w:rPr>
+        <w:t>這個詞在聖經中常用來指憤怒（rage）、烈怒（fury）和惱恨（indignation）。在大多數情況下，忿怒被視為是錯誤的情緒。例如，</w:t>
       </w:r>
       <w:hyperlink r:id="rId25">
         <w:r>
@@ -799,26 +703,14 @@
             <w:color w:val="0000EE"/>
             <w:u w:val="single"/>
           </w:rPr>
-          <w:t>創4:17</w:t>
+          <w:t>詩篇三十七篇8節</w:t>
         </w:r>
       </w:hyperlink>
       <w:r>
         <w:rPr>
           <w:lang w:val="zh_TW" w:bidi="zh_TW"/>
         </w:rPr>
-        <w:t>）。該隱的後代從以諾開始不斷繁衍。在早期的世代中，他的後裔發展出不同的技能：有人住在帳棚中牧養牲畜，有人成為</w:t>
-      </w:r>
-      <w:r>
-        <w:rPr>
-          <w:lang w:val="zh_TW" w:bidi="zh_TW"/>
-        </w:rPr>
-        <w:t>作樂的人</w:t>
-      </w:r>
-      <w:r>
-        <w:rPr>
-          <w:lang w:val="zh_TW" w:bidi="zh_TW"/>
-        </w:rPr>
-        <w:t>，有人學習打造金屬器物（</w:t>
+        <w:t>命令：「當止住怒氣，離棄忿怒」當耶穌說：「只是我告訴你們，凡向弟兄動怒的，難免受審斷」（</w:t>
       </w:r>
       <w:hyperlink r:id="rId26">
         <w:r>
@@ -829,14 +721,1057 @@
             <w:color w:val="0000EE"/>
             <w:u w:val="single"/>
           </w:rPr>
-          <w:t>18–22節</w:t>
+          <w:t>太5:22</w:t>
         </w:r>
       </w:hyperlink>
       <w:r>
         <w:rPr>
           <w:lang w:val="zh_TW" w:bidi="zh_TW"/>
         </w:rPr>
+        <w:t>），耶穌提到將忿怒與謀殺相提並論，這意味著當一個人心中懷有忿怒時，就如同他實際上犯下了謀殺罪。</w:t>
+      </w:r>
+      <w:hyperlink r:id="rId27">
+        <w:r>
+          <w:rPr>
+            <w:lang w:val="zh_TW" w:bidi="zh_TW"/>
+          </w:rPr>
+          <w:rPr>
+            <w:color w:val="0000EE"/>
+            <w:u w:val="single"/>
+          </w:rPr>
+          <w:t>以弗所書四章31節</w:t>
+        </w:r>
+      </w:hyperlink>
+      <w:r>
+        <w:rPr>
+          <w:lang w:val="zh_TW" w:bidi="zh_TW"/>
+        </w:rPr>
+        <w:t>和</w:t>
+      </w:r>
+      <w:hyperlink r:id="rId28">
+        <w:r>
+          <w:rPr>
+            <w:lang w:val="zh_TW" w:bidi="zh_TW"/>
+          </w:rPr>
+          <w:rPr>
+            <w:color w:val="0000EE"/>
+            <w:u w:val="single"/>
+          </w:rPr>
+          <w:t>歌羅西書三章8節</w:t>
+        </w:r>
+      </w:hyperlink>
+      <w:r>
+        <w:rPr>
+          <w:lang w:val="zh_TW" w:bidi="zh_TW"/>
+        </w:rPr>
+        <w:t>列出惱恨，以及苦毒、忿怒、惡毒（malice）和毀謗，這些都是基督徒必須徹底擺脫的態度。在保羅列出的教會主教或牧師的品格特質中，指出基督徒領袖不應該易於動怒或輕易被激怒（</w:t>
+      </w:r>
+      <w:hyperlink r:id="rId29">
+        <w:r>
+          <w:rPr>
+            <w:lang w:val="zh_TW" w:bidi="zh_TW"/>
+          </w:rPr>
+          <w:rPr>
+            <w:color w:val="0000EE"/>
+            <w:u w:val="single"/>
+          </w:rPr>
+          <w:t>多1:7</w:t>
+        </w:r>
+      </w:hyperlink>
+      <w:r>
+        <w:rPr>
+          <w:lang w:val="zh_TW" w:bidi="zh_TW"/>
+        </w:rPr>
         <w:t>）。</w:t>
+      </w:r>
+    </w:p>
+    <w:p>
+      <w:pPr/>
+      <w:r>
+        <w:rPr>
+          <w:lang w:val="zh_TW" w:bidi="zh_TW"/>
+        </w:rPr>
+      </w:r>
+      <w:r>
+        <w:rPr>
+          <w:lang w:val="zh_TW" w:bidi="zh_TW"/>
+        </w:rPr>
+        <w:t>聖經承認人會忿怒。聖經並沒有譴責忿怒這種情緒，而是譴責忿怒所導致的後果。人習慣於讓忿怒控制或影響他們的行為，導致他們犯罪。這就是為什麼使徒保羅說：「生氣卻不要犯罪」（</w:t>
+      </w:r>
+      <w:hyperlink r:id="rId30">
+        <w:r>
+          <w:rPr>
+            <w:lang w:val="zh_TW" w:bidi="zh_TW"/>
+          </w:rPr>
+          <w:rPr>
+            <w:color w:val="0000EE"/>
+            <w:u w:val="single"/>
+          </w:rPr>
+          <w:t>弗4:26</w:t>
+        </w:r>
+      </w:hyperlink>
+      <w:r>
+        <w:rPr>
+          <w:lang w:val="zh_TW" w:bidi="zh_TW"/>
+        </w:rPr>
+        <w:t>）。一個人讓忿怒情緒持續的時間越長，越有可能產生罪惡的行為，從而給撒但留地步（見</w:t>
+      </w:r>
+      <w:hyperlink r:id="rId31">
+        <w:r>
+          <w:rPr>
+            <w:lang w:val="zh_TW" w:bidi="zh_TW"/>
+          </w:rPr>
+          <w:rPr>
+            <w:color w:val="0000EE"/>
+            <w:u w:val="single"/>
+          </w:rPr>
+          <w:t>弗4:27</w:t>
+        </w:r>
+      </w:hyperlink>
+      <w:r>
+        <w:rPr>
+          <w:lang w:val="zh_TW" w:bidi="zh_TW"/>
+        </w:rPr>
+        <w:t>）。</w:t>
+      </w:r>
+    </w:p>
+    <w:p>
+      <w:pPr/>
+      <w:r>
+        <w:rPr>
+          <w:lang w:val="zh_TW" w:bidi="zh_TW"/>
+        </w:rPr>
+      </w:r>
+      <w:r>
+        <w:rPr>
+          <w:lang w:val="zh_TW" w:bidi="zh_TW"/>
+        </w:rPr>
+        <w:t>聖經中也提到了好的忿怒。「義怒」指的是聖潔的心極度不滿，無法容忍任何形式的罪。神的忿怒包含這一元素：人應該是良善的，然而他們卻犯罪——神發怒「因這地的人離棄了耶和華—他們列祖的神，領他們出埃及地的時候與他們所立的約，去事奉敬拜素不認識的別神，是耶和華所未曾給他們安排的」（</w:t>
+      </w:r>
+      <w:hyperlink r:id="rId32">
+        <w:r>
+          <w:rPr>
+            <w:lang w:val="zh_TW" w:bidi="zh_TW"/>
+          </w:rPr>
+          <w:rPr>
+            <w:color w:val="0000EE"/>
+            <w:u w:val="single"/>
+          </w:rPr>
+          <w:t>申29:25–26</w:t>
+        </w:r>
+      </w:hyperlink>
+      <w:r>
+        <w:rPr>
+          <w:lang w:val="zh_TW" w:bidi="zh_TW"/>
+        </w:rPr>
+        <w:t>）。也正是在這個意義上，摩西在西奈山上看到金牛犢和以色列人崇拜偶像時，怒火中燒，以至他把立約的石版摔碎在地上（</w:t>
+      </w:r>
+      <w:hyperlink r:id="rId33">
+        <w:r>
+          <w:rPr>
+            <w:lang w:val="zh_TW" w:bidi="zh_TW"/>
+          </w:rPr>
+          <w:rPr>
+            <w:color w:val="0000EE"/>
+            <w:u w:val="single"/>
+          </w:rPr>
+          <w:t>出32:19</w:t>
+        </w:r>
+      </w:hyperlink>
+      <w:r>
+        <w:rPr>
+          <w:lang w:val="zh_TW" w:bidi="zh_TW"/>
+        </w:rPr>
+        <w:t>）。</w:t>
+      </w:r>
+    </w:p>
+    <w:p>
+      <w:pPr/>
+      <w:r>
+        <w:rPr>
+          <w:lang w:val="zh_TW" w:bidi="zh_TW"/>
+        </w:rPr>
+      </w:r>
+      <w:r>
+        <w:rPr>
+          <w:lang w:val="zh_TW" w:bidi="zh_TW"/>
+        </w:rPr>
+        <w:t>在新約聖經中，馬可福音記載耶穌忿怒地看著法利賽人，他們希望抓到耶穌違反他們律法的把柄（</w:t>
+      </w:r>
+      <w:hyperlink r:id="rId34">
+        <w:r>
+          <w:rPr>
+            <w:lang w:val="zh_TW" w:bidi="zh_TW"/>
+          </w:rPr>
+          <w:rPr>
+            <w:color w:val="0000EE"/>
+            <w:u w:val="single"/>
+          </w:rPr>
+          <w:t>可3:5</w:t>
+        </w:r>
+      </w:hyperlink>
+      <w:r>
+        <w:rPr>
+          <w:lang w:val="zh_TW" w:bidi="zh_TW"/>
+        </w:rPr>
+        <w:t>）。耶穌的忿怒也表現在祂潔淨聖殿（</w:t>
+      </w:r>
+      <w:hyperlink r:id="rId35">
+        <w:r>
+          <w:rPr>
+            <w:lang w:val="zh_TW" w:bidi="zh_TW"/>
+          </w:rPr>
+          <w:rPr>
+            <w:color w:val="0000EE"/>
+            <w:u w:val="single"/>
+          </w:rPr>
+          <w:t>約2:13–22</w:t>
+        </w:r>
+      </w:hyperlink>
+      <w:r>
+        <w:rPr>
+          <w:lang w:val="zh_TW" w:bidi="zh_TW"/>
+        </w:rPr>
+        <w:t>），聖殿應該是一個禱告的地方，但卻被用來做生意，所以耶穌「進了神的殿，趕出殿裡一切做買賣的人，推倒兌換銀錢之人的桌子，和賣鴿子之人的凳子」（</w:t>
+      </w:r>
+      <w:hyperlink r:id="rId36">
+        <w:r>
+          <w:rPr>
+            <w:lang w:val="zh_TW" w:bidi="zh_TW"/>
+          </w:rPr>
+          <w:rPr>
+            <w:color w:val="0000EE"/>
+            <w:u w:val="single"/>
+          </w:rPr>
+          <w:t>太21:12</w:t>
+        </w:r>
+      </w:hyperlink>
+      <w:r>
+        <w:rPr>
+          <w:lang w:val="zh_TW" w:bidi="zh_TW"/>
+        </w:rPr>
+        <w:t>）。祂的聖潔義怒既不是軟弱也不是罪惡。這樣的忿怒是對罪惡和不公義的適當回應，尤其是當罪惡和不公義顯然未受到懲罰時。</w:t>
+      </w:r>
+      <w:r>
+        <w:rPr>
+          <w:lang w:val="zh_TW" w:bidi="zh_TW"/>
+        </w:rPr>
+      </w:r>
+      <w:r>
+        <w:rPr>
+          <w:lang w:val="zh_TW" w:bidi="zh_TW"/>
+        </w:rPr>
+      </w:r>
+    </w:p>
+    <w:p>
+      <w:pPr/>
+      <w:r>
+        <w:rPr>
+          <w:lang w:val="zh_TW" w:bidi="zh_TW"/>
+        </w:rPr>
+      </w:r>
+    </w:p>
+    <w:p>
+      <w:pPr>
+        <w:pStyle w:val="Heading2"/>
+      </w:pPr>
+      <w:r>
+        <w:rPr>
+          <w:lang w:val="zh_TW" w:bidi="zh_TW"/>
+        </w:rPr>
+        <w:t>奮銳黨</w:t>
+      </w:r>
+      <w:r>
+        <w:rPr>
+          <w:lang w:val="zh_TW" w:bidi="zh_TW"/>
+        </w:rPr>
+      </w:r>
+    </w:p>
+    <w:p>
+      <w:pPr/>
+      <w:r>
+        <w:rPr>
+          <w:lang w:val="zh_TW" w:bidi="zh_TW"/>
+        </w:rPr>
+      </w:r>
+      <w:r>
+        <w:rPr>
+          <w:lang w:val="zh_TW" w:bidi="zh_TW"/>
+        </w:rPr>
+        <w:t>奮銳黨（zealot）是指對某種事業或信仰非常熱衷的人。在聖經中，這個詞被用來描述西門，他是耶穌十二門徒之一（</w:t>
+      </w:r>
+      <w:hyperlink r:id="rId37">
+        <w:r>
+          <w:rPr>
+            <w:lang w:val="zh_TW" w:bidi="zh_TW"/>
+          </w:rPr>
+          <w:rPr>
+            <w:color w:val="0000EE"/>
+            <w:u w:val="single"/>
+          </w:rPr>
+          <w:t>路6:15</w:t>
+        </w:r>
+      </w:hyperlink>
+      <w:r>
+        <w:rPr>
+          <w:lang w:val="zh_TW" w:bidi="zh_TW"/>
+        </w:rPr>
+        <w:t>；</w:t>
+      </w:r>
+      <w:hyperlink r:id="rId38">
+        <w:r>
+          <w:rPr>
+            <w:lang w:val="zh_TW" w:bidi="zh_TW"/>
+          </w:rPr>
+          <w:rPr>
+            <w:color w:val="0000EE"/>
+            <w:u w:val="single"/>
+          </w:rPr>
+          <w:t>徒1:13</w:t>
+        </w:r>
+      </w:hyperlink>
+      <w:r>
+        <w:rPr>
+          <w:lang w:val="zh_TW" w:bidi="zh_TW"/>
+        </w:rPr>
+        <w:t>）。這個西門不同於西門彼得，後者也是十二門徒之一。</w:t>
+      </w:r>
+    </w:p>
+    <w:p>
+      <w:pPr/>
+      <w:r>
+        <w:rPr>
+          <w:lang w:val="zh_TW" w:bidi="zh_TW"/>
+        </w:rPr>
+      </w:r>
+      <w:r>
+        <w:rPr>
+          <w:lang w:val="zh_TW" w:bidi="zh_TW"/>
+        </w:rPr>
+        <w:t>馬太和馬可用「迦南人(Cananaean」這個希臘文來代替奮銳黨（和合本聖經並沒有譯為迦南人，而是單單採用奮銳黨一詞，</w:t>
+      </w:r>
+      <w:hyperlink r:id="rId39">
+        <w:r>
+          <w:rPr>
+            <w:lang w:val="zh_TW" w:bidi="zh_TW"/>
+          </w:rPr>
+          <w:rPr>
+            <w:color w:val="0000EE"/>
+            <w:u w:val="single"/>
+          </w:rPr>
+          <w:t>太10:4</w:t>
+        </w:r>
+      </w:hyperlink>
+      <w:r>
+        <w:rPr>
+          <w:lang w:val="zh_TW" w:bidi="zh_TW"/>
+        </w:rPr>
+        <w:t>；</w:t>
+      </w:r>
+      <w:hyperlink r:id="rId40">
+        <w:r>
+          <w:rPr>
+            <w:lang w:val="zh_TW" w:bidi="zh_TW"/>
+          </w:rPr>
+          <w:rPr>
+            <w:color w:val="0000EE"/>
+            <w:u w:val="single"/>
+          </w:rPr>
+          <w:t>可3:18</w:t>
+        </w:r>
+      </w:hyperlink>
+      <w:r>
+        <w:rPr>
+          <w:lang w:val="zh_TW" w:bidi="zh_TW"/>
+        </w:rPr>
+        <w:t>）。這些詞在不同語言中意思相同，指的是一個非常熱衷於捍衛或支持某事的人。這個詞來自於「強烈的感情」或「非常渴望某事」的概念（</w:t>
+      </w:r>
+      <w:hyperlink r:id="rId41">
+        <w:r>
+          <w:rPr>
+            <w:lang w:val="zh_TW" w:bidi="zh_TW"/>
+          </w:rPr>
+          <w:rPr>
+            <w:color w:val="0000EE"/>
+            <w:u w:val="single"/>
+          </w:rPr>
+          <w:t>出34:14</w:t>
+        </w:r>
+      </w:hyperlink>
+      <w:r>
+        <w:rPr>
+          <w:lang w:val="zh_TW" w:bidi="zh_TW"/>
+        </w:rPr>
+        <w:t>；</w:t>
+      </w:r>
+      <w:hyperlink r:id="rId42">
+        <w:r>
+          <w:rPr>
+            <w:lang w:val="zh_TW" w:bidi="zh_TW"/>
+          </w:rPr>
+          <w:rPr>
+            <w:color w:val="0000EE"/>
+            <w:u w:val="single"/>
+          </w:rPr>
+          <w:t>馬加比二書4:2</w:t>
+        </w:r>
+      </w:hyperlink>
+      <w:r>
+        <w:rPr>
+          <w:lang w:val="zh_TW" w:bidi="zh_TW"/>
+        </w:rPr>
+        <w:t>）。</w:t>
+      </w:r>
+    </w:p>
+    <w:p>
+      <w:pPr/>
+      <w:r>
+        <w:rPr>
+          <w:lang w:val="zh_TW" w:bidi="zh_TW"/>
+        </w:rPr>
+      </w:r>
+      <w:r>
+        <w:rPr>
+          <w:lang w:val="zh_TW" w:bidi="zh_TW"/>
+        </w:rPr>
+        <w:t>當耶穌清理聖殿中濫用聖殿的人時，祂自己也表現出熱心（強烈的熱情），聖經說祂為「你的殿心裏焦急，如同火燒」（</w:t>
+      </w:r>
+      <w:hyperlink r:id="rId43">
+        <w:r>
+          <w:rPr>
+            <w:lang w:val="zh_TW" w:bidi="zh_TW"/>
+          </w:rPr>
+          <w:rPr>
+            <w:color w:val="0000EE"/>
+            <w:u w:val="single"/>
+          </w:rPr>
+          <w:t>約2:17</w:t>
+        </w:r>
+      </w:hyperlink>
+      <w:r>
+        <w:rPr>
+          <w:lang w:val="zh_TW" w:bidi="zh_TW"/>
+        </w:rPr>
+        <w:t>）。</w:t>
+      </w:r>
+    </w:p>
+    <w:p>
+      <w:pPr/>
+      <w:r>
+        <w:rPr>
+          <w:lang w:val="zh_TW" w:bidi="zh_TW"/>
+        </w:rPr>
+      </w:r>
+      <w:r>
+        <w:rPr>
+          <w:lang w:val="zh_TW" w:bidi="zh_TW"/>
+        </w:rPr>
+        <w:t>在早期基督教會中，一些信徒對屬靈的恩賜、善行和遵守神的律法充滿熱心（</w:t>
+      </w:r>
+      <w:hyperlink r:id="rId44">
+        <w:r>
+          <w:rPr>
+            <w:lang w:val="zh_TW" w:bidi="zh_TW"/>
+          </w:rPr>
+          <w:rPr>
+            <w:color w:val="0000EE"/>
+            <w:u w:val="single"/>
+          </w:rPr>
+          <w:t>徒21:20</w:t>
+        </w:r>
+      </w:hyperlink>
+      <w:r>
+        <w:rPr>
+          <w:lang w:val="zh_TW" w:bidi="zh_TW"/>
+        </w:rPr>
+        <w:t>；</w:t>
+      </w:r>
+      <w:hyperlink r:id="rId45">
+        <w:r>
+          <w:rPr>
+            <w:lang w:val="zh_TW" w:bidi="zh_TW"/>
+          </w:rPr>
+          <w:rPr>
+            <w:color w:val="0000EE"/>
+            <w:u w:val="single"/>
+          </w:rPr>
+          <w:t>林前14:12</w:t>
+        </w:r>
+      </w:hyperlink>
+      <w:r>
+        <w:rPr>
+          <w:lang w:val="zh_TW" w:bidi="zh_TW"/>
+        </w:rPr>
+        <w:t>；</w:t>
+      </w:r>
+      <w:hyperlink r:id="rId46">
+        <w:r>
+          <w:rPr>
+            <w:lang w:val="zh_TW" w:bidi="zh_TW"/>
+          </w:rPr>
+          <w:rPr>
+            <w:color w:val="0000EE"/>
+            <w:u w:val="single"/>
+          </w:rPr>
+          <w:t>多2:14</w:t>
+        </w:r>
+      </w:hyperlink>
+      <w:r>
+        <w:rPr>
+          <w:lang w:val="zh_TW" w:bidi="zh_TW"/>
+        </w:rPr>
+        <w:t>）。保羅在成為耶穌的跟隨者之前，對祖先的傳統和對神的熱心也非常狂熱（</w:t>
+      </w:r>
+      <w:hyperlink r:id="rId47">
+        <w:r>
+          <w:rPr>
+            <w:lang w:val="zh_TW" w:bidi="zh_TW"/>
+          </w:rPr>
+          <w:rPr>
+            <w:color w:val="0000EE"/>
+            <w:u w:val="single"/>
+          </w:rPr>
+          <w:t>徒22:3</w:t>
+        </w:r>
+      </w:hyperlink>
+      <w:r>
+        <w:rPr>
+          <w:lang w:val="zh_TW" w:bidi="zh_TW"/>
+        </w:rPr>
+        <w:t>；</w:t>
+      </w:r>
+      <w:hyperlink r:id="rId48">
+        <w:r>
+          <w:rPr>
+            <w:lang w:val="zh_TW" w:bidi="zh_TW"/>
+          </w:rPr>
+          <w:rPr>
+            <w:color w:val="0000EE"/>
+            <w:u w:val="single"/>
+          </w:rPr>
+          <w:t>加1:14</w:t>
+        </w:r>
+      </w:hyperlink>
+      <w:r>
+        <w:rPr>
+          <w:lang w:val="zh_TW" w:bidi="zh_TW"/>
+        </w:rPr>
+        <w:t>）。</w:t>
+      </w:r>
+    </w:p>
+    <w:p>
+      <w:pPr/>
+      <w:r>
+        <w:rPr>
+          <w:lang w:val="zh_TW" w:bidi="zh_TW"/>
+        </w:rPr>
+      </w:r>
+      <w:r>
+        <w:rPr>
+          <w:lang w:val="zh_TW" w:bidi="zh_TW"/>
+        </w:rPr>
+        <w:t>西門被稱為奮銳黨，是因為他對宗教的熱心，這也是人們區分他與西門彼得及其他門徒的方式。</w:t>
+      </w:r>
+    </w:p>
+    <w:p>
+      <w:pPr/>
+      <w:r>
+        <w:rPr>
+          <w:lang w:val="zh_TW" w:bidi="zh_TW"/>
+        </w:rPr>
+      </w:r>
+      <w:r>
+        <w:rPr>
+          <w:lang w:val="zh_TW" w:bidi="zh_TW"/>
+        </w:rPr>
+        <w:t>到了路加撰寫福音書的時候，「奮銳黨」這個稱號有了更具體的意義。它指的是一群強烈反對羅馬統治的人，這個群體有宗教和政治的目標。</w:t>
+      </w:r>
+    </w:p>
+    <w:p>
+      <w:pPr/>
+      <w:r>
+        <w:rPr>
+          <w:lang w:val="zh_TW" w:bidi="zh_TW"/>
+        </w:rPr>
+      </w:r>
+      <w:r>
+        <w:rPr>
+          <w:lang w:val="zh_TW" w:bidi="zh_TW"/>
+        </w:rPr>
+        <w:t>這個奮銳黨群體可能在公元6年左右，也就是希律大帝去世後開始形成，它可能是由加利利的猶大和法利賽人撒督創立的。奮銳黨受馬加比家族的激勵，馬加比在許多年前曾經反抗外族統治（</w:t>
+      </w:r>
+      <w:hyperlink r:id="rId49">
+        <w:r>
+          <w:rPr>
+            <w:lang w:val="zh_TW" w:bidi="zh_TW"/>
+          </w:rPr>
+          <w:rPr>
+            <w:color w:val="0000EE"/>
+            <w:u w:val="single"/>
+          </w:rPr>
+          <w:t>馬加比一書2:15–28</w:t>
+        </w:r>
+      </w:hyperlink>
+      <w:r>
+        <w:rPr>
+          <w:lang w:val="zh_TW" w:bidi="zh_TW"/>
+        </w:rPr>
+        <w:t>）。</w:t>
+      </w:r>
+    </w:p>
+    <w:p>
+      <w:pPr/>
+      <w:r>
+        <w:rPr>
+          <w:lang w:val="zh_TW" w:bidi="zh_TW"/>
+        </w:rPr>
+      </w:r>
+      <w:r>
+        <w:rPr>
+          <w:lang w:val="zh_TW" w:bidi="zh_TW"/>
+        </w:rPr>
+        <w:t>奮銳黨非常致力於遵守神的律法（稱為妥拉）。他們相信神是唯一的真王。他們認為自己是神審判和拯救的代理人。他們強烈反對任何他們認為違背神或與羅馬合作的行為。奮銳黨認為彌賽亞（神揀選的領袖）會成為他們的領袖。</w:t>
+      </w:r>
+    </w:p>
+    <w:p>
+      <w:pPr/>
+      <w:r>
+        <w:rPr>
+          <w:lang w:val="zh_TW" w:bidi="zh_TW"/>
+        </w:rPr>
+      </w:r>
+      <w:r>
+        <w:rPr>
+          <w:lang w:val="zh_TW" w:bidi="zh_TW"/>
+        </w:rPr>
+        <w:t>隨著羅馬和猶太地（猶太人的家園）之間的緊張局勢加劇，奮銳黨變得更好戰。他們將自己的戰鬥視為「聖戰」。與馬加比家族為了自衛而戰不同，奮銳黨採取了更具攻擊性的態度。</w:t>
+      </w:r>
+    </w:p>
+    <w:p>
+      <w:pPr/>
+      <w:r>
+        <w:rPr>
+          <w:lang w:val="zh_TW" w:bidi="zh_TW"/>
+        </w:rPr>
+      </w:r>
+      <w:r>
+        <w:rPr>
+          <w:lang w:val="zh_TW" w:bidi="zh_TW"/>
+        </w:rPr>
+        <w:t>猶太歷史學家約瑟夫稱他們為強盜和罪犯（猶太</w:t>
+      </w:r>
+      <w:r>
+        <w:rPr>
+          <w:i/>
+          <w:lang w:val="zh_TW" w:bidi="zh_TW"/>
+        </w:rPr>
+        <w:t>古史記</w:t>
+      </w:r>
+      <w:r>
+        <w:rPr>
+          <w:lang w:val="zh_TW" w:bidi="zh_TW"/>
+        </w:rPr>
+        <w:t xml:space="preserve"> 18.1.1–6；</w:t>
+      </w:r>
+      <w:r>
+        <w:rPr>
+          <w:i/>
+          <w:lang w:val="zh_TW" w:bidi="zh_TW"/>
+        </w:rPr>
+        <w:t>猶太戰史</w:t>
+      </w:r>
+      <w:r>
+        <w:rPr>
+          <w:lang w:val="zh_TW" w:bidi="zh_TW"/>
+        </w:rPr>
+        <w:t xml:space="preserve"> 4.3.9），雖然約瑟夫對他們有所偏見。羅馬人稱他們為「</w:t>
+      </w:r>
+      <w:r>
+        <w:rPr>
+          <w:lang w:val="zh_TW" w:bidi="zh_TW"/>
+        </w:rPr>
+        <w:t>匕首黨（</w:t>
+      </w:r>
+      <w:r>
+        <w:rPr>
+          <w:lang w:val="zh_TW" w:bidi="zh_TW"/>
+        </w:rPr>
+        <w:t>Sicarii）」，意思是「刺客」。但他們的支持者會稱他們為愛國戰士。</w:t>
+      </w:r>
+    </w:p>
+    <w:p>
+      <w:pPr/>
+      <w:r>
+        <w:rPr>
+          <w:lang w:val="zh_TW" w:bidi="zh_TW"/>
+        </w:rPr>
+      </w:r>
+      <w:r>
+        <w:rPr>
+          <w:lang w:val="zh_TW" w:bidi="zh_TW"/>
+        </w:rPr>
+        <w:t>奮銳黨在公元66年至70年的反抗羅馬的起義中扮演了重要角色。他們的最後一個據點是在一個叫馬薩達（Masada）的地方，該地在公元73年被羅馬人攻陷，960名奮銳黨人選擇自殺而不被俘擄。</w:t>
+      </w:r>
+    </w:p>
+    <w:p>
+      <w:pPr/>
+      <w:r>
+        <w:rPr>
+          <w:lang w:val="zh_TW" w:bidi="zh_TW"/>
+        </w:rPr>
+      </w:r>
+      <w:r>
+        <w:rPr>
+          <w:lang w:val="zh_TW" w:bidi="zh_TW"/>
+        </w:rPr>
+        <w:t>奮銳黨西門可能在公元30年左右是這個運動早期的一分子。其他門徒如加略人猶大或「雷子」不太可能是奮銳黨（</w:t>
+      </w:r>
+      <w:hyperlink r:id="rId50">
+        <w:r>
+          <w:rPr>
+            <w:lang w:val="zh_TW" w:bidi="zh_TW"/>
+          </w:rPr>
+          <w:rPr>
+            <w:color w:val="0000EE"/>
+            <w:u w:val="single"/>
+          </w:rPr>
+          <w:t>可3:17</w:t>
+        </w:r>
+      </w:hyperlink>
+      <w:r>
+        <w:rPr>
+          <w:lang w:val="zh_TW" w:bidi="zh_TW"/>
+        </w:rPr>
+        <w:t>）。有人認為加利利人猶大甚至保羅，也與奮銳黨有關（</w:t>
+      </w:r>
+      <w:hyperlink r:id="rId51">
+        <w:r>
+          <w:rPr>
+            <w:lang w:val="zh_TW" w:bidi="zh_TW"/>
+          </w:rPr>
+          <w:rPr>
+            <w:color w:val="0000EE"/>
+            <w:u w:val="single"/>
+          </w:rPr>
+          <w:t>徒5:37–38</w:t>
+        </w:r>
+      </w:hyperlink>
+      <w:r>
+        <w:rPr>
+          <w:lang w:val="zh_TW" w:bidi="zh_TW"/>
+        </w:rPr>
+        <w:t>，</w:t>
+      </w:r>
+      <w:hyperlink r:id="rId52">
+        <w:r>
+          <w:rPr>
+            <w:lang w:val="zh_TW" w:bidi="zh_TW"/>
+          </w:rPr>
+          <w:rPr>
+            <w:color w:val="0000EE"/>
+            <w:u w:val="single"/>
+          </w:rPr>
+          <w:t>21:38</w:t>
+        </w:r>
+      </w:hyperlink>
+      <w:r>
+        <w:rPr>
+          <w:lang w:val="zh_TW" w:bidi="zh_TW"/>
+        </w:rPr>
+        <w:t>）。</w:t>
+      </w:r>
+    </w:p>
+    <w:p>
+      <w:pPr/>
+      <w:r>
+        <w:rPr>
+          <w:lang w:val="zh_TW" w:bidi="zh_TW"/>
+        </w:rPr>
+      </w:r>
+      <w:r>
+        <w:rPr>
+          <w:i/>
+          <w:lang w:val="zh_TW" w:bidi="zh_TW"/>
+        </w:rPr>
+        <w:t>另見</w:t>
+      </w:r>
+      <w:r>
+        <w:rPr>
+          <w:lang w:val="zh_TW" w:bidi="zh_TW"/>
+        </w:rPr>
+        <w:t xml:space="preserve"> </w:t>
+      </w:r>
+      <w:r>
+        <w:rPr>
+          <w:lang w:val="zh_TW" w:bidi="zh_TW"/>
+        </w:rPr>
+        <w:t>第一次猶太起義</w:t>
+      </w:r>
+      <w:r>
+        <w:rPr>
+          <w:lang w:val="zh_TW" w:bidi="zh_TW"/>
+        </w:rPr>
+        <w:t>；</w:t>
+      </w:r>
+      <w:r>
+        <w:rPr>
+          <w:lang w:val="zh_TW" w:bidi="zh_TW"/>
+        </w:rPr>
+        <w:t>猶太教</w:t>
+      </w:r>
+      <w:r>
+        <w:rPr>
+          <w:lang w:val="zh_TW" w:bidi="zh_TW"/>
+        </w:rPr>
+        <w:t>。</w:t>
+      </w:r>
+      <w:r>
+        <w:rPr>
+          <w:lang w:val="zh_TW" w:bidi="zh_TW"/>
+        </w:rPr>
+      </w:r>
+      <w:r>
+        <w:rPr>
+          <w:lang w:val="zh_TW" w:bidi="zh_TW"/>
+        </w:rPr>
+      </w:r>
+    </w:p>
+    <w:p>
+      <w:pPr/>
+      <w:r>
+        <w:rPr>
+          <w:lang w:val="zh_TW" w:bidi="zh_TW"/>
+        </w:rPr>
+      </w:r>
+    </w:p>
+    <w:p>
+      <w:pPr>
+        <w:pStyle w:val="Heading2"/>
+      </w:pPr>
+      <w:r>
+        <w:rPr>
+          <w:lang w:val="zh_TW" w:bidi="zh_TW"/>
+        </w:rPr>
+        <w:t>奮銳黨的西門</w:t>
+      </w:r>
+      <w:r>
+        <w:rPr>
+          <w:lang w:val="zh_TW" w:bidi="zh_TW"/>
+        </w:rPr>
+      </w:r>
+    </w:p>
+    <w:p>
+      <w:pPr/>
+      <w:r>
+        <w:rPr>
+          <w:lang w:val="zh_TW" w:bidi="zh_TW"/>
+        </w:rPr>
+      </w:r>
+      <w:r>
+        <w:rPr>
+          <w:lang w:val="zh_TW" w:bidi="zh_TW"/>
+        </w:rPr>
+        <w:t>有英文譯本在</w:t>
+      </w:r>
+      <w:hyperlink r:id="rId39">
+        <w:r>
+          <w:rPr>
+            <w:lang w:val="zh_TW" w:bidi="zh_TW"/>
+          </w:rPr>
+          <w:rPr>
+            <w:color w:val="0000EE"/>
+            <w:u w:val="single"/>
+          </w:rPr>
+          <w:t>馬太福音十章4節</w:t>
+        </w:r>
+      </w:hyperlink>
+      <w:r>
+        <w:rPr>
+          <w:lang w:val="zh_TW" w:bidi="zh_TW"/>
+        </w:rPr>
+        <w:t>和</w:t>
+      </w:r>
+      <w:hyperlink r:id="rId40">
+        <w:r>
+          <w:rPr>
+            <w:lang w:val="zh_TW" w:bidi="zh_TW"/>
+          </w:rPr>
+          <w:rPr>
+            <w:color w:val="0000EE"/>
+            <w:u w:val="single"/>
+          </w:rPr>
+          <w:t>馬可福音三章18節</w:t>
+        </w:r>
+      </w:hyperlink>
+      <w:r>
+        <w:rPr>
+          <w:lang w:val="zh_TW" w:bidi="zh_TW"/>
+        </w:rPr>
+        <w:t>中，將奮銳黨西門的翻譯為Simon the Cananean，</w:t>
+      </w:r>
+      <w:r>
+        <w:rPr>
+          <w:i/>
+          <w:lang w:val="zh_TW" w:bidi="zh_TW"/>
+        </w:rPr>
+        <w:t>見</w:t>
+      </w:r>
+      <w:r>
+        <w:rPr>
+          <w:lang w:val="zh_TW" w:bidi="zh_TW"/>
+        </w:rPr>
+        <w:t>西門#5</w:t>
+      </w:r>
+      <w:r>
+        <w:rPr>
+          <w:lang w:val="zh_TW" w:bidi="zh_TW"/>
+        </w:rPr>
+        <w:t>。</w:t>
+      </w:r>
+      <w:r>
+        <w:rPr>
+          <w:lang w:val="zh_TW" w:bidi="zh_TW"/>
+        </w:rPr>
+      </w:r>
+      <w:r>
+        <w:rPr>
+          <w:lang w:val="zh_TW" w:bidi="zh_TW"/>
+        </w:rPr>
+      </w:r>
+    </w:p>
+    <w:p>
+      <w:pPr/>
+      <w:r>
+        <w:rPr>
+          <w:lang w:val="zh_TW" w:bidi="zh_TW"/>
+        </w:rPr>
+      </w:r>
+    </w:p>
+    <w:p>
+      <w:pPr>
+        <w:pStyle w:val="Heading2"/>
+      </w:pPr>
+      <w:r>
+        <w:rPr>
+          <w:lang w:val="zh_TW" w:bidi="zh_TW"/>
+        </w:rPr>
+        <w:t>奮銳黨的西門</w:t>
+      </w:r>
+      <w:r>
+        <w:rPr>
+          <w:lang w:val="zh_TW" w:bidi="zh_TW"/>
+        </w:rPr>
+      </w:r>
+    </w:p>
+    <w:p>
+      <w:pPr/>
+      <w:r>
+        <w:rPr>
+          <w:lang w:val="zh_TW" w:bidi="zh_TW"/>
+        </w:rPr>
+      </w:r>
+      <w:r>
+        <w:rPr>
+          <w:lang w:val="zh_TW" w:bidi="zh_TW"/>
+        </w:rPr>
+        <w:t>耶穌的一位門徒（</w:t>
+      </w:r>
+      <w:hyperlink r:id="rId39">
+        <w:r>
+          <w:rPr>
+            <w:lang w:val="zh_TW" w:bidi="zh_TW"/>
+          </w:rPr>
+          <w:rPr>
+            <w:color w:val="0000EE"/>
+            <w:u w:val="single"/>
+          </w:rPr>
+          <w:t>太10:4</w:t>
+        </w:r>
+      </w:hyperlink>
+      <w:r>
+        <w:rPr>
+          <w:lang w:val="zh_TW" w:bidi="zh_TW"/>
+        </w:rPr>
+        <w:t>；</w:t>
+      </w:r>
+      <w:hyperlink r:id="rId40">
+        <w:r>
+          <w:rPr>
+            <w:lang w:val="zh_TW" w:bidi="zh_TW"/>
+          </w:rPr>
+          <w:rPr>
+            <w:color w:val="0000EE"/>
+            <w:u w:val="single"/>
+          </w:rPr>
+          <w:t>可3:18</w:t>
+        </w:r>
+      </w:hyperlink>
+      <w:r>
+        <w:rPr>
+          <w:lang w:val="zh_TW" w:bidi="zh_TW"/>
+        </w:rPr>
+        <w:t>；</w:t>
+      </w:r>
+      <w:hyperlink r:id="rId37">
+        <w:r>
+          <w:rPr>
+            <w:lang w:val="zh_TW" w:bidi="zh_TW"/>
+          </w:rPr>
+          <w:rPr>
+            <w:color w:val="0000EE"/>
+            <w:u w:val="single"/>
+          </w:rPr>
+          <w:t>路6:15</w:t>
+        </w:r>
+      </w:hyperlink>
+      <w:r>
+        <w:rPr>
+          <w:lang w:val="zh_TW" w:bidi="zh_TW"/>
+        </w:rPr>
+        <w:t>；</w:t>
+      </w:r>
+      <w:hyperlink r:id="rId38">
+        <w:r>
+          <w:rPr>
+            <w:lang w:val="zh_TW" w:bidi="zh_TW"/>
+          </w:rPr>
+          <w:rPr>
+            <w:color w:val="0000EE"/>
+            <w:u w:val="single"/>
+          </w:rPr>
+          <w:t>徒1:13</w:t>
+        </w:r>
+      </w:hyperlink>
+      <w:r>
+        <w:rPr>
+          <w:lang w:val="zh_TW" w:bidi="zh_TW"/>
+        </w:rPr>
+        <w:t>）。</w:t>
+      </w:r>
+      <w:r>
+        <w:rPr>
+          <w:i/>
+          <w:lang w:val="zh_TW" w:bidi="zh_TW"/>
+        </w:rPr>
+        <w:t>見</w:t>
+      </w:r>
+      <w:r>
+        <w:rPr>
+          <w:lang w:val="zh_TW" w:bidi="zh_TW"/>
+        </w:rPr>
+        <w:t xml:space="preserve"> </w:t>
+      </w:r>
+      <w:r>
+        <w:rPr>
+          <w:lang w:val="zh_TW" w:bidi="zh_TW"/>
+        </w:rPr>
+        <w:t>西門#5</w:t>
+      </w:r>
+      <w:r>
+        <w:rPr>
+          <w:lang w:val="zh_TW" w:bidi="zh_TW"/>
+        </w:rPr>
+        <w:t>。</w:t>
       </w:r>
       <w:r>
         <w:rPr>
@@ -2738,12 +3673,6 @@
   </w:num>
   <w:num w:numId="13" w16cid:durableId="592781308">
     <w:abstractNumId w:val="11"/>
-  </w:num>
-  <w:num w:numId="14">
-    <w:abstractNumId w:val="3"/>
-    <w:lvlOverride w:ilvl="0">
-      <w:startOverride w:val="1"/>
-    </w:lvlOverride>
   </w:num>
   <w:numIdMacAtCleanup w:val="10"/>
 </w:numbering>

--- a/zht/docx/038.content.docx
+++ b/zht/docx/038.content.docx
@@ -149,7 +149,7 @@
         <w:rPr>
           <w:lang w:val="zh_TW" w:bidi="zh_TW"/>
         </w:rPr>
-        <w:t>fen</w:t>
+        <w:t>fei</w:t>
       </w:r>
       <w:r>
         <w:rPr>
@@ -212,7 +212,7 @@
         <w:rPr>
           <w:lang w:val="zh_TW" w:bidi="zh_TW"/>
         </w:rPr>
-        <w:t>分辨善惡樹</w:t>
+        <w:t>非各</w:t>
       </w:r>
       <w:r>
         <w:rPr>
@@ -231,7 +231,7 @@
         <w:rPr>
           <w:lang w:val="zh_TW" w:bidi="zh_TW"/>
         </w:rPr>
-        <w:t>這是伊甸園中被禁止吃的樹，人若吃它的果子便會得知善惡，隨之而來的是死亡，也就是與神分離，最終走向滅亡（</w:t>
+        <w:t>亞比米勒軍隊的軍長。他在亞比米勒先後與亞伯拉罕、以及後來與以撒立和平之約時都在場（</w:t>
       </w:r>
       <w:hyperlink r:id="rId13">
         <w:r>
@@ -242,7 +242,7 @@
             <w:color w:val="0000EE"/>
             <w:u w:val="single"/>
           </w:rPr>
-          <w:t>創2:9</w:t>
+          <w:t>創21:22</w:t>
         </w:r>
       </w:hyperlink>
       <w:r>
@@ -260,7 +260,7 @@
             <w:color w:val="0000EE"/>
             <w:u w:val="single"/>
           </w:rPr>
-          <w:t>15–17</w:t>
+          <w:t>32</w:t>
         </w:r>
       </w:hyperlink>
       <w:r>
@@ -278,14 +278,62 @@
             <w:color w:val="0000EE"/>
             <w:u w:val="single"/>
           </w:rPr>
-          <w:t>3:1–24</w:t>
-        </w:r>
-      </w:hyperlink>
-      <w:r>
-        <w:rPr>
-          <w:lang w:val="zh_TW" w:bidi="zh_TW"/>
-        </w:rPr>
-        <w:t>）。那引誘人的蛇應許夏娃，只要她吃這果子，就能與神同等。夏娃和亞當吃了那樹上的果子之後，果然得著了「分別善惡的知識」。根據聖經其它地方對「知善惡」一語的用法（</w:t>
+          <w:t>26:26</w:t>
+        </w:r>
+      </w:hyperlink>
+      <w:r>
+        <w:rPr>
+          <w:lang w:val="zh_TW" w:bidi="zh_TW"/>
+        </w:rPr>
+        <w:t>）。當軍隊統帥出現時，本來應該顯示出亞伯拉罕處於弱勢的情況。然而，這些仇敵卻承認亞伯拉罕之神的大能超過一切，因此選擇與他和平共處。</w:t>
+      </w:r>
+      <w:r>
+        <w:rPr>
+          <w:lang w:val="zh_TW" w:bidi="zh_TW"/>
+        </w:rPr>
+      </w:r>
+      <w:r>
+        <w:rPr>
+          <w:lang w:val="zh_TW" w:bidi="zh_TW"/>
+        </w:rPr>
+      </w:r>
+    </w:p>
+    <w:p>
+      <w:pPr/>
+      <w:r>
+        <w:rPr>
+          <w:lang w:val="zh_TW" w:bidi="zh_TW"/>
+        </w:rPr>
+      </w:r>
+    </w:p>
+    <w:p>
+      <w:pPr>
+        <w:pStyle w:val="Heading2"/>
+      </w:pPr>
+      <w:r>
+        <w:rPr>
+          <w:lang w:val="zh_TW" w:bidi="zh_TW"/>
+        </w:rPr>
+        <w:t>非利士, 非利士人</w:t>
+      </w:r>
+      <w:r>
+        <w:rPr>
+          <w:lang w:val="zh_TW" w:bidi="zh_TW"/>
+        </w:rPr>
+      </w:r>
+    </w:p>
+    <w:p>
+      <w:pPr/>
+      <w:r>
+        <w:rPr>
+          <w:lang w:val="zh_TW" w:bidi="zh_TW"/>
+        </w:rPr>
+      </w:r>
+      <w:r>
+        <w:rPr>
+          <w:lang w:val="zh_TW" w:bidi="zh_TW"/>
+        </w:rPr>
+        <w:t>位於地中海沿岸（</w:t>
       </w:r>
       <w:hyperlink r:id="rId15">
         <w:r>
@@ -296,7 +344,7 @@
             <w:color w:val="0000EE"/>
             <w:u w:val="single"/>
           </w:rPr>
-          <w:t>申1:39</w:t>
+          <w:t>出15:14</w:t>
         </w:r>
       </w:hyperlink>
       <w:r>
@@ -314,7 +362,253 @@
             <w:color w:val="0000EE"/>
             <w:u w:val="single"/>
           </w:rPr>
-          <w:t>賽7:15–16</w:t>
+          <w:t>賽14:29–31</w:t>
+        </w:r>
+      </w:hyperlink>
+      <w:r>
+        <w:rPr>
+          <w:lang w:val="zh_TW" w:bidi="zh_TW"/>
+        </w:rPr>
+        <w:t>），巴勒斯坦西南的小國；居住在迦南海岸平原的愛琴海民族。</w:t>
+      </w:r>
+    </w:p>
+    <w:p>
+      <w:pPr/>
+      <w:r>
+        <w:rPr>
+          <w:lang w:val="zh_TW" w:bidi="zh_TW"/>
+        </w:rPr>
+      </w:r>
+      <w:r>
+        <w:rPr>
+          <w:lang w:val="zh_TW" w:bidi="zh_TW"/>
+        </w:rPr>
+        <w:t>概述</w:t>
+      </w:r>
+    </w:p>
+    <w:p>
+      <w:pPr/>
+      <w:r>
+        <w:rPr>
+          <w:lang w:val="zh_TW" w:bidi="zh_TW"/>
+        </w:rPr>
+      </w:r>
+      <w:r>
+        <w:rPr>
+          <w:lang w:val="zh_TW" w:bidi="zh_TW"/>
+        </w:rPr>
+        <w:t>• 領土範圍</w:t>
+      </w:r>
+    </w:p>
+    <w:p>
+      <w:pPr/>
+      <w:r>
+        <w:rPr>
+          <w:lang w:val="zh_TW" w:bidi="zh_TW"/>
+        </w:rPr>
+      </w:r>
+      <w:r>
+        <w:rPr>
+          <w:lang w:val="zh_TW" w:bidi="zh_TW"/>
+        </w:rPr>
+        <w:t>• 民族</w:t>
+      </w:r>
+    </w:p>
+    <w:p>
+      <w:pPr/>
+      <w:r>
+        <w:rPr>
+          <w:lang w:val="zh_TW" w:bidi="zh_TW"/>
+        </w:rPr>
+      </w:r>
+      <w:r>
+        <w:rPr>
+          <w:lang w:val="zh_TW" w:bidi="zh_TW"/>
+        </w:rPr>
+        <w:t>• 管治</w:t>
+      </w:r>
+    </w:p>
+    <w:p>
+      <w:pPr/>
+      <w:r>
+        <w:rPr>
+          <w:lang w:val="zh_TW" w:bidi="zh_TW"/>
+        </w:rPr>
+      </w:r>
+      <w:r>
+        <w:rPr>
+          <w:lang w:val="zh_TW" w:bidi="zh_TW"/>
+        </w:rPr>
+        <w:t>• 宗教與敬拜對象</w:t>
+      </w:r>
+    </w:p>
+    <w:p>
+      <w:pPr/>
+      <w:r>
+        <w:rPr>
+          <w:lang w:val="zh_TW" w:bidi="zh_TW"/>
+        </w:rPr>
+      </w:r>
+      <w:r>
+        <w:rPr>
+          <w:lang w:val="zh_TW" w:bidi="zh_TW"/>
+        </w:rPr>
+        <w:t>• 非利士人與以色列</w:t>
+      </w:r>
+    </w:p>
+    <w:p>
+      <w:pPr>
+        <w:pStyle w:val="Heading3"/>
+      </w:pPr>
+      <w:r>
+        <w:rPr>
+          <w:lang w:val="zh_TW" w:bidi="zh_TW"/>
+        </w:rPr>
+        <w:t>領土範圍</w:t>
+      </w:r>
+    </w:p>
+    <w:p>
+      <w:pPr/>
+      <w:r>
+        <w:rPr>
+          <w:lang w:val="zh_TW" w:bidi="zh_TW"/>
+        </w:rPr>
+      </w:r>
+      <w:r>
+        <w:rPr>
+          <w:lang w:val="zh_TW" w:bidi="zh_TW"/>
+        </w:rPr>
+        <w:t>嚴格來說，非利士是指被稱為非利士平原的海岸平原，從南部的阿里什河谷（Wadi el-Arish，埃及河），向北延伸約70英里（112.6公里），直到位於約帕以北五英里（8公里）的奧耶河（Nahr el-Aujah）。在迦薩附近，平原的寬度最大，約30英里（48.3 公里）。靠近海岸有沙丘，但大部分地區非常肥沃，盛產穀物（參</w:t>
+      </w:r>
+      <w:hyperlink r:id="rId17">
+        <w:r>
+          <w:rPr>
+            <w:lang w:val="zh_TW" w:bidi="zh_TW"/>
+          </w:rPr>
+          <w:rPr>
+            <w:color w:val="0000EE"/>
+            <w:u w:val="single"/>
+          </w:rPr>
+          <w:t>士15:1–5</w:t>
+        </w:r>
+      </w:hyperlink>
+      <w:r>
+        <w:rPr>
+          <w:lang w:val="zh_TW" w:bidi="zh_TW"/>
+        </w:rPr>
+        <w:t>）和水果。</w:t>
+      </w:r>
+    </w:p>
+    <w:p>
+      <w:pPr/>
+      <w:r>
+        <w:rPr>
+          <w:lang w:val="zh_TW" w:bidi="zh_TW"/>
+        </w:rPr>
+      </w:r>
+      <w:r>
+        <w:rPr>
+          <w:lang w:val="zh_TW" w:bidi="zh_TW"/>
+        </w:rPr>
+        <w:t>東方和埃及之間的主要道路沿著海岸延伸，對非利士人來說是商業上的優勢，但也使他們容易受到外國入侵。神沒有帶領以色列從埃及經非利士人之地，採取最短路線到迦南，因為神不希望他們這麼快就遇到與非利士人（或是駐紮在那裡的埃及軍隊）的激烈戰鬥（</w:t>
+      </w:r>
+      <w:hyperlink r:id="rId18">
+        <w:r>
+          <w:rPr>
+            <w:lang w:val="zh_TW" w:bidi="zh_TW"/>
+          </w:rPr>
+          <w:rPr>
+            <w:color w:val="0000EE"/>
+            <w:u w:val="single"/>
+          </w:rPr>
+          <w:t>出13:17</w:t>
+        </w:r>
+      </w:hyperlink>
+      <w:r>
+        <w:rPr>
+          <w:lang w:val="zh_TW" w:bidi="zh_TW"/>
+        </w:rPr>
+        <w:t>）。顯然，埃及人對非利士人幾乎毫不懼怕，一些學者認為埃及人在安置非利士人到巴勒斯坦方面發揮作用。</w:t>
+      </w:r>
+    </w:p>
+    <w:p>
+      <w:pPr/>
+      <w:r>
+        <w:rPr>
+          <w:lang w:val="zh_TW" w:bidi="zh_TW"/>
+        </w:rPr>
+      </w:r>
+      <w:r>
+        <w:rPr>
+          <w:lang w:val="zh_TW" w:bidi="zh_TW"/>
+        </w:rPr>
+        <w:t>在這個狹窄的地區，非利士人很快感到擴張的必要性。經過謝非拉的通道，他們自然進入以色列的山地。他們在以色列人的領土上建立前哨站，並且在掃羅和他的兒子們被殺的戰役中，控制了</w:t>
+      </w:r>
+      <w:r>
+        <w:rPr>
+          <w:lang w:val="zh_TW" w:bidi="zh_TW"/>
+        </w:rPr>
+        <w:t>伯‧珊</w:t>
+      </w:r>
+      <w:r>
+        <w:rPr>
+          <w:lang w:val="zh_TW" w:bidi="zh_TW"/>
+        </w:rPr>
+        <w:t>（</w:t>
+      </w:r>
+      <w:hyperlink r:id="rId19">
+        <w:r>
+          <w:rPr>
+            <w:lang w:val="zh_TW" w:bidi="zh_TW"/>
+          </w:rPr>
+          <w:rPr>
+            <w:color w:val="0000EE"/>
+            <w:u w:val="single"/>
+          </w:rPr>
+          <w:t>撒上31:10</w:t>
+        </w:r>
+      </w:hyperlink>
+      <w:r>
+        <w:rPr>
+          <w:lang w:val="zh_TW" w:bidi="zh_TW"/>
+        </w:rPr>
+        <w:t>）。</w:t>
+      </w:r>
+    </w:p>
+    <w:p>
+      <w:pPr>
+        <w:pStyle w:val="Heading3"/>
+      </w:pPr>
+      <w:r>
+        <w:rPr>
+          <w:lang w:val="zh_TW" w:bidi="zh_TW"/>
+        </w:rPr>
+        <w:t>民族</w:t>
+      </w:r>
+    </w:p>
+    <w:p>
+      <w:pPr/>
+      <w:r>
+        <w:rPr>
+          <w:lang w:val="zh_TW" w:bidi="zh_TW"/>
+        </w:rPr>
+      </w:r>
+      <w:r>
+        <w:rPr>
+          <w:lang w:val="zh_TW" w:bidi="zh_TW"/>
+        </w:rPr>
+        <w:t>聖經指出，非利士人來自迦斐託（</w:t>
+      </w:r>
+      <w:hyperlink r:id="rId20">
+        <w:r>
+          <w:rPr>
+            <w:lang w:val="zh_TW" w:bidi="zh_TW"/>
+          </w:rPr>
+          <w:rPr>
+            <w:color w:val="0000EE"/>
+            <w:u w:val="single"/>
+          </w:rPr>
+          <w:t>申2:23</w:t>
         </w:r>
       </w:hyperlink>
       <w:r>
@@ -323,23 +617,139 @@
         </w:rPr>
         <w:t>；</w:t>
       </w:r>
-      <w:hyperlink r:id="rId17">
-        <w:r>
-          <w:rPr>
-            <w:lang w:val="zh_TW" w:bidi="zh_TW"/>
-          </w:rPr>
-          <w:rPr>
-            <w:color w:val="0000EE"/>
-            <w:u w:val="single"/>
-          </w:rPr>
-          <w:t>來5:14</w:t>
-        </w:r>
-      </w:hyperlink>
-      <w:r>
-        <w:rPr>
-          <w:lang w:val="zh_TW" w:bidi="zh_TW"/>
-        </w:rPr>
-        <w:t>），這個表達指的是孩子從天真無邪進入有道德意識階段的時期。</w:t>
+      <w:hyperlink r:id="rId21">
+        <w:r>
+          <w:rPr>
+            <w:lang w:val="zh_TW" w:bidi="zh_TW"/>
+          </w:rPr>
+          <w:rPr>
+            <w:color w:val="0000EE"/>
+            <w:u w:val="single"/>
+          </w:rPr>
+          <w:t>耶47:4</w:t>
+        </w:r>
+      </w:hyperlink>
+      <w:r>
+        <w:rPr>
+          <w:lang w:val="zh_TW" w:bidi="zh_TW"/>
+        </w:rPr>
+        <w:t>；</w:t>
+      </w:r>
+      <w:hyperlink r:id="rId22">
+        <w:r>
+          <w:rPr>
+            <w:lang w:val="zh_TW" w:bidi="zh_TW"/>
+          </w:rPr>
+          <w:rPr>
+            <w:color w:val="0000EE"/>
+            <w:u w:val="single"/>
+          </w:rPr>
+          <w:t>摩9:7</w:t>
+        </w:r>
+      </w:hyperlink>
+      <w:r>
+        <w:rPr>
+          <w:lang w:val="zh_TW" w:bidi="zh_TW"/>
+        </w:rPr>
+        <w:t>），那裡通常被認為是克里特，但一些學者認為其位於小亞細亞。非利士人的服飾，如在哈布城（Medinet Habu）看到的一樣，與克里特人類似，尤其是頭飾。基利提人的名字與克里特人相同，因為這些名字有相同的輔音：</w:t>
+      </w:r>
+      <w:r>
+        <w:rPr>
+          <w:i/>
+          <w:lang w:val="zh_TW" w:bidi="zh_TW"/>
+        </w:rPr>
+        <w:t>c、r、</w:t>
+      </w:r>
+      <w:r>
+        <w:rPr>
+          <w:lang w:val="zh_TW" w:bidi="zh_TW"/>
+        </w:rPr>
+        <w:t>和</w:t>
+      </w:r>
+      <w:r>
+        <w:rPr>
+          <w:i/>
+          <w:lang w:val="zh_TW" w:bidi="zh_TW"/>
+        </w:rPr>
+        <w:t>t。</w:t>
+      </w:r>
+      <w:r>
+        <w:rPr>
+          <w:lang w:val="zh_TW" w:bidi="zh_TW"/>
+        </w:rPr>
+        <w:t xml:space="preserve"> 基利提人顯然是屬於非利士人的一個小群體，他們住在南地，不遠處是大衛在非利士人中的家，洗革拉（參</w:t>
+      </w:r>
+      <w:hyperlink r:id="rId23">
+        <w:r>
+          <w:rPr>
+            <w:lang w:val="zh_TW" w:bidi="zh_TW"/>
+          </w:rPr>
+          <w:rPr>
+            <w:color w:val="0000EE"/>
+            <w:u w:val="single"/>
+          </w:rPr>
+          <w:t>撒上30:14</w:t>
+        </w:r>
+      </w:hyperlink>
+      <w:r>
+        <w:rPr>
+          <w:lang w:val="zh_TW" w:bidi="zh_TW"/>
+        </w:rPr>
+        <w:t>）。基利提人和比利提人是大衛的護衛，大衛還有600名迦特人（來自迦特的男子）（參</w:t>
+      </w:r>
+      <w:hyperlink r:id="rId24">
+        <w:r>
+          <w:rPr>
+            <w:lang w:val="zh_TW" w:bidi="zh_TW"/>
+          </w:rPr>
+          <w:rPr>
+            <w:color w:val="0000EE"/>
+            <w:u w:val="single"/>
+          </w:rPr>
+          <w:t>撒下15:19</w:t>
+        </w:r>
+      </w:hyperlink>
+      <w:r>
+        <w:rPr>
+          <w:lang w:val="zh_TW" w:bidi="zh_TW"/>
+        </w:rPr>
+        <w:t>，</w:t>
+      </w:r>
+      <w:hyperlink r:id="rId25">
+        <w:r>
+          <w:rPr>
+            <w:lang w:val="zh_TW" w:bidi="zh_TW"/>
+          </w:rPr>
+          <w:rPr>
+            <w:color w:val="0000EE"/>
+            <w:u w:val="single"/>
+          </w:rPr>
+          <w:t>20:7、23</w:t>
+        </w:r>
+      </w:hyperlink>
+      <w:r>
+        <w:rPr>
+          <w:lang w:val="zh_TW" w:bidi="zh_TW"/>
+        </w:rPr>
+        <w:t>；</w:t>
+      </w:r>
+      <w:hyperlink r:id="rId26">
+        <w:r>
+          <w:rPr>
+            <w:lang w:val="zh_TW" w:bidi="zh_TW"/>
+          </w:rPr>
+          <w:rPr>
+            <w:color w:val="0000EE"/>
+            <w:u w:val="single"/>
+          </w:rPr>
+          <w:t>代上18:17</w:t>
+        </w:r>
+      </w:hyperlink>
+      <w:r>
+        <w:rPr>
+          <w:lang w:val="zh_TW" w:bidi="zh_TW"/>
+        </w:rPr>
+        <w:t>）。</w:t>
       </w:r>
     </w:p>
     <w:p>
@@ -353,7 +763,7 @@
         <w:rPr>
           <w:lang w:val="zh_TW" w:bidi="zh_TW"/>
         </w:rPr>
-        <w:t>與這知識同時出現的，還有性自覺。亞當和夏娃吃了果子之後，便察覺自己的性特徵。同時，他們也能像神那樣觀看，因此以為神會因他們的赤身露體而羞辱他們。這個故事成了象徵：人為了追求神的地位而故意不順服，結果失去了無罪的純真，也不能與神相交。</w:t>
+        <w:t>非利士人這個名字在多個語言中都能辨識出來。在希伯來語中，他們被稱為Pelishtim，翻譯過來即為「非利士人」。在埃及的資料中，他們屬於海上的民族之一，被稱為Peleset（非利塞特）或Peleste（非利斯特）。他們最為人知的是參與海上民族入侵埃及，這些海上民族被拉美西斯三世在三角洲的陸地和海上戰役中擊敗。這場戰鬥的詳細場景，雕刻在拉美西斯三世的哈布城神廟北部外牆的浮雕中，其位置在盧克索對面。這些雕刻讓我們初步認識非利士人的服飾和武器，他們的頭飾很容易辨識，由羽毛（或可能是蘆葦）製成。</w:t>
       </w:r>
     </w:p>
     <w:p>
@@ -367,7 +777,18 @@
         <w:rPr>
           <w:lang w:val="zh_TW" w:bidi="zh_TW"/>
         </w:rPr>
-        <w:t>亞當和夏娃吃分別善惡樹的果子所帶來的悲慘結果，就是他們失去了純真，並與神隔絕。為了阻止他們再吃那第二棵樹──「生命樹」的果子，使他們永遠不死，神將他們趕出伊甸園。然而，那樣一來，他們就會在墮落、有罪的狀態下永遠不死；因此，神將他們逐出伊甸園其實是出於祝福。</w:t>
+        <w:t>這些人被拉美西斯擊敗後，定居於巴勒斯坦沿海地區，但有些人可能在前往埃及途中留在迦南。可能在族長時代之前，已經曾遷徙到巴勒斯坦。</w:t>
+      </w:r>
+    </w:p>
+    <w:p>
+      <w:pPr>
+        <w:pStyle w:val="Heading3"/>
+      </w:pPr>
+      <w:r>
+        <w:rPr>
+          <w:lang w:val="zh_TW" w:bidi="zh_TW"/>
+        </w:rPr>
+        <w:t>管治</w:t>
       </w:r>
     </w:p>
     <w:p>
@@ -379,6 +800,1256 @@
       </w:r>
       <w:r>
         <w:rPr>
+          <w:lang w:val="zh_TW" w:bidi="zh_TW"/>
+        </w:rPr>
+        <w:t>非利士人沒有統一的統治者治理整片土地；各個城市是獨立的，因此它們以城邦形式運作。這些城市的首領不是稱為王，在聖經中被稱為「首領」或「統治者」（例：</w:t>
+      </w:r>
+      <w:hyperlink r:id="rId27">
+        <w:r>
+          <w:rPr>
+            <w:lang w:val="zh_TW" w:bidi="zh_TW"/>
+          </w:rPr>
+          <w:rPr>
+            <w:color w:val="0000EE"/>
+            <w:u w:val="single"/>
+          </w:rPr>
+          <w:t>撒上5:11</w:t>
+        </w:r>
+      </w:hyperlink>
+      <w:r>
+        <w:rPr>
+          <w:lang w:val="zh_TW" w:bidi="zh_TW"/>
+        </w:rPr>
+        <w:t>、</w:t>
+      </w:r>
+      <w:hyperlink r:id="rId28">
+        <w:r>
+          <w:rPr>
+            <w:lang w:val="zh_TW" w:bidi="zh_TW"/>
+          </w:rPr>
+          <w:rPr>
+            <w:color w:val="0000EE"/>
+            <w:u w:val="single"/>
+          </w:rPr>
+          <w:t>6:12</w:t>
+        </w:r>
+      </w:hyperlink>
+      <w:r>
+        <w:rPr>
+          <w:lang w:val="zh_TW" w:bidi="zh_TW"/>
+        </w:rPr>
+        <w:t>、</w:t>
+      </w:r>
+      <w:hyperlink r:id="rId29">
+        <w:r>
+          <w:rPr>
+            <w:lang w:val="zh_TW" w:bidi="zh_TW"/>
+          </w:rPr>
+          <w:rPr>
+            <w:color w:val="0000EE"/>
+            <w:u w:val="single"/>
+          </w:rPr>
+          <w:t>29:2</w:t>
+        </w:r>
+      </w:hyperlink>
+      <w:r>
+        <w:rPr>
+          <w:lang w:val="zh_TW" w:bidi="zh_TW"/>
+        </w:rPr>
+        <w:t>）。他們共有五位首領，對應組成非利士五城聯邦的五個主要城市：迦薩、亞實基倫、亞實突、迦特和以革倫（</w:t>
+      </w:r>
+      <w:hyperlink r:id="rId30">
+        <w:r>
+          <w:rPr>
+            <w:lang w:val="zh_TW" w:bidi="zh_TW"/>
+          </w:rPr>
+          <w:rPr>
+            <w:color w:val="0000EE"/>
+            <w:u w:val="single"/>
+          </w:rPr>
+          <w:t>撒上6:17</w:t>
+        </w:r>
+      </w:hyperlink>
+      <w:r>
+        <w:rPr>
+          <w:lang w:val="zh_TW" w:bidi="zh_TW"/>
+        </w:rPr>
+        <w:t>；參</w:t>
+      </w:r>
+      <w:hyperlink r:id="rId31">
+        <w:r>
+          <w:rPr>
+            <w:lang w:val="zh_TW" w:bidi="zh_TW"/>
+          </w:rPr>
+          <w:rPr>
+            <w:color w:val="0000EE"/>
+            <w:u w:val="single"/>
+          </w:rPr>
+          <w:t>耶25:20</w:t>
+        </w:r>
+      </w:hyperlink>
+      <w:r>
+        <w:rPr>
+          <w:lang w:val="zh_TW" w:bidi="zh_TW"/>
+        </w:rPr>
+        <w:t>）。百姓在與他們相關的事務中有發言權，例如歸還事件（</w:t>
+      </w:r>
+      <w:hyperlink r:id="rId32">
+        <w:r>
+          <w:rPr>
+            <w:lang w:val="zh_TW" w:bidi="zh_TW"/>
+          </w:rPr>
+          <w:rPr>
+            <w:color w:val="0000EE"/>
+            <w:u w:val="single"/>
+          </w:rPr>
+          <w:t>撒上5:6–12</w:t>
+        </w:r>
+      </w:hyperlink>
+      <w:r>
+        <w:rPr>
+          <w:lang w:val="zh_TW" w:bidi="zh_TW"/>
+        </w:rPr>
+        <w:t>）；但重大決策由五位首領的多數投票決定，例如當大衛和他的部下住在洗革拉時，非利士人計劃對以色列發動大型軍事行動。大衛隸屬於迦特王亞吉，亞吉要求大衛與非利士人聯合對抗以色列。大衛同意，但當非利士其他首領發現大衛在場時，他們抱怨並決定讓他離開軍隊（</w:t>
+      </w:r>
+      <w:hyperlink r:id="rId33">
+        <w:r>
+          <w:rPr>
+            <w:lang w:val="zh_TW" w:bidi="zh_TW"/>
+          </w:rPr>
+          <w:rPr>
+            <w:color w:val="0000EE"/>
+            <w:u w:val="single"/>
+          </w:rPr>
+          <w:t>29</w:t>
+        </w:r>
+      </w:hyperlink>
+      <w:r>
+        <w:rPr>
+          <w:lang w:val="zh_TW" w:bidi="zh_TW"/>
+        </w:rPr>
+        <w:t>章）。</w:t>
+      </w:r>
+    </w:p>
+    <w:p>
+      <w:pPr>
+        <w:pStyle w:val="Heading3"/>
+      </w:pPr>
+      <w:r>
+        <w:rPr>
+          <w:lang w:val="zh_TW" w:bidi="zh_TW"/>
+        </w:rPr>
+        <w:t>宗教與敬拜對象</w:t>
+      </w:r>
+    </w:p>
+    <w:p>
+      <w:pPr/>
+      <w:r>
+        <w:rPr>
+          <w:lang w:val="zh_TW" w:bidi="zh_TW"/>
+        </w:rPr>
+      </w:r>
+      <w:r>
+        <w:rPr>
+          <w:lang w:val="zh_TW" w:bidi="zh_TW"/>
+        </w:rPr>
+        <w:t>非利士人帶來的神明，似乎在較早期就被他們拋棄，他們轉而崇拜迦南的神明。聖經中提到非利士人主要的神是大袞，一位穀物神。在拉斯珊拉（Ras Shamra，烏加里特）和瑪里（Mari）發現了大袞的神廟。聖經提到在迦薩有一座大袞廟（</w:t>
+      </w:r>
+      <w:hyperlink r:id="rId34">
+        <w:r>
+          <w:rPr>
+            <w:lang w:val="zh_TW" w:bidi="zh_TW"/>
+          </w:rPr>
+          <w:rPr>
+            <w:color w:val="0000EE"/>
+            <w:u w:val="single"/>
+          </w:rPr>
+          <w:t>士16:23–30</w:t>
+        </w:r>
+      </w:hyperlink>
+      <w:r>
+        <w:rPr>
+          <w:lang w:val="zh_TW" w:bidi="zh_TW"/>
+        </w:rPr>
+        <w:t>），在亞實突有另一座（</w:t>
+      </w:r>
+      <w:hyperlink r:id="rId35">
+        <w:r>
+          <w:rPr>
+            <w:lang w:val="zh_TW" w:bidi="zh_TW"/>
+          </w:rPr>
+          <w:rPr>
+            <w:color w:val="0000EE"/>
+            <w:u w:val="single"/>
+          </w:rPr>
+          <w:t>撒上5:1–5</w:t>
+        </w:r>
+      </w:hyperlink>
+      <w:r>
+        <w:rPr>
+          <w:lang w:val="zh_TW" w:bidi="zh_TW"/>
+        </w:rPr>
+        <w:t>）。</w:t>
+      </w:r>
+    </w:p>
+    <w:p>
+      <w:pPr>
+        <w:pStyle w:val="Heading3"/>
+      </w:pPr>
+      <w:r>
+        <w:rPr>
+          <w:lang w:val="zh_TW" w:bidi="zh_TW"/>
+        </w:rPr>
+        <w:t>非利士人與以色列</w:t>
+      </w:r>
+    </w:p>
+    <w:p>
+      <w:pPr/>
+      <w:r>
+        <w:rPr>
+          <w:lang w:val="zh_TW" w:bidi="zh_TW"/>
+        </w:rPr>
+      </w:r>
+      <w:r>
+        <w:rPr>
+          <w:lang w:val="zh_TW" w:bidi="zh_TW"/>
+        </w:rPr>
+        <w:t>不同形式的「非利士」一詞，在舊約中出現了將近300次，主要是在士師記和撒母耳記中。最早出現是在</w:t>
+      </w:r>
+      <w:hyperlink r:id="rId36">
+        <w:r>
+          <w:rPr>
+            <w:lang w:val="zh_TW" w:bidi="zh_TW"/>
+          </w:rPr>
+          <w:rPr>
+            <w:color w:val="0000EE"/>
+            <w:u w:val="single"/>
+          </w:rPr>
+          <w:t>創世記十章14節</w:t>
+        </w:r>
+      </w:hyperlink>
+      <w:r>
+        <w:rPr>
+          <w:lang w:val="zh_TW" w:bidi="zh_TW"/>
+        </w:rPr>
+        <w:t>，提到非利士人從</w:t>
+      </w:r>
+      <w:r>
+        <w:rPr>
+          <w:lang w:val="zh_TW" w:bidi="zh_TW"/>
+        </w:rPr>
+        <w:t>迦斯路希人出來</w:t>
+      </w:r>
+      <w:r>
+        <w:rPr>
+          <w:lang w:val="zh_TW" w:bidi="zh_TW"/>
+        </w:rPr>
+        <w:t>，是與迦斐託有關但未被識別的民族（參</w:t>
+      </w:r>
+      <w:hyperlink r:id="rId37">
+        <w:r>
+          <w:rPr>
+            <w:lang w:val="zh_TW" w:bidi="zh_TW"/>
+          </w:rPr>
+          <w:rPr>
+            <w:color w:val="0000EE"/>
+            <w:u w:val="single"/>
+          </w:rPr>
+          <w:t>歷上1:12</w:t>
+        </w:r>
+      </w:hyperlink>
+      <w:r>
+        <w:rPr>
+          <w:lang w:val="zh_TW" w:bidi="zh_TW"/>
+        </w:rPr>
+        <w:t>）。</w:t>
+      </w:r>
+    </w:p>
+    <w:p>
+      <w:pPr/>
+      <w:r>
+        <w:rPr>
+          <w:lang w:val="zh_TW" w:bidi="zh_TW"/>
+        </w:rPr>
+      </w:r>
+      <w:r>
+        <w:rPr>
+          <w:lang w:val="zh_TW" w:bidi="zh_TW"/>
+        </w:rPr>
+        <w:t>亞伯拉罕和以撒曾在基拉耳與非利士人接觸，這些事件與他們的妻子有關（</w:t>
+      </w:r>
+      <w:hyperlink r:id="rId38">
+        <w:r>
+          <w:rPr>
+            <w:lang w:val="zh_TW" w:bidi="zh_TW"/>
+          </w:rPr>
+          <w:rPr>
+            <w:color w:val="0000EE"/>
+            <w:u w:val="single"/>
+          </w:rPr>
+          <w:t>創20</w:t>
+        </w:r>
+      </w:hyperlink>
+      <w:r>
+        <w:rPr>
+          <w:lang w:val="zh_TW" w:bidi="zh_TW"/>
+        </w:rPr>
+        <w:t>，</w:t>
+      </w:r>
+      <w:hyperlink r:id="rId39">
+        <w:r>
+          <w:rPr>
+            <w:lang w:val="zh_TW" w:bidi="zh_TW"/>
+          </w:rPr>
+          <w:rPr>
+            <w:color w:val="0000EE"/>
+            <w:u w:val="single"/>
+          </w:rPr>
+          <w:t>26</w:t>
+        </w:r>
+      </w:hyperlink>
+      <w:r>
+        <w:rPr>
+          <w:lang w:val="zh_TW" w:bidi="zh_TW"/>
+        </w:rPr>
+        <w:t>）。然而，非利士人並不住在海岸，而是在基拉耳，甚至遠至東方的別是巴（</w:t>
+      </w:r>
+      <w:hyperlink r:id="rId40">
+        <w:r>
+          <w:rPr>
+            <w:lang w:val="zh_TW" w:bidi="zh_TW"/>
+          </w:rPr>
+          <w:rPr>
+            <w:color w:val="0000EE"/>
+            <w:u w:val="single"/>
+          </w:rPr>
+          <w:t>26:33</w:t>
+        </w:r>
+      </w:hyperlink>
+      <w:r>
+        <w:rPr>
+          <w:lang w:val="zh_TW" w:bidi="zh_TW"/>
+        </w:rPr>
+        <w:t>）。在這兩處經文中，基拉耳王都被稱為亞比米勒，這是個閃族名字。有人認為當時的非利士人祖先是從克里特遷移過來，但這尚未證實。</w:t>
+      </w:r>
+    </w:p>
+    <w:p>
+      <w:pPr/>
+      <w:r>
+        <w:rPr>
+          <w:lang w:val="zh_TW" w:bidi="zh_TW"/>
+        </w:rPr>
+      </w:r>
+      <w:r>
+        <w:rPr>
+          <w:lang w:val="zh_TW" w:bidi="zh_TW"/>
+        </w:rPr>
+        <w:t>在以色列人征服迦南之後，非利士人開始對以色列人顯出優勢。非利士人是好戰且具有侵略性的民族，他們武器精良，因為他們使用鐵並在該地區壟斷鐵的製造。他們控制以色列，禁止以色列人製造鐵器，迫使以色列人依靠非利士人，甚至磨器具也是如此（</w:t>
+      </w:r>
+      <w:hyperlink r:id="rId41">
+        <w:r>
+          <w:rPr>
+            <w:lang w:val="zh_TW" w:bidi="zh_TW"/>
+          </w:rPr>
+          <w:rPr>
+            <w:color w:val="0000EE"/>
+            <w:u w:val="single"/>
+          </w:rPr>
+          <w:t>撒上13:19–22</w:t>
+        </w:r>
+      </w:hyperlink>
+      <w:r>
+        <w:rPr>
+          <w:lang w:val="zh_TW" w:bidi="zh_TW"/>
+        </w:rPr>
+        <w:t>）。以色列人的武裝如此貧乏，以至於只有掃羅和約拿單</w:t>
+      </w:r>
+      <w:r>
+        <w:rPr>
+          <w:lang w:val="zh_TW" w:bidi="zh_TW"/>
+        </w:rPr>
+        <w:t>有刀有槍</w:t>
+      </w:r>
+      <w:r>
+        <w:rPr>
+          <w:lang w:val="zh_TW" w:bidi="zh_TW"/>
+        </w:rPr>
+        <w:t>（</w:t>
+      </w:r>
+      <w:hyperlink r:id="rId42">
+        <w:r>
+          <w:rPr>
+            <w:lang w:val="zh_TW" w:bidi="zh_TW"/>
+          </w:rPr>
+          <w:rPr>
+            <w:color w:val="0000EE"/>
+            <w:u w:val="single"/>
+          </w:rPr>
+          <w:t>22節</w:t>
+        </w:r>
+      </w:hyperlink>
+      <w:r>
+        <w:rPr>
+          <w:lang w:val="zh_TW" w:bidi="zh_TW"/>
+        </w:rPr>
+        <w:t>）。在亞實突、</w:t>
+      </w:r>
+      <w:r>
+        <w:rPr>
+          <w:lang w:val="zh_TW" w:bidi="zh_TW"/>
+        </w:rPr>
+        <w:t>奎西里廢丘（</w:t>
+      </w:r>
+      <w:r>
+        <w:rPr>
+          <w:lang w:val="zh_TW" w:bidi="zh_TW"/>
+        </w:rPr>
+        <w:t>Tell Qasile）、耶瑪廢丘（Tell Jemmeh） 和摩爾廢丘（Tel Mor） 發現鐵器的冶煉設施。</w:t>
+      </w:r>
+    </w:p>
+    <w:p>
+      <w:pPr/>
+      <w:r>
+        <w:rPr>
+          <w:lang w:val="zh_TW" w:bidi="zh_TW"/>
+        </w:rPr>
+      </w:r>
+      <w:r>
+        <w:rPr>
+          <w:lang w:val="zh_TW" w:bidi="zh_TW"/>
+        </w:rPr>
+        <w:t>哈布城的浮雕顯示，非利士人持有長矛和長劍，並用大型圓盾作為防器。他們擁有三人戰車，配有六輻輪，並使用由四頭牛拉動的實心雙輪車來運送人員。他們的船裝有方形帆，類似埃及人的船，並且有鴨形船首，可能用於撞擊敵方船隻。</w:t>
+      </w:r>
+    </w:p>
+    <w:p>
+      <w:pPr/>
+      <w:r>
+        <w:rPr>
+          <w:lang w:val="zh_TW" w:bidi="zh_TW"/>
+        </w:rPr>
+      </w:r>
+      <w:r>
+        <w:rPr>
+          <w:lang w:val="zh_TW" w:bidi="zh_TW"/>
+        </w:rPr>
+        <w:t>以色列很早就出現背道現象，耶和華使用非利士人來懲戒祂的百姓。珊迦用趕牛的棍子打了600名非利士人，救了以色列（</w:t>
+      </w:r>
+      <w:hyperlink r:id="rId43">
+        <w:r>
+          <w:rPr>
+            <w:lang w:val="zh_TW" w:bidi="zh_TW"/>
+          </w:rPr>
+          <w:rPr>
+            <w:color w:val="0000EE"/>
+            <w:u w:val="single"/>
+          </w:rPr>
+          <w:t>士3:31</w:t>
+        </w:r>
+      </w:hyperlink>
+      <w:r>
+        <w:rPr>
+          <w:lang w:val="zh_TW" w:bidi="zh_TW"/>
+        </w:rPr>
+        <w:t>）。參孫的記載有許多關於非利士人生活的細節（</w:t>
+      </w:r>
+      <w:hyperlink r:id="rId44">
+        <w:r>
+          <w:rPr>
+            <w:lang w:val="zh_TW" w:bidi="zh_TW"/>
+          </w:rPr>
+          <w:rPr>
+            <w:color w:val="0000EE"/>
+            <w:u w:val="single"/>
+          </w:rPr>
+          <w:t>13:1–16:31</w:t>
+        </w:r>
+      </w:hyperlink>
+      <w:r>
+        <w:rPr>
+          <w:lang w:val="zh_TW" w:bidi="zh_TW"/>
+        </w:rPr>
+        <w:t>）。這段記錄顯示以色列人和非利士人之間的通婚，此舉違反舊約律法。</w:t>
+      </w:r>
+    </w:p>
+    <w:p>
+      <w:pPr/>
+      <w:r>
+        <w:rPr>
+          <w:lang w:val="zh_TW" w:bidi="zh_TW"/>
+        </w:rPr>
+      </w:r>
+      <w:r>
+        <w:rPr>
+          <w:lang w:val="zh_TW" w:bidi="zh_TW"/>
+        </w:rPr>
+        <w:t>以色列和非利士人之間的戰爭記載在</w:t>
+      </w:r>
+      <w:hyperlink r:id="rId45">
+        <w:r>
+          <w:rPr>
+            <w:lang w:val="zh_TW" w:bidi="zh_TW"/>
+          </w:rPr>
+          <w:rPr>
+            <w:color w:val="0000EE"/>
+            <w:u w:val="single"/>
+          </w:rPr>
+          <w:t>撒母耳記上四章1節</w:t>
+        </w:r>
+      </w:hyperlink>
+      <w:r>
+        <w:rPr>
+          <w:lang w:val="zh_TW" w:bidi="zh_TW"/>
+        </w:rPr>
+        <w:t>，當時以色列人在以便以謝安營，非利士人在亞弗。非利士人贏得戰爭並奪走約櫃（</w:t>
+      </w:r>
+      <w:hyperlink r:id="rId46">
+        <w:r>
+          <w:rPr>
+            <w:lang w:val="zh_TW" w:bidi="zh_TW"/>
+          </w:rPr>
+          <w:rPr>
+            <w:color w:val="0000EE"/>
+            <w:u w:val="single"/>
+          </w:rPr>
+          <w:t>撒上4:17</w:t>
+        </w:r>
+      </w:hyperlink>
+      <w:r>
+        <w:rPr>
+          <w:lang w:val="zh_TW" w:bidi="zh_TW"/>
+        </w:rPr>
+        <w:t>）；但在七個月後他們歸還約櫃，因為耶和華降災於他們（</w:t>
+      </w:r>
+      <w:hyperlink r:id="rId47">
+        <w:r>
+          <w:rPr>
+            <w:lang w:val="zh_TW" w:bidi="zh_TW"/>
+          </w:rPr>
+          <w:rPr>
+            <w:color w:val="0000EE"/>
+            <w:u w:val="single"/>
+          </w:rPr>
+          <w:t>5:1–6:21</w:t>
+        </w:r>
+      </w:hyperlink>
+      <w:r>
+        <w:rPr>
+          <w:lang w:val="zh_TW" w:bidi="zh_TW"/>
+        </w:rPr>
+        <w:t>）。後來，當撒母耳成為領袖時，非利士人攻擊以色列的米斯巴，但神賜給以色列勝利。因此撒母耳立了一塊石頭紀念，起名為以便‧以謝（「幫助之石」，</w:t>
+      </w:r>
+      <w:hyperlink r:id="rId48">
+        <w:r>
+          <w:rPr>
+            <w:lang w:val="zh_TW" w:bidi="zh_TW"/>
+          </w:rPr>
+          <w:rPr>
+            <w:color w:val="0000EE"/>
+            <w:u w:val="single"/>
+          </w:rPr>
+          <w:t>7:12</w:t>
+        </w:r>
+      </w:hyperlink>
+      <w:r>
+        <w:rPr>
+          <w:lang w:val="zh_TW" w:bidi="zh_TW"/>
+        </w:rPr>
+        <w:t>）。撒母耳的一生中，非利士人再也沒有入侵以色列，而以色列收復被非利士人奪取的城市（</w:t>
+      </w:r>
+      <w:hyperlink r:id="rId49">
+        <w:r>
+          <w:rPr>
+            <w:lang w:val="zh_TW" w:bidi="zh_TW"/>
+          </w:rPr>
+          <w:rPr>
+            <w:color w:val="0000EE"/>
+            <w:u w:val="single"/>
+          </w:rPr>
+          <w:t>14節</w:t>
+        </w:r>
+      </w:hyperlink>
+      <w:r>
+        <w:rPr>
+          <w:lang w:val="zh_TW" w:bidi="zh_TW"/>
+        </w:rPr>
+        <w:t>）。</w:t>
+      </w:r>
+    </w:p>
+    <w:p>
+      <w:pPr/>
+      <w:r>
+        <w:rPr>
+          <w:lang w:val="zh_TW" w:bidi="zh_TW"/>
+        </w:rPr>
+      </w:r>
+      <w:r>
+        <w:rPr>
+          <w:lang w:val="zh_TW" w:bidi="zh_TW"/>
+        </w:rPr>
+        <w:t>非利士人在以色列領土上最活躍的時期，是掃羅統治期間，掃羅是以色列的第一位王。那個時期的經文，曾提及非利士人超過80次。非利士人在以色列各個地區建立防營或防兵（參</w:t>
+      </w:r>
+      <w:hyperlink r:id="rId50">
+        <w:r>
+          <w:rPr>
+            <w:lang w:val="zh_TW" w:bidi="zh_TW"/>
+          </w:rPr>
+          <w:rPr>
+            <w:color w:val="0000EE"/>
+            <w:u w:val="single"/>
+          </w:rPr>
+          <w:t>撒上10:5</w:t>
+        </w:r>
+      </w:hyperlink>
+      <w:r>
+        <w:rPr>
+          <w:lang w:val="zh_TW" w:bidi="zh_TW"/>
+        </w:rPr>
+        <w:t>，</w:t>
+      </w:r>
+      <w:hyperlink r:id="rId51">
+        <w:r>
+          <w:rPr>
+            <w:lang w:val="zh_TW" w:bidi="zh_TW"/>
+          </w:rPr>
+          <w:rPr>
+            <w:color w:val="0000EE"/>
+            <w:u w:val="single"/>
+          </w:rPr>
+          <w:t>13:3</w:t>
+        </w:r>
+      </w:hyperlink>
+      <w:r>
+        <w:rPr>
+          <w:lang w:val="zh_TW" w:bidi="zh_TW"/>
+        </w:rPr>
+        <w:t>）。約拿單在迦巴攻擊了</w:t>
+      </w:r>
+      <w:r>
+        <w:rPr>
+          <w:lang w:val="zh_TW" w:bidi="zh_TW"/>
+        </w:rPr>
+        <w:t>防營</w:t>
+      </w:r>
+      <w:r>
+        <w:rPr>
+          <w:lang w:val="zh_TW" w:bidi="zh_TW"/>
+        </w:rPr>
+        <w:t>（</w:t>
+      </w:r>
+      <w:hyperlink r:id="rId51">
+        <w:r>
+          <w:rPr>
+            <w:lang w:val="zh_TW" w:bidi="zh_TW"/>
+          </w:rPr>
+          <w:rPr>
+            <w:color w:val="0000EE"/>
+            <w:u w:val="single"/>
+          </w:rPr>
+          <w:t>13:3</w:t>
+        </w:r>
+      </w:hyperlink>
+      <w:r>
+        <w:rPr>
+          <w:lang w:val="zh_TW" w:bidi="zh_TW"/>
+        </w:rPr>
+        <w:t>）；他在</w:t>
+      </w:r>
+      <w:hyperlink r:id="rId52">
+        <w:r>
+          <w:rPr>
+            <w:lang w:val="zh_TW" w:bidi="zh_TW"/>
+          </w:rPr>
+          <w:rPr>
+            <w:color w:val="0000EE"/>
+            <w:u w:val="single"/>
+          </w:rPr>
+          <w:t>撒母耳記上十四章1至15節</w:t>
+        </w:r>
+      </w:hyperlink>
+      <w:r>
+        <w:rPr>
+          <w:lang w:val="zh_TW" w:bidi="zh_TW"/>
+        </w:rPr>
+        <w:t>中的壯舉，導致非利士人潰敗。</w:t>
+      </w:r>
+    </w:p>
+    <w:p>
+      <w:pPr/>
+      <w:r>
+        <w:rPr>
+          <w:lang w:val="zh_TW" w:bidi="zh_TW"/>
+        </w:rPr>
+      </w:r>
+      <w:r>
+        <w:rPr>
+          <w:lang w:val="zh_TW" w:bidi="zh_TW"/>
+        </w:rPr>
+        <w:t>非利士人和以色列軍隊在以拉谷對峙，非利士人要以色列揀選一名對手，與他們的勇士歌利亞戰鬥（</w:t>
+      </w:r>
+      <w:hyperlink r:id="rId53">
+        <w:r>
+          <w:rPr>
+            <w:lang w:val="zh_TW" w:bidi="zh_TW"/>
+          </w:rPr>
+          <w:rPr>
+            <w:color w:val="0000EE"/>
+            <w:u w:val="single"/>
+          </w:rPr>
+          <w:t>撒上17:1–11</w:t>
+        </w:r>
+      </w:hyperlink>
+      <w:r>
+        <w:rPr>
+          <w:lang w:val="zh_TW" w:bidi="zh_TW"/>
+        </w:rPr>
+        <w:t>）。年少的牧羊人大衛殺死了歌利亞；大衛成為英雄，但掃羅嫉妒，使大衛成為被追捕的人。在躲避掃羅軍隊的過程中，大衛的部下從非利士人手中拯救基伊拉城（</w:t>
+      </w:r>
+      <w:hyperlink r:id="rId54">
+        <w:r>
+          <w:rPr>
+            <w:lang w:val="zh_TW" w:bidi="zh_TW"/>
+          </w:rPr>
+          <w:rPr>
+            <w:color w:val="0000EE"/>
+            <w:u w:val="single"/>
+          </w:rPr>
+          <w:t>23:1–5</w:t>
+        </w:r>
+      </w:hyperlink>
+      <w:r>
+        <w:rPr>
+          <w:lang w:val="zh_TW" w:bidi="zh_TW"/>
+        </w:rPr>
+        <w:t>）。最終，大衛向迦特王亞吉尋求政治庇護，亞吉將洗革拉城給他，大衛從那裡突襲了南地（</w:t>
+      </w:r>
+      <w:hyperlink r:id="rId55">
+        <w:r>
+          <w:rPr>
+            <w:lang w:val="zh_TW" w:bidi="zh_TW"/>
+          </w:rPr>
+          <w:rPr>
+            <w:color w:val="0000EE"/>
+            <w:u w:val="single"/>
+          </w:rPr>
+          <w:t>27</w:t>
+        </w:r>
+      </w:hyperlink>
+      <w:r>
+        <w:rPr>
+          <w:lang w:val="zh_TW" w:bidi="zh_TW"/>
+        </w:rPr>
+        <w:t>章）。</w:t>
+      </w:r>
+    </w:p>
+    <w:p>
+      <w:pPr/>
+      <w:r>
+        <w:rPr>
+          <w:lang w:val="zh_TW" w:bidi="zh_TW"/>
+        </w:rPr>
+      </w:r>
+      <w:r>
+        <w:rPr>
+          <w:lang w:val="zh_TW" w:bidi="zh_TW"/>
+        </w:rPr>
+        <w:t>當非利士人準備與以色列開戰時，亞吉要求大衛加入非利士的軍隊，大衛沒有拒絕。非利士人的首領卻沒有同意，因為他們擔心大衛會反對他們（</w:t>
+      </w:r>
+      <w:hyperlink r:id="rId56">
+        <w:r>
+          <w:rPr>
+            <w:lang w:val="zh_TW" w:bidi="zh_TW"/>
+          </w:rPr>
+          <w:rPr>
+            <w:color w:val="0000EE"/>
+            <w:u w:val="single"/>
+          </w:rPr>
+          <w:t>撒上28:1–2</w:t>
+        </w:r>
+      </w:hyperlink>
+      <w:r>
+        <w:rPr>
+          <w:lang w:val="zh_TW" w:bidi="zh_TW"/>
+        </w:rPr>
+        <w:t>，</w:t>
+      </w:r>
+      <w:hyperlink r:id="rId33">
+        <w:r>
+          <w:rPr>
+            <w:lang w:val="zh_TW" w:bidi="zh_TW"/>
+          </w:rPr>
+          <w:rPr>
+            <w:color w:val="0000EE"/>
+            <w:u w:val="single"/>
+          </w:rPr>
+          <w:t>29</w:t>
+        </w:r>
+      </w:hyperlink>
+      <w:r>
+        <w:rPr>
+          <w:lang w:val="zh_TW" w:bidi="zh_TW"/>
+        </w:rPr>
+        <w:t>）。在隨後的戰鬥中，掃羅和他的兒子們在基利波山被非利士人殺死（</w:t>
+      </w:r>
+      <w:hyperlink r:id="rId57">
+        <w:r>
+          <w:rPr>
+            <w:lang w:val="zh_TW" w:bidi="zh_TW"/>
+          </w:rPr>
+          <w:rPr>
+            <w:color w:val="0000EE"/>
+            <w:u w:val="single"/>
+          </w:rPr>
+          <w:t>31:1–7</w:t>
+        </w:r>
+      </w:hyperlink>
+      <w:r>
+        <w:rPr>
+          <w:lang w:val="zh_TW" w:bidi="zh_TW"/>
+        </w:rPr>
+        <w:t>）。非利士人砍下掃羅的頭，將他的盔甲放在</w:t>
+      </w:r>
+      <w:r>
+        <w:rPr>
+          <w:lang w:val="zh_TW" w:bidi="zh_TW"/>
+        </w:rPr>
+        <w:t>伯‧珊</w:t>
+      </w:r>
+      <w:r>
+        <w:rPr>
+          <w:lang w:val="zh_TW" w:bidi="zh_TW"/>
+        </w:rPr>
+        <w:t>的</w:t>
+      </w:r>
+      <w:r>
+        <w:rPr>
+          <w:lang w:val="zh_TW" w:bidi="zh_TW"/>
+        </w:rPr>
+        <w:t>亞斯她錄廟裏</w:t>
+      </w:r>
+      <w:r>
+        <w:rPr>
+          <w:lang w:val="zh_TW" w:bidi="zh_TW"/>
+        </w:rPr>
+        <w:t>，並將他的屍體掛在城牆上（</w:t>
+      </w:r>
+      <w:hyperlink r:id="rId58">
+        <w:r>
+          <w:rPr>
+            <w:lang w:val="zh_TW" w:bidi="zh_TW"/>
+          </w:rPr>
+          <w:rPr>
+            <w:color w:val="0000EE"/>
+            <w:u w:val="single"/>
+          </w:rPr>
+          <w:t>8–11</w:t>
+        </w:r>
+      </w:hyperlink>
+      <w:r>
+        <w:rPr>
+          <w:lang w:val="zh_TW" w:bidi="zh_TW"/>
+        </w:rPr>
+        <w:t>）。</w:t>
+      </w:r>
+    </w:p>
+    <w:p>
+      <w:pPr/>
+      <w:r>
+        <w:rPr>
+          <w:lang w:val="zh_TW" w:bidi="zh_TW"/>
+        </w:rPr>
+      </w:r>
+      <w:r>
+        <w:rPr>
+          <w:lang w:val="zh_TW" w:bidi="zh_TW"/>
+        </w:rPr>
+        <w:t>當非利士人得知大衛作王時，他們試圖攻擊他，但大衛「從迦巴到基色」擊敗他們（</w:t>
+      </w:r>
+      <w:hyperlink r:id="rId59">
+        <w:r>
+          <w:rPr>
+            <w:lang w:val="zh_TW" w:bidi="zh_TW"/>
+          </w:rPr>
+          <w:rPr>
+            <w:color w:val="0000EE"/>
+            <w:u w:val="single"/>
+          </w:rPr>
+          <w:t>撒下5:17–25</w:t>
+        </w:r>
+      </w:hyperlink>
+      <w:r>
+        <w:rPr>
+          <w:lang w:val="zh_TW" w:bidi="zh_TW"/>
+        </w:rPr>
+        <w:t>）。大衛打破非利士的勢力，雖然他們再次試圖對以色列發動戰爭，但都未能成功（</w:t>
+      </w:r>
+      <w:hyperlink r:id="rId60">
+        <w:r>
+          <w:rPr>
+            <w:lang w:val="zh_TW" w:bidi="zh_TW"/>
+          </w:rPr>
+          <w:rPr>
+            <w:color w:val="0000EE"/>
+            <w:u w:val="single"/>
+          </w:rPr>
+          <w:t>21:15–21</w:t>
+        </w:r>
+      </w:hyperlink>
+      <w:r>
+        <w:rPr>
+          <w:lang w:val="zh_TW" w:bidi="zh_TW"/>
+        </w:rPr>
+        <w:t>）。</w:t>
+      </w:r>
+    </w:p>
+    <w:p>
+      <w:pPr/>
+      <w:r>
+        <w:rPr>
+          <w:lang w:val="zh_TW" w:bidi="zh_TW"/>
+        </w:rPr>
+      </w:r>
+      <w:r>
+        <w:rPr>
+          <w:lang w:val="zh_TW" w:bidi="zh_TW"/>
+        </w:rPr>
+        <w:t>烏西雅與非利士人作戰；他拆毀了迦特、雅比尼和亞實突的城牆，並在非利士地區建造城市（</w:t>
+      </w:r>
+      <w:hyperlink r:id="rId61">
+        <w:r>
+          <w:rPr>
+            <w:lang w:val="zh_TW" w:bidi="zh_TW"/>
+          </w:rPr>
+          <w:rPr>
+            <w:color w:val="0000EE"/>
+            <w:u w:val="single"/>
+          </w:rPr>
+          <w:t>代下26:6–7</w:t>
+        </w:r>
+      </w:hyperlink>
+      <w:r>
+        <w:rPr>
+          <w:lang w:val="zh_TW" w:bidi="zh_TW"/>
+        </w:rPr>
+        <w:t>）。在亞哈斯統治期間，非利士人入侵謝非拉和南地，並佔領多座城市（</w:t>
+      </w:r>
+      <w:hyperlink r:id="rId62">
+        <w:r>
+          <w:rPr>
+            <w:lang w:val="zh_TW" w:bidi="zh_TW"/>
+          </w:rPr>
+          <w:rPr>
+            <w:color w:val="0000EE"/>
+            <w:u w:val="single"/>
+          </w:rPr>
+          <w:t>28:18</w:t>
+        </w:r>
+      </w:hyperlink>
+      <w:r>
+        <w:rPr>
+          <w:lang w:val="zh_TW" w:bidi="zh_TW"/>
+        </w:rPr>
+        <w:t>）。希西家</w:t>
+      </w:r>
+      <w:r>
+        <w:rPr>
+          <w:lang w:val="zh_TW" w:bidi="zh_TW"/>
+        </w:rPr>
+        <w:t>攻擊</w:t>
+      </w:r>
+      <w:r>
+        <w:rPr>
+          <w:lang w:val="zh_TW" w:bidi="zh_TW"/>
+        </w:rPr>
+        <w:t>非利士人，直至迦薩（</w:t>
+      </w:r>
+      <w:hyperlink r:id="rId63">
+        <w:r>
+          <w:rPr>
+            <w:lang w:val="zh_TW" w:bidi="zh_TW"/>
+          </w:rPr>
+          <w:rPr>
+            <w:color w:val="0000EE"/>
+            <w:u w:val="single"/>
+          </w:rPr>
+          <w:t>王下18:8</w:t>
+        </w:r>
+      </w:hyperlink>
+      <w:r>
+        <w:rPr>
+          <w:lang w:val="zh_TW" w:bidi="zh_TW"/>
+        </w:rPr>
+        <w:t>）。</w:t>
+      </w:r>
+    </w:p>
+    <w:p>
+      <w:pPr/>
+      <w:r>
+        <w:rPr>
+          <w:lang w:val="zh_TW" w:bidi="zh_TW"/>
+        </w:rPr>
+      </w:r>
+      <w:r>
+        <w:rPr>
+          <w:lang w:val="zh_TW" w:bidi="zh_TW"/>
+        </w:rPr>
+        <w:t>先知書提到非利士人的次數相對較少，不過耶利米專門為非利士人撰寫了一個短的篇章（</w:t>
+      </w:r>
+      <w:hyperlink r:id="rId64">
+        <w:r>
+          <w:rPr>
+            <w:lang w:val="zh_TW" w:bidi="zh_TW"/>
+          </w:rPr>
+          <w:rPr>
+            <w:color w:val="0000EE"/>
+            <w:u w:val="single"/>
+          </w:rPr>
+          <w:t>耶47</w:t>
+        </w:r>
+      </w:hyperlink>
+      <w:r>
+        <w:rPr>
+          <w:lang w:val="zh_TW" w:bidi="zh_TW"/>
+        </w:rPr>
+        <w:t>）。非利士人逐漸被迦南文化同化，消失於聖經和世俗歷史的篇章，只留下名字巴勒斯坦作為他們存在的紀念。</w:t>
+      </w:r>
+      <w:r>
+        <w:rPr>
+          <w:lang w:val="zh_TW" w:bidi="zh_TW"/>
+        </w:rPr>
+      </w:r>
+      <w:r>
+        <w:rPr>
+          <w:lang w:val="zh_TW" w:bidi="zh_TW"/>
+        </w:rPr>
+      </w:r>
+    </w:p>
+    <w:p>
+      <w:pPr/>
+      <w:r>
+        <w:rPr>
+          <w:lang w:val="zh_TW" w:bidi="zh_TW"/>
+        </w:rPr>
+      </w:r>
+    </w:p>
+    <w:p>
+      <w:pPr>
+        <w:pStyle w:val="Heading2"/>
+      </w:pPr>
+      <w:r>
+        <w:rPr>
+          <w:lang w:val="zh_TW" w:bidi="zh_TW"/>
+        </w:rPr>
+        <w:t>腓力</w:t>
+      </w:r>
+      <w:r>
+        <w:rPr>
+          <w:lang w:val="zh_TW" w:bidi="zh_TW"/>
+        </w:rPr>
+      </w:r>
+    </w:p>
+    <w:p>
+      <w:pPr>
+        <w:pStyle w:val="ListNumber"/>
+        <w:numPr>
+          <w:ilvl w:val="0"/>
+          <w:numId w:val="14"/>
+        </w:numPr>
+        <w:spacing w:line="240" w:lineRule="auto"/>
+        <w:ind w:left="720"/>
+      </w:pPr>
+      <w:r>
+        <w:rPr>
+          <w:lang w:val="zh_TW" w:bidi="zh_TW"/>
+        </w:rPr>
+      </w:r>
+      <w:r>
+        <w:rPr>
+          <w:lang w:val="zh_TW" w:bidi="zh_TW"/>
+        </w:rPr>
+        <w:t>耶穌的使徒。腓力的名字在十二使徒的名單中排在第五位，位於兩對兄弟西門彼得和安得烈、雅各和約翰之後（</w:t>
+      </w:r>
+      <w:hyperlink r:id="rId65">
+        <w:r>
+          <w:rPr>
+            <w:lang w:val="zh_TW" w:bidi="zh_TW"/>
+          </w:rPr>
+          <w:rPr>
+            <w:color w:val="0000EE"/>
+            <w:u w:val="single"/>
+          </w:rPr>
+          <w:t>太10:3</w:t>
+        </w:r>
+      </w:hyperlink>
+      <w:r>
+        <w:rPr>
+          <w:lang w:val="zh_TW" w:bidi="zh_TW"/>
+        </w:rPr>
+        <w:t>；</w:t>
+      </w:r>
+      <w:hyperlink r:id="rId66">
+        <w:r>
+          <w:rPr>
+            <w:lang w:val="zh_TW" w:bidi="zh_TW"/>
+          </w:rPr>
+          <w:rPr>
+            <w:color w:val="0000EE"/>
+            <w:u w:val="single"/>
+          </w:rPr>
+          <w:t>可3:18</w:t>
+        </w:r>
+      </w:hyperlink>
+      <w:r>
+        <w:rPr>
+          <w:lang w:val="zh_TW" w:bidi="zh_TW"/>
+        </w:rPr>
+        <w:t>；</w:t>
+      </w:r>
+      <w:hyperlink r:id="rId67">
+        <w:r>
+          <w:rPr>
+            <w:lang w:val="zh_TW" w:bidi="zh_TW"/>
+          </w:rPr>
+          <w:rPr>
+            <w:color w:val="0000EE"/>
+            <w:u w:val="single"/>
+          </w:rPr>
+          <w:t>路6:14</w:t>
+        </w:r>
+      </w:hyperlink>
+      <w:r>
+        <w:rPr>
+          <w:lang w:val="zh_TW" w:bidi="zh_TW"/>
+        </w:rPr>
+        <w:t>）。使徒約翰記載，當施洗約翰提到耶穌說「看哪，這是神的羔羊！」時，他的兩個門徒開始跟隨耶穌。其中一位是安得烈，他隨即對他哥哥西門彼得說：「我們遇見彌賽亞了」，並把他帶到耶穌面前。（另一位未提名的門徒很可能就是寫這段經文的約翰。）</w:t>
+        <w:br/>
+      </w:r>
+      <w:r>
+        <w:rPr>
+          <w:lang w:val="zh_TW" w:bidi="zh_TW"/>
+        </w:rPr>
+        <w:t>第二天，耶穌去了加利利，找到腓力並呼召他：「來跟從我吧。」約翰補充說腓力是伯賽大的人。腓力隨即找到拿但業並告訴他：「摩西在律法上所寫的和眾先知所記的那一位，我們遇見了」，並邀請拿但業前來親自看看（</w:t>
+      </w:r>
+      <w:hyperlink r:id="rId68">
+        <w:r>
+          <w:rPr>
+            <w:lang w:val="zh_TW" w:bidi="zh_TW"/>
+          </w:rPr>
+          <w:rPr>
+            <w:color w:val="0000EE"/>
+            <w:u w:val="single"/>
+          </w:rPr>
+          <w:t>約1:35–51</w:t>
+        </w:r>
+      </w:hyperlink>
+      <w:r>
+        <w:rPr>
+          <w:lang w:val="zh_TW" w:bidi="zh_TW"/>
+        </w:rPr>
+        <w:t>）。這段記載顯示腓力是最早跟隨耶穌的人之一，並迅速地邀請其他人也來跟從耶穌。</w:t>
+        <w:br/>
+      </w:r>
+      <w:r>
+        <w:rPr>
+          <w:lang w:val="zh_TW" w:bidi="zh_TW"/>
+        </w:rPr>
+        <w:t>腓力像其他使徒一樣，對基督的身分和大能仍有許多要學習的地方。在耶穌使五千人飽足的神蹟中，耶穌問腓力：「我們從哪裏買餅叫這些人吃呢？」腓力困惑地回答說，即使有二十兩銀子（相當於半年的工資）也買不到足夠的餅分給每個人（</w:t>
+      </w:r>
+      <w:hyperlink r:id="rId69">
+        <w:r>
+          <w:rPr>
+            <w:lang w:val="zh_TW" w:bidi="zh_TW"/>
+          </w:rPr>
+          <w:rPr>
+            <w:color w:val="0000EE"/>
+            <w:u w:val="single"/>
+          </w:rPr>
+          <w:t>約6:5–7</w:t>
+        </w:r>
+      </w:hyperlink>
+      <w:r>
+        <w:rPr>
+          <w:lang w:val="zh_TW" w:bidi="zh_TW"/>
+        </w:rPr>
+        <w:t>）。隨後的神蹟教導他，萬物的主能夠餵飽一大群人。</w:t>
+        <w:br/>
+      </w:r>
+      <w:r>
+        <w:rPr>
+          <w:lang w:val="zh_TW" w:bidi="zh_TW"/>
+        </w:rPr>
+        <w:t>腓力下一次出現是在耶路撒冷，在基督榮耀進城後。「有幾個希臘人」（說希臘話的非猶太人）來見腓力，請求「先生，我們願意見耶穌。」腓力告訴安得烈，兩人一同去帶他們去見耶穌（</w:t>
+      </w:r>
+      <w:hyperlink r:id="rId70">
+        <w:r>
+          <w:rPr>
+            <w:lang w:val="zh_TW" w:bidi="zh_TW"/>
+          </w:rPr>
+          <w:rPr>
+            <w:color w:val="0000EE"/>
+            <w:u w:val="single"/>
+          </w:rPr>
+          <w:t>12:20–22</w:t>
+        </w:r>
+      </w:hyperlink>
+      <w:r>
+        <w:rPr>
+          <w:lang w:val="zh_TW" w:bidi="zh_TW"/>
+        </w:rPr>
+        <w:t>）。這顯示腓力是一個容易接近的人，且懂得希臘文。</w:t>
+        <w:br/>
+      </w:r>
+      <w:r>
+        <w:rPr>
+          <w:lang w:val="zh_TW" w:bidi="zh_TW"/>
+        </w:rPr>
+        <w:t>在耶穌被捕的前一晚，耶穌與祂的跟隨者在樓房（即樓上的房間）裡會面。在這次會議中，腓力對耶穌說：「求主將父顯給我們看，我們就知足了。」耶穌利用這個時機教導腓力更多。腓力對神非常忠誠，或許他希望耶穌能顯示神的奇妙榮光，這類似於摩西在</w:t>
+      </w:r>
+      <w:hyperlink r:id="rId71">
+        <w:r>
+          <w:rPr>
+            <w:lang w:val="zh_TW" w:bidi="zh_TW"/>
+          </w:rPr>
+          <w:rPr>
+            <w:color w:val="0000EE"/>
+            <w:u w:val="single"/>
+          </w:rPr>
+          <w:t>出埃及記三十三章18節</w:t>
+        </w:r>
+      </w:hyperlink>
+      <w:r>
+        <w:rPr>
+          <w:lang w:val="zh_TW" w:bidi="zh_TW"/>
+        </w:rPr>
+        <w:t>中求見神的榮光。然而，耶穌教導他，祂自己就是父顯於人前的完全啟示（</w:t>
+      </w:r>
+      <w:hyperlink r:id="rId72">
+        <w:r>
+          <w:rPr>
+            <w:lang w:val="zh_TW" w:bidi="zh_TW"/>
+          </w:rPr>
+          <w:rPr>
+            <w:color w:val="0000EE"/>
+            <w:u w:val="single"/>
+          </w:rPr>
+          <w:t>約14:8–10</w:t>
+        </w:r>
+      </w:hyperlink>
+      <w:r>
+        <w:rPr>
+          <w:lang w:val="zh_TW" w:bidi="zh_TW"/>
+        </w:rPr>
+        <w:t>）。</w:t>
+        <w:br/>
+      </w:r>
+      <w:r>
+        <w:rPr>
+          <w:lang w:val="zh_TW" w:bidi="zh_TW"/>
+        </w:rPr>
+        <w:t>常有人會混淆使徒腓力和傳福音的腓力（下文#2所提到的那一位）。腓力可能在多處傳道，最後定居於羅馬亞細亞省的希拉坡里，直至去世。他是死於自然原因還是殉道（因信仰而被殺）則無法確定。</w:t>
+        <w:br/>
+      </w:r>
+      <w:r>
+        <w:rPr>
           <w:i/>
           <w:lang w:val="zh_TW" w:bidi="zh_TW"/>
         </w:rPr>
@@ -388,71 +2059,811 @@
         <w:rPr>
           <w:lang w:val="zh_TW" w:bidi="zh_TW"/>
         </w:rPr>
-        <w:t>亞當（人物）</w:t>
-      </w:r>
+        <w:t xml:space="preserve"> </w:t>
+      </w:r>
+      <w:r>
+        <w:rPr>
+          <w:lang w:val="zh_TW" w:bidi="zh_TW"/>
+        </w:rPr>
+        <w:t>使徒、使徒職分</w:t>
+      </w:r>
+      <w:r>
+        <w:rPr>
+          <w:lang w:val="zh_TW" w:bidi="zh_TW"/>
+        </w:rPr>
+        <w:t>。</w:t>
+      </w:r>
+    </w:p>
+    <w:p>
+      <w:pPr>
+        <w:pStyle w:val="ListNumber"/>
+        <w:spacing w:line="240" w:lineRule="auto"/>
+        <w:ind w:left="720"/>
+      </w:pPr>
+      <w:r>
+        <w:rPr>
+          <w:lang w:val="zh_TW" w:bidi="zh_TW"/>
+        </w:rPr>
+      </w:r>
+      <w:r>
+        <w:rPr>
+          <w:lang w:val="zh_TW" w:bidi="zh_TW"/>
+        </w:rPr>
+        <w:t>一位希臘化的猶太人（說希臘話並遵循希臘習俗的人），他成為基督的跟隨者。腓利是七位被選派負責管理耶路撒冷基督徒群體中貧困寡婦事工的人之一。</w:t>
+        <w:br/>
+      </w:r>
+      <w:r>
+        <w:rPr>
+          <w:lang w:val="zh_TW" w:bidi="zh_TW"/>
+        </w:rPr>
+        <w:t>包括腓利在內，這些人全都有希臘名字。其中一人叫尼哥拉，他是歸信猶太教的外邦人。儘管從記載中並不完全確定他們是否被視為正式的執事，但這事件通常被認為是教會中設立一特殊幫助群體的開始，這群體稱為執事（</w:t>
+      </w:r>
+      <w:hyperlink r:id="rId73">
+        <w:r>
+          <w:rPr>
+            <w:lang w:val="zh_TW" w:bidi="zh_TW"/>
+          </w:rPr>
+          <w:rPr>
+            <w:color w:val="0000EE"/>
+            <w:u w:val="single"/>
+          </w:rPr>
+          <w:t>徒6:1–7</w:t>
+        </w:r>
+      </w:hyperlink>
+      <w:r>
+        <w:rPr>
+          <w:lang w:val="zh_TW" w:bidi="zh_TW"/>
+        </w:rPr>
+        <w:t>）。在這七人中，新約中只記載了司提反和腓利更多的事蹟。他們被描述為有好名聲，滿有聖靈和智慧的人（</w:t>
+      </w:r>
+      <w:hyperlink r:id="rId74">
+        <w:r>
+          <w:rPr>
+            <w:lang w:val="zh_TW" w:bidi="zh_TW"/>
+          </w:rPr>
+          <w:rPr>
+            <w:color w:val="0000EE"/>
+            <w:u w:val="single"/>
+          </w:rPr>
+          <w:t>3</w:t>
+        </w:r>
+      </w:hyperlink>
+      <w:r>
+        <w:rPr>
+          <w:lang w:val="zh_TW" w:bidi="zh_TW"/>
+        </w:rPr>
+        <w:t>節）。</w:t>
+        <w:br/>
+      </w:r>
+      <w:r>
+        <w:rPr>
+          <w:lang w:val="zh_TW" w:bidi="zh_TW"/>
+        </w:rPr>
+        <w:t>腓利被稱為「傳福音的腓利」，這是從</w:t>
+      </w:r>
+      <w:hyperlink r:id="rId75">
+        <w:r>
+          <w:rPr>
+            <w:lang w:val="zh_TW" w:bidi="zh_TW"/>
+          </w:rPr>
+          <w:rPr>
+            <w:color w:val="0000EE"/>
+            <w:u w:val="single"/>
+          </w:rPr>
+          <w:t>使徒行傳二十一章8節</w:t>
+        </w:r>
+      </w:hyperlink>
+      <w:r>
+        <w:rPr>
+          <w:lang w:val="zh_TW" w:bidi="zh_TW"/>
+        </w:rPr>
+        <w:t>中明確得知的。這個名號實至名歸，當掃羅逼迫耶路撒冷的基督徒時，腓利去了撒馬利亞並大有能力地宣講福音，結果許多人滿心歡喜地歸信基督（</w:t>
+      </w:r>
+      <w:hyperlink r:id="rId76">
+        <w:r>
+          <w:rPr>
+            <w:lang w:val="zh_TW" w:bidi="zh_TW"/>
+          </w:rPr>
+          <w:rPr>
+            <w:color w:val="0000EE"/>
+            <w:u w:val="single"/>
+          </w:rPr>
+          <w:t>徒8:1–8</w:t>
+        </w:r>
+      </w:hyperlink>
+      <w:r>
+        <w:rPr>
+          <w:lang w:val="zh_TW" w:bidi="zh_TW"/>
+        </w:rPr>
+        <w:t>）。</w:t>
+        <w:br/>
+      </w:r>
+      <w:r>
+        <w:rPr>
+          <w:lang w:val="zh_TW" w:bidi="zh_TW"/>
+        </w:rPr>
+        <w:t>神呼召腓利離開撒馬利亞，前往南地的曠野。腓利的事工充滿能力且成功，因此，離開並前往其它地方似乎很奇怪且愚蠢。但腓利聽從並順服神。</w:t>
+        <w:br/>
+      </w:r>
+      <w:r>
+        <w:rPr>
+          <w:lang w:val="zh_TW" w:bidi="zh_TW"/>
+        </w:rPr>
+        <w:t>在曠野中，雖然沒有群眾，卻遇見了一位重要的衣索匹亞的官員。這人剛從耶路撒冷拜訪完畢，正返回非洲。腓利意識到神有充分的理由派他到那裡。這位衣索匹亞人正在閱讀</w:t>
+      </w:r>
+      <w:hyperlink r:id="rId77">
+        <w:r>
+          <w:rPr>
+            <w:lang w:val="zh_TW" w:bidi="zh_TW"/>
+          </w:rPr>
+          <w:rPr>
+            <w:color w:val="0000EE"/>
+            <w:u w:val="single"/>
+          </w:rPr>
+          <w:t>以賽亞書五十三章</w:t>
+        </w:r>
+      </w:hyperlink>
+      <w:r>
+        <w:rPr>
+          <w:lang w:val="zh_TW" w:bidi="zh_TW"/>
+        </w:rPr>
+        <w:t>，這是舊約中重要的福音章節。</w:t>
+        <w:br/>
+      </w:r>
+      <w:r>
+        <w:rPr>
+          <w:lang w:val="zh_TW" w:bidi="zh_TW"/>
+        </w:rPr>
+        <w:t>腓利告訴他這預言是關於耶穌基督的。這衣索匹亞人信了並受洗，滿心歡喜地繼續前行（</w:t>
+      </w:r>
+      <w:hyperlink r:id="rId78">
+        <w:r>
+          <w:rPr>
+            <w:lang w:val="zh_TW" w:bidi="zh_TW"/>
+          </w:rPr>
+          <w:rPr>
+            <w:color w:val="0000EE"/>
+            <w:u w:val="single"/>
+          </w:rPr>
+          <w:t>25–40</w:t>
+        </w:r>
+      </w:hyperlink>
+      <w:r>
+        <w:rPr>
+          <w:lang w:val="zh_TW" w:bidi="zh_TW"/>
+        </w:rPr>
+        <w:t>節）。這個人的歸信意味著腓利成為第一位向外邦人傳福音的人，且福音藉由這位衣索匹亞人傳到非洲大陸。</w:t>
+        <w:br/>
+      </w:r>
+      <w:r>
+        <w:rPr>
+          <w:lang w:val="zh_TW" w:bidi="zh_TW"/>
+        </w:rPr>
+        <w:t>當時的猶太人為自己的民族感到驕傲，且視撒馬利亞人為不潔。撒馬利亞人是猶太人與非猶太人的混血族群。猶太人也認為非猶太人（稱為外邦人）不潔。然而腓利不同，他樂於向撒馬利亞人和這位衣索匹亞人傳講耶穌的事。腓利的行動顯示了耶穌的福音是為所有人預備的，無論他們的來歷或所屬的群體。腓利的工作證明了神的愛藉著耶穌白白賜給所有人。</w:t>
+        <w:br/>
+      </w:r>
+      <w:r>
+        <w:rPr>
+          <w:lang w:val="zh_TW" w:bidi="zh_TW"/>
+        </w:rPr>
+        <w:t>腓利後來住在海岸邊的凱撒利亞，並在使徒保羅第三次宣教之旅結束時，接待了保羅和路加。路加記載腓力有四個未婚的女兒，她們都是女先知（</w:t>
+      </w:r>
+      <w:hyperlink r:id="rId79">
+        <w:r>
+          <w:rPr>
+            <w:lang w:val="zh_TW" w:bidi="zh_TW"/>
+          </w:rPr>
+          <w:rPr>
+            <w:color w:val="0000EE"/>
+            <w:u w:val="single"/>
+          </w:rPr>
+          <w:t>徒21:8–9</w:t>
+        </w:r>
+      </w:hyperlink>
+      <w:r>
+        <w:rPr>
+          <w:lang w:val="zh_TW" w:bidi="zh_TW"/>
+        </w:rPr>
+        <w:t>）。不久之後，保羅在凱撒利亞被拘留兩年，腓力的善意和友誼，對保羅應是莫大的安慰（</w:t>
+      </w:r>
+      <w:hyperlink r:id="rId80">
+        <w:r>
+          <w:rPr>
+            <w:lang w:val="zh_TW" w:bidi="zh_TW"/>
+          </w:rPr>
+          <w:rPr>
+            <w:color w:val="0000EE"/>
+            <w:u w:val="single"/>
+          </w:rPr>
+          <w:t>23:31–35，</w:t>
+        </w:r>
+      </w:hyperlink>
+      <w:hyperlink r:id="rId81">
+        <w:r>
+          <w:rPr>
+            <w:lang w:val="zh_TW" w:bidi="zh_TW"/>
+          </w:rPr>
+          <w:rPr>
+            <w:color w:val="0000EE"/>
+            <w:u w:val="single"/>
+          </w:rPr>
+          <w:t>24:23、27</w:t>
+        </w:r>
+      </w:hyperlink>
+      <w:r>
+        <w:rPr>
+          <w:lang w:val="zh_TW" w:bidi="zh_TW"/>
+        </w:rPr>
+        <w:t>）。</w:t>
+      </w:r>
+    </w:p>
+    <w:p>
+      <w:pPr>
+        <w:pStyle w:val="ListNumber"/>
+        <w:spacing w:line="240" w:lineRule="auto"/>
+        <w:ind w:left="720"/>
+      </w:pPr>
+      <w:r>
+        <w:rPr>
+          <w:lang w:val="zh_TW" w:bidi="zh_TW"/>
+        </w:rPr>
+      </w:r>
+      <w:r>
+        <w:rPr>
+          <w:lang w:val="zh_TW" w:bidi="zh_TW"/>
+        </w:rPr>
+        <w:t>另一位腓力是大希律與</w:t>
+      </w:r>
+      <w:r>
+        <w:rPr>
+          <w:lang w:val="zh_TW" w:bidi="zh_TW"/>
+        </w:rPr>
+        <w:t>克麗奧佩特拉（</w:t>
+      </w:r>
+      <w:r>
+        <w:rPr>
+          <w:lang w:val="zh_TW" w:bidi="zh_TW"/>
+        </w:rPr>
+        <w:t>Cleopatra</w:t>
+      </w:r>
+      <w:r>
+        <w:rPr>
+          <w:lang w:val="zh_TW" w:bidi="zh_TW"/>
+        </w:rPr>
+        <w:t>）</w:t>
+      </w:r>
+      <w:r>
+        <w:rPr>
+          <w:lang w:val="zh_TW" w:bidi="zh_TW"/>
+        </w:rPr>
+        <w:t>之子，安提帕的同父異母兄弟，安提帕的母親是馬爾他斯（Malthace）。他在</w:t>
+      </w:r>
+      <w:hyperlink r:id="rId82">
+        <w:r>
+          <w:rPr>
+            <w:lang w:val="zh_TW" w:bidi="zh_TW"/>
+          </w:rPr>
+          <w:rPr>
+            <w:color w:val="0000EE"/>
+            <w:u w:val="single"/>
+          </w:rPr>
+          <w:t>路加福音三章1節</w:t>
+        </w:r>
+      </w:hyperlink>
+      <w:r>
+        <w:rPr>
+          <w:lang w:val="zh_TW" w:bidi="zh_TW"/>
+        </w:rPr>
+        <w:t>中被稱為希律。安提帕在公元前4年到公元39年間擔任比利亞和加利利的分封王（巡撫），而腓力則在加利利東北部的以土利亞和特拉可尼地方及某些其它領地任分封王37年（從公元前4年到公元33年）。他的妻子是他的姪女撒羅米（Salome），她曾為希律跳舞，並要求得到施洗約翰的首級作為報酬（</w:t>
+      </w:r>
+      <w:hyperlink r:id="rId83">
+        <w:r>
+          <w:rPr>
+            <w:lang w:val="zh_TW" w:bidi="zh_TW"/>
+          </w:rPr>
+          <w:rPr>
+            <w:color w:val="0000EE"/>
+            <w:u w:val="single"/>
+          </w:rPr>
+          <w:t>太14:3–12</w:t>
+        </w:r>
+      </w:hyperlink>
       <w:r>
         <w:rPr>
           <w:lang w:val="zh_TW" w:bidi="zh_TW"/>
         </w:rPr>
         <w:t>；</w:t>
       </w:r>
-      <w:r>
-        <w:rPr>
-          <w:lang w:val="zh_TW" w:bidi="zh_TW"/>
-        </w:rPr>
-        <w:t>夏娃</w:t>
-      </w:r>
+      <w:hyperlink r:id="rId84">
+        <w:r>
+          <w:rPr>
+            <w:lang w:val="zh_TW" w:bidi="zh_TW"/>
+          </w:rPr>
+          <w:rPr>
+            <w:color w:val="0000EE"/>
+            <w:u w:val="single"/>
+          </w:rPr>
+          <w:t>可6:17–29</w:t>
+        </w:r>
+      </w:hyperlink>
+      <w:r>
+        <w:rPr>
+          <w:lang w:val="zh_TW" w:bidi="zh_TW"/>
+        </w:rPr>
+        <w:t>）。</w:t>
+        <w:br/>
+      </w:r>
+      <w:r>
+        <w:rPr>
+          <w:i/>
+          <w:lang w:val="zh_TW" w:bidi="zh_TW"/>
+        </w:rPr>
+        <w:t>另見</w:t>
+      </w:r>
+      <w:r>
+        <w:rPr>
+          <w:lang w:val="zh_TW" w:bidi="zh_TW"/>
+        </w:rPr>
+        <w:t xml:space="preserve"> </w:t>
+      </w:r>
+      <w:r>
+        <w:rPr>
+          <w:lang w:val="zh_TW" w:bidi="zh_TW"/>
+        </w:rPr>
+        <w:t>希律、希律家族</w:t>
+      </w:r>
+      <w:r>
+        <w:rPr>
+          <w:lang w:val="zh_TW" w:bidi="zh_TW"/>
+        </w:rPr>
+        <w:t>。</w:t>
+      </w:r>
+    </w:p>
+    <w:p>
+      <w:pPr>
+        <w:pStyle w:val="ListNumber"/>
+        <w:spacing w:line="240" w:lineRule="auto"/>
+        <w:ind w:left="720"/>
+      </w:pPr>
+      <w:r>
+        <w:rPr>
+          <w:lang w:val="zh_TW" w:bidi="zh_TW"/>
+        </w:rPr>
+      </w:r>
+      <w:r>
+        <w:rPr>
+          <w:lang w:val="zh_TW" w:bidi="zh_TW"/>
+        </w:rPr>
+        <w:t>最後一位腓力是大希律和</w:t>
+      </w:r>
+      <w:r>
+        <w:rPr>
+          <w:lang w:val="zh_TW" w:bidi="zh_TW"/>
+        </w:rPr>
+        <w:t>瑪利暗（</w:t>
+      </w:r>
+      <w:r>
+        <w:rPr>
+          <w:lang w:val="zh_TW" w:bidi="zh_TW"/>
+        </w:rPr>
+        <w:t>Mariamne</w:t>
+      </w:r>
+      <w:r>
+        <w:rPr>
+          <w:lang w:val="zh_TW" w:bidi="zh_TW"/>
+        </w:rPr>
+        <w:t>）</w:t>
+      </w:r>
+      <w:r>
+        <w:rPr>
+          <w:lang w:val="zh_TW" w:bidi="zh_TW"/>
+        </w:rPr>
+        <w:t>的兒子，也是撒羅米的母親希羅底的丈夫。希羅底拋棄他，轉而成為他的同父異母兄弟希律安提帕的情婦。因這不道德的關係，施洗約翰責備希律，而施洗約翰後來也因此被囚，最後被斬首（</w:t>
+      </w:r>
+      <w:hyperlink r:id="rId83">
+        <w:r>
+          <w:rPr>
+            <w:lang w:val="zh_TW" w:bidi="zh_TW"/>
+          </w:rPr>
+          <w:rPr>
+            <w:color w:val="0000EE"/>
+            <w:u w:val="single"/>
+          </w:rPr>
+          <w:t>太14:3–12</w:t>
+        </w:r>
+      </w:hyperlink>
       <w:r>
         <w:rPr>
           <w:lang w:val="zh_TW" w:bidi="zh_TW"/>
         </w:rPr>
         <w:t>；</w:t>
       </w:r>
-      <w:r>
-        <w:rPr>
-          <w:lang w:val="zh_TW" w:bidi="zh_TW"/>
-        </w:rPr>
-        <w:t>伊甸園</w:t>
-      </w:r>
+      <w:hyperlink r:id="rId84">
+        <w:r>
+          <w:rPr>
+            <w:lang w:val="zh_TW" w:bidi="zh_TW"/>
+          </w:rPr>
+          <w:rPr>
+            <w:color w:val="0000EE"/>
+            <w:u w:val="single"/>
+          </w:rPr>
+          <w:t>可6:17–29</w:t>
+        </w:r>
+      </w:hyperlink>
       <w:r>
         <w:rPr>
           <w:lang w:val="zh_TW" w:bidi="zh_TW"/>
         </w:rPr>
         <w:t>；</w:t>
       </w:r>
-      <w:r>
-        <w:rPr>
-          <w:lang w:val="zh_TW" w:bidi="zh_TW"/>
-        </w:rPr>
-        <w:t>人類的墮落</w:t>
-      </w:r>
+      <w:hyperlink r:id="rId85">
+        <w:r>
+          <w:rPr>
+            <w:lang w:val="zh_TW" w:bidi="zh_TW"/>
+          </w:rPr>
+          <w:rPr>
+            <w:color w:val="0000EE"/>
+            <w:u w:val="single"/>
+          </w:rPr>
+          <w:t>路3:19–20</w:t>
+        </w:r>
+      </w:hyperlink>
+      <w:r>
+        <w:rPr>
+          <w:lang w:val="zh_TW" w:bidi="zh_TW"/>
+        </w:rPr>
+        <w:t>）。</w:t>
+      </w:r>
+      <w:r>
+        <w:rPr>
+          <w:lang w:val="zh_TW" w:bidi="zh_TW"/>
+        </w:rPr>
+      </w:r>
+      <w:r>
+        <w:rPr>
+          <w:lang w:val="zh_TW" w:bidi="zh_TW"/>
+        </w:rPr>
+      </w:r>
+    </w:p>
+    <w:p>
+      <w:pPr/>
+      <w:r>
+        <w:rPr>
+          <w:lang w:val="zh_TW" w:bidi="zh_TW"/>
+        </w:rPr>
+      </w:r>
+    </w:p>
+    <w:p>
+      <w:pPr>
+        <w:pStyle w:val="Heading2"/>
+      </w:pPr>
+      <w:r>
+        <w:rPr>
+          <w:lang w:val="zh_TW" w:bidi="zh_TW"/>
+        </w:rPr>
+        <w:t>腓利門書</w:t>
+      </w:r>
+      <w:r>
+        <w:rPr>
+          <w:lang w:val="zh_TW" w:bidi="zh_TW"/>
+        </w:rPr>
+      </w:r>
+    </w:p>
+    <w:p>
+      <w:pPr/>
+      <w:r>
+        <w:rPr>
+          <w:lang w:val="zh_TW" w:bidi="zh_TW"/>
+        </w:rPr>
+      </w:r>
+      <w:r>
+        <w:rPr>
+          <w:lang w:val="zh_TW" w:bidi="zh_TW"/>
+        </w:rPr>
+        <w:t>保羅最短的監獄書信。</w:t>
+      </w:r>
+    </w:p>
+    <w:p>
+      <w:pPr/>
+      <w:r>
+        <w:rPr>
+          <w:lang w:val="zh_TW" w:bidi="zh_TW"/>
+        </w:rPr>
+      </w:r>
+      <w:r>
+        <w:rPr>
+          <w:lang w:val="zh_TW" w:bidi="zh_TW"/>
+        </w:rPr>
+        <w:t>概覽</w:t>
+      </w:r>
+    </w:p>
+    <w:p>
+      <w:pPr/>
+      <w:r>
+        <w:rPr>
+          <w:lang w:val="zh_TW" w:bidi="zh_TW"/>
+        </w:rPr>
+      </w:r>
+      <w:r>
+        <w:rPr>
+          <w:lang w:val="zh_TW" w:bidi="zh_TW"/>
+        </w:rPr>
+        <w:t>• 作者</w:t>
+      </w:r>
+    </w:p>
+    <w:p>
+      <w:pPr/>
+      <w:r>
+        <w:rPr>
+          <w:lang w:val="zh_TW" w:bidi="zh_TW"/>
+        </w:rPr>
+      </w:r>
+      <w:r>
+        <w:rPr>
+          <w:lang w:val="zh_TW" w:bidi="zh_TW"/>
+        </w:rPr>
+        <w:t>• 寫作地點</w:t>
+      </w:r>
+    </w:p>
+    <w:p>
+      <w:pPr/>
+      <w:r>
+        <w:rPr>
+          <w:lang w:val="zh_TW" w:bidi="zh_TW"/>
+        </w:rPr>
+      </w:r>
+      <w:r>
+        <w:rPr>
+          <w:lang w:val="zh_TW" w:bidi="zh_TW"/>
+        </w:rPr>
+        <w:t>• 收信人</w:t>
+      </w:r>
+    </w:p>
+    <w:p>
+      <w:pPr/>
+      <w:r>
+        <w:rPr>
+          <w:lang w:val="zh_TW" w:bidi="zh_TW"/>
+        </w:rPr>
+      </w:r>
+      <w:r>
+        <w:rPr>
+          <w:lang w:val="zh_TW" w:bidi="zh_TW"/>
+        </w:rPr>
+        <w:t>• 背景</w:t>
+      </w:r>
+    </w:p>
+    <w:p>
+      <w:pPr/>
+      <w:r>
+        <w:rPr>
+          <w:lang w:val="zh_TW" w:bidi="zh_TW"/>
+        </w:rPr>
+      </w:r>
+      <w:r>
+        <w:rPr>
+          <w:lang w:val="zh_TW" w:bidi="zh_TW"/>
+        </w:rPr>
+        <w:t>• 目的</w:t>
+      </w:r>
+    </w:p>
+    <w:p>
+      <w:pPr/>
+      <w:r>
+        <w:rPr>
+          <w:lang w:val="zh_TW" w:bidi="zh_TW"/>
+        </w:rPr>
+      </w:r>
+      <w:r>
+        <w:rPr>
+          <w:lang w:val="zh_TW" w:bidi="zh_TW"/>
+        </w:rPr>
+        <w:t>• 教導</w:t>
+      </w:r>
+    </w:p>
+    <w:p>
+      <w:pPr>
+        <w:pStyle w:val="Heading3"/>
+      </w:pPr>
+      <w:r>
+        <w:rPr>
+          <w:lang w:val="zh_TW" w:bidi="zh_TW"/>
+        </w:rPr>
+        <w:t>作者</w:t>
+      </w:r>
+    </w:p>
+    <w:p>
+      <w:pPr/>
+      <w:r>
+        <w:rPr>
+          <w:lang w:val="zh_TW" w:bidi="zh_TW"/>
+        </w:rPr>
+      </w:r>
+      <w:r>
+        <w:rPr>
+          <w:lang w:val="zh_TW" w:bidi="zh_TW"/>
+        </w:rPr>
+        <w:t>使徒保羅照著他的書寫習慣和當時書信的規範，表明自己是這封信的作者。他說他在寫信時，因著為耶穌基督作見證而被囚（</w:t>
+      </w:r>
+      <w:hyperlink r:id="rId86">
+        <w:r>
+          <w:rPr>
+            <w:lang w:val="zh_TW" w:bidi="zh_TW"/>
+          </w:rPr>
+          <w:rPr>
+            <w:color w:val="0000EE"/>
+            <w:u w:val="single"/>
+          </w:rPr>
+          <w:t>門1:9–10、13、23</w:t>
+        </w:r>
+      </w:hyperlink>
+      <w:r>
+        <w:rPr>
+          <w:lang w:val="zh_TW" w:bidi="zh_TW"/>
+        </w:rPr>
+        <w:t>）。</w:t>
+      </w:r>
+    </w:p>
+    <w:p>
+      <w:pPr>
+        <w:pStyle w:val="Heading3"/>
+      </w:pPr>
+      <w:r>
+        <w:rPr>
+          <w:lang w:val="zh_TW" w:bidi="zh_TW"/>
+        </w:rPr>
+        <w:t>寫作地點</w:t>
+      </w:r>
+    </w:p>
+    <w:p>
+      <w:pPr/>
+      <w:r>
+        <w:rPr>
+          <w:lang w:val="zh_TW" w:bidi="zh_TW"/>
+        </w:rPr>
+      </w:r>
+      <w:r>
+        <w:rPr>
+          <w:lang w:val="zh_TW" w:bidi="zh_TW"/>
+        </w:rPr>
+        <w:t>我們難以確定保羅寫信時的被囚地點。凱撒利亞、以弗所或羅馬這幾處地方之中，後兩者似乎都能對應這封書信，也符合歌羅西書提到的情形（歌羅西書與腓利門書密切相關，</w:t>
+      </w:r>
+      <w:hyperlink r:id="rId87">
+        <w:r>
+          <w:rPr>
+            <w:lang w:val="zh_TW" w:bidi="zh_TW"/>
+          </w:rPr>
+          <w:rPr>
+            <w:color w:val="0000EE"/>
+            <w:u w:val="single"/>
+          </w:rPr>
+          <w:t>西4:7–14</w:t>
+        </w:r>
+      </w:hyperlink>
+      <w:r>
+        <w:rPr>
+          <w:lang w:val="zh_TW" w:bidi="zh_TW"/>
+        </w:rPr>
+        <w:t>；參</w:t>
+      </w:r>
+      <w:hyperlink r:id="rId88">
+        <w:r>
+          <w:rPr>
+            <w:lang w:val="zh_TW" w:bidi="zh_TW"/>
+          </w:rPr>
+          <w:rPr>
+            <w:color w:val="0000EE"/>
+            <w:u w:val="single"/>
+          </w:rPr>
+          <w:t>門1:23–24</w:t>
+        </w:r>
+      </w:hyperlink>
+      <w:r>
+        <w:rPr>
+          <w:lang w:val="zh_TW" w:bidi="zh_TW"/>
+        </w:rPr>
+        <w:t>）。腓利門書提到馬可和路加與保羅同行，傾向支持這封書信在羅馬寫成（</w:t>
+      </w:r>
+      <w:hyperlink r:id="rId89">
+        <w:r>
+          <w:rPr>
+            <w:lang w:val="zh_TW" w:bidi="zh_TW"/>
+          </w:rPr>
+          <w:rPr>
+            <w:color w:val="0000EE"/>
+            <w:u w:val="single"/>
+          </w:rPr>
+          <w:t>門1:24</w:t>
+        </w:r>
+      </w:hyperlink>
+      <w:r>
+        <w:rPr>
+          <w:lang w:val="zh_TW" w:bidi="zh_TW"/>
+        </w:rPr>
+        <w:t>）。不過，相對而言，以弗所更靠近腓利門居住的地方歌羅西（約100英里，或160.9公里），以及保羅宣告會到歌羅西去（第</w:t>
+      </w:r>
+      <w:hyperlink r:id="rId90">
+        <w:r>
+          <w:rPr>
+            <w:lang w:val="zh_TW" w:bidi="zh_TW"/>
+          </w:rPr>
+          <w:rPr>
+            <w:color w:val="0000EE"/>
+            <w:u w:val="single"/>
+          </w:rPr>
+          <w:t>22</w:t>
+        </w:r>
+      </w:hyperlink>
+      <w:r>
+        <w:rPr>
+          <w:lang w:val="zh_TW" w:bidi="zh_TW"/>
+        </w:rPr>
+        <w:t>節），暗示以弗所是他被囚的地方。雖然使徒行傳沒有明確提到他被囚於以弗所，但保羅在那裡宣教的記錄，表明他遇到了相當大的反對（</w:t>
+      </w:r>
+      <w:hyperlink r:id="rId91">
+        <w:r>
+          <w:rPr>
+            <w:lang w:val="zh_TW" w:bidi="zh_TW"/>
+          </w:rPr>
+          <w:rPr>
+            <w:color w:val="0000EE"/>
+            <w:u w:val="single"/>
+          </w:rPr>
+          <w:t>徒20:19</w:t>
+        </w:r>
+      </w:hyperlink>
+      <w:r>
+        <w:rPr>
+          <w:lang w:val="zh_TW" w:bidi="zh_TW"/>
+        </w:rPr>
+        <w:t>），保羅的表述可能暗示他曾身陷囹圄中（</w:t>
+      </w:r>
+      <w:hyperlink r:id="rId92">
+        <w:r>
+          <w:rPr>
+            <w:lang w:val="zh_TW" w:bidi="zh_TW"/>
+          </w:rPr>
+          <w:rPr>
+            <w:color w:val="0000EE"/>
+            <w:u w:val="single"/>
+          </w:rPr>
+          <w:t>林前15:32</w:t>
+        </w:r>
+      </w:hyperlink>
       <w:r>
         <w:rPr>
           <w:lang w:val="zh_TW" w:bidi="zh_TW"/>
         </w:rPr>
         <w:t>；</w:t>
       </w:r>
-      <w:r>
-        <w:rPr>
-          <w:lang w:val="zh_TW" w:bidi="zh_TW"/>
-        </w:rPr>
-        <w:t>生命樹</w:t>
-      </w:r>
-      <w:r>
-        <w:rPr>
-          <w:lang w:val="zh_TW" w:bidi="zh_TW"/>
-        </w:rPr>
-        <w:t>。</w:t>
-      </w:r>
-      <w:r>
-        <w:rPr>
-          <w:lang w:val="zh_TW" w:bidi="zh_TW"/>
-        </w:rPr>
-      </w:r>
-      <w:r>
-        <w:rPr>
-          <w:lang w:val="zh_TW" w:bidi="zh_TW"/>
-        </w:rPr>
+      <w:hyperlink r:id="rId93">
+        <w:r>
+          <w:rPr>
+            <w:lang w:val="zh_TW" w:bidi="zh_TW"/>
+          </w:rPr>
+          <w:rPr>
+            <w:color w:val="0000EE"/>
+            <w:u w:val="single"/>
+          </w:rPr>
+          <w:t>林後1:8–10</w:t>
+        </w:r>
+      </w:hyperlink>
+      <w:r>
+        <w:rPr>
+          <w:lang w:val="zh_TW" w:bidi="zh_TW"/>
+        </w:rPr>
+        <w:t>）。</w:t>
+      </w:r>
+    </w:p>
+    <w:p>
+      <w:pPr>
+        <w:pStyle w:val="Heading3"/>
+      </w:pPr>
+      <w:r>
+        <w:rPr>
+          <w:lang w:val="zh_TW" w:bidi="zh_TW"/>
+        </w:rPr>
+        <w:t>收信人</w:t>
       </w:r>
     </w:p>
     <w:p>
@@ -462,21 +2873,65 @@
           <w:lang w:val="zh_TW" w:bidi="zh_TW"/>
         </w:rPr>
       </w:r>
-    </w:p>
-    <w:p>
-      <w:pPr>
-        <w:pStyle w:val="Heading2"/>
-      </w:pPr>
-      <w:r>
-        <w:rPr>
-          <w:lang w:val="zh_TW" w:bidi="zh_TW"/>
-        </w:rPr>
-        <w:t>分封王</w:t>
-      </w:r>
-      <w:r>
-        <w:rPr>
-          <w:lang w:val="zh_TW" w:bidi="zh_TW"/>
-        </w:rPr>
+      <w:r>
+        <w:rPr>
+          <w:lang w:val="zh_TW" w:bidi="zh_TW"/>
+        </w:rPr>
+        <w:t>人們經常誤會這份文獻，是保羅寫給腓利門書的個人便條；腓利門由保羅帶領信主，是他的朋友，也是歌羅西的教會領袖及奴隸主人。事實上，這封書信是寫給腓利門、亞腓亞（可能是腓利門的妻子）、亞基布以及在腓利門家中聚會的信徒群體（</w:t>
+      </w:r>
+      <w:hyperlink r:id="rId94">
+        <w:r>
+          <w:rPr>
+            <w:lang w:val="zh_TW" w:bidi="zh_TW"/>
+          </w:rPr>
+          <w:rPr>
+            <w:color w:val="0000EE"/>
+            <w:u w:val="single"/>
+          </w:rPr>
+          <w:t>門1:1–2</w:t>
+        </w:r>
+      </w:hyperlink>
+      <w:r>
+        <w:rPr>
+          <w:lang w:val="zh_TW" w:bidi="zh_TW"/>
+        </w:rPr>
+        <w:t>）。書信的作者代表以巴弗、馬可、亞里達古、底馬和路加問安，他們共同代表一個令人印象深刻的教會領袖群體（第</w:t>
+      </w:r>
+      <w:hyperlink r:id="rId88">
+        <w:r>
+          <w:rPr>
+            <w:lang w:val="zh_TW" w:bidi="zh_TW"/>
+          </w:rPr>
+          <w:rPr>
+            <w:color w:val="0000EE"/>
+            <w:u w:val="single"/>
+          </w:rPr>
+          <w:t>23–24節</w:t>
+        </w:r>
+      </w:hyperlink>
+      <w:r>
+        <w:rPr>
+          <w:lang w:val="zh_TW" w:bidi="zh_TW"/>
+        </w:rPr>
+        <w:t>）。保羅提到他們的目的，是讓腓利門意識到，他對保羅請求的回應不會是一個私人決定，而要對他所屬的信徒群體負責。在基督的身體中，與信徒關係有關的事，是整個群體關心的問題。這些事不能視為私人問題，因為它們必然影響整體教會的福祉（</w:t>
+      </w:r>
+      <w:hyperlink r:id="rId95">
+        <w:r>
+          <w:rPr>
+            <w:lang w:val="zh_TW" w:bidi="zh_TW"/>
+          </w:rPr>
+          <w:rPr>
+            <w:color w:val="0000EE"/>
+            <w:u w:val="single"/>
+          </w:rPr>
+          <w:t>太18:15–20</w:t>
+        </w:r>
+      </w:hyperlink>
+      <w:r>
+        <w:rPr>
+          <w:lang w:val="zh_TW" w:bidi="zh_TW"/>
+        </w:rPr>
+        <w:t>）。</w:t>
       </w:r>
     </w:p>
     <w:p>
@@ -490,7 +2945,126 @@
         <w:rPr>
           <w:lang w:val="zh_TW" w:bidi="zh_TW"/>
         </w:rPr>
-        <w:t>分封王是一類羅馬官員，統治部分行省。分封王是地方領袖，但他們的權力不足以被稱為王。這個稱號在一些羅馬省份使用，如帖撒羅尼迦、加拉太和敘利亞。</w:t>
+        <w:t>這封書信清楚表明，保羅與腓利門之間存在溫馨的手足之情。使徒稱腓利門為他「親愛的同工」（</w:t>
+      </w:r>
+      <w:hyperlink r:id="rId96">
+        <w:r>
+          <w:rPr>
+            <w:lang w:val="zh_TW" w:bidi="zh_TW"/>
+          </w:rPr>
+          <w:rPr>
+            <w:color w:val="0000EE"/>
+            <w:u w:val="single"/>
+          </w:rPr>
+          <w:t>門1:1</w:t>
+        </w:r>
+      </w:hyperlink>
+      <w:r>
+        <w:rPr>
+          <w:lang w:val="zh_TW" w:bidi="zh_TW"/>
+        </w:rPr>
+        <w:t>）；他用熱烈讚揚腓利門在宣教事奉中的參與（第</w:t>
+      </w:r>
+      <w:hyperlink r:id="rId97">
+        <w:r>
+          <w:rPr>
+            <w:lang w:val="zh_TW" w:bidi="zh_TW"/>
+          </w:rPr>
+          <w:rPr>
+            <w:color w:val="0000EE"/>
+            <w:u w:val="single"/>
+          </w:rPr>
+          <w:t>5–7節</w:t>
+        </w:r>
+      </w:hyperlink>
+      <w:r>
+        <w:rPr>
+          <w:lang w:val="zh_TW" w:bidi="zh_TW"/>
+        </w:rPr>
+        <w:t>）；他憑著愛心向他請求（第</w:t>
+      </w:r>
+      <w:hyperlink r:id="rId98">
+        <w:r>
+          <w:rPr>
+            <w:lang w:val="zh_TW" w:bidi="zh_TW"/>
+          </w:rPr>
+          <w:rPr>
+            <w:color w:val="0000EE"/>
+            <w:u w:val="single"/>
+          </w:rPr>
+          <w:t>9節</w:t>
+        </w:r>
+      </w:hyperlink>
+      <w:r>
+        <w:rPr>
+          <w:lang w:val="zh_TW" w:bidi="zh_TW"/>
+        </w:rPr>
+        <w:t>）；他喚起他們的同伴關係（第</w:t>
+      </w:r>
+      <w:hyperlink r:id="rId99">
+        <w:r>
+          <w:rPr>
+            <w:lang w:val="zh_TW" w:bidi="zh_TW"/>
+          </w:rPr>
+          <w:rPr>
+            <w:color w:val="0000EE"/>
+            <w:u w:val="single"/>
+          </w:rPr>
+          <w:t>17節</w:t>
+        </w:r>
+      </w:hyperlink>
+      <w:r>
+        <w:rPr>
+          <w:lang w:val="zh_TW" w:bidi="zh_TW"/>
+        </w:rPr>
+        <w:t>）；保羅溫和提醒腓利門，他的救恩是與保羅有關（第</w:t>
+      </w:r>
+      <w:hyperlink r:id="rId100">
+        <w:r>
+          <w:rPr>
+            <w:lang w:val="zh_TW" w:bidi="zh_TW"/>
+          </w:rPr>
+          <w:rPr>
+            <w:color w:val="0000EE"/>
+            <w:u w:val="single"/>
+          </w:rPr>
+          <w:t>19節</w:t>
+        </w:r>
+      </w:hyperlink>
+      <w:r>
+        <w:rPr>
+          <w:lang w:val="zh_TW" w:bidi="zh_TW"/>
+        </w:rPr>
+        <w:t>），並且說他相信腓利門會照著他所求的而行，甚至過於所說的（第</w:t>
+      </w:r>
+      <w:hyperlink r:id="rId101">
+        <w:r>
+          <w:rPr>
+            <w:lang w:val="zh_TW" w:bidi="zh_TW"/>
+          </w:rPr>
+          <w:rPr>
+            <w:color w:val="0000EE"/>
+            <w:u w:val="single"/>
+          </w:rPr>
+          <w:t>21節</w:t>
+        </w:r>
+      </w:hyperlink>
+      <w:r>
+        <w:rPr>
+          <w:lang w:val="zh_TW" w:bidi="zh_TW"/>
+        </w:rPr>
+        <w:t>）。</w:t>
+      </w:r>
+    </w:p>
+    <w:p>
+      <w:pPr>
+        <w:pStyle w:val="Heading3"/>
+      </w:pPr>
+      <w:r>
+        <w:rPr>
+          <w:lang w:val="zh_TW" w:bidi="zh_TW"/>
+        </w:rPr>
+        <w:t>背景</w:t>
       </w:r>
     </w:p>
     <w:p>
@@ -504,7 +3078,97 @@
         <w:rPr>
           <w:lang w:val="zh_TW" w:bidi="zh_TW"/>
         </w:rPr>
-        <w:t>「分封王」這個稱號可能來自於統治某區域或國家四分之一地區的總督，就像希律大帝去世後的敘利亞一樣。到了新約聖經時代，這個稱號意義的重要性已經減弱。到那時，分封王的稱號只適用於次要的王子。</w:t>
+        <w:t>保羅書信的對象涉及第三方——阿尼西謀，他是從腓利門手下逃跑的奴隸。這名奴隸做了信中未有提及的不當行為（第</w:t>
+      </w:r>
+      <w:hyperlink r:id="rId102">
+        <w:r>
+          <w:rPr>
+            <w:lang w:val="zh_TW" w:bidi="zh_TW"/>
+          </w:rPr>
+          <w:rPr>
+            <w:color w:val="0000EE"/>
+            <w:u w:val="single"/>
+          </w:rPr>
+          <w:t>18</w:t>
+        </w:r>
+      </w:hyperlink>
+      <w:r>
+        <w:rPr>
+          <w:lang w:val="zh_TW" w:bidi="zh_TW"/>
+        </w:rPr>
+        <w:t>節），之後逃跑到大城市，混跡於各種底層群體中，隱姓埋名。他因著神秘之中的境遇，受到保羅的影響，由保羅帶領信主（第</w:t>
+      </w:r>
+      <w:hyperlink r:id="rId103">
+        <w:r>
+          <w:rPr>
+            <w:lang w:val="zh_TW" w:bidi="zh_TW"/>
+          </w:rPr>
+          <w:rPr>
+            <w:color w:val="0000EE"/>
+            <w:u w:val="single"/>
+          </w:rPr>
+          <w:t>10</w:t>
+        </w:r>
+      </w:hyperlink>
+      <w:r>
+        <w:rPr>
+          <w:lang w:val="zh_TW" w:bidi="zh_TW"/>
+        </w:rPr>
+        <w:t>節），贏得保羅的心（第</w:t>
+      </w:r>
+      <w:hyperlink r:id="rId104">
+        <w:r>
+          <w:rPr>
+            <w:lang w:val="zh_TW" w:bidi="zh_TW"/>
+          </w:rPr>
+          <w:rPr>
+            <w:color w:val="0000EE"/>
+            <w:u w:val="single"/>
+          </w:rPr>
+          <w:t>12</w:t>
+        </w:r>
+      </w:hyperlink>
+      <w:r>
+        <w:rPr>
+          <w:lang w:val="zh_TW" w:bidi="zh_TW"/>
+        </w:rPr>
+        <w:t>節），並與保羅一起參與福音工作，以致保羅有意將這位忠心、親愛的弟兄（第</w:t>
+      </w:r>
+      <w:hyperlink r:id="rId105">
+        <w:r>
+          <w:rPr>
+            <w:lang w:val="zh_TW" w:bidi="zh_TW"/>
+          </w:rPr>
+          <w:rPr>
+            <w:color w:val="0000EE"/>
+            <w:u w:val="single"/>
+          </w:rPr>
+          <w:t>13</w:t>
+        </w:r>
+      </w:hyperlink>
+      <w:r>
+        <w:rPr>
+          <w:lang w:val="zh_TW" w:bidi="zh_TW"/>
+        </w:rPr>
+        <w:t>節；</w:t>
+      </w:r>
+      <w:hyperlink r:id="rId106">
+        <w:r>
+          <w:rPr>
+            <w:lang w:val="zh_TW" w:bidi="zh_TW"/>
+          </w:rPr>
+          <w:rPr>
+            <w:color w:val="0000EE"/>
+            <w:u w:val="single"/>
+          </w:rPr>
+          <w:t>西4:9</w:t>
+        </w:r>
+      </w:hyperlink>
+      <w:r>
+        <w:rPr>
+          <w:lang w:val="zh_TW" w:bidi="zh_TW"/>
+        </w:rPr>
+        <w:t>）留下伺候他。</w:t>
       </w:r>
     </w:p>
     <w:p>
@@ -518,36 +3182,252 @@
         <w:rPr>
           <w:lang w:val="zh_TW" w:bidi="zh_TW"/>
         </w:rPr>
-        <w:t>在聖經中提到三位分封王。路加記載希律安提帕是加利利的分封王。他還指出腓力是以土利亞和特拉可尼地方的分封王，而呂撒聶是亞比利尼的分封王（</w:t>
-      </w:r>
-      <w:hyperlink r:id="rId18">
-        <w:r>
-          <w:rPr>
-            <w:lang w:val="zh_TW" w:bidi="zh_TW"/>
-          </w:rPr>
-          <w:rPr>
-            <w:color w:val="0000EE"/>
-            <w:u w:val="single"/>
-          </w:rPr>
-          <w:t>路加福音3:1</w:t>
-        </w:r>
-      </w:hyperlink>
-      <w:r>
-        <w:rPr>
-          <w:lang w:val="zh_TW" w:bidi="zh_TW"/>
-        </w:rPr>
-        <w:t>）。在聖經其它地方唯一提到的分封王是希律（</w:t>
-      </w:r>
-      <w:hyperlink r:id="rId19">
-        <w:r>
-          <w:rPr>
-            <w:lang w:val="zh_TW" w:bidi="zh_TW"/>
-          </w:rPr>
-          <w:rPr>
-            <w:color w:val="0000EE"/>
-            <w:u w:val="single"/>
-          </w:rPr>
-          <w:t>馬太福音14:1</w:t>
+        <w:t>保羅知道，如果他讓阿尼西謀留在他身邊同工，腓利門會勉強同意他的決定（</w:t>
+      </w:r>
+      <w:hyperlink r:id="rId107">
+        <w:r>
+          <w:rPr>
+            <w:lang w:val="zh_TW" w:bidi="zh_TW"/>
+          </w:rPr>
+          <w:rPr>
+            <w:color w:val="0000EE"/>
+            <w:u w:val="single"/>
+          </w:rPr>
+          <w:t>門1:13–14</w:t>
+        </w:r>
+      </w:hyperlink>
+      <w:r>
+        <w:rPr>
+          <w:lang w:val="zh_TW" w:bidi="zh_TW"/>
+        </w:rPr>
+        <w:t>）。然而，保羅決定使用這個兩難的情況，讓腓利門思考他的信仰對奴隸制度的意義，並由此他釋放阿尼西謀；不僅在屬靈的意義上（「按主說」），也在他的社會身份上（「</w:t>
+      </w:r>
+      <w:r>
+        <w:rPr>
+          <w:lang w:val="zh_TW" w:bidi="zh_TW"/>
+        </w:rPr>
+        <w:t>按肉體說</w:t>
+      </w:r>
+      <w:r>
+        <w:rPr>
+          <w:lang w:val="zh_TW" w:bidi="zh_TW"/>
+        </w:rPr>
+        <w:t>」，第</w:t>
+      </w:r>
+      <w:hyperlink r:id="rId108">
+        <w:r>
+          <w:rPr>
+            <w:lang w:val="zh_TW" w:bidi="zh_TW"/>
+          </w:rPr>
+          <w:rPr>
+            <w:color w:val="0000EE"/>
+            <w:u w:val="single"/>
+          </w:rPr>
+          <w:t>16</w:t>
+        </w:r>
+      </w:hyperlink>
+      <w:r>
+        <w:rPr>
+          <w:lang w:val="zh_TW" w:bidi="zh_TW"/>
+        </w:rPr>
+        <w:t>節），使他有兄弟的地位。腓利門答應保羅的請求，並給阿尼西謀自由；這一點由這份文獻得以保存，便可以證實。假如腓利門拒絕保羅的請求，他很可能會銷毀這封書信，抹去他頑梗不化的罪證。</w:t>
+      </w:r>
+    </w:p>
+    <w:p>
+      <w:pPr/>
+      <w:r>
+        <w:rPr>
+          <w:lang w:val="zh_TW" w:bidi="zh_TW"/>
+        </w:rPr>
+      </w:r>
+      <w:r>
+        <w:rPr>
+          <w:lang w:val="zh_TW" w:bidi="zh_TW"/>
+        </w:rPr>
+        <w:t>這個故事另有一個有趣的後續，因為人們發現了一位名叫阿尼西謀的年長主教曾被多次提及。根據伊格那丟寫給以弗所的信，他在二世紀初期帶領以弗所教會。由於伊格那丟的信中，使用保羅在第</w:t>
+      </w:r>
+      <w:hyperlink r:id="rId109">
+        <w:r>
+          <w:rPr>
+            <w:lang w:val="zh_TW" w:bidi="zh_TW"/>
+          </w:rPr>
+          <w:rPr>
+            <w:color w:val="0000EE"/>
+            <w:u w:val="single"/>
+          </w:rPr>
+          <w:t>11</w:t>
+        </w:r>
+      </w:hyperlink>
+      <w:r>
+        <w:rPr>
+          <w:lang w:val="zh_TW" w:bidi="zh_TW"/>
+        </w:rPr>
+        <w:t>和</w:t>
+      </w:r>
+      <w:hyperlink r:id="rId110">
+        <w:r>
+          <w:rPr>
+            <w:lang w:val="zh_TW" w:bidi="zh_TW"/>
+          </w:rPr>
+          <w:rPr>
+            <w:color w:val="0000EE"/>
+            <w:u w:val="single"/>
+          </w:rPr>
+          <w:t>20</w:t>
+        </w:r>
+      </w:hyperlink>
+      <w:r>
+        <w:rPr>
+          <w:lang w:val="zh_TW" w:bidi="zh_TW"/>
+        </w:rPr>
+        <w:t>節中（阿尼西謀意為「有用的」或「有益的」）與阿尼西謀這個名字的雙關語，因此人們認為這位主教就是腓利門的奴僕。假若如此，這位以前的奴隸有可能就是收集保羅書信的人，這些書信（包括腓利門書）最終被納入新約正典。</w:t>
+      </w:r>
+    </w:p>
+    <w:p>
+      <w:pPr>
+        <w:pStyle w:val="Heading3"/>
+      </w:pPr>
+      <w:r>
+        <w:rPr>
+          <w:lang w:val="zh_TW" w:bidi="zh_TW"/>
+        </w:rPr>
+        <w:t>目的</w:t>
+      </w:r>
+    </w:p>
+    <w:p>
+      <w:pPr/>
+      <w:r>
+        <w:rPr>
+          <w:lang w:val="zh_TW" w:bidi="zh_TW"/>
+        </w:rPr>
+      </w:r>
+      <w:r>
+        <w:rPr>
+          <w:lang w:val="zh_TW" w:bidi="zh_TW"/>
+        </w:rPr>
+        <w:t>保羅寫信給腓利門，目的是要具體說明奴隸制度與基督教不協調，從而使阿尼西謀得釋放。書信中沒有證據顯示，保羅擔心腓利門會對阿尼西謀施加羅馬法律對逃跑奴隸所規定的嚴厲懲罰。然而，保羅關心的是阿尼西謀不會再次成為奴隸，而是受接納為腓利門家中的正式成員，並且受到至少與保羅本人相同的尊重和尊嚴（第</w:t>
+      </w:r>
+      <w:hyperlink r:id="rId111">
+        <w:r>
+          <w:rPr>
+            <w:lang w:val="zh_TW" w:bidi="zh_TW"/>
+          </w:rPr>
+          <w:rPr>
+            <w:color w:val="0000EE"/>
+            <w:u w:val="single"/>
+          </w:rPr>
+          <w:t>17、21</w:t>
+        </w:r>
+      </w:hyperlink>
+      <w:r>
+        <w:rPr>
+          <w:lang w:val="zh_TW" w:bidi="zh_TW"/>
+        </w:rPr>
+        <w:t>節）。</w:t>
+      </w:r>
+    </w:p>
+    <w:p>
+      <w:pPr>
+        <w:pStyle w:val="Heading3"/>
+      </w:pPr>
+      <w:r>
+        <w:rPr>
+          <w:lang w:val="zh_TW" w:bidi="zh_TW"/>
+        </w:rPr>
+        <w:t>教導</w:t>
+      </w:r>
+    </w:p>
+    <w:p>
+      <w:pPr/>
+      <w:r>
+        <w:rPr>
+          <w:lang w:val="zh_TW" w:bidi="zh_TW"/>
+        </w:rPr>
+      </w:r>
+      <w:r>
+        <w:rPr>
+          <w:lang w:val="zh_TW" w:bidi="zh_TW"/>
+        </w:rPr>
+        <w:t>這封短小書信包含許多教導，其中有三處特別值得提及。</w:t>
+      </w:r>
+    </w:p>
+    <w:p>
+      <w:pPr/>
+      <w:r>
+        <w:rPr>
+          <w:lang w:val="zh_TW" w:bidi="zh_TW"/>
+        </w:rPr>
+      </w:r>
+      <w:r>
+        <w:rPr>
+          <w:lang w:val="zh_TW" w:bidi="zh_TW"/>
+        </w:rPr>
+        <w:t>首先，這封書信見證福音徹底挑戰社會充滿罪惡的制度，譴責奴隸制的行為。耶穌否認祂的追隨者擁有或控制他人的權利；在基督徒群體中，主人或領袖的權柄應該從社會的最低層，以僕人的身份行使，而不是以權力的等級結構行使（</w:t>
+      </w:r>
+      <w:hyperlink r:id="rId112">
+        <w:r>
+          <w:rPr>
+            <w:lang w:val="zh_TW" w:bidi="zh_TW"/>
+          </w:rPr>
+          <w:rPr>
+            <w:color w:val="0000EE"/>
+            <w:u w:val="single"/>
+          </w:rPr>
+          <w:t>可10:42–45</w:t>
+        </w:r>
+      </w:hyperlink>
+      <w:r>
+        <w:rPr>
+          <w:lang w:val="zh_TW" w:bidi="zh_TW"/>
+        </w:rPr>
+        <w:t>）。因此，基督徒之間的階層差異已經變得無關緊要。在基督裡，既沒有奴隸也沒有自由人，因為所有人在祂裡面都是合一的（</w:t>
+      </w:r>
+      <w:hyperlink r:id="rId113">
+        <w:r>
+          <w:rPr>
+            <w:lang w:val="zh_TW" w:bidi="zh_TW"/>
+          </w:rPr>
+          <w:rPr>
+            <w:color w:val="0000EE"/>
+            <w:u w:val="single"/>
+          </w:rPr>
+          <w:t>加3:28</w:t>
+        </w:r>
+      </w:hyperlink>
+      <w:r>
+        <w:rPr>
+          <w:lang w:val="zh_TW" w:bidi="zh_TW"/>
+        </w:rPr>
+        <w:t>）。能夠獲得自由的基督徒奴僕應該抓住機會（</w:t>
+      </w:r>
+      <w:hyperlink r:id="rId114">
+        <w:r>
+          <w:rPr>
+            <w:lang w:val="zh_TW" w:bidi="zh_TW"/>
+          </w:rPr>
+          <w:rPr>
+            <w:color w:val="0000EE"/>
+            <w:u w:val="single"/>
+          </w:rPr>
+          <w:t>林前7:21</w:t>
+        </w:r>
+      </w:hyperlink>
+      <w:r>
+        <w:rPr>
+          <w:lang w:val="zh_TW" w:bidi="zh_TW"/>
+        </w:rPr>
+        <w:t>），而自由人亦應避免成為人的奴隸（</w:t>
+      </w:r>
+      <w:hyperlink r:id="rId115">
+        <w:r>
+          <w:rPr>
+            <w:lang w:val="zh_TW" w:bidi="zh_TW"/>
+          </w:rPr>
+          <w:rPr>
+            <w:color w:val="0000EE"/>
+            <w:u w:val="single"/>
+          </w:rPr>
+          <w:t>林前7:23</w:t>
         </w:r>
       </w:hyperlink>
       <w:r>
@@ -556,1216 +3436,296 @@
         </w:rPr>
         <w:t>；</w:t>
       </w:r>
-      <w:hyperlink r:id="rId20">
-        <w:r>
-          <w:rPr>
-            <w:lang w:val="zh_TW" w:bidi="zh_TW"/>
-          </w:rPr>
-          <w:rPr>
-            <w:color w:val="0000EE"/>
-            <w:u w:val="single"/>
-          </w:rPr>
-          <w:t>路加福音3:19</w:t>
-        </w:r>
-      </w:hyperlink>
-      <w:r>
-        <w:rPr>
-          <w:lang w:val="zh_TW" w:bidi="zh_TW"/>
-        </w:rPr>
-        <w:t>，</w:t>
-      </w:r>
-      <w:hyperlink r:id="rId21">
-        <w:r>
-          <w:rPr>
-            <w:lang w:val="zh_TW" w:bidi="zh_TW"/>
-          </w:rPr>
-          <w:rPr>
-            <w:color w:val="0000EE"/>
-            <w:u w:val="single"/>
-          </w:rPr>
-          <w:t>9:7</w:t>
-        </w:r>
-      </w:hyperlink>
+      <w:hyperlink r:id="rId116">
+        <w:r>
+          <w:rPr>
+            <w:lang w:val="zh_TW" w:bidi="zh_TW"/>
+          </w:rPr>
+          <w:rPr>
+            <w:color w:val="0000EE"/>
+            <w:u w:val="single"/>
+          </w:rPr>
+          <w:t>加5:1</w:t>
+        </w:r>
+      </w:hyperlink>
+      <w:r>
+        <w:rPr>
+          <w:lang w:val="zh_TW" w:bidi="zh_TW"/>
+        </w:rPr>
+        <w:t>）。相反，基督徒奴隸主應該像僕人一樣對待他們的奴隸（</w:t>
+      </w:r>
+      <w:hyperlink r:id="rId117">
+        <w:r>
+          <w:rPr>
+            <w:lang w:val="zh_TW" w:bidi="zh_TW"/>
+          </w:rPr>
+          <w:rPr>
+            <w:color w:val="0000EE"/>
+            <w:u w:val="single"/>
+          </w:rPr>
+          <w:t>弗6:9</w:t>
+        </w:r>
+      </w:hyperlink>
+      <w:r>
+        <w:rPr>
+          <w:lang w:val="zh_TW" w:bidi="zh_TW"/>
+        </w:rPr>
+        <w:t>），所有基督徒都應該</w:t>
+      </w:r>
+      <w:r>
+        <w:rPr>
+          <w:lang w:val="zh_TW" w:bidi="zh_TW"/>
+        </w:rPr>
+        <w:t>互相服事</w:t>
+      </w:r>
+      <w:r>
+        <w:rPr>
+          <w:lang w:val="zh_TW" w:bidi="zh_TW"/>
+        </w:rPr>
+        <w:t>（</w:t>
+      </w:r>
+      <w:hyperlink r:id="rId118">
+        <w:r>
+          <w:rPr>
+            <w:lang w:val="zh_TW" w:bidi="zh_TW"/>
+          </w:rPr>
+          <w:rPr>
+            <w:color w:val="0000EE"/>
+            <w:u w:val="single"/>
+          </w:rPr>
+          <w:t>加5:13</w:t>
+        </w:r>
+      </w:hyperlink>
+      <w:r>
+        <w:rPr>
+          <w:lang w:val="zh_TW" w:bidi="zh_TW"/>
+        </w:rPr>
+        <w:t>）。因此，腓利門應該接納阿尼西謀「不再是奴隸」（</w:t>
+      </w:r>
+      <w:hyperlink r:id="rId108">
+        <w:r>
+          <w:rPr>
+            <w:lang w:val="zh_TW" w:bidi="zh_TW"/>
+          </w:rPr>
+          <w:rPr>
+            <w:color w:val="0000EE"/>
+            <w:u w:val="single"/>
+          </w:rPr>
+          <w:t>門1:16</w:t>
+        </w:r>
+      </w:hyperlink>
+      <w:r>
+        <w:rPr>
+          <w:lang w:val="zh_TW" w:bidi="zh_TW"/>
+        </w:rPr>
+        <w:t>）。</w:t>
+      </w:r>
+    </w:p>
+    <w:p>
+      <w:pPr/>
+      <w:r>
+        <w:rPr>
+          <w:lang w:val="zh_TW" w:bidi="zh_TW"/>
+        </w:rPr>
+      </w:r>
+      <w:r>
+        <w:rPr>
+          <w:lang w:val="zh_TW" w:bidi="zh_TW"/>
+        </w:rPr>
+        <w:t>其次，如果持守福音，禁止人們以保守態度維持現狀，那亦同時排除以暴力改變現狀。福音的革命特性表現在僕人的姿態上，而不是在軍事敵意上。保羅建議阿尼西謀以順服的態度回到腓利門那裡，以展示這種帶來解放的神學，讓聖靈為他們的關係帶來根本的變化。用撒但的方法達成國度的結果，會排除神的干預，導致壓迫的增加。</w:t>
+      </w:r>
+    </w:p>
+    <w:p>
+      <w:pPr/>
+      <w:r>
+        <w:rPr>
+          <w:lang w:val="zh_TW" w:bidi="zh_TW"/>
+        </w:rPr>
+      </w:r>
+      <w:r>
+        <w:rPr>
+          <w:lang w:val="zh_TW" w:bidi="zh_TW"/>
+        </w:rPr>
+        <w:t>最後，這封書信提供了一個卓越教會領袖的典範。腓利門和阿尼西謀之間的情況，需要一位能贏得前者尊重的中介來調停，方能成功為後者說話。為了說服腓利門，保羅運用讚美心理（第</w:t>
+      </w:r>
+      <w:hyperlink r:id="rId119">
+        <w:r>
+          <w:rPr>
+            <w:lang w:val="zh_TW" w:bidi="zh_TW"/>
+          </w:rPr>
+          <w:rPr>
+            <w:color w:val="0000EE"/>
+            <w:u w:val="single"/>
+          </w:rPr>
+          <w:t>4–7</w:t>
+        </w:r>
+      </w:hyperlink>
+      <w:r>
+        <w:rPr>
+          <w:lang w:val="zh_TW" w:bidi="zh_TW"/>
+        </w:rPr>
+        <w:t>節）；他強調自己為了福音而犧牲自我的苦難（第</w:t>
+      </w:r>
+      <w:hyperlink r:id="rId98">
+        <w:r>
+          <w:rPr>
+            <w:lang w:val="zh_TW" w:bidi="zh_TW"/>
+          </w:rPr>
+          <w:rPr>
+            <w:color w:val="0000EE"/>
+            <w:u w:val="single"/>
+          </w:rPr>
+          <w:t>9</w:t>
+        </w:r>
+      </w:hyperlink>
+      <w:r>
+        <w:rPr>
+          <w:lang w:val="zh_TW" w:bidi="zh_TW"/>
+        </w:rPr>
+        <w:t>節）；他訴諸腓利門的善意（第</w:t>
+      </w:r>
+      <w:hyperlink r:id="rId120">
+        <w:r>
+          <w:rPr>
+            <w:lang w:val="zh_TW" w:bidi="zh_TW"/>
+          </w:rPr>
+          <w:rPr>
+            <w:color w:val="0000EE"/>
+            <w:u w:val="single"/>
+          </w:rPr>
+          <w:t>14</w:t>
+        </w:r>
+      </w:hyperlink>
+      <w:r>
+        <w:rPr>
+          <w:lang w:val="zh_TW" w:bidi="zh_TW"/>
+        </w:rPr>
+        <w:t>節）；他也訴諸個人友誼（第</w:t>
+      </w:r>
+      <w:hyperlink r:id="rId121">
+        <w:r>
+          <w:rPr>
+            <w:lang w:val="zh_TW" w:bidi="zh_TW"/>
+          </w:rPr>
+          <w:rPr>
+            <w:color w:val="0000EE"/>
+            <w:u w:val="single"/>
+          </w:rPr>
+          <w:t>17、20</w:t>
+        </w:r>
+      </w:hyperlink>
+      <w:r>
+        <w:rPr>
+          <w:lang w:val="zh_TW" w:bidi="zh_TW"/>
+        </w:rPr>
+        <w:t>節）；他提出承擔所產生損失的責任（第</w:t>
+      </w:r>
+      <w:hyperlink r:id="rId98">
+        <w:r>
+          <w:rPr>
+            <w:lang w:val="zh_TW" w:bidi="zh_TW"/>
+          </w:rPr>
+          <w:rPr>
+            <w:color w:val="0000EE"/>
+            <w:u w:val="single"/>
+          </w:rPr>
+          <w:t>18</w:t>
+        </w:r>
+      </w:hyperlink>
+      <w:r>
+        <w:rPr>
+          <w:lang w:val="zh_TW" w:bidi="zh_TW"/>
+        </w:rPr>
+        <w:t>節）；他提醒腓利門對保羅的虧欠（第</w:t>
+      </w:r>
+      <w:hyperlink r:id="rId100">
+        <w:r>
+          <w:rPr>
+            <w:lang w:val="zh_TW" w:bidi="zh_TW"/>
+          </w:rPr>
+          <w:rPr>
+            <w:color w:val="0000EE"/>
+            <w:u w:val="single"/>
+          </w:rPr>
+          <w:t>19</w:t>
+        </w:r>
+      </w:hyperlink>
+      <w:r>
+        <w:rPr>
+          <w:lang w:val="zh_TW" w:bidi="zh_TW"/>
+        </w:rPr>
+        <w:t>節）；並且他預告即將到來的會面，假如腓利門拒絕他的請求，就可能會帶來尷尬（第</w:t>
+      </w:r>
+      <w:hyperlink r:id="rId90">
+        <w:r>
+          <w:rPr>
+            <w:lang w:val="zh_TW" w:bidi="zh_TW"/>
+          </w:rPr>
+          <w:rPr>
+            <w:color w:val="0000EE"/>
+            <w:u w:val="single"/>
+          </w:rPr>
+          <w:t>22</w:t>
+        </w:r>
+      </w:hyperlink>
+      <w:r>
+        <w:rPr>
+          <w:lang w:val="zh_TW" w:bidi="zh_TW"/>
+        </w:rPr>
+        <w:t>節）。保羅個人和具牧養性質的方法，友好且充滿熱情，展現了堅定與靈巧之間完美的平衡，又展示了如何通過勸告和懇求，而不是通過強硬的權威壓制，行使真正的基督教領袖權柄。</w:t>
+      </w:r>
+    </w:p>
+    <w:p>
+      <w:pPr/>
+      <w:r>
+        <w:rPr>
+          <w:lang w:val="zh_TW" w:bidi="zh_TW"/>
+        </w:rPr>
+      </w:r>
+      <w:r>
+        <w:rPr>
+          <w:lang w:val="zh_TW" w:bidi="zh_TW"/>
+        </w:rPr>
+        <w:t>雖然這封書信是聖經最短的書卷之一，但腓利門書是一座永恆的紀念碑，彰顯基督賦予所有人的尊嚴和平等，無論其地位、性別、階級或身份如何。此書卷也為基督徒提供了一個追求有效社會改革的使命和方法。</w:t>
+      </w:r>
+    </w:p>
+    <w:p>
+      <w:pPr/>
+      <w:r>
+        <w:rPr>
+          <w:lang w:val="zh_TW" w:bidi="zh_TW"/>
+        </w:rPr>
+      </w:r>
+      <w:r>
+        <w:rPr>
+          <w:i/>
+          <w:lang w:val="zh_TW" w:bidi="zh_TW"/>
+        </w:rPr>
+        <w:t>另見</w:t>
+      </w:r>
+      <w:r>
+        <w:rPr>
+          <w:lang w:val="zh_TW" w:bidi="zh_TW"/>
+        </w:rPr>
+        <w:t xml:space="preserve"> </w:t>
+      </w:r>
+      <w:r>
+        <w:rPr>
+          <w:lang w:val="zh_TW" w:bidi="zh_TW"/>
+        </w:rPr>
+        <w:t>使徒保羅</w:t>
+      </w:r>
       <w:r>
         <w:rPr>
           <w:lang w:val="zh_TW" w:bidi="zh_TW"/>
         </w:rPr>
         <w:t>；</w:t>
       </w:r>
-      <w:hyperlink r:id="rId22">
-        <w:r>
-          <w:rPr>
-            <w:lang w:val="zh_TW" w:bidi="zh_TW"/>
-          </w:rPr>
-          <w:rPr>
-            <w:color w:val="0000EE"/>
-            <w:u w:val="single"/>
-          </w:rPr>
-          <w:t>使徒行傳13:1</w:t>
-        </w:r>
-      </w:hyperlink>
-      <w:r>
-        <w:rPr>
-          <w:lang w:val="zh_TW" w:bidi="zh_TW"/>
-        </w:rPr>
-        <w:t>）。希律也被他的猶太臣民稱為「王」，顯示出他較大的重要性（</w:t>
-      </w:r>
-      <w:hyperlink r:id="rId23">
-        <w:r>
-          <w:rPr>
-            <w:lang w:val="zh_TW" w:bidi="zh_TW"/>
-          </w:rPr>
-          <w:rPr>
-            <w:color w:val="0000EE"/>
-            <w:u w:val="single"/>
-          </w:rPr>
-          <w:t>馬太福音14:9</w:t>
-        </w:r>
-      </w:hyperlink>
-      <w:r>
-        <w:rPr>
-          <w:lang w:val="zh_TW" w:bidi="zh_TW"/>
-        </w:rPr>
-        <w:t>；</w:t>
-      </w:r>
-      <w:hyperlink r:id="rId24">
-        <w:r>
-          <w:rPr>
-            <w:lang w:val="zh_TW" w:bidi="zh_TW"/>
-          </w:rPr>
-          <w:rPr>
-            <w:color w:val="0000EE"/>
-            <w:u w:val="single"/>
-          </w:rPr>
-          <w:t>馬可福音6:14</w:t>
-        </w:r>
-      </w:hyperlink>
-      <w:r>
-        <w:rPr>
-          <w:lang w:val="zh_TW" w:bidi="zh_TW"/>
-        </w:rPr>
-        <w:t>）。</w:t>
-      </w:r>
-      <w:r>
-        <w:rPr>
-          <w:lang w:val="zh_TW" w:bidi="zh_TW"/>
-        </w:rPr>
-      </w:r>
-      <w:r>
-        <w:rPr>
-          <w:lang w:val="zh_TW" w:bidi="zh_TW"/>
-        </w:rPr>
-      </w:r>
-    </w:p>
-    <w:p>
-      <w:pPr/>
-      <w:r>
-        <w:rPr>
-          <w:lang w:val="zh_TW" w:bidi="zh_TW"/>
-        </w:rPr>
-      </w:r>
-    </w:p>
-    <w:p>
-      <w:pPr>
-        <w:pStyle w:val="Heading2"/>
-      </w:pPr>
-      <w:r>
-        <w:rPr>
-          <w:lang w:val="zh_TW" w:bidi="zh_TW"/>
-        </w:rPr>
-        <w:t>忿怒</w:t>
-      </w:r>
-      <w:r>
-        <w:rPr>
-          <w:lang w:val="zh_TW" w:bidi="zh_TW"/>
-        </w:rPr>
-      </w:r>
-    </w:p>
-    <w:p>
-      <w:pPr/>
-      <w:r>
-        <w:rPr>
-          <w:lang w:val="zh_TW" w:bidi="zh_TW"/>
-        </w:rPr>
-      </w:r>
-      <w:r>
-        <w:rPr>
-          <w:lang w:val="zh_TW" w:bidi="zh_TW"/>
-        </w:rPr>
-        <w:t>這個詞在聖經中常用來指憤怒（rage）、烈怒（fury）和惱恨（indignation）。在大多數情況下，忿怒被視為是錯誤的情緒。例如，</w:t>
-      </w:r>
-      <w:hyperlink r:id="rId25">
-        <w:r>
-          <w:rPr>
-            <w:lang w:val="zh_TW" w:bidi="zh_TW"/>
-          </w:rPr>
-          <w:rPr>
-            <w:color w:val="0000EE"/>
-            <w:u w:val="single"/>
-          </w:rPr>
-          <w:t>詩篇三十七篇8節</w:t>
-        </w:r>
-      </w:hyperlink>
-      <w:r>
-        <w:rPr>
-          <w:lang w:val="zh_TW" w:bidi="zh_TW"/>
-        </w:rPr>
-        <w:t>命令：「當止住怒氣，離棄忿怒」當耶穌說：「只是我告訴你們，凡向弟兄動怒的，難免受審斷」（</w:t>
-      </w:r>
-      <w:hyperlink r:id="rId26">
-        <w:r>
-          <w:rPr>
-            <w:lang w:val="zh_TW" w:bidi="zh_TW"/>
-          </w:rPr>
-          <w:rPr>
-            <w:color w:val="0000EE"/>
-            <w:u w:val="single"/>
-          </w:rPr>
-          <w:t>太5:22</w:t>
-        </w:r>
-      </w:hyperlink>
-      <w:r>
-        <w:rPr>
-          <w:lang w:val="zh_TW" w:bidi="zh_TW"/>
-        </w:rPr>
-        <w:t>），耶穌提到將忿怒與謀殺相提並論，這意味著當一個人心中懷有忿怒時，就如同他實際上犯下了謀殺罪。</w:t>
-      </w:r>
-      <w:hyperlink r:id="rId27">
-        <w:r>
-          <w:rPr>
-            <w:lang w:val="zh_TW" w:bidi="zh_TW"/>
-          </w:rPr>
-          <w:rPr>
-            <w:color w:val="0000EE"/>
-            <w:u w:val="single"/>
-          </w:rPr>
-          <w:t>以弗所書四章31節</w:t>
-        </w:r>
-      </w:hyperlink>
-      <w:r>
-        <w:rPr>
-          <w:lang w:val="zh_TW" w:bidi="zh_TW"/>
-        </w:rPr>
-        <w:t>和</w:t>
-      </w:r>
-      <w:hyperlink r:id="rId28">
-        <w:r>
-          <w:rPr>
-            <w:lang w:val="zh_TW" w:bidi="zh_TW"/>
-          </w:rPr>
-          <w:rPr>
-            <w:color w:val="0000EE"/>
-            <w:u w:val="single"/>
-          </w:rPr>
-          <w:t>歌羅西書三章8節</w:t>
-        </w:r>
-      </w:hyperlink>
-      <w:r>
-        <w:rPr>
-          <w:lang w:val="zh_TW" w:bidi="zh_TW"/>
-        </w:rPr>
-        <w:t>列出惱恨，以及苦毒、忿怒、惡毒（malice）和毀謗，這些都是基督徒必須徹底擺脫的態度。在保羅列出的教會主教或牧師的品格特質中，指出基督徒領袖不應該易於動怒或輕易被激怒（</w:t>
-      </w:r>
-      <w:hyperlink r:id="rId29">
-        <w:r>
-          <w:rPr>
-            <w:lang w:val="zh_TW" w:bidi="zh_TW"/>
-          </w:rPr>
-          <w:rPr>
-            <w:color w:val="0000EE"/>
-            <w:u w:val="single"/>
-          </w:rPr>
-          <w:t>多1:7</w:t>
-        </w:r>
-      </w:hyperlink>
-      <w:r>
-        <w:rPr>
-          <w:lang w:val="zh_TW" w:bidi="zh_TW"/>
-        </w:rPr>
-        <w:t>）。</w:t>
-      </w:r>
-    </w:p>
-    <w:p>
-      <w:pPr/>
-      <w:r>
-        <w:rPr>
-          <w:lang w:val="zh_TW" w:bidi="zh_TW"/>
-        </w:rPr>
-      </w:r>
-      <w:r>
-        <w:rPr>
-          <w:lang w:val="zh_TW" w:bidi="zh_TW"/>
-        </w:rPr>
-        <w:t>聖經承認人會忿怒。聖經並沒有譴責忿怒這種情緒，而是譴責忿怒所導致的後果。人習慣於讓忿怒控制或影響他們的行為，導致他們犯罪。這就是為什麼使徒保羅說：「生氣卻不要犯罪」（</w:t>
-      </w:r>
-      <w:hyperlink r:id="rId30">
-        <w:r>
-          <w:rPr>
-            <w:lang w:val="zh_TW" w:bidi="zh_TW"/>
-          </w:rPr>
-          <w:rPr>
-            <w:color w:val="0000EE"/>
-            <w:u w:val="single"/>
-          </w:rPr>
-          <w:t>弗4:26</w:t>
-        </w:r>
-      </w:hyperlink>
-      <w:r>
-        <w:rPr>
-          <w:lang w:val="zh_TW" w:bidi="zh_TW"/>
-        </w:rPr>
-        <w:t>）。一個人讓忿怒情緒持續的時間越長，越有可能產生罪惡的行為，從而給撒但留地步（見</w:t>
-      </w:r>
-      <w:hyperlink r:id="rId31">
-        <w:r>
-          <w:rPr>
-            <w:lang w:val="zh_TW" w:bidi="zh_TW"/>
-          </w:rPr>
-          <w:rPr>
-            <w:color w:val="0000EE"/>
-            <w:u w:val="single"/>
-          </w:rPr>
-          <w:t>弗4:27</w:t>
-        </w:r>
-      </w:hyperlink>
-      <w:r>
-        <w:rPr>
-          <w:lang w:val="zh_TW" w:bidi="zh_TW"/>
-        </w:rPr>
-        <w:t>）。</w:t>
-      </w:r>
-    </w:p>
-    <w:p>
-      <w:pPr/>
-      <w:r>
-        <w:rPr>
-          <w:lang w:val="zh_TW" w:bidi="zh_TW"/>
-        </w:rPr>
-      </w:r>
-      <w:r>
-        <w:rPr>
-          <w:lang w:val="zh_TW" w:bidi="zh_TW"/>
-        </w:rPr>
-        <w:t>聖經中也提到了好的忿怒。「義怒」指的是聖潔的心極度不滿，無法容忍任何形式的罪。神的忿怒包含這一元素：人應該是良善的，然而他們卻犯罪——神發怒「因這地的人離棄了耶和華—他們列祖的神，領他們出埃及地的時候與他們所立的約，去事奉敬拜素不認識的別神，是耶和華所未曾給他們安排的」（</w:t>
-      </w:r>
-      <w:hyperlink r:id="rId32">
-        <w:r>
-          <w:rPr>
-            <w:lang w:val="zh_TW" w:bidi="zh_TW"/>
-          </w:rPr>
-          <w:rPr>
-            <w:color w:val="0000EE"/>
-            <w:u w:val="single"/>
-          </w:rPr>
-          <w:t>申29:25–26</w:t>
-        </w:r>
-      </w:hyperlink>
-      <w:r>
-        <w:rPr>
-          <w:lang w:val="zh_TW" w:bidi="zh_TW"/>
-        </w:rPr>
-        <w:t>）。也正是在這個意義上，摩西在西奈山上看到金牛犢和以色列人崇拜偶像時，怒火中燒，以至他把立約的石版摔碎在地上（</w:t>
-      </w:r>
-      <w:hyperlink r:id="rId33">
-        <w:r>
-          <w:rPr>
-            <w:lang w:val="zh_TW" w:bidi="zh_TW"/>
-          </w:rPr>
-          <w:rPr>
-            <w:color w:val="0000EE"/>
-            <w:u w:val="single"/>
-          </w:rPr>
-          <w:t>出32:19</w:t>
-        </w:r>
-      </w:hyperlink>
-      <w:r>
-        <w:rPr>
-          <w:lang w:val="zh_TW" w:bidi="zh_TW"/>
-        </w:rPr>
-        <w:t>）。</w:t>
-      </w:r>
-    </w:p>
-    <w:p>
-      <w:pPr/>
-      <w:r>
-        <w:rPr>
-          <w:lang w:val="zh_TW" w:bidi="zh_TW"/>
-        </w:rPr>
-      </w:r>
-      <w:r>
-        <w:rPr>
-          <w:lang w:val="zh_TW" w:bidi="zh_TW"/>
-        </w:rPr>
-        <w:t>在新約聖經中，馬可福音記載耶穌忿怒地看著法利賽人，他們希望抓到耶穌違反他們律法的把柄（</w:t>
-      </w:r>
-      <w:hyperlink r:id="rId34">
-        <w:r>
-          <w:rPr>
-            <w:lang w:val="zh_TW" w:bidi="zh_TW"/>
-          </w:rPr>
-          <w:rPr>
-            <w:color w:val="0000EE"/>
-            <w:u w:val="single"/>
-          </w:rPr>
-          <w:t>可3:5</w:t>
-        </w:r>
-      </w:hyperlink>
-      <w:r>
-        <w:rPr>
-          <w:lang w:val="zh_TW" w:bidi="zh_TW"/>
-        </w:rPr>
-        <w:t>）。耶穌的忿怒也表現在祂潔淨聖殿（</w:t>
-      </w:r>
-      <w:hyperlink r:id="rId35">
-        <w:r>
-          <w:rPr>
-            <w:lang w:val="zh_TW" w:bidi="zh_TW"/>
-          </w:rPr>
-          <w:rPr>
-            <w:color w:val="0000EE"/>
-            <w:u w:val="single"/>
-          </w:rPr>
-          <w:t>約2:13–22</w:t>
-        </w:r>
-      </w:hyperlink>
-      <w:r>
-        <w:rPr>
-          <w:lang w:val="zh_TW" w:bidi="zh_TW"/>
-        </w:rPr>
-        <w:t>），聖殿應該是一個禱告的地方，但卻被用來做生意，所以耶穌「進了神的殿，趕出殿裡一切做買賣的人，推倒兌換銀錢之人的桌子，和賣鴿子之人的凳子」（</w:t>
-      </w:r>
-      <w:hyperlink r:id="rId36">
-        <w:r>
-          <w:rPr>
-            <w:lang w:val="zh_TW" w:bidi="zh_TW"/>
-          </w:rPr>
-          <w:rPr>
-            <w:color w:val="0000EE"/>
-            <w:u w:val="single"/>
-          </w:rPr>
-          <w:t>太21:12</w:t>
-        </w:r>
-      </w:hyperlink>
-      <w:r>
-        <w:rPr>
-          <w:lang w:val="zh_TW" w:bidi="zh_TW"/>
-        </w:rPr>
-        <w:t>）。祂的聖潔義怒既不是軟弱也不是罪惡。這樣的忿怒是對罪惡和不公義的適當回應，尤其是當罪惡和不公義顯然未受到懲罰時。</w:t>
-      </w:r>
-      <w:r>
-        <w:rPr>
-          <w:lang w:val="zh_TW" w:bidi="zh_TW"/>
-        </w:rPr>
-      </w:r>
-      <w:r>
-        <w:rPr>
-          <w:lang w:val="zh_TW" w:bidi="zh_TW"/>
-        </w:rPr>
-      </w:r>
-    </w:p>
-    <w:p>
-      <w:pPr/>
-      <w:r>
-        <w:rPr>
-          <w:lang w:val="zh_TW" w:bidi="zh_TW"/>
-        </w:rPr>
-      </w:r>
-    </w:p>
-    <w:p>
-      <w:pPr>
-        <w:pStyle w:val="Heading2"/>
-      </w:pPr>
-      <w:r>
-        <w:rPr>
-          <w:lang w:val="zh_TW" w:bidi="zh_TW"/>
-        </w:rPr>
-        <w:t>奮銳黨</w:t>
-      </w:r>
-      <w:r>
-        <w:rPr>
-          <w:lang w:val="zh_TW" w:bidi="zh_TW"/>
-        </w:rPr>
-      </w:r>
-    </w:p>
-    <w:p>
-      <w:pPr/>
-      <w:r>
-        <w:rPr>
-          <w:lang w:val="zh_TW" w:bidi="zh_TW"/>
-        </w:rPr>
-      </w:r>
-      <w:r>
-        <w:rPr>
-          <w:lang w:val="zh_TW" w:bidi="zh_TW"/>
-        </w:rPr>
-        <w:t>奮銳黨（zealot）是指對某種事業或信仰非常熱衷的人。在聖經中，這個詞被用來描述西門，他是耶穌十二門徒之一（</w:t>
-      </w:r>
-      <w:hyperlink r:id="rId37">
-        <w:r>
-          <w:rPr>
-            <w:lang w:val="zh_TW" w:bidi="zh_TW"/>
-          </w:rPr>
-          <w:rPr>
-            <w:color w:val="0000EE"/>
-            <w:u w:val="single"/>
-          </w:rPr>
-          <w:t>路6:15</w:t>
-        </w:r>
-      </w:hyperlink>
-      <w:r>
-        <w:rPr>
-          <w:lang w:val="zh_TW" w:bidi="zh_TW"/>
-        </w:rPr>
-        <w:t>；</w:t>
-      </w:r>
-      <w:hyperlink r:id="rId38">
-        <w:r>
-          <w:rPr>
-            <w:lang w:val="zh_TW" w:bidi="zh_TW"/>
-          </w:rPr>
-          <w:rPr>
-            <w:color w:val="0000EE"/>
-            <w:u w:val="single"/>
-          </w:rPr>
-          <w:t>徒1:13</w:t>
-        </w:r>
-      </w:hyperlink>
-      <w:r>
-        <w:rPr>
-          <w:lang w:val="zh_TW" w:bidi="zh_TW"/>
-        </w:rPr>
-        <w:t>）。這個西門不同於西門彼得，後者也是十二門徒之一。</w:t>
-      </w:r>
-    </w:p>
-    <w:p>
-      <w:pPr/>
-      <w:r>
-        <w:rPr>
-          <w:lang w:val="zh_TW" w:bidi="zh_TW"/>
-        </w:rPr>
-      </w:r>
-      <w:r>
-        <w:rPr>
-          <w:lang w:val="zh_TW" w:bidi="zh_TW"/>
-        </w:rPr>
-        <w:t>馬太和馬可用「迦南人(Cananaean」這個希臘文來代替奮銳黨（和合本聖經並沒有譯為迦南人，而是單單採用奮銳黨一詞，</w:t>
-      </w:r>
-      <w:hyperlink r:id="rId39">
-        <w:r>
-          <w:rPr>
-            <w:lang w:val="zh_TW" w:bidi="zh_TW"/>
-          </w:rPr>
-          <w:rPr>
-            <w:color w:val="0000EE"/>
-            <w:u w:val="single"/>
-          </w:rPr>
-          <w:t>太10:4</w:t>
-        </w:r>
-      </w:hyperlink>
-      <w:r>
-        <w:rPr>
-          <w:lang w:val="zh_TW" w:bidi="zh_TW"/>
-        </w:rPr>
-        <w:t>；</w:t>
-      </w:r>
-      <w:hyperlink r:id="rId40">
-        <w:r>
-          <w:rPr>
-            <w:lang w:val="zh_TW" w:bidi="zh_TW"/>
-          </w:rPr>
-          <w:rPr>
-            <w:color w:val="0000EE"/>
-            <w:u w:val="single"/>
-          </w:rPr>
-          <w:t>可3:18</w:t>
-        </w:r>
-      </w:hyperlink>
-      <w:r>
-        <w:rPr>
-          <w:lang w:val="zh_TW" w:bidi="zh_TW"/>
-        </w:rPr>
-        <w:t>）。這些詞在不同語言中意思相同，指的是一個非常熱衷於捍衛或支持某事的人。這個詞來自於「強烈的感情」或「非常渴望某事」的概念（</w:t>
-      </w:r>
-      <w:hyperlink r:id="rId41">
-        <w:r>
-          <w:rPr>
-            <w:lang w:val="zh_TW" w:bidi="zh_TW"/>
-          </w:rPr>
-          <w:rPr>
-            <w:color w:val="0000EE"/>
-            <w:u w:val="single"/>
-          </w:rPr>
-          <w:t>出34:14</w:t>
-        </w:r>
-      </w:hyperlink>
-      <w:r>
-        <w:rPr>
-          <w:lang w:val="zh_TW" w:bidi="zh_TW"/>
-        </w:rPr>
-        <w:t>；</w:t>
-      </w:r>
-      <w:hyperlink r:id="rId42">
-        <w:r>
-          <w:rPr>
-            <w:lang w:val="zh_TW" w:bidi="zh_TW"/>
-          </w:rPr>
-          <w:rPr>
-            <w:color w:val="0000EE"/>
-            <w:u w:val="single"/>
-          </w:rPr>
-          <w:t>馬加比二書4:2</w:t>
-        </w:r>
-      </w:hyperlink>
-      <w:r>
-        <w:rPr>
-          <w:lang w:val="zh_TW" w:bidi="zh_TW"/>
-        </w:rPr>
-        <w:t>）。</w:t>
-      </w:r>
-    </w:p>
-    <w:p>
-      <w:pPr/>
-      <w:r>
-        <w:rPr>
-          <w:lang w:val="zh_TW" w:bidi="zh_TW"/>
-        </w:rPr>
-      </w:r>
-      <w:r>
-        <w:rPr>
-          <w:lang w:val="zh_TW" w:bidi="zh_TW"/>
-        </w:rPr>
-        <w:t>當耶穌清理聖殿中濫用聖殿的人時，祂自己也表現出熱心（強烈的熱情），聖經說祂為「你的殿心裏焦急，如同火燒」（</w:t>
-      </w:r>
-      <w:hyperlink r:id="rId43">
-        <w:r>
-          <w:rPr>
-            <w:lang w:val="zh_TW" w:bidi="zh_TW"/>
-          </w:rPr>
-          <w:rPr>
-            <w:color w:val="0000EE"/>
-            <w:u w:val="single"/>
-          </w:rPr>
-          <w:t>約2:17</w:t>
-        </w:r>
-      </w:hyperlink>
-      <w:r>
-        <w:rPr>
-          <w:lang w:val="zh_TW" w:bidi="zh_TW"/>
-        </w:rPr>
-        <w:t>）。</w:t>
-      </w:r>
-    </w:p>
-    <w:p>
-      <w:pPr/>
-      <w:r>
-        <w:rPr>
-          <w:lang w:val="zh_TW" w:bidi="zh_TW"/>
-        </w:rPr>
-      </w:r>
-      <w:r>
-        <w:rPr>
-          <w:lang w:val="zh_TW" w:bidi="zh_TW"/>
-        </w:rPr>
-        <w:t>在早期基督教會中，一些信徒對屬靈的恩賜、善行和遵守神的律法充滿熱心（</w:t>
-      </w:r>
-      <w:hyperlink r:id="rId44">
-        <w:r>
-          <w:rPr>
-            <w:lang w:val="zh_TW" w:bidi="zh_TW"/>
-          </w:rPr>
-          <w:rPr>
-            <w:color w:val="0000EE"/>
-            <w:u w:val="single"/>
-          </w:rPr>
-          <w:t>徒21:20</w:t>
-        </w:r>
-      </w:hyperlink>
-      <w:r>
-        <w:rPr>
-          <w:lang w:val="zh_TW" w:bidi="zh_TW"/>
-        </w:rPr>
-        <w:t>；</w:t>
-      </w:r>
-      <w:hyperlink r:id="rId45">
-        <w:r>
-          <w:rPr>
-            <w:lang w:val="zh_TW" w:bidi="zh_TW"/>
-          </w:rPr>
-          <w:rPr>
-            <w:color w:val="0000EE"/>
-            <w:u w:val="single"/>
-          </w:rPr>
-          <w:t>林前14:12</w:t>
-        </w:r>
-      </w:hyperlink>
-      <w:r>
-        <w:rPr>
-          <w:lang w:val="zh_TW" w:bidi="zh_TW"/>
-        </w:rPr>
-        <w:t>；</w:t>
-      </w:r>
-      <w:hyperlink r:id="rId46">
-        <w:r>
-          <w:rPr>
-            <w:lang w:val="zh_TW" w:bidi="zh_TW"/>
-          </w:rPr>
-          <w:rPr>
-            <w:color w:val="0000EE"/>
-            <w:u w:val="single"/>
-          </w:rPr>
-          <w:t>多2:14</w:t>
-        </w:r>
-      </w:hyperlink>
-      <w:r>
-        <w:rPr>
-          <w:lang w:val="zh_TW" w:bidi="zh_TW"/>
-        </w:rPr>
-        <w:t>）。保羅在成為耶穌的跟隨者之前，對祖先的傳統和對神的熱心也非常狂熱（</w:t>
-      </w:r>
-      <w:hyperlink r:id="rId47">
-        <w:r>
-          <w:rPr>
-            <w:lang w:val="zh_TW" w:bidi="zh_TW"/>
-          </w:rPr>
-          <w:rPr>
-            <w:color w:val="0000EE"/>
-            <w:u w:val="single"/>
-          </w:rPr>
-          <w:t>徒22:3</w:t>
-        </w:r>
-      </w:hyperlink>
-      <w:r>
-        <w:rPr>
-          <w:lang w:val="zh_TW" w:bidi="zh_TW"/>
-        </w:rPr>
-        <w:t>；</w:t>
-      </w:r>
-      <w:hyperlink r:id="rId48">
-        <w:r>
-          <w:rPr>
-            <w:lang w:val="zh_TW" w:bidi="zh_TW"/>
-          </w:rPr>
-          <w:rPr>
-            <w:color w:val="0000EE"/>
-            <w:u w:val="single"/>
-          </w:rPr>
-          <w:t>加1:14</w:t>
-        </w:r>
-      </w:hyperlink>
-      <w:r>
-        <w:rPr>
-          <w:lang w:val="zh_TW" w:bidi="zh_TW"/>
-        </w:rPr>
-        <w:t>）。</w:t>
-      </w:r>
-    </w:p>
-    <w:p>
-      <w:pPr/>
-      <w:r>
-        <w:rPr>
-          <w:lang w:val="zh_TW" w:bidi="zh_TW"/>
-        </w:rPr>
-      </w:r>
-      <w:r>
-        <w:rPr>
-          <w:lang w:val="zh_TW" w:bidi="zh_TW"/>
-        </w:rPr>
-        <w:t>西門被稱為奮銳黨，是因為他對宗教的熱心，這也是人們區分他與西門彼得及其他門徒的方式。</w:t>
-      </w:r>
-    </w:p>
-    <w:p>
-      <w:pPr/>
-      <w:r>
-        <w:rPr>
-          <w:lang w:val="zh_TW" w:bidi="zh_TW"/>
-        </w:rPr>
-      </w:r>
-      <w:r>
-        <w:rPr>
-          <w:lang w:val="zh_TW" w:bidi="zh_TW"/>
-        </w:rPr>
-        <w:t>到了路加撰寫福音書的時候，「奮銳黨」這個稱號有了更具體的意義。它指的是一群強烈反對羅馬統治的人，這個群體有宗教和政治的目標。</w:t>
-      </w:r>
-    </w:p>
-    <w:p>
-      <w:pPr/>
-      <w:r>
-        <w:rPr>
-          <w:lang w:val="zh_TW" w:bidi="zh_TW"/>
-        </w:rPr>
-      </w:r>
-      <w:r>
-        <w:rPr>
-          <w:lang w:val="zh_TW" w:bidi="zh_TW"/>
-        </w:rPr>
-        <w:t>這個奮銳黨群體可能在公元6年左右，也就是希律大帝去世後開始形成，它可能是由加利利的猶大和法利賽人撒督創立的。奮銳黨受馬加比家族的激勵，馬加比在許多年前曾經反抗外族統治（</w:t>
-      </w:r>
-      <w:hyperlink r:id="rId49">
-        <w:r>
-          <w:rPr>
-            <w:lang w:val="zh_TW" w:bidi="zh_TW"/>
-          </w:rPr>
-          <w:rPr>
-            <w:color w:val="0000EE"/>
-            <w:u w:val="single"/>
-          </w:rPr>
-          <w:t>馬加比一書2:15–28</w:t>
-        </w:r>
-      </w:hyperlink>
-      <w:r>
-        <w:rPr>
-          <w:lang w:val="zh_TW" w:bidi="zh_TW"/>
-        </w:rPr>
-        <w:t>）。</w:t>
-      </w:r>
-    </w:p>
-    <w:p>
-      <w:pPr/>
-      <w:r>
-        <w:rPr>
-          <w:lang w:val="zh_TW" w:bidi="zh_TW"/>
-        </w:rPr>
-      </w:r>
-      <w:r>
-        <w:rPr>
-          <w:lang w:val="zh_TW" w:bidi="zh_TW"/>
-        </w:rPr>
-        <w:t>奮銳黨非常致力於遵守神的律法（稱為妥拉）。他們相信神是唯一的真王。他們認為自己是神審判和拯救的代理人。他們強烈反對任何他們認為違背神或與羅馬合作的行為。奮銳黨認為彌賽亞（神揀選的領袖）會成為他們的領袖。</w:t>
-      </w:r>
-    </w:p>
-    <w:p>
-      <w:pPr/>
-      <w:r>
-        <w:rPr>
-          <w:lang w:val="zh_TW" w:bidi="zh_TW"/>
-        </w:rPr>
-      </w:r>
-      <w:r>
-        <w:rPr>
-          <w:lang w:val="zh_TW" w:bidi="zh_TW"/>
-        </w:rPr>
-        <w:t>隨著羅馬和猶太地（猶太人的家園）之間的緊張局勢加劇，奮銳黨變得更好戰。他們將自己的戰鬥視為「聖戰」。與馬加比家族為了自衛而戰不同，奮銳黨採取了更具攻擊性的態度。</w:t>
-      </w:r>
-    </w:p>
-    <w:p>
-      <w:pPr/>
-      <w:r>
-        <w:rPr>
-          <w:lang w:val="zh_TW" w:bidi="zh_TW"/>
-        </w:rPr>
-      </w:r>
-      <w:r>
-        <w:rPr>
-          <w:lang w:val="zh_TW" w:bidi="zh_TW"/>
-        </w:rPr>
-        <w:t>猶太歷史學家約瑟夫稱他們為強盜和罪犯（猶太</w:t>
-      </w:r>
-      <w:r>
-        <w:rPr>
-          <w:i/>
-          <w:lang w:val="zh_TW" w:bidi="zh_TW"/>
-        </w:rPr>
-        <w:t>古史記</w:t>
-      </w:r>
-      <w:r>
-        <w:rPr>
-          <w:lang w:val="zh_TW" w:bidi="zh_TW"/>
-        </w:rPr>
-        <w:t xml:space="preserve"> 18.1.1–6；</w:t>
-      </w:r>
-      <w:r>
-        <w:rPr>
-          <w:i/>
-          <w:lang w:val="zh_TW" w:bidi="zh_TW"/>
-        </w:rPr>
-        <w:t>猶太戰史</w:t>
-      </w:r>
-      <w:r>
-        <w:rPr>
-          <w:lang w:val="zh_TW" w:bidi="zh_TW"/>
-        </w:rPr>
-        <w:t xml:space="preserve"> 4.3.9），雖然約瑟夫對他們有所偏見。羅馬人稱他們為「</w:t>
-      </w:r>
-      <w:r>
-        <w:rPr>
-          <w:lang w:val="zh_TW" w:bidi="zh_TW"/>
-        </w:rPr>
-        <w:t>匕首黨（</w:t>
-      </w:r>
-      <w:r>
-        <w:rPr>
-          <w:lang w:val="zh_TW" w:bidi="zh_TW"/>
-        </w:rPr>
-        <w:t>Sicarii）」，意思是「刺客」。但他們的支持者會稱他們為愛國戰士。</w:t>
-      </w:r>
-    </w:p>
-    <w:p>
-      <w:pPr/>
-      <w:r>
-        <w:rPr>
-          <w:lang w:val="zh_TW" w:bidi="zh_TW"/>
-        </w:rPr>
-      </w:r>
-      <w:r>
-        <w:rPr>
-          <w:lang w:val="zh_TW" w:bidi="zh_TW"/>
-        </w:rPr>
-        <w:t>奮銳黨在公元66年至70年的反抗羅馬的起義中扮演了重要角色。他們的最後一個據點是在一個叫馬薩達（Masada）的地方，該地在公元73年被羅馬人攻陷，960名奮銳黨人選擇自殺而不被俘擄。</w:t>
-      </w:r>
-    </w:p>
-    <w:p>
-      <w:pPr/>
-      <w:r>
-        <w:rPr>
-          <w:lang w:val="zh_TW" w:bidi="zh_TW"/>
-        </w:rPr>
-      </w:r>
-      <w:r>
-        <w:rPr>
-          <w:lang w:val="zh_TW" w:bidi="zh_TW"/>
-        </w:rPr>
-        <w:t>奮銳黨西門可能在公元30年左右是這個運動早期的一分子。其他門徒如加略人猶大或「雷子」不太可能是奮銳黨（</w:t>
-      </w:r>
-      <w:hyperlink r:id="rId50">
-        <w:r>
-          <w:rPr>
-            <w:lang w:val="zh_TW" w:bidi="zh_TW"/>
-          </w:rPr>
-          <w:rPr>
-            <w:color w:val="0000EE"/>
-            <w:u w:val="single"/>
-          </w:rPr>
-          <w:t>可3:17</w:t>
-        </w:r>
-      </w:hyperlink>
-      <w:r>
-        <w:rPr>
-          <w:lang w:val="zh_TW" w:bidi="zh_TW"/>
-        </w:rPr>
-        <w:t>）。有人認為加利利人猶大甚至保羅，也與奮銳黨有關（</w:t>
-      </w:r>
-      <w:hyperlink r:id="rId51">
-        <w:r>
-          <w:rPr>
-            <w:lang w:val="zh_TW" w:bidi="zh_TW"/>
-          </w:rPr>
-          <w:rPr>
-            <w:color w:val="0000EE"/>
-            <w:u w:val="single"/>
-          </w:rPr>
-          <w:t>徒5:37–38</w:t>
-        </w:r>
-      </w:hyperlink>
-      <w:r>
-        <w:rPr>
-          <w:lang w:val="zh_TW" w:bidi="zh_TW"/>
-        </w:rPr>
-        <w:t>，</w:t>
-      </w:r>
-      <w:hyperlink r:id="rId52">
-        <w:r>
-          <w:rPr>
-            <w:lang w:val="zh_TW" w:bidi="zh_TW"/>
-          </w:rPr>
-          <w:rPr>
-            <w:color w:val="0000EE"/>
-            <w:u w:val="single"/>
-          </w:rPr>
-          <w:t>21:38</w:t>
-        </w:r>
-      </w:hyperlink>
-      <w:r>
-        <w:rPr>
-          <w:lang w:val="zh_TW" w:bidi="zh_TW"/>
-        </w:rPr>
-        <w:t>）。</w:t>
-      </w:r>
-    </w:p>
-    <w:p>
-      <w:pPr/>
-      <w:r>
-        <w:rPr>
-          <w:lang w:val="zh_TW" w:bidi="zh_TW"/>
-        </w:rPr>
-      </w:r>
-      <w:r>
-        <w:rPr>
-          <w:i/>
-          <w:lang w:val="zh_TW" w:bidi="zh_TW"/>
-        </w:rPr>
-        <w:t>另見</w:t>
-      </w:r>
-      <w:r>
-        <w:rPr>
-          <w:lang w:val="zh_TW" w:bidi="zh_TW"/>
-        </w:rPr>
-        <w:t xml:space="preserve"> </w:t>
-      </w:r>
-      <w:r>
-        <w:rPr>
-          <w:lang w:val="zh_TW" w:bidi="zh_TW"/>
-        </w:rPr>
-        <w:t>第一次猶太起義</w:t>
-      </w:r>
-      <w:r>
-        <w:rPr>
-          <w:lang w:val="zh_TW" w:bidi="zh_TW"/>
-        </w:rPr>
-        <w:t>；</w:t>
-      </w:r>
-      <w:r>
-        <w:rPr>
-          <w:lang w:val="zh_TW" w:bidi="zh_TW"/>
-        </w:rPr>
-        <w:t>猶太教</w:t>
-      </w:r>
-      <w:r>
-        <w:rPr>
-          <w:lang w:val="zh_TW" w:bidi="zh_TW"/>
-        </w:rPr>
-        <w:t>。</w:t>
-      </w:r>
-      <w:r>
-        <w:rPr>
-          <w:lang w:val="zh_TW" w:bidi="zh_TW"/>
-        </w:rPr>
-      </w:r>
-      <w:r>
-        <w:rPr>
-          <w:lang w:val="zh_TW" w:bidi="zh_TW"/>
-        </w:rPr>
-      </w:r>
-    </w:p>
-    <w:p>
-      <w:pPr/>
-      <w:r>
-        <w:rPr>
-          <w:lang w:val="zh_TW" w:bidi="zh_TW"/>
-        </w:rPr>
-      </w:r>
-    </w:p>
-    <w:p>
-      <w:pPr>
-        <w:pStyle w:val="Heading2"/>
-      </w:pPr>
-      <w:r>
-        <w:rPr>
-          <w:lang w:val="zh_TW" w:bidi="zh_TW"/>
-        </w:rPr>
-        <w:t>奮銳黨的西門</w:t>
-      </w:r>
-      <w:r>
-        <w:rPr>
-          <w:lang w:val="zh_TW" w:bidi="zh_TW"/>
-        </w:rPr>
-      </w:r>
-    </w:p>
-    <w:p>
-      <w:pPr/>
-      <w:r>
-        <w:rPr>
-          <w:lang w:val="zh_TW" w:bidi="zh_TW"/>
-        </w:rPr>
-      </w:r>
-      <w:r>
-        <w:rPr>
-          <w:lang w:val="zh_TW" w:bidi="zh_TW"/>
-        </w:rPr>
-        <w:t>有英文譯本在</w:t>
-      </w:r>
-      <w:hyperlink r:id="rId39">
-        <w:r>
-          <w:rPr>
-            <w:lang w:val="zh_TW" w:bidi="zh_TW"/>
-          </w:rPr>
-          <w:rPr>
-            <w:color w:val="0000EE"/>
-            <w:u w:val="single"/>
-          </w:rPr>
-          <w:t>馬太福音十章4節</w:t>
-        </w:r>
-      </w:hyperlink>
-      <w:r>
-        <w:rPr>
-          <w:lang w:val="zh_TW" w:bidi="zh_TW"/>
-        </w:rPr>
-        <w:t>和</w:t>
-      </w:r>
-      <w:hyperlink r:id="rId40">
-        <w:r>
-          <w:rPr>
-            <w:lang w:val="zh_TW" w:bidi="zh_TW"/>
-          </w:rPr>
-          <w:rPr>
-            <w:color w:val="0000EE"/>
-            <w:u w:val="single"/>
-          </w:rPr>
-          <w:t>馬可福音三章18節</w:t>
-        </w:r>
-      </w:hyperlink>
-      <w:r>
-        <w:rPr>
-          <w:lang w:val="zh_TW" w:bidi="zh_TW"/>
-        </w:rPr>
-        <w:t>中，將奮銳黨西門的翻譯為Simon the Cananean，</w:t>
-      </w:r>
-      <w:r>
-        <w:rPr>
-          <w:i/>
-          <w:lang w:val="zh_TW" w:bidi="zh_TW"/>
-        </w:rPr>
-        <w:t>見</w:t>
-      </w:r>
-      <w:r>
-        <w:rPr>
-          <w:lang w:val="zh_TW" w:bidi="zh_TW"/>
-        </w:rPr>
-        <w:t>西門#5</w:t>
-      </w:r>
-      <w:r>
-        <w:rPr>
-          <w:lang w:val="zh_TW" w:bidi="zh_TW"/>
-        </w:rPr>
-        <w:t>。</w:t>
-      </w:r>
-      <w:r>
-        <w:rPr>
-          <w:lang w:val="zh_TW" w:bidi="zh_TW"/>
-        </w:rPr>
-      </w:r>
-      <w:r>
-        <w:rPr>
-          <w:lang w:val="zh_TW" w:bidi="zh_TW"/>
-        </w:rPr>
-      </w:r>
-    </w:p>
-    <w:p>
-      <w:pPr/>
-      <w:r>
-        <w:rPr>
-          <w:lang w:val="zh_TW" w:bidi="zh_TW"/>
-        </w:rPr>
-      </w:r>
-    </w:p>
-    <w:p>
-      <w:pPr>
-        <w:pStyle w:val="Heading2"/>
-      </w:pPr>
-      <w:r>
-        <w:rPr>
-          <w:lang w:val="zh_TW" w:bidi="zh_TW"/>
-        </w:rPr>
-        <w:t>奮銳黨的西門</w:t>
-      </w:r>
-      <w:r>
-        <w:rPr>
-          <w:lang w:val="zh_TW" w:bidi="zh_TW"/>
-        </w:rPr>
-      </w:r>
-    </w:p>
-    <w:p>
-      <w:pPr/>
-      <w:r>
-        <w:rPr>
-          <w:lang w:val="zh_TW" w:bidi="zh_TW"/>
-        </w:rPr>
-      </w:r>
-      <w:r>
-        <w:rPr>
-          <w:lang w:val="zh_TW" w:bidi="zh_TW"/>
-        </w:rPr>
-        <w:t>耶穌的一位門徒（</w:t>
-      </w:r>
-      <w:hyperlink r:id="rId39">
-        <w:r>
-          <w:rPr>
-            <w:lang w:val="zh_TW" w:bidi="zh_TW"/>
-          </w:rPr>
-          <w:rPr>
-            <w:color w:val="0000EE"/>
-            <w:u w:val="single"/>
-          </w:rPr>
-          <w:t>太10:4</w:t>
-        </w:r>
-      </w:hyperlink>
-      <w:r>
-        <w:rPr>
-          <w:lang w:val="zh_TW" w:bidi="zh_TW"/>
-        </w:rPr>
-        <w:t>；</w:t>
-      </w:r>
-      <w:hyperlink r:id="rId40">
-        <w:r>
-          <w:rPr>
-            <w:lang w:val="zh_TW" w:bidi="zh_TW"/>
-          </w:rPr>
-          <w:rPr>
-            <w:color w:val="0000EE"/>
-            <w:u w:val="single"/>
-          </w:rPr>
-          <w:t>可3:18</w:t>
-        </w:r>
-      </w:hyperlink>
-      <w:r>
-        <w:rPr>
-          <w:lang w:val="zh_TW" w:bidi="zh_TW"/>
-        </w:rPr>
-        <w:t>；</w:t>
-      </w:r>
-      <w:hyperlink r:id="rId37">
-        <w:r>
-          <w:rPr>
-            <w:lang w:val="zh_TW" w:bidi="zh_TW"/>
-          </w:rPr>
-          <w:rPr>
-            <w:color w:val="0000EE"/>
-            <w:u w:val="single"/>
-          </w:rPr>
-          <w:t>路6:15</w:t>
-        </w:r>
-      </w:hyperlink>
-      <w:r>
-        <w:rPr>
-          <w:lang w:val="zh_TW" w:bidi="zh_TW"/>
-        </w:rPr>
-        <w:t>；</w:t>
-      </w:r>
-      <w:hyperlink r:id="rId38">
-        <w:r>
-          <w:rPr>
-            <w:lang w:val="zh_TW" w:bidi="zh_TW"/>
-          </w:rPr>
-          <w:rPr>
-            <w:color w:val="0000EE"/>
-            <w:u w:val="single"/>
-          </w:rPr>
-          <w:t>徒1:13</w:t>
-        </w:r>
-      </w:hyperlink>
-      <w:r>
-        <w:rPr>
-          <w:lang w:val="zh_TW" w:bidi="zh_TW"/>
-        </w:rPr>
-        <w:t>）。</w:t>
-      </w:r>
-      <w:r>
-        <w:rPr>
-          <w:i/>
-          <w:lang w:val="zh_TW" w:bidi="zh_TW"/>
-        </w:rPr>
-        <w:t>見</w:t>
-      </w:r>
-      <w:r>
-        <w:rPr>
-          <w:lang w:val="zh_TW" w:bidi="zh_TW"/>
-        </w:rPr>
-        <w:t xml:space="preserve"> </w:t>
-      </w:r>
-      <w:r>
-        <w:rPr>
-          <w:lang w:val="zh_TW" w:bidi="zh_TW"/>
-        </w:rPr>
-        <w:t>西門#5</w:t>
+      <w:r>
+        <w:rPr>
+          <w:lang w:val="zh_TW" w:bidi="zh_TW"/>
+        </w:rPr>
+        <w:t>腓利門（人）</w:t>
       </w:r>
       <w:r>
         <w:rPr>
@@ -3673,6 +5633,12 @@
   </w:num>
   <w:num w:numId="13" w16cid:durableId="592781308">
     <w:abstractNumId w:val="11"/>
+  </w:num>
+  <w:num w:numId="14">
+    <w:abstractNumId w:val="3"/>
+    <w:lvlOverride w:ilvl="0">
+      <w:startOverride w:val="1"/>
+    </w:lvlOverride>
   </w:num>
   <w:numIdMacAtCleanup w:val="10"/>
 </w:numbering>

--- a/zht/docx/038.content.docx
+++ b/zht/docx/038.content.docx
@@ -149,7 +149,7 @@
         <w:rPr>
           <w:lang w:val="zh_TW" w:bidi="zh_TW"/>
         </w:rPr>
-        <w:t>fei</w:t>
+        <w:t>fang</w:t>
       </w:r>
       <w:r>
         <w:rPr>
@@ -212,7 +212,7 @@
         <w:rPr>
           <w:lang w:val="zh_TW" w:bidi="zh_TW"/>
         </w:rPr>
-        <w:t>非各</w:t>
+        <w:t>房角石</w:t>
       </w:r>
       <w:r>
         <w:rPr>
@@ -231,71 +231,7 @@
         <w:rPr>
           <w:lang w:val="zh_TW" w:bidi="zh_TW"/>
         </w:rPr>
-        <w:t>亞比米勒軍隊的軍長。他在亞比米勒先後與亞伯拉罕、以及後來與以撒立和平之約時都在場（</w:t>
-      </w:r>
-      <w:hyperlink r:id="rId13">
-        <w:r>
-          <w:rPr>
-            <w:lang w:val="zh_TW" w:bidi="zh_TW"/>
-          </w:rPr>
-          <w:rPr>
-            <w:color w:val="0000EE"/>
-            <w:u w:val="single"/>
-          </w:rPr>
-          <w:t>創21:22</w:t>
-        </w:r>
-      </w:hyperlink>
-      <w:r>
-        <w:rPr>
-          <w:lang w:val="zh_TW" w:bidi="zh_TW"/>
-        </w:rPr>
-        <w:t>、</w:t>
-      </w:r>
-      <w:hyperlink r:id="rId13">
-        <w:r>
-          <w:rPr>
-            <w:lang w:val="zh_TW" w:bidi="zh_TW"/>
-          </w:rPr>
-          <w:rPr>
-            <w:color w:val="0000EE"/>
-            <w:u w:val="single"/>
-          </w:rPr>
-          <w:t>32</w:t>
-        </w:r>
-      </w:hyperlink>
-      <w:r>
-        <w:rPr>
-          <w:lang w:val="zh_TW" w:bidi="zh_TW"/>
-        </w:rPr>
-        <w:t>，</w:t>
-      </w:r>
-      <w:hyperlink r:id="rId14">
-        <w:r>
-          <w:rPr>
-            <w:lang w:val="zh_TW" w:bidi="zh_TW"/>
-          </w:rPr>
-          <w:rPr>
-            <w:color w:val="0000EE"/>
-            <w:u w:val="single"/>
-          </w:rPr>
-          <w:t>26:26</w:t>
-        </w:r>
-      </w:hyperlink>
-      <w:r>
-        <w:rPr>
-          <w:lang w:val="zh_TW" w:bidi="zh_TW"/>
-        </w:rPr>
-        <w:t>）。當軍隊統帥出現時，本來應該顯示出亞伯拉罕處於弱勢的情況。然而，這些仇敵卻承認亞伯拉罕之神的大能超過一切，因此選擇與他和平共處。</w:t>
-      </w:r>
-      <w:r>
-        <w:rPr>
-          <w:lang w:val="zh_TW" w:bidi="zh_TW"/>
-        </w:rPr>
-      </w:r>
-      <w:r>
-        <w:rPr>
-          <w:lang w:val="zh_TW" w:bidi="zh_TW"/>
-        </w:rPr>
+        <w:t>新約中用以描述耶穌崇高地位的術語。</w:t>
       </w:r>
     </w:p>
     <w:p>
@@ -305,21 +241,101 @@
           <w:lang w:val="zh_TW" w:bidi="zh_TW"/>
         </w:rPr>
       </w:r>
-    </w:p>
-    <w:p>
-      <w:pPr>
-        <w:pStyle w:val="Heading2"/>
-      </w:pPr>
-      <w:r>
-        <w:rPr>
-          <w:lang w:val="zh_TW" w:bidi="zh_TW"/>
-        </w:rPr>
-        <w:t>非利士, 非利士人</w:t>
-      </w:r>
-      <w:r>
-        <w:rPr>
-          <w:lang w:val="zh_TW" w:bidi="zh_TW"/>
-        </w:rPr>
+      <w:r>
+        <w:rPr>
+          <w:lang w:val="zh_TW" w:bidi="zh_TW"/>
+        </w:rPr>
+        <w:t>耶穌在凶惡園戶的比喻中使用這個詞來指自己（</w:t>
+      </w:r>
+      <w:hyperlink r:id="rId13">
+        <w:r>
+          <w:rPr>
+            <w:lang w:val="zh_TW" w:bidi="zh_TW"/>
+          </w:rPr>
+          <w:rPr>
+            <w:color w:val="0000EE"/>
+            <w:u w:val="single"/>
+          </w:rPr>
+          <w:t>太21:42</w:t>
+        </w:r>
+      </w:hyperlink>
+      <w:r>
+        <w:rPr>
+          <w:lang w:val="zh_TW" w:bidi="zh_TW"/>
+        </w:rPr>
+        <w:t>；</w:t>
+      </w:r>
+      <w:hyperlink r:id="rId14">
+        <w:r>
+          <w:rPr>
+            <w:lang w:val="zh_TW" w:bidi="zh_TW"/>
+          </w:rPr>
+          <w:rPr>
+            <w:color w:val="0000EE"/>
+            <w:u w:val="single"/>
+          </w:rPr>
+          <w:t>可12:10</w:t>
+        </w:r>
+      </w:hyperlink>
+      <w:r>
+        <w:rPr>
+          <w:lang w:val="zh_TW" w:bidi="zh_TW"/>
+        </w:rPr>
+        <w:t>；</w:t>
+      </w:r>
+      <w:hyperlink r:id="rId15">
+        <w:r>
+          <w:rPr>
+            <w:lang w:val="zh_TW" w:bidi="zh_TW"/>
+          </w:rPr>
+          <w:rPr>
+            <w:color w:val="0000EE"/>
+            <w:u w:val="single"/>
+          </w:rPr>
+          <w:t>路20:17</w:t>
+        </w:r>
+      </w:hyperlink>
+      <w:r>
+        <w:rPr>
+          <w:lang w:val="zh_TW" w:bidi="zh_TW"/>
+        </w:rPr>
+        <w:t>）。此比喻的背景是耶穌在耶路撒冷最後的事工期間，潔淨聖殿後，猶太宗教領袖質疑祂的行動。耶穌用比喻回應他們，象徵性地描述了耶穌與這些領袖的關係。比喻中，猶太宗教領袖被描繪為看守葡萄園的惡園戶，葡萄園象徵神的百姓。惡園戶拒絕尊敬園主（代表神），最終殺害了園主的兒子（象徵耶穌）。比喻預言了耶穌的受死，耶穌引用猶太領袖熟悉的經文</w:t>
+      </w:r>
+      <w:hyperlink r:id="rId16">
+        <w:r>
+          <w:rPr>
+            <w:lang w:val="zh_TW" w:bidi="zh_TW"/>
+          </w:rPr>
+          <w:rPr>
+            <w:color w:val="0000EE"/>
+            <w:u w:val="single"/>
+          </w:rPr>
+          <w:t>詩篇一一八篇22至23節</w:t>
+        </w:r>
+      </w:hyperlink>
+      <w:r>
+        <w:rPr>
+          <w:lang w:val="zh_TW" w:bidi="zh_TW"/>
+        </w:rPr>
+        <w:t>（參</w:t>
+      </w:r>
+      <w:hyperlink r:id="rId17">
+        <w:r>
+          <w:rPr>
+            <w:lang w:val="zh_TW" w:bidi="zh_TW"/>
+          </w:rPr>
+          <w:rPr>
+            <w:color w:val="0000EE"/>
+            <w:u w:val="single"/>
+          </w:rPr>
+          <w:t>賽28:16</w:t>
+        </w:r>
+      </w:hyperlink>
+      <w:r>
+        <w:rPr>
+          <w:lang w:val="zh_TW" w:bidi="zh_TW"/>
+        </w:rPr>
+        <w:t>），表明這段經文談及祂被棄絕與被高舉。雖然猶太領袖棄絕了耶穌，但神使祂成為房角石。</w:t>
       </w:r>
     </w:p>
     <w:p>
@@ -333,9 +349,9 @@
         <w:rPr>
           <w:lang w:val="zh_TW" w:bidi="zh_TW"/>
         </w:rPr>
-        <w:t>位於地中海沿岸（</w:t>
-      </w:r>
-      <w:hyperlink r:id="rId15">
+        <w:t>其次，在</w:t>
+      </w:r>
+      <w:hyperlink r:id="rId18">
         <w:r>
           <w:rPr>
             <w:lang w:val="zh_TW" w:bidi="zh_TW"/>
@@ -344,16 +360,16 @@
             <w:color w:val="0000EE"/>
             <w:u w:val="single"/>
           </w:rPr>
-          <w:t>出15:14</w:t>
+          <w:t>使徒行傳四章11節</w:t>
         </w:r>
       </w:hyperlink>
       <w:r>
         <w:rPr>
           <w:lang w:val="zh_TW" w:bidi="zh_TW"/>
         </w:rPr>
-        <w:t>；</w:t>
-      </w:r>
-      <w:hyperlink r:id="rId16">
+        <w:t>，彼得在耶路撒冷的猶太領袖前辯護時，也使用了這個詞。他解釋聖殿門口瘸腿的乞丐得醫治是因奉拿撒勒人耶穌基督的名，這位耶穌曾被他們釘十字架，但神使祂復活（</w:t>
+      </w:r>
+      <w:hyperlink r:id="rId19">
         <w:r>
           <w:rPr>
             <w:lang w:val="zh_TW" w:bidi="zh_TW"/>
@@ -362,14 +378,32 @@
             <w:color w:val="0000EE"/>
             <w:u w:val="single"/>
           </w:rPr>
-          <w:t>賽14:29–31</w:t>
+          <w:t>10</w:t>
         </w:r>
       </w:hyperlink>
       <w:r>
         <w:rPr>
           <w:lang w:val="zh_TW" w:bidi="zh_TW"/>
         </w:rPr>
-        <w:t>），巴勒斯坦西南的小國；居住在迦南海岸平原的愛琴海民族。</w:t>
+        <w:t>節）。彼得引用</w:t>
+      </w:r>
+      <w:hyperlink r:id="rId20">
+        <w:r>
+          <w:rPr>
+            <w:lang w:val="zh_TW" w:bidi="zh_TW"/>
+          </w:rPr>
+          <w:rPr>
+            <w:color w:val="0000EE"/>
+            <w:u w:val="single"/>
+          </w:rPr>
+          <w:t>詩篇一一八篇22節</w:t>
+        </w:r>
+      </w:hyperlink>
+      <w:r>
+        <w:rPr>
+          <w:lang w:val="zh_TW" w:bidi="zh_TW"/>
+        </w:rPr>
+        <w:t>，來確認這一事件符合聖經。他將被棄的石頭比作耶穌的受死，將成為房角石比作耶穌的復活與高舉，表明「房角石」象徵耶穌與父神同享的崇高地位。</w:t>
       </w:r>
     </w:p>
     <w:p>
@@ -379,11 +413,167 @@
           <w:lang w:val="zh_TW" w:bidi="zh_TW"/>
         </w:rPr>
       </w:r>
-      <w:r>
-        <w:rPr>
-          <w:lang w:val="zh_TW" w:bidi="zh_TW"/>
-        </w:rPr>
-        <w:t>概述</w:t>
+      <w:hyperlink r:id="rId21">
+        <w:r>
+          <w:rPr>
+            <w:lang w:val="zh_TW" w:bidi="zh_TW"/>
+          </w:rPr>
+          <w:rPr>
+            <w:color w:val="0000EE"/>
+            <w:u w:val="single"/>
+          </w:rPr>
+          <w:t>彼前書二章6至7節</w:t>
+        </w:r>
+      </w:hyperlink>
+      <w:r>
+        <w:rPr>
+          <w:lang w:val="zh_TW" w:bidi="zh_TW"/>
+        </w:rPr>
+        <w:t>也提到房角石。在第</w:t>
+      </w:r>
+      <w:hyperlink r:id="rId22">
+        <w:r>
+          <w:rPr>
+            <w:lang w:val="zh_TW" w:bidi="zh_TW"/>
+          </w:rPr>
+          <w:rPr>
+            <w:color w:val="0000EE"/>
+            <w:u w:val="single"/>
+          </w:rPr>
+          <w:t>4</w:t>
+        </w:r>
+      </w:hyperlink>
+      <w:r>
+        <w:rPr>
+          <w:lang w:val="zh_TW" w:bidi="zh_TW"/>
+        </w:rPr>
+        <w:t>節中，彼得將</w:t>
+      </w:r>
+      <w:hyperlink r:id="rId20">
+        <w:r>
+          <w:rPr>
+            <w:lang w:val="zh_TW" w:bidi="zh_TW"/>
+          </w:rPr>
+          <w:rPr>
+            <w:color w:val="0000EE"/>
+            <w:u w:val="single"/>
+          </w:rPr>
+          <w:t>詩篇一一八篇22節</w:t>
+        </w:r>
+      </w:hyperlink>
+      <w:r>
+        <w:rPr>
+          <w:lang w:val="zh_TW" w:bidi="zh_TW"/>
+        </w:rPr>
+        <w:t>中被棄的石頭與</w:t>
+      </w:r>
+      <w:hyperlink r:id="rId17">
+        <w:r>
+          <w:rPr>
+            <w:lang w:val="zh_TW" w:bidi="zh_TW"/>
+          </w:rPr>
+          <w:rPr>
+            <w:color w:val="0000EE"/>
+            <w:u w:val="single"/>
+          </w:rPr>
+          <w:t>以賽亞書二十八章16節</w:t>
+        </w:r>
+      </w:hyperlink>
+      <w:r>
+        <w:rPr>
+          <w:lang w:val="zh_TW" w:bidi="zh_TW"/>
+        </w:rPr>
+        <w:t>中的「被揀選和寶貴的石頭」結合，並加入他自己經歷耶穌復活的生命見證。彼得鼓勵讀者來到耶穌面前，藉此成為靈宮，被建造成為神的居所。這個意象用來突顯耶穌的崇高本質。在第</w:t>
+      </w:r>
+      <w:hyperlink r:id="rId23">
+        <w:r>
+          <w:rPr>
+            <w:lang w:val="zh_TW" w:bidi="zh_TW"/>
+          </w:rPr>
+          <w:rPr>
+            <w:color w:val="0000EE"/>
+            <w:u w:val="single"/>
+          </w:rPr>
+          <w:t>6</w:t>
+        </w:r>
+      </w:hyperlink>
+      <w:r>
+        <w:rPr>
+          <w:lang w:val="zh_TW" w:bidi="zh_TW"/>
+        </w:rPr>
+        <w:t>節中，彼得引用</w:t>
+      </w:r>
+      <w:hyperlink r:id="rId17">
+        <w:r>
+          <w:rPr>
+            <w:lang w:val="zh_TW" w:bidi="zh_TW"/>
+          </w:rPr>
+          <w:rPr>
+            <w:color w:val="0000EE"/>
+            <w:u w:val="single"/>
+          </w:rPr>
+          <w:t>以賽亞書二十八章16節</w:t>
+        </w:r>
+      </w:hyperlink>
+      <w:r>
+        <w:rPr>
+          <w:lang w:val="zh_TW" w:bidi="zh_TW"/>
+        </w:rPr>
+        <w:t>，論到「被揀選和寶貴的房角石」，並將其與信徒聯繫起來。而第</w:t>
+      </w:r>
+      <w:hyperlink r:id="rId24">
+        <w:r>
+          <w:rPr>
+            <w:lang w:val="zh_TW" w:bidi="zh_TW"/>
+          </w:rPr>
+          <w:rPr>
+            <w:color w:val="0000EE"/>
+            <w:u w:val="single"/>
+          </w:rPr>
+          <w:t>7至8</w:t>
+        </w:r>
+      </w:hyperlink>
+      <w:r>
+        <w:rPr>
+          <w:lang w:val="zh_TW" w:bidi="zh_TW"/>
+        </w:rPr>
+        <w:t>節則引用</w:t>
+      </w:r>
+      <w:hyperlink r:id="rId20">
+        <w:r>
+          <w:rPr>
+            <w:lang w:val="zh_TW" w:bidi="zh_TW"/>
+          </w:rPr>
+          <w:rPr>
+            <w:color w:val="0000EE"/>
+            <w:u w:val="single"/>
+          </w:rPr>
+          <w:t>詩篇一一八篇22節</w:t>
+        </w:r>
+      </w:hyperlink>
+      <w:r>
+        <w:rPr>
+          <w:lang w:val="zh_TW" w:bidi="zh_TW"/>
+        </w:rPr>
+        <w:t>和</w:t>
+      </w:r>
+      <w:hyperlink r:id="rId25">
+        <w:r>
+          <w:rPr>
+            <w:lang w:val="zh_TW" w:bidi="zh_TW"/>
+          </w:rPr>
+          <w:rPr>
+            <w:color w:val="0000EE"/>
+            <w:u w:val="single"/>
+          </w:rPr>
+          <w:t>以賽亞書八章14節</w:t>
+        </w:r>
+      </w:hyperlink>
+      <w:r>
+        <w:rPr>
+          <w:lang w:val="zh_TW" w:bidi="zh_TW"/>
+        </w:rPr>
+        <w:t>，提到絆腳的石頭，並將其與不信者聯繫起來。彼得的目的是向讀者顯明耶穌崇高的地位，並鼓勵他們記念蒙召歸向的主。</w:t>
       </w:r>
     </w:p>
     <w:p>
@@ -397,7 +587,35 @@
         <w:rPr>
           <w:lang w:val="zh_TW" w:bidi="zh_TW"/>
         </w:rPr>
-        <w:t>• 領土範圍</w:t>
+        <w:t>顯然，舊約中關於房角石的概念在新約中應用在耶穌身上，是為了強調祂與父神同享的崇高地位，並藉此鼓勵信徒。在</w:t>
+      </w:r>
+      <w:hyperlink r:id="rId26">
+        <w:r>
+          <w:rPr>
+            <w:lang w:val="zh_TW" w:bidi="zh_TW"/>
+          </w:rPr>
+          <w:rPr>
+            <w:color w:val="0000EE"/>
+            <w:u w:val="single"/>
+          </w:rPr>
+          <w:t>以弗所書二章20節</w:t>
+        </w:r>
+      </w:hyperlink>
+      <w:r>
+        <w:rPr>
+          <w:lang w:val="zh_TW" w:bidi="zh_TW"/>
+        </w:rPr>
+        <w:t>中，也簡要提到基督耶穌是建立教會的房角石。</w:t>
+      </w:r>
+      <w:r>
+        <w:rPr>
+          <w:lang w:val="zh_TW" w:bidi="zh_TW"/>
+        </w:rPr>
+      </w:r>
+      <w:r>
+        <w:rPr>
+          <w:lang w:val="zh_TW" w:bidi="zh_TW"/>
+        </w:rPr>
       </w:r>
     </w:p>
     <w:p>
@@ -407,11 +625,21 @@
           <w:lang w:val="zh_TW" w:bidi="zh_TW"/>
         </w:rPr>
       </w:r>
-      <w:r>
-        <w:rPr>
-          <w:lang w:val="zh_TW" w:bidi="zh_TW"/>
-        </w:rPr>
-        <w:t>• 民族</w:t>
+    </w:p>
+    <w:p>
+      <w:pPr>
+        <w:pStyle w:val="Heading2"/>
+      </w:pPr>
+      <w:r>
+        <w:rPr>
+          <w:lang w:val="zh_TW" w:bidi="zh_TW"/>
+        </w:rPr>
+        <w:t>房屋與住處</w:t>
+      </w:r>
+      <w:r>
+        <w:rPr>
+          <w:lang w:val="zh_TW" w:bidi="zh_TW"/>
+        </w:rPr>
       </w:r>
     </w:p>
     <w:p>
@@ -425,7 +653,90 @@
         <w:rPr>
           <w:lang w:val="zh_TW" w:bidi="zh_TW"/>
         </w:rPr>
-        <w:t>• 管治</w:t>
+        <w:t>概述</w:t>
+      </w:r>
+    </w:p>
+    <w:p>
+      <w:pPr>
+        <w:pStyle w:val="ListBullet"/>
+        <w:spacing w:line="240" w:lineRule="auto"/>
+        <w:ind w:left="720"/>
+      </w:pPr>
+      <w:r>
+        <w:rPr>
+          <w:lang w:val="zh_TW" w:bidi="zh_TW"/>
+        </w:rPr>
+      </w:r>
+      <w:r>
+        <w:rPr>
+          <w:lang w:val="zh_TW" w:bidi="zh_TW"/>
+        </w:rPr>
+        <w:t>青銅器時代中期的房屋</w:t>
+      </w:r>
+    </w:p>
+    <w:p>
+      <w:pPr>
+        <w:pStyle w:val="ListBullet"/>
+        <w:spacing w:line="240" w:lineRule="auto"/>
+        <w:ind w:left="720"/>
+      </w:pPr>
+      <w:r>
+        <w:rPr>
+          <w:lang w:val="zh_TW" w:bidi="zh_TW"/>
+        </w:rPr>
+      </w:r>
+      <w:r>
+        <w:rPr>
+          <w:lang w:val="zh_TW" w:bidi="zh_TW"/>
+        </w:rPr>
+        <w:t>青銅器時代晚期的房屋</w:t>
+      </w:r>
+    </w:p>
+    <w:p>
+      <w:pPr>
+        <w:pStyle w:val="ListBullet"/>
+        <w:spacing w:line="240" w:lineRule="auto"/>
+        <w:ind w:left="720"/>
+      </w:pPr>
+      <w:r>
+        <w:rPr>
+          <w:lang w:val="zh_TW" w:bidi="zh_TW"/>
+        </w:rPr>
+      </w:r>
+      <w:r>
+        <w:rPr>
+          <w:lang w:val="zh_TW" w:bidi="zh_TW"/>
+        </w:rPr>
+        <w:t>鐵器時代的以色列人的房屋</w:t>
+      </w:r>
+    </w:p>
+    <w:p>
+      <w:pPr>
+        <w:pStyle w:val="ListBullet"/>
+        <w:spacing w:line="240" w:lineRule="auto"/>
+        <w:ind w:left="720"/>
+      </w:pPr>
+      <w:r>
+        <w:rPr>
+          <w:lang w:val="zh_TW" w:bidi="zh_TW"/>
+        </w:rPr>
+      </w:r>
+      <w:r>
+        <w:rPr>
+          <w:lang w:val="zh_TW" w:bidi="zh_TW"/>
+        </w:rPr>
+        <w:t>新約時代的房屋</w:t>
+      </w:r>
+    </w:p>
+    <w:p>
+      <w:pPr>
+        <w:pStyle w:val="Heading3"/>
+      </w:pPr>
+      <w:r>
+        <w:rPr>
+          <w:lang w:val="zh_TW" w:bidi="zh_TW"/>
+        </w:rPr>
+        <w:t>青銅器時代中期的房屋（約公元前1800–1500年）</w:t>
       </w:r>
     </w:p>
     <w:p>
@@ -439,7 +750,7 @@
         <w:rPr>
           <w:lang w:val="zh_TW" w:bidi="zh_TW"/>
         </w:rPr>
-        <w:t>• 宗教與敬拜對象</w:t>
+        <w:t>以色列人早期的祖先大多住在帳篷或臨時住所中，但青銅器時代中期的迦南人（以色列人來到他們的土地上）則住在優渥的堅固房屋中，這種房屋是由幾個房間圍繞著庭院建造的。</w:t>
       </w:r>
     </w:p>
     <w:p>
@@ -453,18 +764,7 @@
         <w:rPr>
           <w:lang w:val="zh_TW" w:bidi="zh_TW"/>
         </w:rPr>
-        <w:t>• 非利士人與以色列</w:t>
-      </w:r>
-    </w:p>
-    <w:p>
-      <w:pPr>
-        <w:pStyle w:val="Heading3"/>
-      </w:pPr>
-      <w:r>
-        <w:rPr>
-          <w:lang w:val="zh_TW" w:bidi="zh_TW"/>
-        </w:rPr>
-        <w:t>領土範圍</w:t>
+        <w:t>這種新型房屋的最簡單的形式是有一個庭院，庭院的一側有一個單間房，通常位於庭院的西側，以避免西風將煙霧吹入房間。儲存穀物的倉庫通常在房間內，而不是在庭院中。這種單間房屋最好的例子是在別是巴西北的納吉拉遺址（Tell Nagila）發現的，可追溯到約公元前1700年。三座這樣的房屋有一個10乘7英尺（3乘2.1米）的房間和一個10乘16英尺（3乘4.9米）的庭院。有時房間內有隔板，牆壁由粗石和泥磚砌成，外屋塗上泥灰，牆壁厚度不足以支撐第二層樓。房屋緊密相連，以利用共同的後牆，庭院的入口大致在平行的街道上。每棟房子沿著牆壁都有一個石頭和黏土製成的長凳。</w:t>
       </w:r>
     </w:p>
     <w:p>
@@ -478,25 +778,7 @@
         <w:rPr>
           <w:lang w:val="zh_TW" w:bidi="zh_TW"/>
         </w:rPr>
-        <w:t>嚴格來說，非利士是指被稱為非利士平原的海岸平原，從南部的阿里什河谷（Wadi el-Arish，埃及河），向北延伸約70英里（112.6公里），直到位於約帕以北五英里（8公里）的奧耶河（Nahr el-Aujah）。在迦薩附近，平原的寬度最大，約30英里（48.3 公里）。靠近海岸有沙丘，但大部分地區非常肥沃，盛產穀物（參</w:t>
-      </w:r>
-      <w:hyperlink r:id="rId17">
-        <w:r>
-          <w:rPr>
-            <w:lang w:val="zh_TW" w:bidi="zh_TW"/>
-          </w:rPr>
-          <w:rPr>
-            <w:color w:val="0000EE"/>
-            <w:u w:val="single"/>
-          </w:rPr>
-          <w:t>士15:1–5</w:t>
-        </w:r>
-      </w:hyperlink>
-      <w:r>
-        <w:rPr>
-          <w:lang w:val="zh_TW" w:bidi="zh_TW"/>
-        </w:rPr>
-        <w:t>）和水果。</w:t>
+        <w:t>有時候，幾個房間會建在庭院的一側。這樣的例子有迄今為止發現的最宏偉的房子來自伯美森廢丘（Tell Beit Mirsim），建於約公元前1600年，可能是當地總督或貴族的住宅。庭院西側有不少於六個房間，庭院大小約為35乘19英尺（10.7乘5.8米）。有屋頂的居住空間，包括底層和二樓，約為1,500平方英尺（139平方米）；根據四周牆壁的厚度推測，應該有二樓。地面可能有多種用途，包括兩個馬廄房間和兩個儲藏區。其他不那麼宏偉的庭院房屋的變體，只有一側有房間，來自同一個遺址的E層（約公元前1700年）。</w:t>
       </w:r>
     </w:p>
     <w:p>
@@ -510,25 +792,7 @@
         <w:rPr>
           <w:lang w:val="zh_TW" w:bidi="zh_TW"/>
         </w:rPr>
-        <w:t>東方和埃及之間的主要道路沿著海岸延伸，對非利士人來說是商業上的優勢，但也使他們容易受到外國入侵。神沒有帶領以色列從埃及經非利士人之地，採取最短路線到迦南，因為神不希望他們這麼快就遇到與非利士人（或是駐紮在那裡的埃及軍隊）的激烈戰鬥（</w:t>
-      </w:r>
-      <w:hyperlink r:id="rId18">
-        <w:r>
-          <w:rPr>
-            <w:lang w:val="zh_TW" w:bidi="zh_TW"/>
-          </w:rPr>
-          <w:rPr>
-            <w:color w:val="0000EE"/>
-            <w:u w:val="single"/>
-          </w:rPr>
-          <w:t>出13:17</w:t>
-        </w:r>
-      </w:hyperlink>
-      <w:r>
-        <w:rPr>
-          <w:lang w:val="zh_TW" w:bidi="zh_TW"/>
-        </w:rPr>
-        <w:t>）。顯然，埃及人對非利士人幾乎毫不懼怕，一些學者認為埃及人在安置非利士人到巴勒斯坦方面發揮作用。</w:t>
+        <w:t>青銅時代中期的第二種類型房屋是有一個屋頂的大廳，兩側有房間。這種房屋的一個很好的例子來自伯美森廢丘，約公元前1800年。這個有屋頂的長方形大廳內有三塊沿長軸排列的大平石，用來作為木製屋頂支架的地基。在遺址中發現了木製的椽子和覆蓋著泥土的蘆葦屋頂。西側的三個房間都從大廳進入。石基和泥磚牆足以支撐第二層，並可通過外部木樓梯或梯子到達二樓。地面由泥土、灰燼和稻草鋪成，並仔細磨平。</w:t>
       </w:r>
     </w:p>
     <w:p>
@@ -542,48 +806,7 @@
         <w:rPr>
           <w:lang w:val="zh_TW" w:bidi="zh_TW"/>
         </w:rPr>
-        <w:t>在這個狹窄的地區，非利士人很快感到擴張的必要性。經過謝非拉的通道，他們自然進入以色列的山地。他們在以色列人的領土上建立前哨站，並且在掃羅和他的兒子們被殺的戰役中，控制了</w:t>
-      </w:r>
-      <w:r>
-        <w:rPr>
-          <w:lang w:val="zh_TW" w:bidi="zh_TW"/>
-        </w:rPr>
-        <w:t>伯‧珊</w:t>
-      </w:r>
-      <w:r>
-        <w:rPr>
-          <w:lang w:val="zh_TW" w:bidi="zh_TW"/>
-        </w:rPr>
-        <w:t>（</w:t>
-      </w:r>
-      <w:hyperlink r:id="rId19">
-        <w:r>
-          <w:rPr>
-            <w:lang w:val="zh_TW" w:bidi="zh_TW"/>
-          </w:rPr>
-          <w:rPr>
-            <w:color w:val="0000EE"/>
-            <w:u w:val="single"/>
-          </w:rPr>
-          <w:t>撒上31:10</w:t>
-        </w:r>
-      </w:hyperlink>
-      <w:r>
-        <w:rPr>
-          <w:lang w:val="zh_TW" w:bidi="zh_TW"/>
-        </w:rPr>
-        <w:t>）。</w:t>
-      </w:r>
-    </w:p>
-    <w:p>
-      <w:pPr>
-        <w:pStyle w:val="Heading3"/>
-      </w:pPr>
-      <w:r>
-        <w:rPr>
-          <w:lang w:val="zh_TW" w:bidi="zh_TW"/>
-        </w:rPr>
-        <w:t>民族</w:t>
+        <w:t>第三種類型的房屋由一個開放的庭院和庭院兩側相鄰的房間組成。一個很好的例子來自伯美森廢丘，建在有屋頂大廳的房屋遺址上。屋頂大廳改造成庭院。他納遺址（Tell Taanach）的一座房屋，來自青銅時代中期IIB期（約公元前1700年），結構非常堅固，牆壁厚度超過三英尺（0.9米），用砂漿砌成。庭院內有一口水池，東側房間內發現了一個烤爐。地面鋪有灰泥，總面積約為2,300平方英尺（214平方米）。內部有樓梯通往二樓。</w:t>
       </w:r>
     </w:p>
     <w:p>
@@ -597,159 +820,7 @@
         <w:rPr>
           <w:lang w:val="zh_TW" w:bidi="zh_TW"/>
         </w:rPr>
-        <w:t>聖經指出，非利士人來自迦斐託（</w:t>
-      </w:r>
-      <w:hyperlink r:id="rId20">
-        <w:r>
-          <w:rPr>
-            <w:lang w:val="zh_TW" w:bidi="zh_TW"/>
-          </w:rPr>
-          <w:rPr>
-            <w:color w:val="0000EE"/>
-            <w:u w:val="single"/>
-          </w:rPr>
-          <w:t>申2:23</w:t>
-        </w:r>
-      </w:hyperlink>
-      <w:r>
-        <w:rPr>
-          <w:lang w:val="zh_TW" w:bidi="zh_TW"/>
-        </w:rPr>
-        <w:t>；</w:t>
-      </w:r>
-      <w:hyperlink r:id="rId21">
-        <w:r>
-          <w:rPr>
-            <w:lang w:val="zh_TW" w:bidi="zh_TW"/>
-          </w:rPr>
-          <w:rPr>
-            <w:color w:val="0000EE"/>
-            <w:u w:val="single"/>
-          </w:rPr>
-          <w:t>耶47:4</w:t>
-        </w:r>
-      </w:hyperlink>
-      <w:r>
-        <w:rPr>
-          <w:lang w:val="zh_TW" w:bidi="zh_TW"/>
-        </w:rPr>
-        <w:t>；</w:t>
-      </w:r>
-      <w:hyperlink r:id="rId22">
-        <w:r>
-          <w:rPr>
-            <w:lang w:val="zh_TW" w:bidi="zh_TW"/>
-          </w:rPr>
-          <w:rPr>
-            <w:color w:val="0000EE"/>
-            <w:u w:val="single"/>
-          </w:rPr>
-          <w:t>摩9:7</w:t>
-        </w:r>
-      </w:hyperlink>
-      <w:r>
-        <w:rPr>
-          <w:lang w:val="zh_TW" w:bidi="zh_TW"/>
-        </w:rPr>
-        <w:t>），那裡通常被認為是克里特，但一些學者認為其位於小亞細亞。非利士人的服飾，如在哈布城（Medinet Habu）看到的一樣，與克里特人類似，尤其是頭飾。基利提人的名字與克里特人相同，因為這些名字有相同的輔音：</w:t>
-      </w:r>
-      <w:r>
-        <w:rPr>
-          <w:i/>
-          <w:lang w:val="zh_TW" w:bidi="zh_TW"/>
-        </w:rPr>
-        <w:t>c、r、</w:t>
-      </w:r>
-      <w:r>
-        <w:rPr>
-          <w:lang w:val="zh_TW" w:bidi="zh_TW"/>
-        </w:rPr>
-        <w:t>和</w:t>
-      </w:r>
-      <w:r>
-        <w:rPr>
-          <w:i/>
-          <w:lang w:val="zh_TW" w:bidi="zh_TW"/>
-        </w:rPr>
-        <w:t>t。</w:t>
-      </w:r>
-      <w:r>
-        <w:rPr>
-          <w:lang w:val="zh_TW" w:bidi="zh_TW"/>
-        </w:rPr>
-        <w:t xml:space="preserve"> 基利提人顯然是屬於非利士人的一個小群體，他們住在南地，不遠處是大衛在非利士人中的家，洗革拉（參</w:t>
-      </w:r>
-      <w:hyperlink r:id="rId23">
-        <w:r>
-          <w:rPr>
-            <w:lang w:val="zh_TW" w:bidi="zh_TW"/>
-          </w:rPr>
-          <w:rPr>
-            <w:color w:val="0000EE"/>
-            <w:u w:val="single"/>
-          </w:rPr>
-          <w:t>撒上30:14</w:t>
-        </w:r>
-      </w:hyperlink>
-      <w:r>
-        <w:rPr>
-          <w:lang w:val="zh_TW" w:bidi="zh_TW"/>
-        </w:rPr>
-        <w:t>）。基利提人和比利提人是大衛的護衛，大衛還有600名迦特人（來自迦特的男子）（參</w:t>
-      </w:r>
-      <w:hyperlink r:id="rId24">
-        <w:r>
-          <w:rPr>
-            <w:lang w:val="zh_TW" w:bidi="zh_TW"/>
-          </w:rPr>
-          <w:rPr>
-            <w:color w:val="0000EE"/>
-            <w:u w:val="single"/>
-          </w:rPr>
-          <w:t>撒下15:19</w:t>
-        </w:r>
-      </w:hyperlink>
-      <w:r>
-        <w:rPr>
-          <w:lang w:val="zh_TW" w:bidi="zh_TW"/>
-        </w:rPr>
-        <w:t>，</w:t>
-      </w:r>
-      <w:hyperlink r:id="rId25">
-        <w:r>
-          <w:rPr>
-            <w:lang w:val="zh_TW" w:bidi="zh_TW"/>
-          </w:rPr>
-          <w:rPr>
-            <w:color w:val="0000EE"/>
-            <w:u w:val="single"/>
-          </w:rPr>
-          <w:t>20:7、23</w:t>
-        </w:r>
-      </w:hyperlink>
-      <w:r>
-        <w:rPr>
-          <w:lang w:val="zh_TW" w:bidi="zh_TW"/>
-        </w:rPr>
-        <w:t>；</w:t>
-      </w:r>
-      <w:hyperlink r:id="rId26">
-        <w:r>
-          <w:rPr>
-            <w:lang w:val="zh_TW" w:bidi="zh_TW"/>
-          </w:rPr>
-          <w:rPr>
-            <w:color w:val="0000EE"/>
-            <w:u w:val="single"/>
-          </w:rPr>
-          <w:t>代上18:17</w:t>
-        </w:r>
-      </w:hyperlink>
-      <w:r>
-        <w:rPr>
-          <w:lang w:val="zh_TW" w:bidi="zh_TW"/>
-        </w:rPr>
-        <w:t>）。</w:t>
+        <w:t>在一些房屋中，房間位於庭院的兩側。伯示麥（魯梅拉遺址〔Tell er-Rumeilah〕）和米吉多提供了很好的例子。在伯示麥，城牆構成了房屋的南牆，房間位於庭院的東側和西側。入口從街道進入其中一個房間，穿過庭院才能進入其他房間。外牆厚度超過三英尺（91.4厘米），內牆厚度為一英尺半（45.7厘米）。牆壁塗有泥和石灰灰泥。</w:t>
       </w:r>
     </w:p>
     <w:p>
@@ -763,7 +834,7 @@
         <w:rPr>
           <w:lang w:val="zh_TW" w:bidi="zh_TW"/>
         </w:rPr>
-        <w:t>非利士人這個名字在多個語言中都能辨識出來。在希伯來語中，他們被稱為Pelishtim，翻譯過來即為「非利士人」。在埃及的資料中，他們屬於海上的民族之一，被稱為Peleset（非利塞特）或Peleste（非利斯特）。他們最為人知的是參與海上民族入侵埃及，這些海上民族被拉美西斯三世在三角洲的陸地和海上戰役中擊敗。這場戰鬥的詳細場景，雕刻在拉美西斯三世的哈布城神廟北部外牆的浮雕中，其位置在盧克索對面。這些雕刻讓我們初步認識非利士人的服飾和武器，他們的頭飾很容易辨識，由羽毛（或可能是蘆葦）製成。</w:t>
+        <w:t>在米吉多，房屋是靠北城牆而建。在第十二層（約公元前1750–1700年），發現了三座保存完好的這類房屋。這些房屋由與城牆成直角的牆壁分隔，每座房屋只有一扇門通往街道，經過一個房間，進入房屋後再通往鋪有小石頭和鵝卵石的庭院。庭院裡有烤爐，其中一座房屋有一口水池。</w:t>
       </w:r>
     </w:p>
     <w:p>
@@ -777,18 +848,37 @@
         <w:rPr>
           <w:lang w:val="zh_TW" w:bidi="zh_TW"/>
         </w:rPr>
-        <w:t>這些人被拉美西斯擊敗後，定居於巴勒斯坦沿海地區，但有些人可能在前往埃及途中留在迦南。可能在族長時代之前，已經曾遷徙到巴勒斯坦。</w:t>
-      </w:r>
-    </w:p>
-    <w:p>
-      <w:pPr>
-        <w:pStyle w:val="Heading3"/>
-      </w:pPr>
-      <w:r>
-        <w:rPr>
-          <w:lang w:val="zh_TW" w:bidi="zh_TW"/>
-        </w:rPr>
-        <w:t>管治</w:t>
+        <w:t>第四種類型的青銅時代中期房屋在庭院的三側有房間。這些房間的大小和用途差異很大。公元前1600年左右的一個很好的例子來自米吉多第九層。這座房屋的尺寸為42乘39英尺（12.8乘11.9米），包含九個大小不一的房間。庭院鋪有石灰，中央有一個大烤爐，另一個烤爐則在東側的房間內。每個房間都有一扇通向庭院的門。這座房屋像青銅時代中期的其他房屋一樣，地板下有墓葬（參</w:t>
+      </w:r>
+      <w:hyperlink r:id="rId27">
+        <w:r>
+          <w:rPr>
+            <w:lang w:val="zh_TW" w:bidi="zh_TW"/>
+          </w:rPr>
+          <w:rPr>
+            <w:color w:val="0000EE"/>
+            <w:u w:val="single"/>
+          </w:rPr>
+          <w:t>撒上25:1；</w:t>
+        </w:r>
+      </w:hyperlink>
+      <w:hyperlink r:id="rId28">
+        <w:r>
+          <w:rPr>
+            <w:lang w:val="zh_TW" w:bidi="zh_TW"/>
+          </w:rPr>
+          <w:rPr>
+            <w:color w:val="0000EE"/>
+            <w:u w:val="single"/>
+          </w:rPr>
+          <w:t>王上2:34</w:t>
+        </w:r>
+      </w:hyperlink>
+      <w:r>
+        <w:rPr>
+          <w:lang w:val="zh_TW" w:bidi="zh_TW"/>
+        </w:rPr>
+        <w:t>，有關鐵器時代的聖經參考）。</w:t>
       </w:r>
     </w:p>
     <w:p>
@@ -802,133 +892,7 @@
         <w:rPr>
           <w:lang w:val="zh_TW" w:bidi="zh_TW"/>
         </w:rPr>
-        <w:t>非利士人沒有統一的統治者治理整片土地；各個城市是獨立的，因此它們以城邦形式運作。這些城市的首領不是稱為王，在聖經中被稱為「首領」或「統治者」（例：</w:t>
-      </w:r>
-      <w:hyperlink r:id="rId27">
-        <w:r>
-          <w:rPr>
-            <w:lang w:val="zh_TW" w:bidi="zh_TW"/>
-          </w:rPr>
-          <w:rPr>
-            <w:color w:val="0000EE"/>
-            <w:u w:val="single"/>
-          </w:rPr>
-          <w:t>撒上5:11</w:t>
-        </w:r>
-      </w:hyperlink>
-      <w:r>
-        <w:rPr>
-          <w:lang w:val="zh_TW" w:bidi="zh_TW"/>
-        </w:rPr>
-        <w:t>、</w:t>
-      </w:r>
-      <w:hyperlink r:id="rId28">
-        <w:r>
-          <w:rPr>
-            <w:lang w:val="zh_TW" w:bidi="zh_TW"/>
-          </w:rPr>
-          <w:rPr>
-            <w:color w:val="0000EE"/>
-            <w:u w:val="single"/>
-          </w:rPr>
-          <w:t>6:12</w:t>
-        </w:r>
-      </w:hyperlink>
-      <w:r>
-        <w:rPr>
-          <w:lang w:val="zh_TW" w:bidi="zh_TW"/>
-        </w:rPr>
-        <w:t>、</w:t>
-      </w:r>
-      <w:hyperlink r:id="rId29">
-        <w:r>
-          <w:rPr>
-            <w:lang w:val="zh_TW" w:bidi="zh_TW"/>
-          </w:rPr>
-          <w:rPr>
-            <w:color w:val="0000EE"/>
-            <w:u w:val="single"/>
-          </w:rPr>
-          <w:t>29:2</w:t>
-        </w:r>
-      </w:hyperlink>
-      <w:r>
-        <w:rPr>
-          <w:lang w:val="zh_TW" w:bidi="zh_TW"/>
-        </w:rPr>
-        <w:t>）。他們共有五位首領，對應組成非利士五城聯邦的五個主要城市：迦薩、亞實基倫、亞實突、迦特和以革倫（</w:t>
-      </w:r>
-      <w:hyperlink r:id="rId30">
-        <w:r>
-          <w:rPr>
-            <w:lang w:val="zh_TW" w:bidi="zh_TW"/>
-          </w:rPr>
-          <w:rPr>
-            <w:color w:val="0000EE"/>
-            <w:u w:val="single"/>
-          </w:rPr>
-          <w:t>撒上6:17</w:t>
-        </w:r>
-      </w:hyperlink>
-      <w:r>
-        <w:rPr>
-          <w:lang w:val="zh_TW" w:bidi="zh_TW"/>
-        </w:rPr>
-        <w:t>；參</w:t>
-      </w:r>
-      <w:hyperlink r:id="rId31">
-        <w:r>
-          <w:rPr>
-            <w:lang w:val="zh_TW" w:bidi="zh_TW"/>
-          </w:rPr>
-          <w:rPr>
-            <w:color w:val="0000EE"/>
-            <w:u w:val="single"/>
-          </w:rPr>
-          <w:t>耶25:20</w:t>
-        </w:r>
-      </w:hyperlink>
-      <w:r>
-        <w:rPr>
-          <w:lang w:val="zh_TW" w:bidi="zh_TW"/>
-        </w:rPr>
-        <w:t>）。百姓在與他們相關的事務中有發言權，例如歸還事件（</w:t>
-      </w:r>
-      <w:hyperlink r:id="rId32">
-        <w:r>
-          <w:rPr>
-            <w:lang w:val="zh_TW" w:bidi="zh_TW"/>
-          </w:rPr>
-          <w:rPr>
-            <w:color w:val="0000EE"/>
-            <w:u w:val="single"/>
-          </w:rPr>
-          <w:t>撒上5:6–12</w:t>
-        </w:r>
-      </w:hyperlink>
-      <w:r>
-        <w:rPr>
-          <w:lang w:val="zh_TW" w:bidi="zh_TW"/>
-        </w:rPr>
-        <w:t>）；但重大決策由五位首領的多數投票決定，例如當大衛和他的部下住在洗革拉時，非利士人計劃對以色列發動大型軍事行動。大衛隸屬於迦特王亞吉，亞吉要求大衛與非利士人聯合對抗以色列。大衛同意，但當非利士其他首領發現大衛在場時，他們抱怨並決定讓他離開軍隊（</w:t>
-      </w:r>
-      <w:hyperlink r:id="rId33">
-        <w:r>
-          <w:rPr>
-            <w:lang w:val="zh_TW" w:bidi="zh_TW"/>
-          </w:rPr>
-          <w:rPr>
-            <w:color w:val="0000EE"/>
-            <w:u w:val="single"/>
-          </w:rPr>
-          <w:t>29</w:t>
-        </w:r>
-      </w:hyperlink>
-      <w:r>
-        <w:rPr>
-          <w:lang w:val="zh_TW" w:bidi="zh_TW"/>
-        </w:rPr>
-        <w:t>章）。</w:t>
+        <w:t>在青銅時代中期，巴勒斯坦房屋的多樣性表明其繁榮程度遠高於青銅時代初期。房屋和墓葬中都出土了大量優雅且製作精良的家居用品。</w:t>
       </w:r>
     </w:p>
     <w:p>
@@ -939,7 +903,7 @@
         <w:rPr>
           <w:lang w:val="zh_TW" w:bidi="zh_TW"/>
         </w:rPr>
-        <w:t>宗教與敬拜對象</w:t>
+        <w:t>青銅器時代晚期的房屋（約公元前1550–1200年）</w:t>
       </w:r>
     </w:p>
     <w:p>
@@ -953,43 +917,7 @@
         <w:rPr>
           <w:lang w:val="zh_TW" w:bidi="zh_TW"/>
         </w:rPr>
-        <w:t>非利士人帶來的神明，似乎在較早期就被他們拋棄，他們轉而崇拜迦南的神明。聖經中提到非利士人主要的神是大袞，一位穀物神。在拉斯珊拉（Ras Shamra，烏加里特）和瑪里（Mari）發現了大袞的神廟。聖經提到在迦薩有一座大袞廟（</w:t>
-      </w:r>
-      <w:hyperlink r:id="rId34">
-        <w:r>
-          <w:rPr>
-            <w:lang w:val="zh_TW" w:bidi="zh_TW"/>
-          </w:rPr>
-          <w:rPr>
-            <w:color w:val="0000EE"/>
-            <w:u w:val="single"/>
-          </w:rPr>
-          <w:t>士16:23–30</w:t>
-        </w:r>
-      </w:hyperlink>
-      <w:r>
-        <w:rPr>
-          <w:lang w:val="zh_TW" w:bidi="zh_TW"/>
-        </w:rPr>
-        <w:t>），在亞實突有另一座（</w:t>
-      </w:r>
-      <w:hyperlink r:id="rId35">
-        <w:r>
-          <w:rPr>
-            <w:lang w:val="zh_TW" w:bidi="zh_TW"/>
-          </w:rPr>
-          <w:rPr>
-            <w:color w:val="0000EE"/>
-            <w:u w:val="single"/>
-          </w:rPr>
-          <w:t>撒上5:1–5</w:t>
-        </w:r>
-      </w:hyperlink>
-      <w:r>
-        <w:rPr>
-          <w:lang w:val="zh_TW" w:bidi="zh_TW"/>
-        </w:rPr>
-        <w:t>）。</w:t>
+        <w:t>這一時期的信息有限，部分原因是挖掘過程中的偶然意外，部分原因是在時代結束時，許多遺址遭到以色列人、海上民族、埃及人和其他人的嚴重破壞。</w:t>
       </w:r>
     </w:p>
     <w:p>
@@ -1000,7 +928,7 @@
         <w:rPr>
           <w:lang w:val="zh_TW" w:bidi="zh_TW"/>
         </w:rPr>
-        <w:t>非利士人與以色列</w:t>
+        <w:t>鐵器時代的以色列人的房屋（約公元前1200–600年）</w:t>
       </w:r>
     </w:p>
     <w:p>
@@ -1014,55 +942,7 @@
         <w:rPr>
           <w:lang w:val="zh_TW" w:bidi="zh_TW"/>
         </w:rPr>
-        <w:t>不同形式的「非利士」一詞，在舊約中出現了將近300次，主要是在士師記和撒母耳記中。最早出現是在</w:t>
-      </w:r>
-      <w:hyperlink r:id="rId36">
-        <w:r>
-          <w:rPr>
-            <w:lang w:val="zh_TW" w:bidi="zh_TW"/>
-          </w:rPr>
-          <w:rPr>
-            <w:color w:val="0000EE"/>
-            <w:u w:val="single"/>
-          </w:rPr>
-          <w:t>創世記十章14節</w:t>
-        </w:r>
-      </w:hyperlink>
-      <w:r>
-        <w:rPr>
-          <w:lang w:val="zh_TW" w:bidi="zh_TW"/>
-        </w:rPr>
-        <w:t>，提到非利士人從</w:t>
-      </w:r>
-      <w:r>
-        <w:rPr>
-          <w:lang w:val="zh_TW" w:bidi="zh_TW"/>
-        </w:rPr>
-        <w:t>迦斯路希人出來</w:t>
-      </w:r>
-      <w:r>
-        <w:rPr>
-          <w:lang w:val="zh_TW" w:bidi="zh_TW"/>
-        </w:rPr>
-        <w:t>，是與迦斐託有關但未被識別的民族（參</w:t>
-      </w:r>
-      <w:hyperlink r:id="rId37">
-        <w:r>
-          <w:rPr>
-            <w:lang w:val="zh_TW" w:bidi="zh_TW"/>
-          </w:rPr>
-          <w:rPr>
-            <w:color w:val="0000EE"/>
-            <w:u w:val="single"/>
-          </w:rPr>
-          <w:t>歷上1:12</w:t>
-        </w:r>
-      </w:hyperlink>
-      <w:r>
-        <w:rPr>
-          <w:lang w:val="zh_TW" w:bidi="zh_TW"/>
-        </w:rPr>
-        <w:t>）。</w:t>
+        <w:t>這一時期出土了許多民宅建築的範例。以色列人的建築起初相當簡陋，但品質隨後有所提高。因此，在公元前12世紀的卡斯勒遺址（Tell Qasil），發現了一些簡陋房屋，這些房屋設有一個庭院，一側有單間房。在當代的伯示麥，有一座較大的房子，地基由大型未切割石頭建成，庭院約34乘20英尺（10.4乘6.1米），一側有三個房間，大小為11乘10½英尺（3.4乘3.2米）。庭院和其中兩個房間內都用粗糙的石頭鋪地。在夏瑣發現了一座約公元前900年的房屋，該房屋有一個庭院，一側有房間。庭院的一半被覆蓋，屋頂由石柱支撐。這些石柱是巴勒斯坦鐵器時代房屋的典型特徵，並且在全國各地的遺址中都有發現。</w:t>
       </w:r>
     </w:p>
     <w:p>
@@ -1076,61 +956,7 @@
         <w:rPr>
           <w:lang w:val="zh_TW" w:bidi="zh_TW"/>
         </w:rPr>
-        <w:t>亞伯拉罕和以撒曾在基拉耳與非利士人接觸，這些事件與他們的妻子有關（</w:t>
-      </w:r>
-      <w:hyperlink r:id="rId38">
-        <w:r>
-          <w:rPr>
-            <w:lang w:val="zh_TW" w:bidi="zh_TW"/>
-          </w:rPr>
-          <w:rPr>
-            <w:color w:val="0000EE"/>
-            <w:u w:val="single"/>
-          </w:rPr>
-          <w:t>創20</w:t>
-        </w:r>
-      </w:hyperlink>
-      <w:r>
-        <w:rPr>
-          <w:lang w:val="zh_TW" w:bidi="zh_TW"/>
-        </w:rPr>
-        <w:t>，</w:t>
-      </w:r>
-      <w:hyperlink r:id="rId39">
-        <w:r>
-          <w:rPr>
-            <w:lang w:val="zh_TW" w:bidi="zh_TW"/>
-          </w:rPr>
-          <w:rPr>
-            <w:color w:val="0000EE"/>
-            <w:u w:val="single"/>
-          </w:rPr>
-          <w:t>26</w:t>
-        </w:r>
-      </w:hyperlink>
-      <w:r>
-        <w:rPr>
-          <w:lang w:val="zh_TW" w:bidi="zh_TW"/>
-        </w:rPr>
-        <w:t>）。然而，非利士人並不住在海岸，而是在基拉耳，甚至遠至東方的別是巴（</w:t>
-      </w:r>
-      <w:hyperlink r:id="rId40">
-        <w:r>
-          <w:rPr>
-            <w:lang w:val="zh_TW" w:bidi="zh_TW"/>
-          </w:rPr>
-          <w:rPr>
-            <w:color w:val="0000EE"/>
-            <w:u w:val="single"/>
-          </w:rPr>
-          <w:t>26:33</w:t>
-        </w:r>
-      </w:hyperlink>
-      <w:r>
-        <w:rPr>
-          <w:lang w:val="zh_TW" w:bidi="zh_TW"/>
-        </w:rPr>
-        <w:t>）。在這兩處經文中，基拉耳王都被稱為亞比米勒，這是個閃族名字。有人認為當時的非利士人祖先是從克里特遷移過來，但這尚未證實。</w:t>
+        <w:t>猶大和以色列王時代最常見的房屋類型是三面建有房間的庭院式房屋。這種房屋有時被稱為「四房屋（four-room house）」。沿庭院短軸建造了一個長房間，另兩間房間分別位於庭院長軸的兩側。庭院被兩排延伸到庭院長軸的柱子分成三部分，這些柱子支撐屋頂，並為半高或全高的牆壁提供支撐。房屋的入口位於街道上，進入房屋的入口可從街道通向庭院，庭院中通常有烤爐和穀倉，但具體位置可能有所不同。這樣的框架可以通過在庭院長軸現有房間外添加一排房間來擴展。有許多方法可以將長房間分隔成較小的房間。有些牆壁足夠堅固，還可以加建第二層樓。在示劍出土的四間房屋就是一個範例，這座房屋後來被擴建，約可追溯至公元前748–724年。庭院內有一個儲物箱、一個開放式的大壁爐、一個磨盤（手磨）、石磨和放置在石基座上的陶罐底座。在新增的房間中，有一個從屋頂接水的裝置，並將水輸送到地下供水系統。一個房間內的大穀倉與廚房相連。</w:t>
       </w:r>
     </w:p>
     <w:p>
@@ -1144,67 +970,19 @@
         <w:rPr>
           <w:lang w:val="zh_TW" w:bidi="zh_TW"/>
         </w:rPr>
-        <w:t>在以色列人征服迦南之後，非利士人開始對以色列人顯出優勢。非利士人是好戰且具有侵略性的民族，他們武器精良，因為他們使用鐵並在該地區壟斷鐵的製造。他們控制以色列，禁止以色列人製造鐵器，迫使以色列人依靠非利士人，甚至磨器具也是如此（</w:t>
-      </w:r>
-      <w:hyperlink r:id="rId41">
-        <w:r>
-          <w:rPr>
-            <w:lang w:val="zh_TW" w:bidi="zh_TW"/>
-          </w:rPr>
-          <w:rPr>
-            <w:color w:val="0000EE"/>
-            <w:u w:val="single"/>
-          </w:rPr>
-          <w:t>撒上13:19–22</w:t>
-        </w:r>
-      </w:hyperlink>
-      <w:r>
-        <w:rPr>
-          <w:lang w:val="zh_TW" w:bidi="zh_TW"/>
-        </w:rPr>
-        <w:t>）。以色列人的武裝如此貧乏，以至於只有掃羅和約拿單</w:t>
-      </w:r>
-      <w:r>
-        <w:rPr>
-          <w:lang w:val="zh_TW" w:bidi="zh_TW"/>
-        </w:rPr>
-        <w:t>有刀有槍</w:t>
-      </w:r>
-      <w:r>
-        <w:rPr>
-          <w:lang w:val="zh_TW" w:bidi="zh_TW"/>
-        </w:rPr>
-        <w:t>（</w:t>
-      </w:r>
-      <w:hyperlink r:id="rId42">
-        <w:r>
-          <w:rPr>
-            <w:lang w:val="zh_TW" w:bidi="zh_TW"/>
-          </w:rPr>
-          <w:rPr>
-            <w:color w:val="0000EE"/>
-            <w:u w:val="single"/>
-          </w:rPr>
-          <w:t>22節</w:t>
-        </w:r>
-      </w:hyperlink>
-      <w:r>
-        <w:rPr>
-          <w:lang w:val="zh_TW" w:bidi="zh_TW"/>
-        </w:rPr>
-        <w:t>）。在亞實突、</w:t>
-      </w:r>
-      <w:r>
-        <w:rPr>
-          <w:lang w:val="zh_TW" w:bidi="zh_TW"/>
-        </w:rPr>
-        <w:t>奎西里廢丘（</w:t>
-      </w:r>
-      <w:r>
-        <w:rPr>
-          <w:lang w:val="zh_TW" w:bidi="zh_TW"/>
-        </w:rPr>
-        <w:t>Tell Qasile）、耶瑪廢丘（Tell Jemmeh） 和摩爾廢丘（Tel Mor） 發現鐵器的冶煉設施。</w:t>
+        <w:t>有證據顯示較大的鐵器時代房屋有工業或商業用途。在</w:t>
+      </w:r>
+      <w:r>
+        <w:rPr>
+          <w:lang w:val="zh_TW" w:bidi="zh_TW"/>
+        </w:rPr>
+        <w:t>伯美森廢丘</w:t>
+      </w:r>
+      <w:r>
+        <w:rPr>
+          <w:lang w:val="zh_TW" w:bidi="zh_TW"/>
+        </w:rPr>
+        <w:t>發現的某些房屋內有染缸和織布機配件。在其它地方，大量的磨盤暗示這些地方可能是小麥加工業的中心。也有證據顯示有酒缸、陶器設備和商店。有些房屋設有專門用於宗教用途的房間，內有香爐、雕像、小型祭壇等。</w:t>
       </w:r>
     </w:p>
     <w:p>
@@ -1218,7 +996,7 @@
         <w:rPr>
           <w:lang w:val="zh_TW" w:bidi="zh_TW"/>
         </w:rPr>
-        <w:t>哈布城的浮雕顯示，非利士人持有長矛和長劍，並用大型圓盾作為防器。他們擁有三人戰車，配有六輻輪，並使用由四頭牛拉動的實心雙輪車來運送人員。他們的船裝有方形帆，類似埃及人的船，並且有鴨形船首，可能用於撞擊敵方船隻。</w:t>
+        <w:t>凱瑟琳·凱尼恩（Kathleen Kenyon）在耶路撒冷的挖掘工作中揭示了猶大末期的房屋。這些房屋相當小且設計不規則，但其總體設計與猶大山區遺址的房屋相同——庭院被一排支撐屋頂的石柱分隔。</w:t>
       </w:r>
     </w:p>
     <w:p>
@@ -1232,43 +1010,18 @@
         <w:rPr>
           <w:lang w:val="zh_TW" w:bidi="zh_TW"/>
         </w:rPr>
-        <w:t>以色列很早就出現背道現象，耶和華使用非利士人來懲戒祂的百姓。珊迦用趕牛的棍子打了600名非利士人，救了以色列（</w:t>
-      </w:r>
-      <w:hyperlink r:id="rId43">
-        <w:r>
-          <w:rPr>
-            <w:lang w:val="zh_TW" w:bidi="zh_TW"/>
-          </w:rPr>
-          <w:rPr>
-            <w:color w:val="0000EE"/>
-            <w:u w:val="single"/>
-          </w:rPr>
-          <w:t>士3:31</w:t>
-        </w:r>
-      </w:hyperlink>
-      <w:r>
-        <w:rPr>
-          <w:lang w:val="zh_TW" w:bidi="zh_TW"/>
-        </w:rPr>
-        <w:t>）。參孫的記載有許多關於非利士人生活的細節（</w:t>
-      </w:r>
-      <w:hyperlink r:id="rId44">
-        <w:r>
-          <w:rPr>
-            <w:lang w:val="zh_TW" w:bidi="zh_TW"/>
-          </w:rPr>
-          <w:rPr>
-            <w:color w:val="0000EE"/>
-            <w:u w:val="single"/>
-          </w:rPr>
-          <w:t>13:1–16:31</w:t>
-        </w:r>
-      </w:hyperlink>
-      <w:r>
-        <w:rPr>
-          <w:lang w:val="zh_TW" w:bidi="zh_TW"/>
-        </w:rPr>
-        <w:t>）。這段記錄顯示以色列人和非利士人之間的通婚，此舉違反舊約律法。</w:t>
+        <w:t>在一些城中，大房屋和小房屋之間的差異可能反映出先知們所提到的社會不平等現象。在公元前10和9世紀，有許多小房屋和少數大房屋的情況相當一致。到了公元前8世紀，在像得撒這樣的城，有三四個大房子和許多簡陋的建築。</w:t>
+      </w:r>
+    </w:p>
+    <w:p>
+      <w:pPr>
+        <w:pStyle w:val="Heading3"/>
+      </w:pPr>
+      <w:r>
+        <w:rPr>
+          <w:lang w:val="zh_TW" w:bidi="zh_TW"/>
+        </w:rPr>
+        <w:t>新約時代的房屋</w:t>
       </w:r>
     </w:p>
     <w:p>
@@ -1282,7 +1035,289 @@
         <w:rPr>
           <w:lang w:val="zh_TW" w:bidi="zh_TW"/>
         </w:rPr>
-        <w:t>以色列和非利士人之間的戰爭記載在</w:t>
+        <w:t>新約中提到房屋、屋頂、門、地基、樓房和燈。耶穌的一個比喻提到好的和壞的根基（</w:t>
+      </w:r>
+      <w:hyperlink r:id="rId29">
+        <w:r>
+          <w:rPr>
+            <w:lang w:val="zh_TW" w:bidi="zh_TW"/>
+          </w:rPr>
+          <w:rPr>
+            <w:color w:val="0000EE"/>
+            <w:u w:val="single"/>
+          </w:rPr>
+          <w:t>太7:25</w:t>
+        </w:r>
+      </w:hyperlink>
+      <w:r>
+        <w:rPr>
+          <w:lang w:val="zh_TW" w:bidi="zh_TW"/>
+        </w:rPr>
+        <w:t>）。在一次事件中，朋友們把一個癱瘓的人帶到屋頂，並拆開屋頂，把他送到耶穌所在的房子裡（</w:t>
+      </w:r>
+      <w:hyperlink r:id="rId30">
+        <w:r>
+          <w:rPr>
+            <w:lang w:val="zh_TW" w:bidi="zh_TW"/>
+          </w:rPr>
+          <w:rPr>
+            <w:color w:val="0000EE"/>
+            <w:u w:val="single"/>
+          </w:rPr>
+          <w:t>可2:4</w:t>
+        </w:r>
+      </w:hyperlink>
+      <w:r>
+        <w:rPr>
+          <w:lang w:val="zh_TW" w:bidi="zh_TW"/>
+        </w:rPr>
+        <w:t>）。耶穌提到從房上宣告的話（</w:t>
+      </w:r>
+      <w:hyperlink r:id="rId31">
+        <w:r>
+          <w:rPr>
+            <w:lang w:val="zh_TW" w:bidi="zh_TW"/>
+          </w:rPr>
+          <w:rPr>
+            <w:color w:val="0000EE"/>
+            <w:u w:val="single"/>
+          </w:rPr>
+          <w:t>太10:27</w:t>
+        </w:r>
+      </w:hyperlink>
+      <w:r>
+        <w:rPr>
+          <w:lang w:val="zh_TW" w:bidi="zh_TW"/>
+        </w:rPr>
+        <w:t>；</w:t>
+      </w:r>
+      <w:hyperlink r:id="rId32">
+        <w:r>
+          <w:rPr>
+            <w:lang w:val="zh_TW" w:bidi="zh_TW"/>
+          </w:rPr>
+          <w:rPr>
+            <w:color w:val="0000EE"/>
+            <w:u w:val="single"/>
+          </w:rPr>
+          <w:t>路12:3</w:t>
+        </w:r>
+      </w:hyperlink>
+      <w:r>
+        <w:rPr>
+          <w:lang w:val="zh_TW" w:bidi="zh_TW"/>
+        </w:rPr>
+        <w:t>），彼得上房頂禱告（</w:t>
+      </w:r>
+      <w:hyperlink r:id="rId33">
+        <w:r>
+          <w:rPr>
+            <w:lang w:val="zh_TW" w:bidi="zh_TW"/>
+          </w:rPr>
+          <w:rPr>
+            <w:color w:val="0000EE"/>
+            <w:u w:val="single"/>
+          </w:rPr>
+          <w:t>徒10:9</w:t>
+        </w:r>
+      </w:hyperlink>
+      <w:r>
+        <w:rPr>
+          <w:lang w:val="zh_TW" w:bidi="zh_TW"/>
+        </w:rPr>
+        <w:t>）。打掃屋子以尋找失物（</w:t>
+      </w:r>
+      <w:hyperlink r:id="rId34">
+        <w:r>
+          <w:rPr>
+            <w:lang w:val="zh_TW" w:bidi="zh_TW"/>
+          </w:rPr>
+          <w:rPr>
+            <w:color w:val="0000EE"/>
+            <w:u w:val="single"/>
+          </w:rPr>
+          <w:t>路15:8</w:t>
+        </w:r>
+      </w:hyperlink>
+      <w:r>
+        <w:rPr>
+          <w:lang w:val="zh_TW" w:bidi="zh_TW"/>
+        </w:rPr>
+        <w:t>），並用燈照亮（</w:t>
+      </w:r>
+      <w:hyperlink r:id="rId35">
+        <w:r>
+          <w:rPr>
+            <w:lang w:val="zh_TW" w:bidi="zh_TW"/>
+          </w:rPr>
+          <w:rPr>
+            <w:color w:val="0000EE"/>
+            <w:u w:val="single"/>
+          </w:rPr>
+          <w:t>太5:15</w:t>
+        </w:r>
+      </w:hyperlink>
+      <w:r>
+        <w:rPr>
+          <w:lang w:val="zh_TW" w:bidi="zh_TW"/>
+        </w:rPr>
+        <w:t>）。有幾處提到具體個人的房屋（</w:t>
+      </w:r>
+      <w:hyperlink r:id="rId36">
+        <w:r>
+          <w:rPr>
+            <w:lang w:val="zh_TW" w:bidi="zh_TW"/>
+          </w:rPr>
+          <w:rPr>
+            <w:color w:val="0000EE"/>
+            <w:u w:val="single"/>
+          </w:rPr>
+          <w:t>可8:3</w:t>
+        </w:r>
+      </w:hyperlink>
+      <w:r>
+        <w:rPr>
+          <w:lang w:val="zh_TW" w:bidi="zh_TW"/>
+        </w:rPr>
+        <w:t>；</w:t>
+      </w:r>
+      <w:hyperlink r:id="rId37">
+        <w:r>
+          <w:rPr>
+            <w:lang w:val="zh_TW" w:bidi="zh_TW"/>
+          </w:rPr>
+          <w:rPr>
+            <w:color w:val="0000EE"/>
+            <w:u w:val="single"/>
+          </w:rPr>
+          <w:t>路10:5</w:t>
+        </w:r>
+      </w:hyperlink>
+      <w:r>
+        <w:rPr>
+          <w:lang w:val="zh_TW" w:bidi="zh_TW"/>
+        </w:rPr>
+        <w:t>，</w:t>
+      </w:r>
+      <w:hyperlink r:id="rId38">
+        <w:r>
+          <w:rPr>
+            <w:lang w:val="zh_TW" w:bidi="zh_TW"/>
+          </w:rPr>
+          <w:rPr>
+            <w:color w:val="0000EE"/>
+            <w:u w:val="single"/>
+          </w:rPr>
+          <w:t>16:4</w:t>
+        </w:r>
+      </w:hyperlink>
+      <w:r>
+        <w:rPr>
+          <w:lang w:val="zh_TW" w:bidi="zh_TW"/>
+        </w:rPr>
+        <w:t>，</w:t>
+      </w:r>
+      <w:hyperlink r:id="rId39">
+        <w:r>
+          <w:rPr>
+            <w:lang w:val="zh_TW" w:bidi="zh_TW"/>
+          </w:rPr>
+          <w:rPr>
+            <w:color w:val="0000EE"/>
+            <w:u w:val="single"/>
+          </w:rPr>
+          <w:t>19:9</w:t>
+        </w:r>
+      </w:hyperlink>
+      <w:r>
+        <w:rPr>
+          <w:lang w:val="zh_TW" w:bidi="zh_TW"/>
+        </w:rPr>
+        <w:t>；</w:t>
+      </w:r>
+      <w:hyperlink r:id="rId40">
+        <w:r>
+          <w:rPr>
+            <w:lang w:val="zh_TW" w:bidi="zh_TW"/>
+          </w:rPr>
+          <w:rPr>
+            <w:color w:val="0000EE"/>
+            <w:u w:val="single"/>
+          </w:rPr>
+          <w:t>約11:20</w:t>
+        </w:r>
+      </w:hyperlink>
+      <w:r>
+        <w:rPr>
+          <w:lang w:val="zh_TW" w:bidi="zh_TW"/>
+        </w:rPr>
+        <w:t>；</w:t>
+      </w:r>
+      <w:hyperlink r:id="rId41">
+        <w:r>
+          <w:rPr>
+            <w:lang w:val="zh_TW" w:bidi="zh_TW"/>
+          </w:rPr>
+          <w:rPr>
+            <w:color w:val="0000EE"/>
+            <w:u w:val="single"/>
+          </w:rPr>
+          <w:t>徒4:34，</w:t>
+        </w:r>
+      </w:hyperlink>
+      <w:hyperlink r:id="rId42">
+        <w:r>
+          <w:rPr>
+            <w:lang w:val="zh_TW" w:bidi="zh_TW"/>
+          </w:rPr>
+          <w:rPr>
+            <w:color w:val="0000EE"/>
+            <w:u w:val="single"/>
+          </w:rPr>
+          <w:t>9:11</w:t>
+        </w:r>
+      </w:hyperlink>
+      <w:r>
+        <w:rPr>
+          <w:lang w:val="zh_TW" w:bidi="zh_TW"/>
+        </w:rPr>
+        <w:t>，</w:t>
+      </w:r>
+      <w:hyperlink r:id="rId43">
+        <w:r>
+          <w:rPr>
+            <w:lang w:val="zh_TW" w:bidi="zh_TW"/>
+          </w:rPr>
+          <w:rPr>
+            <w:color w:val="0000EE"/>
+            <w:u w:val="single"/>
+          </w:rPr>
+          <w:t>10:32</w:t>
+        </w:r>
+      </w:hyperlink>
+      <w:r>
+        <w:rPr>
+          <w:lang w:val="zh_TW" w:bidi="zh_TW"/>
+        </w:rPr>
+        <w:t>）。有些房屋有通往屋頂的外部樓梯。逾越節的晚餐是在這樣一間大的樓上房間裡準備的（</w:t>
+      </w:r>
+      <w:hyperlink r:id="rId44">
+        <w:r>
+          <w:rPr>
+            <w:lang w:val="zh_TW" w:bidi="zh_TW"/>
+          </w:rPr>
+          <w:rPr>
+            <w:color w:val="0000EE"/>
+            <w:u w:val="single"/>
+          </w:rPr>
+          <w:t>可14:12–15</w:t>
+        </w:r>
+      </w:hyperlink>
+      <w:r>
+        <w:rPr>
+          <w:lang w:val="zh_TW" w:bidi="zh_TW"/>
+        </w:rPr>
+        <w:t>）。耶穌死而復活後，門徒住在類似的房間裡（</w:t>
       </w:r>
       <w:hyperlink r:id="rId45">
         <w:r>
@@ -1293,14 +1328,14 @@
             <w:color w:val="0000EE"/>
             <w:u w:val="single"/>
           </w:rPr>
-          <w:t>撒母耳記上四章1節</w:t>
+          <w:t>徒1:13</w:t>
         </w:r>
       </w:hyperlink>
       <w:r>
         <w:rPr>
           <w:lang w:val="zh_TW" w:bidi="zh_TW"/>
         </w:rPr>
-        <w:t>，當時以色列人在以便以謝安營，非利士人在亞弗。非利士人贏得戰爭並奪走約櫃（</w:t>
+        <w:t>）。在這樣的房屋裡有時會有僕人（</w:t>
       </w:r>
       <w:hyperlink r:id="rId46">
         <w:r>
@@ -1311,14 +1346,14 @@
             <w:color w:val="0000EE"/>
             <w:u w:val="single"/>
           </w:rPr>
-          <w:t>撒上4:17</w:t>
+          <w:t>10:7</w:t>
         </w:r>
       </w:hyperlink>
       <w:r>
         <w:rPr>
           <w:lang w:val="zh_TW" w:bidi="zh_TW"/>
         </w:rPr>
-        <w:t>）；但在七個月後他們歸還約櫃，因為耶和華降災於他們（</w:t>
+        <w:t>），有些有客房（</w:t>
       </w:r>
       <w:hyperlink r:id="rId47">
         <w:r>
@@ -1329,50 +1364,14 @@
             <w:color w:val="0000EE"/>
             <w:u w:val="single"/>
           </w:rPr>
-          <w:t>5:1–6:21</w:t>
+          <w:t>可14:14</w:t>
         </w:r>
       </w:hyperlink>
       <w:r>
         <w:rPr>
           <w:lang w:val="zh_TW" w:bidi="zh_TW"/>
         </w:rPr>
-        <w:t>）。後來，當撒母耳成為領袖時，非利士人攻擊以色列的米斯巴，但神賜給以色列勝利。因此撒母耳立了一塊石頭紀念，起名為以便‧以謝（「幫助之石」，</w:t>
-      </w:r>
-      <w:hyperlink r:id="rId48">
-        <w:r>
-          <w:rPr>
-            <w:lang w:val="zh_TW" w:bidi="zh_TW"/>
-          </w:rPr>
-          <w:rPr>
-            <w:color w:val="0000EE"/>
-            <w:u w:val="single"/>
-          </w:rPr>
-          <w:t>7:12</w:t>
-        </w:r>
-      </w:hyperlink>
-      <w:r>
-        <w:rPr>
-          <w:lang w:val="zh_TW" w:bidi="zh_TW"/>
-        </w:rPr>
-        <w:t>）。撒母耳的一生中，非利士人再也沒有入侵以色列，而以色列收復被非利士人奪取的城市（</w:t>
-      </w:r>
-      <w:hyperlink r:id="rId49">
-        <w:r>
-          <w:rPr>
-            <w:lang w:val="zh_TW" w:bidi="zh_TW"/>
-          </w:rPr>
-          <w:rPr>
-            <w:color w:val="0000EE"/>
-            <w:u w:val="single"/>
-          </w:rPr>
-          <w:t>14節</w:t>
-        </w:r>
-      </w:hyperlink>
-      <w:r>
-        <w:rPr>
-          <w:lang w:val="zh_TW" w:bidi="zh_TW"/>
-        </w:rPr>
-        <w:t>）。</w:t>
+        <w:t>）。我們從新約的資料得出結論，耶穌時代的房屋在大小和華麗程度上有多種多樣。在猶太或加利利的一條典型街道上，房屋從小房屋（25到30平方英尺或2.3到2.8平方米）到上層階級的豪宅不等，豪宅可能有兩層或更多層，並以柱子和建築裝飾點綴。</w:t>
       </w:r>
     </w:p>
     <w:p>
@@ -1386,91 +1385,7 @@
         <w:rPr>
           <w:lang w:val="zh_TW" w:bidi="zh_TW"/>
         </w:rPr>
-        <w:t>非利士人在以色列領土上最活躍的時期，是掃羅統治期間，掃羅是以色列的第一位王。那個時期的經文，曾提及非利士人超過80次。非利士人在以色列各個地區建立防營或防兵（參</w:t>
-      </w:r>
-      <w:hyperlink r:id="rId50">
-        <w:r>
-          <w:rPr>
-            <w:lang w:val="zh_TW" w:bidi="zh_TW"/>
-          </w:rPr>
-          <w:rPr>
-            <w:color w:val="0000EE"/>
-            <w:u w:val="single"/>
-          </w:rPr>
-          <w:t>撒上10:5</w:t>
-        </w:r>
-      </w:hyperlink>
-      <w:r>
-        <w:rPr>
-          <w:lang w:val="zh_TW" w:bidi="zh_TW"/>
-        </w:rPr>
-        <w:t>，</w:t>
-      </w:r>
-      <w:hyperlink r:id="rId51">
-        <w:r>
-          <w:rPr>
-            <w:lang w:val="zh_TW" w:bidi="zh_TW"/>
-          </w:rPr>
-          <w:rPr>
-            <w:color w:val="0000EE"/>
-            <w:u w:val="single"/>
-          </w:rPr>
-          <w:t>13:3</w:t>
-        </w:r>
-      </w:hyperlink>
-      <w:r>
-        <w:rPr>
-          <w:lang w:val="zh_TW" w:bidi="zh_TW"/>
-        </w:rPr>
-        <w:t>）。約拿單在迦巴攻擊了</w:t>
-      </w:r>
-      <w:r>
-        <w:rPr>
-          <w:lang w:val="zh_TW" w:bidi="zh_TW"/>
-        </w:rPr>
-        <w:t>防營</w:t>
-      </w:r>
-      <w:r>
-        <w:rPr>
-          <w:lang w:val="zh_TW" w:bidi="zh_TW"/>
-        </w:rPr>
-        <w:t>（</w:t>
-      </w:r>
-      <w:hyperlink r:id="rId51">
-        <w:r>
-          <w:rPr>
-            <w:lang w:val="zh_TW" w:bidi="zh_TW"/>
-          </w:rPr>
-          <w:rPr>
-            <w:color w:val="0000EE"/>
-            <w:u w:val="single"/>
-          </w:rPr>
-          <w:t>13:3</w:t>
-        </w:r>
-      </w:hyperlink>
-      <w:r>
-        <w:rPr>
-          <w:lang w:val="zh_TW" w:bidi="zh_TW"/>
-        </w:rPr>
-        <w:t>）；他在</w:t>
-      </w:r>
-      <w:hyperlink r:id="rId52">
-        <w:r>
-          <w:rPr>
-            <w:lang w:val="zh_TW" w:bidi="zh_TW"/>
-          </w:rPr>
-          <w:rPr>
-            <w:color w:val="0000EE"/>
-            <w:u w:val="single"/>
-          </w:rPr>
-          <w:t>撒母耳記上十四章1至15節</w:t>
-        </w:r>
-      </w:hyperlink>
-      <w:r>
-        <w:rPr>
-          <w:lang w:val="zh_TW" w:bidi="zh_TW"/>
-        </w:rPr>
-        <w:t>中的壯舉，導致非利士人潰敗。</w:t>
+        <w:t>要了解這些房屋的具體特徵，我們需要依靠考古和文學資料。拉比和約瑟夫的著作補充了許多細節。早期羅馬（希律王）時期（公元前37年–公元70年）的考古遺址發掘提供了更多具體的證據。耶路撒冷舊猶太區的發掘是一個豐富的資訊來源。一座約209平方碼的大房屋有一個中央庭院，內有三個烹飪爐和一個水池。一些牆壁上的大壁龕裡有破碎的陶器，可能是壁櫥。馬賽克地板和抹灰牆壁的痕跡展示了這座房屋的美麗。庭院外有幾個房間，可能多達十個。在更西邊的地方，尤其是在錫安山的亞蘭公墓區，發現了第二聖殿時期晚期的其它精美房屋遺跡，其中保存了獨特的鳥類壁畫。還有一些出土的房屋有純幾何圖案的馬賽克地板，這與遵守禁止描繪動物形象的禁令相一致。</w:t>
       </w:r>
     </w:p>
     <w:p>
@@ -1482,574 +1397,6 @@
       </w:r>
       <w:r>
         <w:rPr>
-          <w:lang w:val="zh_TW" w:bidi="zh_TW"/>
-        </w:rPr>
-        <w:t>非利士人和以色列軍隊在以拉谷對峙，非利士人要以色列揀選一名對手，與他們的勇士歌利亞戰鬥（</w:t>
-      </w:r>
-      <w:hyperlink r:id="rId53">
-        <w:r>
-          <w:rPr>
-            <w:lang w:val="zh_TW" w:bidi="zh_TW"/>
-          </w:rPr>
-          <w:rPr>
-            <w:color w:val="0000EE"/>
-            <w:u w:val="single"/>
-          </w:rPr>
-          <w:t>撒上17:1–11</w:t>
-        </w:r>
-      </w:hyperlink>
-      <w:r>
-        <w:rPr>
-          <w:lang w:val="zh_TW" w:bidi="zh_TW"/>
-        </w:rPr>
-        <w:t>）。年少的牧羊人大衛殺死了歌利亞；大衛成為英雄，但掃羅嫉妒，使大衛成為被追捕的人。在躲避掃羅軍隊的過程中，大衛的部下從非利士人手中拯救基伊拉城（</w:t>
-      </w:r>
-      <w:hyperlink r:id="rId54">
-        <w:r>
-          <w:rPr>
-            <w:lang w:val="zh_TW" w:bidi="zh_TW"/>
-          </w:rPr>
-          <w:rPr>
-            <w:color w:val="0000EE"/>
-            <w:u w:val="single"/>
-          </w:rPr>
-          <w:t>23:1–5</w:t>
-        </w:r>
-      </w:hyperlink>
-      <w:r>
-        <w:rPr>
-          <w:lang w:val="zh_TW" w:bidi="zh_TW"/>
-        </w:rPr>
-        <w:t>）。最終，大衛向迦特王亞吉尋求政治庇護，亞吉將洗革拉城給他，大衛從那裡突襲了南地（</w:t>
-      </w:r>
-      <w:hyperlink r:id="rId55">
-        <w:r>
-          <w:rPr>
-            <w:lang w:val="zh_TW" w:bidi="zh_TW"/>
-          </w:rPr>
-          <w:rPr>
-            <w:color w:val="0000EE"/>
-            <w:u w:val="single"/>
-          </w:rPr>
-          <w:t>27</w:t>
-        </w:r>
-      </w:hyperlink>
-      <w:r>
-        <w:rPr>
-          <w:lang w:val="zh_TW" w:bidi="zh_TW"/>
-        </w:rPr>
-        <w:t>章）。</w:t>
-      </w:r>
-    </w:p>
-    <w:p>
-      <w:pPr/>
-      <w:r>
-        <w:rPr>
-          <w:lang w:val="zh_TW" w:bidi="zh_TW"/>
-        </w:rPr>
-      </w:r>
-      <w:r>
-        <w:rPr>
-          <w:lang w:val="zh_TW" w:bidi="zh_TW"/>
-        </w:rPr>
-        <w:t>當非利士人準備與以色列開戰時，亞吉要求大衛加入非利士的軍隊，大衛沒有拒絕。非利士人的首領卻沒有同意，因為他們擔心大衛會反對他們（</w:t>
-      </w:r>
-      <w:hyperlink r:id="rId56">
-        <w:r>
-          <w:rPr>
-            <w:lang w:val="zh_TW" w:bidi="zh_TW"/>
-          </w:rPr>
-          <w:rPr>
-            <w:color w:val="0000EE"/>
-            <w:u w:val="single"/>
-          </w:rPr>
-          <w:t>撒上28:1–2</w:t>
-        </w:r>
-      </w:hyperlink>
-      <w:r>
-        <w:rPr>
-          <w:lang w:val="zh_TW" w:bidi="zh_TW"/>
-        </w:rPr>
-        <w:t>，</w:t>
-      </w:r>
-      <w:hyperlink r:id="rId33">
-        <w:r>
-          <w:rPr>
-            <w:lang w:val="zh_TW" w:bidi="zh_TW"/>
-          </w:rPr>
-          <w:rPr>
-            <w:color w:val="0000EE"/>
-            <w:u w:val="single"/>
-          </w:rPr>
-          <w:t>29</w:t>
-        </w:r>
-      </w:hyperlink>
-      <w:r>
-        <w:rPr>
-          <w:lang w:val="zh_TW" w:bidi="zh_TW"/>
-        </w:rPr>
-        <w:t>）。在隨後的戰鬥中，掃羅和他的兒子們在基利波山被非利士人殺死（</w:t>
-      </w:r>
-      <w:hyperlink r:id="rId57">
-        <w:r>
-          <w:rPr>
-            <w:lang w:val="zh_TW" w:bidi="zh_TW"/>
-          </w:rPr>
-          <w:rPr>
-            <w:color w:val="0000EE"/>
-            <w:u w:val="single"/>
-          </w:rPr>
-          <w:t>31:1–7</w:t>
-        </w:r>
-      </w:hyperlink>
-      <w:r>
-        <w:rPr>
-          <w:lang w:val="zh_TW" w:bidi="zh_TW"/>
-        </w:rPr>
-        <w:t>）。非利士人砍下掃羅的頭，將他的盔甲放在</w:t>
-      </w:r>
-      <w:r>
-        <w:rPr>
-          <w:lang w:val="zh_TW" w:bidi="zh_TW"/>
-        </w:rPr>
-        <w:t>伯‧珊</w:t>
-      </w:r>
-      <w:r>
-        <w:rPr>
-          <w:lang w:val="zh_TW" w:bidi="zh_TW"/>
-        </w:rPr>
-        <w:t>的</w:t>
-      </w:r>
-      <w:r>
-        <w:rPr>
-          <w:lang w:val="zh_TW" w:bidi="zh_TW"/>
-        </w:rPr>
-        <w:t>亞斯她錄廟裏</w:t>
-      </w:r>
-      <w:r>
-        <w:rPr>
-          <w:lang w:val="zh_TW" w:bidi="zh_TW"/>
-        </w:rPr>
-        <w:t>，並將他的屍體掛在城牆上（</w:t>
-      </w:r>
-      <w:hyperlink r:id="rId58">
-        <w:r>
-          <w:rPr>
-            <w:lang w:val="zh_TW" w:bidi="zh_TW"/>
-          </w:rPr>
-          <w:rPr>
-            <w:color w:val="0000EE"/>
-            <w:u w:val="single"/>
-          </w:rPr>
-          <w:t>8–11</w:t>
-        </w:r>
-      </w:hyperlink>
-      <w:r>
-        <w:rPr>
-          <w:lang w:val="zh_TW" w:bidi="zh_TW"/>
-        </w:rPr>
-        <w:t>）。</w:t>
-      </w:r>
-    </w:p>
-    <w:p>
-      <w:pPr/>
-      <w:r>
-        <w:rPr>
-          <w:lang w:val="zh_TW" w:bidi="zh_TW"/>
-        </w:rPr>
-      </w:r>
-      <w:r>
-        <w:rPr>
-          <w:lang w:val="zh_TW" w:bidi="zh_TW"/>
-        </w:rPr>
-        <w:t>當非利士人得知大衛作王時，他們試圖攻擊他，但大衛「從迦巴到基色」擊敗他們（</w:t>
-      </w:r>
-      <w:hyperlink r:id="rId59">
-        <w:r>
-          <w:rPr>
-            <w:lang w:val="zh_TW" w:bidi="zh_TW"/>
-          </w:rPr>
-          <w:rPr>
-            <w:color w:val="0000EE"/>
-            <w:u w:val="single"/>
-          </w:rPr>
-          <w:t>撒下5:17–25</w:t>
-        </w:r>
-      </w:hyperlink>
-      <w:r>
-        <w:rPr>
-          <w:lang w:val="zh_TW" w:bidi="zh_TW"/>
-        </w:rPr>
-        <w:t>）。大衛打破非利士的勢力，雖然他們再次試圖對以色列發動戰爭，但都未能成功（</w:t>
-      </w:r>
-      <w:hyperlink r:id="rId60">
-        <w:r>
-          <w:rPr>
-            <w:lang w:val="zh_TW" w:bidi="zh_TW"/>
-          </w:rPr>
-          <w:rPr>
-            <w:color w:val="0000EE"/>
-            <w:u w:val="single"/>
-          </w:rPr>
-          <w:t>21:15–21</w:t>
-        </w:r>
-      </w:hyperlink>
-      <w:r>
-        <w:rPr>
-          <w:lang w:val="zh_TW" w:bidi="zh_TW"/>
-        </w:rPr>
-        <w:t>）。</w:t>
-      </w:r>
-    </w:p>
-    <w:p>
-      <w:pPr/>
-      <w:r>
-        <w:rPr>
-          <w:lang w:val="zh_TW" w:bidi="zh_TW"/>
-        </w:rPr>
-      </w:r>
-      <w:r>
-        <w:rPr>
-          <w:lang w:val="zh_TW" w:bidi="zh_TW"/>
-        </w:rPr>
-        <w:t>烏西雅與非利士人作戰；他拆毀了迦特、雅比尼和亞實突的城牆，並在非利士地區建造城市（</w:t>
-      </w:r>
-      <w:hyperlink r:id="rId61">
-        <w:r>
-          <w:rPr>
-            <w:lang w:val="zh_TW" w:bidi="zh_TW"/>
-          </w:rPr>
-          <w:rPr>
-            <w:color w:val="0000EE"/>
-            <w:u w:val="single"/>
-          </w:rPr>
-          <w:t>代下26:6–7</w:t>
-        </w:r>
-      </w:hyperlink>
-      <w:r>
-        <w:rPr>
-          <w:lang w:val="zh_TW" w:bidi="zh_TW"/>
-        </w:rPr>
-        <w:t>）。在亞哈斯統治期間，非利士人入侵謝非拉和南地，並佔領多座城市（</w:t>
-      </w:r>
-      <w:hyperlink r:id="rId62">
-        <w:r>
-          <w:rPr>
-            <w:lang w:val="zh_TW" w:bidi="zh_TW"/>
-          </w:rPr>
-          <w:rPr>
-            <w:color w:val="0000EE"/>
-            <w:u w:val="single"/>
-          </w:rPr>
-          <w:t>28:18</w:t>
-        </w:r>
-      </w:hyperlink>
-      <w:r>
-        <w:rPr>
-          <w:lang w:val="zh_TW" w:bidi="zh_TW"/>
-        </w:rPr>
-        <w:t>）。希西家</w:t>
-      </w:r>
-      <w:r>
-        <w:rPr>
-          <w:lang w:val="zh_TW" w:bidi="zh_TW"/>
-        </w:rPr>
-        <w:t>攻擊</w:t>
-      </w:r>
-      <w:r>
-        <w:rPr>
-          <w:lang w:val="zh_TW" w:bidi="zh_TW"/>
-        </w:rPr>
-        <w:t>非利士人，直至迦薩（</w:t>
-      </w:r>
-      <w:hyperlink r:id="rId63">
-        <w:r>
-          <w:rPr>
-            <w:lang w:val="zh_TW" w:bidi="zh_TW"/>
-          </w:rPr>
-          <w:rPr>
-            <w:color w:val="0000EE"/>
-            <w:u w:val="single"/>
-          </w:rPr>
-          <w:t>王下18:8</w:t>
-        </w:r>
-      </w:hyperlink>
-      <w:r>
-        <w:rPr>
-          <w:lang w:val="zh_TW" w:bidi="zh_TW"/>
-        </w:rPr>
-        <w:t>）。</w:t>
-      </w:r>
-    </w:p>
-    <w:p>
-      <w:pPr/>
-      <w:r>
-        <w:rPr>
-          <w:lang w:val="zh_TW" w:bidi="zh_TW"/>
-        </w:rPr>
-      </w:r>
-      <w:r>
-        <w:rPr>
-          <w:lang w:val="zh_TW" w:bidi="zh_TW"/>
-        </w:rPr>
-        <w:t>先知書提到非利士人的次數相對較少，不過耶利米專門為非利士人撰寫了一個短的篇章（</w:t>
-      </w:r>
-      <w:hyperlink r:id="rId64">
-        <w:r>
-          <w:rPr>
-            <w:lang w:val="zh_TW" w:bidi="zh_TW"/>
-          </w:rPr>
-          <w:rPr>
-            <w:color w:val="0000EE"/>
-            <w:u w:val="single"/>
-          </w:rPr>
-          <w:t>耶47</w:t>
-        </w:r>
-      </w:hyperlink>
-      <w:r>
-        <w:rPr>
-          <w:lang w:val="zh_TW" w:bidi="zh_TW"/>
-        </w:rPr>
-        <w:t>）。非利士人逐漸被迦南文化同化，消失於聖經和世俗歷史的篇章，只留下名字巴勒斯坦作為他們存在的紀念。</w:t>
-      </w:r>
-      <w:r>
-        <w:rPr>
-          <w:lang w:val="zh_TW" w:bidi="zh_TW"/>
-        </w:rPr>
-      </w:r>
-      <w:r>
-        <w:rPr>
-          <w:lang w:val="zh_TW" w:bidi="zh_TW"/>
-        </w:rPr>
-      </w:r>
-    </w:p>
-    <w:p>
-      <w:pPr/>
-      <w:r>
-        <w:rPr>
-          <w:lang w:val="zh_TW" w:bidi="zh_TW"/>
-        </w:rPr>
-      </w:r>
-    </w:p>
-    <w:p>
-      <w:pPr>
-        <w:pStyle w:val="Heading2"/>
-      </w:pPr>
-      <w:r>
-        <w:rPr>
-          <w:lang w:val="zh_TW" w:bidi="zh_TW"/>
-        </w:rPr>
-        <w:t>腓力</w:t>
-      </w:r>
-      <w:r>
-        <w:rPr>
-          <w:lang w:val="zh_TW" w:bidi="zh_TW"/>
-        </w:rPr>
-      </w:r>
-    </w:p>
-    <w:p>
-      <w:pPr>
-        <w:pStyle w:val="ListNumber"/>
-        <w:numPr>
-          <w:ilvl w:val="0"/>
-          <w:numId w:val="14"/>
-        </w:numPr>
-        <w:spacing w:line="240" w:lineRule="auto"/>
-        <w:ind w:left="720"/>
-      </w:pPr>
-      <w:r>
-        <w:rPr>
-          <w:lang w:val="zh_TW" w:bidi="zh_TW"/>
-        </w:rPr>
-      </w:r>
-      <w:r>
-        <w:rPr>
-          <w:lang w:val="zh_TW" w:bidi="zh_TW"/>
-        </w:rPr>
-        <w:t>耶穌的使徒。腓力的名字在十二使徒的名單中排在第五位，位於兩對兄弟西門彼得和安得烈、雅各和約翰之後（</w:t>
-      </w:r>
-      <w:hyperlink r:id="rId65">
-        <w:r>
-          <w:rPr>
-            <w:lang w:val="zh_TW" w:bidi="zh_TW"/>
-          </w:rPr>
-          <w:rPr>
-            <w:color w:val="0000EE"/>
-            <w:u w:val="single"/>
-          </w:rPr>
-          <w:t>太10:3</w:t>
-        </w:r>
-      </w:hyperlink>
-      <w:r>
-        <w:rPr>
-          <w:lang w:val="zh_TW" w:bidi="zh_TW"/>
-        </w:rPr>
-        <w:t>；</w:t>
-      </w:r>
-      <w:hyperlink r:id="rId66">
-        <w:r>
-          <w:rPr>
-            <w:lang w:val="zh_TW" w:bidi="zh_TW"/>
-          </w:rPr>
-          <w:rPr>
-            <w:color w:val="0000EE"/>
-            <w:u w:val="single"/>
-          </w:rPr>
-          <w:t>可3:18</w:t>
-        </w:r>
-      </w:hyperlink>
-      <w:r>
-        <w:rPr>
-          <w:lang w:val="zh_TW" w:bidi="zh_TW"/>
-        </w:rPr>
-        <w:t>；</w:t>
-      </w:r>
-      <w:hyperlink r:id="rId67">
-        <w:r>
-          <w:rPr>
-            <w:lang w:val="zh_TW" w:bidi="zh_TW"/>
-          </w:rPr>
-          <w:rPr>
-            <w:color w:val="0000EE"/>
-            <w:u w:val="single"/>
-          </w:rPr>
-          <w:t>路6:14</w:t>
-        </w:r>
-      </w:hyperlink>
-      <w:r>
-        <w:rPr>
-          <w:lang w:val="zh_TW" w:bidi="zh_TW"/>
-        </w:rPr>
-        <w:t>）。使徒約翰記載，當施洗約翰提到耶穌說「看哪，這是神的羔羊！」時，他的兩個門徒開始跟隨耶穌。其中一位是安得烈，他隨即對他哥哥西門彼得說：「我們遇見彌賽亞了」，並把他帶到耶穌面前。（另一位未提名的門徒很可能就是寫這段經文的約翰。）</w:t>
-        <w:br/>
-      </w:r>
-      <w:r>
-        <w:rPr>
-          <w:lang w:val="zh_TW" w:bidi="zh_TW"/>
-        </w:rPr>
-        <w:t>第二天，耶穌去了加利利，找到腓力並呼召他：「來跟從我吧。」約翰補充說腓力是伯賽大的人。腓力隨即找到拿但業並告訴他：「摩西在律法上所寫的和眾先知所記的那一位，我們遇見了」，並邀請拿但業前來親自看看（</w:t>
-      </w:r>
-      <w:hyperlink r:id="rId68">
-        <w:r>
-          <w:rPr>
-            <w:lang w:val="zh_TW" w:bidi="zh_TW"/>
-          </w:rPr>
-          <w:rPr>
-            <w:color w:val="0000EE"/>
-            <w:u w:val="single"/>
-          </w:rPr>
-          <w:t>約1:35–51</w:t>
-        </w:r>
-      </w:hyperlink>
-      <w:r>
-        <w:rPr>
-          <w:lang w:val="zh_TW" w:bidi="zh_TW"/>
-        </w:rPr>
-        <w:t>）。這段記載顯示腓力是最早跟隨耶穌的人之一，並迅速地邀請其他人也來跟從耶穌。</w:t>
-        <w:br/>
-      </w:r>
-      <w:r>
-        <w:rPr>
-          <w:lang w:val="zh_TW" w:bidi="zh_TW"/>
-        </w:rPr>
-        <w:t>腓力像其他使徒一樣，對基督的身分和大能仍有許多要學習的地方。在耶穌使五千人飽足的神蹟中，耶穌問腓力：「我們從哪裏買餅叫這些人吃呢？」腓力困惑地回答說，即使有二十兩銀子（相當於半年的工資）也買不到足夠的餅分給每個人（</w:t>
-      </w:r>
-      <w:hyperlink r:id="rId69">
-        <w:r>
-          <w:rPr>
-            <w:lang w:val="zh_TW" w:bidi="zh_TW"/>
-          </w:rPr>
-          <w:rPr>
-            <w:color w:val="0000EE"/>
-            <w:u w:val="single"/>
-          </w:rPr>
-          <w:t>約6:5–7</w:t>
-        </w:r>
-      </w:hyperlink>
-      <w:r>
-        <w:rPr>
-          <w:lang w:val="zh_TW" w:bidi="zh_TW"/>
-        </w:rPr>
-        <w:t>）。隨後的神蹟教導他，萬物的主能夠餵飽一大群人。</w:t>
-        <w:br/>
-      </w:r>
-      <w:r>
-        <w:rPr>
-          <w:lang w:val="zh_TW" w:bidi="zh_TW"/>
-        </w:rPr>
-        <w:t>腓力下一次出現是在耶路撒冷，在基督榮耀進城後。「有幾個希臘人」（說希臘話的非猶太人）來見腓力，請求「先生，我們願意見耶穌。」腓力告訴安得烈，兩人一同去帶他們去見耶穌（</w:t>
-      </w:r>
-      <w:hyperlink r:id="rId70">
-        <w:r>
-          <w:rPr>
-            <w:lang w:val="zh_TW" w:bidi="zh_TW"/>
-          </w:rPr>
-          <w:rPr>
-            <w:color w:val="0000EE"/>
-            <w:u w:val="single"/>
-          </w:rPr>
-          <w:t>12:20–22</w:t>
-        </w:r>
-      </w:hyperlink>
-      <w:r>
-        <w:rPr>
-          <w:lang w:val="zh_TW" w:bidi="zh_TW"/>
-        </w:rPr>
-        <w:t>）。這顯示腓力是一個容易接近的人，且懂得希臘文。</w:t>
-        <w:br/>
-      </w:r>
-      <w:r>
-        <w:rPr>
-          <w:lang w:val="zh_TW" w:bidi="zh_TW"/>
-        </w:rPr>
-        <w:t>在耶穌被捕的前一晚，耶穌與祂的跟隨者在樓房（即樓上的房間）裡會面。在這次會議中，腓力對耶穌說：「求主將父顯給我們看，我們就知足了。」耶穌利用這個時機教導腓力更多。腓力對神非常忠誠，或許他希望耶穌能顯示神的奇妙榮光，這類似於摩西在</w:t>
-      </w:r>
-      <w:hyperlink r:id="rId71">
-        <w:r>
-          <w:rPr>
-            <w:lang w:val="zh_TW" w:bidi="zh_TW"/>
-          </w:rPr>
-          <w:rPr>
-            <w:color w:val="0000EE"/>
-            <w:u w:val="single"/>
-          </w:rPr>
-          <w:t>出埃及記三十三章18節</w:t>
-        </w:r>
-      </w:hyperlink>
-      <w:r>
-        <w:rPr>
-          <w:lang w:val="zh_TW" w:bidi="zh_TW"/>
-        </w:rPr>
-        <w:t>中求見神的榮光。然而，耶穌教導他，祂自己就是父顯於人前的完全啟示（</w:t>
-      </w:r>
-      <w:hyperlink r:id="rId72">
-        <w:r>
-          <w:rPr>
-            <w:lang w:val="zh_TW" w:bidi="zh_TW"/>
-          </w:rPr>
-          <w:rPr>
-            <w:color w:val="0000EE"/>
-            <w:u w:val="single"/>
-          </w:rPr>
-          <w:t>約14:8–10</w:t>
-        </w:r>
-      </w:hyperlink>
-      <w:r>
-        <w:rPr>
-          <w:lang w:val="zh_TW" w:bidi="zh_TW"/>
-        </w:rPr>
-        <w:t>）。</w:t>
-        <w:br/>
-      </w:r>
-      <w:r>
-        <w:rPr>
-          <w:lang w:val="zh_TW" w:bidi="zh_TW"/>
-        </w:rPr>
-        <w:t>常有人會混淆使徒腓力和傳福音的腓力（下文#2所提到的那一位）。腓力可能在多處傳道，最後定居於羅馬亞細亞省的希拉坡里，直至去世。他是死於自然原因還是殉道（因信仰而被殺）則無法確定。</w:t>
-        <w:br/>
-      </w:r>
-      <w:r>
-        <w:rPr>
           <w:i/>
           <w:lang w:val="zh_TW" w:bidi="zh_TW"/>
         </w:rPr>
@@ -2065,1667 +1412,7 @@
         <w:rPr>
           <w:lang w:val="zh_TW" w:bidi="zh_TW"/>
         </w:rPr>
-        <w:t>使徒、使徒職分</w:t>
-      </w:r>
-      <w:r>
-        <w:rPr>
-          <w:lang w:val="zh_TW" w:bidi="zh_TW"/>
-        </w:rPr>
-        <w:t>。</w:t>
-      </w:r>
-    </w:p>
-    <w:p>
-      <w:pPr>
-        <w:pStyle w:val="ListNumber"/>
-        <w:spacing w:line="240" w:lineRule="auto"/>
-        <w:ind w:left="720"/>
-      </w:pPr>
-      <w:r>
-        <w:rPr>
-          <w:lang w:val="zh_TW" w:bidi="zh_TW"/>
-        </w:rPr>
-      </w:r>
-      <w:r>
-        <w:rPr>
-          <w:lang w:val="zh_TW" w:bidi="zh_TW"/>
-        </w:rPr>
-        <w:t>一位希臘化的猶太人（說希臘話並遵循希臘習俗的人），他成為基督的跟隨者。腓利是七位被選派負責管理耶路撒冷基督徒群體中貧困寡婦事工的人之一。</w:t>
-        <w:br/>
-      </w:r>
-      <w:r>
-        <w:rPr>
-          <w:lang w:val="zh_TW" w:bidi="zh_TW"/>
-        </w:rPr>
-        <w:t>包括腓利在內，這些人全都有希臘名字。其中一人叫尼哥拉，他是歸信猶太教的外邦人。儘管從記載中並不完全確定他們是否被視為正式的執事，但這事件通常被認為是教會中設立一特殊幫助群體的開始，這群體稱為執事（</w:t>
-      </w:r>
-      <w:hyperlink r:id="rId73">
-        <w:r>
-          <w:rPr>
-            <w:lang w:val="zh_TW" w:bidi="zh_TW"/>
-          </w:rPr>
-          <w:rPr>
-            <w:color w:val="0000EE"/>
-            <w:u w:val="single"/>
-          </w:rPr>
-          <w:t>徒6:1–7</w:t>
-        </w:r>
-      </w:hyperlink>
-      <w:r>
-        <w:rPr>
-          <w:lang w:val="zh_TW" w:bidi="zh_TW"/>
-        </w:rPr>
-        <w:t>）。在這七人中，新約中只記載了司提反和腓利更多的事蹟。他們被描述為有好名聲，滿有聖靈和智慧的人（</w:t>
-      </w:r>
-      <w:hyperlink r:id="rId74">
-        <w:r>
-          <w:rPr>
-            <w:lang w:val="zh_TW" w:bidi="zh_TW"/>
-          </w:rPr>
-          <w:rPr>
-            <w:color w:val="0000EE"/>
-            <w:u w:val="single"/>
-          </w:rPr>
-          <w:t>3</w:t>
-        </w:r>
-      </w:hyperlink>
-      <w:r>
-        <w:rPr>
-          <w:lang w:val="zh_TW" w:bidi="zh_TW"/>
-        </w:rPr>
-        <w:t>節）。</w:t>
-        <w:br/>
-      </w:r>
-      <w:r>
-        <w:rPr>
-          <w:lang w:val="zh_TW" w:bidi="zh_TW"/>
-        </w:rPr>
-        <w:t>腓利被稱為「傳福音的腓利」，這是從</w:t>
-      </w:r>
-      <w:hyperlink r:id="rId75">
-        <w:r>
-          <w:rPr>
-            <w:lang w:val="zh_TW" w:bidi="zh_TW"/>
-          </w:rPr>
-          <w:rPr>
-            <w:color w:val="0000EE"/>
-            <w:u w:val="single"/>
-          </w:rPr>
-          <w:t>使徒行傳二十一章8節</w:t>
-        </w:r>
-      </w:hyperlink>
-      <w:r>
-        <w:rPr>
-          <w:lang w:val="zh_TW" w:bidi="zh_TW"/>
-        </w:rPr>
-        <w:t>中明確得知的。這個名號實至名歸，當掃羅逼迫耶路撒冷的基督徒時，腓利去了撒馬利亞並大有能力地宣講福音，結果許多人滿心歡喜地歸信基督（</w:t>
-      </w:r>
-      <w:hyperlink r:id="rId76">
-        <w:r>
-          <w:rPr>
-            <w:lang w:val="zh_TW" w:bidi="zh_TW"/>
-          </w:rPr>
-          <w:rPr>
-            <w:color w:val="0000EE"/>
-            <w:u w:val="single"/>
-          </w:rPr>
-          <w:t>徒8:1–8</w:t>
-        </w:r>
-      </w:hyperlink>
-      <w:r>
-        <w:rPr>
-          <w:lang w:val="zh_TW" w:bidi="zh_TW"/>
-        </w:rPr>
-        <w:t>）。</w:t>
-        <w:br/>
-      </w:r>
-      <w:r>
-        <w:rPr>
-          <w:lang w:val="zh_TW" w:bidi="zh_TW"/>
-        </w:rPr>
-        <w:t>神呼召腓利離開撒馬利亞，前往南地的曠野。腓利的事工充滿能力且成功，因此，離開並前往其它地方似乎很奇怪且愚蠢。但腓利聽從並順服神。</w:t>
-        <w:br/>
-      </w:r>
-      <w:r>
-        <w:rPr>
-          <w:lang w:val="zh_TW" w:bidi="zh_TW"/>
-        </w:rPr>
-        <w:t>在曠野中，雖然沒有群眾，卻遇見了一位重要的衣索匹亞的官員。這人剛從耶路撒冷拜訪完畢，正返回非洲。腓利意識到神有充分的理由派他到那裡。這位衣索匹亞人正在閱讀</w:t>
-      </w:r>
-      <w:hyperlink r:id="rId77">
-        <w:r>
-          <w:rPr>
-            <w:lang w:val="zh_TW" w:bidi="zh_TW"/>
-          </w:rPr>
-          <w:rPr>
-            <w:color w:val="0000EE"/>
-            <w:u w:val="single"/>
-          </w:rPr>
-          <w:t>以賽亞書五十三章</w:t>
-        </w:r>
-      </w:hyperlink>
-      <w:r>
-        <w:rPr>
-          <w:lang w:val="zh_TW" w:bidi="zh_TW"/>
-        </w:rPr>
-        <w:t>，這是舊約中重要的福音章節。</w:t>
-        <w:br/>
-      </w:r>
-      <w:r>
-        <w:rPr>
-          <w:lang w:val="zh_TW" w:bidi="zh_TW"/>
-        </w:rPr>
-        <w:t>腓利告訴他這預言是關於耶穌基督的。這衣索匹亞人信了並受洗，滿心歡喜地繼續前行（</w:t>
-      </w:r>
-      <w:hyperlink r:id="rId78">
-        <w:r>
-          <w:rPr>
-            <w:lang w:val="zh_TW" w:bidi="zh_TW"/>
-          </w:rPr>
-          <w:rPr>
-            <w:color w:val="0000EE"/>
-            <w:u w:val="single"/>
-          </w:rPr>
-          <w:t>25–40</w:t>
-        </w:r>
-      </w:hyperlink>
-      <w:r>
-        <w:rPr>
-          <w:lang w:val="zh_TW" w:bidi="zh_TW"/>
-        </w:rPr>
-        <w:t>節）。這個人的歸信意味著腓利成為第一位向外邦人傳福音的人，且福音藉由這位衣索匹亞人傳到非洲大陸。</w:t>
-        <w:br/>
-      </w:r>
-      <w:r>
-        <w:rPr>
-          <w:lang w:val="zh_TW" w:bidi="zh_TW"/>
-        </w:rPr>
-        <w:t>當時的猶太人為自己的民族感到驕傲，且視撒馬利亞人為不潔。撒馬利亞人是猶太人與非猶太人的混血族群。猶太人也認為非猶太人（稱為外邦人）不潔。然而腓利不同，他樂於向撒馬利亞人和這位衣索匹亞人傳講耶穌的事。腓利的行動顯示了耶穌的福音是為所有人預備的，無論他們的來歷或所屬的群體。腓利的工作證明了神的愛藉著耶穌白白賜給所有人。</w:t>
-        <w:br/>
-      </w:r>
-      <w:r>
-        <w:rPr>
-          <w:lang w:val="zh_TW" w:bidi="zh_TW"/>
-        </w:rPr>
-        <w:t>腓利後來住在海岸邊的凱撒利亞，並在使徒保羅第三次宣教之旅結束時，接待了保羅和路加。路加記載腓力有四個未婚的女兒，她們都是女先知（</w:t>
-      </w:r>
-      <w:hyperlink r:id="rId79">
-        <w:r>
-          <w:rPr>
-            <w:lang w:val="zh_TW" w:bidi="zh_TW"/>
-          </w:rPr>
-          <w:rPr>
-            <w:color w:val="0000EE"/>
-            <w:u w:val="single"/>
-          </w:rPr>
-          <w:t>徒21:8–9</w:t>
-        </w:r>
-      </w:hyperlink>
-      <w:r>
-        <w:rPr>
-          <w:lang w:val="zh_TW" w:bidi="zh_TW"/>
-        </w:rPr>
-        <w:t>）。不久之後，保羅在凱撒利亞被拘留兩年，腓力的善意和友誼，對保羅應是莫大的安慰（</w:t>
-      </w:r>
-      <w:hyperlink r:id="rId80">
-        <w:r>
-          <w:rPr>
-            <w:lang w:val="zh_TW" w:bidi="zh_TW"/>
-          </w:rPr>
-          <w:rPr>
-            <w:color w:val="0000EE"/>
-            <w:u w:val="single"/>
-          </w:rPr>
-          <w:t>23:31–35，</w:t>
-        </w:r>
-      </w:hyperlink>
-      <w:hyperlink r:id="rId81">
-        <w:r>
-          <w:rPr>
-            <w:lang w:val="zh_TW" w:bidi="zh_TW"/>
-          </w:rPr>
-          <w:rPr>
-            <w:color w:val="0000EE"/>
-            <w:u w:val="single"/>
-          </w:rPr>
-          <w:t>24:23、27</w:t>
-        </w:r>
-      </w:hyperlink>
-      <w:r>
-        <w:rPr>
-          <w:lang w:val="zh_TW" w:bidi="zh_TW"/>
-        </w:rPr>
-        <w:t>）。</w:t>
-      </w:r>
-    </w:p>
-    <w:p>
-      <w:pPr>
-        <w:pStyle w:val="ListNumber"/>
-        <w:spacing w:line="240" w:lineRule="auto"/>
-        <w:ind w:left="720"/>
-      </w:pPr>
-      <w:r>
-        <w:rPr>
-          <w:lang w:val="zh_TW" w:bidi="zh_TW"/>
-        </w:rPr>
-      </w:r>
-      <w:r>
-        <w:rPr>
-          <w:lang w:val="zh_TW" w:bidi="zh_TW"/>
-        </w:rPr>
-        <w:t>另一位腓力是大希律與</w:t>
-      </w:r>
-      <w:r>
-        <w:rPr>
-          <w:lang w:val="zh_TW" w:bidi="zh_TW"/>
-        </w:rPr>
-        <w:t>克麗奧佩特拉（</w:t>
-      </w:r>
-      <w:r>
-        <w:rPr>
-          <w:lang w:val="zh_TW" w:bidi="zh_TW"/>
-        </w:rPr>
-        <w:t>Cleopatra</w:t>
-      </w:r>
-      <w:r>
-        <w:rPr>
-          <w:lang w:val="zh_TW" w:bidi="zh_TW"/>
-        </w:rPr>
-        <w:t>）</w:t>
-      </w:r>
-      <w:r>
-        <w:rPr>
-          <w:lang w:val="zh_TW" w:bidi="zh_TW"/>
-        </w:rPr>
-        <w:t>之子，安提帕的同父異母兄弟，安提帕的母親是馬爾他斯（Malthace）。他在</w:t>
-      </w:r>
-      <w:hyperlink r:id="rId82">
-        <w:r>
-          <w:rPr>
-            <w:lang w:val="zh_TW" w:bidi="zh_TW"/>
-          </w:rPr>
-          <w:rPr>
-            <w:color w:val="0000EE"/>
-            <w:u w:val="single"/>
-          </w:rPr>
-          <w:t>路加福音三章1節</w:t>
-        </w:r>
-      </w:hyperlink>
-      <w:r>
-        <w:rPr>
-          <w:lang w:val="zh_TW" w:bidi="zh_TW"/>
-        </w:rPr>
-        <w:t>中被稱為希律。安提帕在公元前4年到公元39年間擔任比利亞和加利利的分封王（巡撫），而腓力則在加利利東北部的以土利亞和特拉可尼地方及某些其它領地任分封王37年（從公元前4年到公元33年）。他的妻子是他的姪女撒羅米（Salome），她曾為希律跳舞，並要求得到施洗約翰的首級作為報酬（</w:t>
-      </w:r>
-      <w:hyperlink r:id="rId83">
-        <w:r>
-          <w:rPr>
-            <w:lang w:val="zh_TW" w:bidi="zh_TW"/>
-          </w:rPr>
-          <w:rPr>
-            <w:color w:val="0000EE"/>
-            <w:u w:val="single"/>
-          </w:rPr>
-          <w:t>太14:3–12</w:t>
-        </w:r>
-      </w:hyperlink>
-      <w:r>
-        <w:rPr>
-          <w:lang w:val="zh_TW" w:bidi="zh_TW"/>
-        </w:rPr>
-        <w:t>；</w:t>
-      </w:r>
-      <w:hyperlink r:id="rId84">
-        <w:r>
-          <w:rPr>
-            <w:lang w:val="zh_TW" w:bidi="zh_TW"/>
-          </w:rPr>
-          <w:rPr>
-            <w:color w:val="0000EE"/>
-            <w:u w:val="single"/>
-          </w:rPr>
-          <w:t>可6:17–29</w:t>
-        </w:r>
-      </w:hyperlink>
-      <w:r>
-        <w:rPr>
-          <w:lang w:val="zh_TW" w:bidi="zh_TW"/>
-        </w:rPr>
-        <w:t>）。</w:t>
-        <w:br/>
-      </w:r>
-      <w:r>
-        <w:rPr>
-          <w:i/>
-          <w:lang w:val="zh_TW" w:bidi="zh_TW"/>
-        </w:rPr>
-        <w:t>另見</w:t>
-      </w:r>
-      <w:r>
-        <w:rPr>
-          <w:lang w:val="zh_TW" w:bidi="zh_TW"/>
-        </w:rPr>
-        <w:t xml:space="preserve"> </w:t>
-      </w:r>
-      <w:r>
-        <w:rPr>
-          <w:lang w:val="zh_TW" w:bidi="zh_TW"/>
-        </w:rPr>
-        <w:t>希律、希律家族</w:t>
-      </w:r>
-      <w:r>
-        <w:rPr>
-          <w:lang w:val="zh_TW" w:bidi="zh_TW"/>
-        </w:rPr>
-        <w:t>。</w:t>
-      </w:r>
-    </w:p>
-    <w:p>
-      <w:pPr>
-        <w:pStyle w:val="ListNumber"/>
-        <w:spacing w:line="240" w:lineRule="auto"/>
-        <w:ind w:left="720"/>
-      </w:pPr>
-      <w:r>
-        <w:rPr>
-          <w:lang w:val="zh_TW" w:bidi="zh_TW"/>
-        </w:rPr>
-      </w:r>
-      <w:r>
-        <w:rPr>
-          <w:lang w:val="zh_TW" w:bidi="zh_TW"/>
-        </w:rPr>
-        <w:t>最後一位腓力是大希律和</w:t>
-      </w:r>
-      <w:r>
-        <w:rPr>
-          <w:lang w:val="zh_TW" w:bidi="zh_TW"/>
-        </w:rPr>
-        <w:t>瑪利暗（</w:t>
-      </w:r>
-      <w:r>
-        <w:rPr>
-          <w:lang w:val="zh_TW" w:bidi="zh_TW"/>
-        </w:rPr>
-        <w:t>Mariamne</w:t>
-      </w:r>
-      <w:r>
-        <w:rPr>
-          <w:lang w:val="zh_TW" w:bidi="zh_TW"/>
-        </w:rPr>
-        <w:t>）</w:t>
-      </w:r>
-      <w:r>
-        <w:rPr>
-          <w:lang w:val="zh_TW" w:bidi="zh_TW"/>
-        </w:rPr>
-        <w:t>的兒子，也是撒羅米的母親希羅底的丈夫。希羅底拋棄他，轉而成為他的同父異母兄弟希律安提帕的情婦。因這不道德的關係，施洗約翰責備希律，而施洗約翰後來也因此被囚，最後被斬首（</w:t>
-      </w:r>
-      <w:hyperlink r:id="rId83">
-        <w:r>
-          <w:rPr>
-            <w:lang w:val="zh_TW" w:bidi="zh_TW"/>
-          </w:rPr>
-          <w:rPr>
-            <w:color w:val="0000EE"/>
-            <w:u w:val="single"/>
-          </w:rPr>
-          <w:t>太14:3–12</w:t>
-        </w:r>
-      </w:hyperlink>
-      <w:r>
-        <w:rPr>
-          <w:lang w:val="zh_TW" w:bidi="zh_TW"/>
-        </w:rPr>
-        <w:t>；</w:t>
-      </w:r>
-      <w:hyperlink r:id="rId84">
-        <w:r>
-          <w:rPr>
-            <w:lang w:val="zh_TW" w:bidi="zh_TW"/>
-          </w:rPr>
-          <w:rPr>
-            <w:color w:val="0000EE"/>
-            <w:u w:val="single"/>
-          </w:rPr>
-          <w:t>可6:17–29</w:t>
-        </w:r>
-      </w:hyperlink>
-      <w:r>
-        <w:rPr>
-          <w:lang w:val="zh_TW" w:bidi="zh_TW"/>
-        </w:rPr>
-        <w:t>；</w:t>
-      </w:r>
-      <w:hyperlink r:id="rId85">
-        <w:r>
-          <w:rPr>
-            <w:lang w:val="zh_TW" w:bidi="zh_TW"/>
-          </w:rPr>
-          <w:rPr>
-            <w:color w:val="0000EE"/>
-            <w:u w:val="single"/>
-          </w:rPr>
-          <w:t>路3:19–20</w:t>
-        </w:r>
-      </w:hyperlink>
-      <w:r>
-        <w:rPr>
-          <w:lang w:val="zh_TW" w:bidi="zh_TW"/>
-        </w:rPr>
-        <w:t>）。</w:t>
-      </w:r>
-      <w:r>
-        <w:rPr>
-          <w:lang w:val="zh_TW" w:bidi="zh_TW"/>
-        </w:rPr>
-      </w:r>
-      <w:r>
-        <w:rPr>
-          <w:lang w:val="zh_TW" w:bidi="zh_TW"/>
-        </w:rPr>
-      </w:r>
-    </w:p>
-    <w:p>
-      <w:pPr/>
-      <w:r>
-        <w:rPr>
-          <w:lang w:val="zh_TW" w:bidi="zh_TW"/>
-        </w:rPr>
-      </w:r>
-    </w:p>
-    <w:p>
-      <w:pPr>
-        <w:pStyle w:val="Heading2"/>
-      </w:pPr>
-      <w:r>
-        <w:rPr>
-          <w:lang w:val="zh_TW" w:bidi="zh_TW"/>
-        </w:rPr>
-        <w:t>腓利門書</w:t>
-      </w:r>
-      <w:r>
-        <w:rPr>
-          <w:lang w:val="zh_TW" w:bidi="zh_TW"/>
-        </w:rPr>
-      </w:r>
-    </w:p>
-    <w:p>
-      <w:pPr/>
-      <w:r>
-        <w:rPr>
-          <w:lang w:val="zh_TW" w:bidi="zh_TW"/>
-        </w:rPr>
-      </w:r>
-      <w:r>
-        <w:rPr>
-          <w:lang w:val="zh_TW" w:bidi="zh_TW"/>
-        </w:rPr>
-        <w:t>保羅最短的監獄書信。</w:t>
-      </w:r>
-    </w:p>
-    <w:p>
-      <w:pPr/>
-      <w:r>
-        <w:rPr>
-          <w:lang w:val="zh_TW" w:bidi="zh_TW"/>
-        </w:rPr>
-      </w:r>
-      <w:r>
-        <w:rPr>
-          <w:lang w:val="zh_TW" w:bidi="zh_TW"/>
-        </w:rPr>
-        <w:t>概覽</w:t>
-      </w:r>
-    </w:p>
-    <w:p>
-      <w:pPr/>
-      <w:r>
-        <w:rPr>
-          <w:lang w:val="zh_TW" w:bidi="zh_TW"/>
-        </w:rPr>
-      </w:r>
-      <w:r>
-        <w:rPr>
-          <w:lang w:val="zh_TW" w:bidi="zh_TW"/>
-        </w:rPr>
-        <w:t>• 作者</w:t>
-      </w:r>
-    </w:p>
-    <w:p>
-      <w:pPr/>
-      <w:r>
-        <w:rPr>
-          <w:lang w:val="zh_TW" w:bidi="zh_TW"/>
-        </w:rPr>
-      </w:r>
-      <w:r>
-        <w:rPr>
-          <w:lang w:val="zh_TW" w:bidi="zh_TW"/>
-        </w:rPr>
-        <w:t>• 寫作地點</w:t>
-      </w:r>
-    </w:p>
-    <w:p>
-      <w:pPr/>
-      <w:r>
-        <w:rPr>
-          <w:lang w:val="zh_TW" w:bidi="zh_TW"/>
-        </w:rPr>
-      </w:r>
-      <w:r>
-        <w:rPr>
-          <w:lang w:val="zh_TW" w:bidi="zh_TW"/>
-        </w:rPr>
-        <w:t>• 收信人</w:t>
-      </w:r>
-    </w:p>
-    <w:p>
-      <w:pPr/>
-      <w:r>
-        <w:rPr>
-          <w:lang w:val="zh_TW" w:bidi="zh_TW"/>
-        </w:rPr>
-      </w:r>
-      <w:r>
-        <w:rPr>
-          <w:lang w:val="zh_TW" w:bidi="zh_TW"/>
-        </w:rPr>
-        <w:t>• 背景</w:t>
-      </w:r>
-    </w:p>
-    <w:p>
-      <w:pPr/>
-      <w:r>
-        <w:rPr>
-          <w:lang w:val="zh_TW" w:bidi="zh_TW"/>
-        </w:rPr>
-      </w:r>
-      <w:r>
-        <w:rPr>
-          <w:lang w:val="zh_TW" w:bidi="zh_TW"/>
-        </w:rPr>
-        <w:t>• 目的</w:t>
-      </w:r>
-    </w:p>
-    <w:p>
-      <w:pPr/>
-      <w:r>
-        <w:rPr>
-          <w:lang w:val="zh_TW" w:bidi="zh_TW"/>
-        </w:rPr>
-      </w:r>
-      <w:r>
-        <w:rPr>
-          <w:lang w:val="zh_TW" w:bidi="zh_TW"/>
-        </w:rPr>
-        <w:t>• 教導</w:t>
-      </w:r>
-    </w:p>
-    <w:p>
-      <w:pPr>
-        <w:pStyle w:val="Heading3"/>
-      </w:pPr>
-      <w:r>
-        <w:rPr>
-          <w:lang w:val="zh_TW" w:bidi="zh_TW"/>
-        </w:rPr>
-        <w:t>作者</w:t>
-      </w:r>
-    </w:p>
-    <w:p>
-      <w:pPr/>
-      <w:r>
-        <w:rPr>
-          <w:lang w:val="zh_TW" w:bidi="zh_TW"/>
-        </w:rPr>
-      </w:r>
-      <w:r>
-        <w:rPr>
-          <w:lang w:val="zh_TW" w:bidi="zh_TW"/>
-        </w:rPr>
-        <w:t>使徒保羅照著他的書寫習慣和當時書信的規範，表明自己是這封信的作者。他說他在寫信時，因著為耶穌基督作見證而被囚（</w:t>
-      </w:r>
-      <w:hyperlink r:id="rId86">
-        <w:r>
-          <w:rPr>
-            <w:lang w:val="zh_TW" w:bidi="zh_TW"/>
-          </w:rPr>
-          <w:rPr>
-            <w:color w:val="0000EE"/>
-            <w:u w:val="single"/>
-          </w:rPr>
-          <w:t>門1:9–10、13、23</w:t>
-        </w:r>
-      </w:hyperlink>
-      <w:r>
-        <w:rPr>
-          <w:lang w:val="zh_TW" w:bidi="zh_TW"/>
-        </w:rPr>
-        <w:t>）。</w:t>
-      </w:r>
-    </w:p>
-    <w:p>
-      <w:pPr>
-        <w:pStyle w:val="Heading3"/>
-      </w:pPr>
-      <w:r>
-        <w:rPr>
-          <w:lang w:val="zh_TW" w:bidi="zh_TW"/>
-        </w:rPr>
-        <w:t>寫作地點</w:t>
-      </w:r>
-    </w:p>
-    <w:p>
-      <w:pPr/>
-      <w:r>
-        <w:rPr>
-          <w:lang w:val="zh_TW" w:bidi="zh_TW"/>
-        </w:rPr>
-      </w:r>
-      <w:r>
-        <w:rPr>
-          <w:lang w:val="zh_TW" w:bidi="zh_TW"/>
-        </w:rPr>
-        <w:t>我們難以確定保羅寫信時的被囚地點。凱撒利亞、以弗所或羅馬這幾處地方之中，後兩者似乎都能對應這封書信，也符合歌羅西書提到的情形（歌羅西書與腓利門書密切相關，</w:t>
-      </w:r>
-      <w:hyperlink r:id="rId87">
-        <w:r>
-          <w:rPr>
-            <w:lang w:val="zh_TW" w:bidi="zh_TW"/>
-          </w:rPr>
-          <w:rPr>
-            <w:color w:val="0000EE"/>
-            <w:u w:val="single"/>
-          </w:rPr>
-          <w:t>西4:7–14</w:t>
-        </w:r>
-      </w:hyperlink>
-      <w:r>
-        <w:rPr>
-          <w:lang w:val="zh_TW" w:bidi="zh_TW"/>
-        </w:rPr>
-        <w:t>；參</w:t>
-      </w:r>
-      <w:hyperlink r:id="rId88">
-        <w:r>
-          <w:rPr>
-            <w:lang w:val="zh_TW" w:bidi="zh_TW"/>
-          </w:rPr>
-          <w:rPr>
-            <w:color w:val="0000EE"/>
-            <w:u w:val="single"/>
-          </w:rPr>
-          <w:t>門1:23–24</w:t>
-        </w:r>
-      </w:hyperlink>
-      <w:r>
-        <w:rPr>
-          <w:lang w:val="zh_TW" w:bidi="zh_TW"/>
-        </w:rPr>
-        <w:t>）。腓利門書提到馬可和路加與保羅同行，傾向支持這封書信在羅馬寫成（</w:t>
-      </w:r>
-      <w:hyperlink r:id="rId89">
-        <w:r>
-          <w:rPr>
-            <w:lang w:val="zh_TW" w:bidi="zh_TW"/>
-          </w:rPr>
-          <w:rPr>
-            <w:color w:val="0000EE"/>
-            <w:u w:val="single"/>
-          </w:rPr>
-          <w:t>門1:24</w:t>
-        </w:r>
-      </w:hyperlink>
-      <w:r>
-        <w:rPr>
-          <w:lang w:val="zh_TW" w:bidi="zh_TW"/>
-        </w:rPr>
-        <w:t>）。不過，相對而言，以弗所更靠近腓利門居住的地方歌羅西（約100英里，或160.9公里），以及保羅宣告會到歌羅西去（第</w:t>
-      </w:r>
-      <w:hyperlink r:id="rId90">
-        <w:r>
-          <w:rPr>
-            <w:lang w:val="zh_TW" w:bidi="zh_TW"/>
-          </w:rPr>
-          <w:rPr>
-            <w:color w:val="0000EE"/>
-            <w:u w:val="single"/>
-          </w:rPr>
-          <w:t>22</w:t>
-        </w:r>
-      </w:hyperlink>
-      <w:r>
-        <w:rPr>
-          <w:lang w:val="zh_TW" w:bidi="zh_TW"/>
-        </w:rPr>
-        <w:t>節），暗示以弗所是他被囚的地方。雖然使徒行傳沒有明確提到他被囚於以弗所，但保羅在那裡宣教的記錄，表明他遇到了相當大的反對（</w:t>
-      </w:r>
-      <w:hyperlink r:id="rId91">
-        <w:r>
-          <w:rPr>
-            <w:lang w:val="zh_TW" w:bidi="zh_TW"/>
-          </w:rPr>
-          <w:rPr>
-            <w:color w:val="0000EE"/>
-            <w:u w:val="single"/>
-          </w:rPr>
-          <w:t>徒20:19</w:t>
-        </w:r>
-      </w:hyperlink>
-      <w:r>
-        <w:rPr>
-          <w:lang w:val="zh_TW" w:bidi="zh_TW"/>
-        </w:rPr>
-        <w:t>），保羅的表述可能暗示他曾身陷囹圄中（</w:t>
-      </w:r>
-      <w:hyperlink r:id="rId92">
-        <w:r>
-          <w:rPr>
-            <w:lang w:val="zh_TW" w:bidi="zh_TW"/>
-          </w:rPr>
-          <w:rPr>
-            <w:color w:val="0000EE"/>
-            <w:u w:val="single"/>
-          </w:rPr>
-          <w:t>林前15:32</w:t>
-        </w:r>
-      </w:hyperlink>
-      <w:r>
-        <w:rPr>
-          <w:lang w:val="zh_TW" w:bidi="zh_TW"/>
-        </w:rPr>
-        <w:t>；</w:t>
-      </w:r>
-      <w:hyperlink r:id="rId93">
-        <w:r>
-          <w:rPr>
-            <w:lang w:val="zh_TW" w:bidi="zh_TW"/>
-          </w:rPr>
-          <w:rPr>
-            <w:color w:val="0000EE"/>
-            <w:u w:val="single"/>
-          </w:rPr>
-          <w:t>林後1:8–10</w:t>
-        </w:r>
-      </w:hyperlink>
-      <w:r>
-        <w:rPr>
-          <w:lang w:val="zh_TW" w:bidi="zh_TW"/>
-        </w:rPr>
-        <w:t>）。</w:t>
-      </w:r>
-    </w:p>
-    <w:p>
-      <w:pPr>
-        <w:pStyle w:val="Heading3"/>
-      </w:pPr>
-      <w:r>
-        <w:rPr>
-          <w:lang w:val="zh_TW" w:bidi="zh_TW"/>
-        </w:rPr>
-        <w:t>收信人</w:t>
-      </w:r>
-    </w:p>
-    <w:p>
-      <w:pPr/>
-      <w:r>
-        <w:rPr>
-          <w:lang w:val="zh_TW" w:bidi="zh_TW"/>
-        </w:rPr>
-      </w:r>
-      <w:r>
-        <w:rPr>
-          <w:lang w:val="zh_TW" w:bidi="zh_TW"/>
-        </w:rPr>
-        <w:t>人們經常誤會這份文獻，是保羅寫給腓利門書的個人便條；腓利門由保羅帶領信主，是他的朋友，也是歌羅西的教會領袖及奴隸主人。事實上，這封書信是寫給腓利門、亞腓亞（可能是腓利門的妻子）、亞基布以及在腓利門家中聚會的信徒群體（</w:t>
-      </w:r>
-      <w:hyperlink r:id="rId94">
-        <w:r>
-          <w:rPr>
-            <w:lang w:val="zh_TW" w:bidi="zh_TW"/>
-          </w:rPr>
-          <w:rPr>
-            <w:color w:val="0000EE"/>
-            <w:u w:val="single"/>
-          </w:rPr>
-          <w:t>門1:1–2</w:t>
-        </w:r>
-      </w:hyperlink>
-      <w:r>
-        <w:rPr>
-          <w:lang w:val="zh_TW" w:bidi="zh_TW"/>
-        </w:rPr>
-        <w:t>）。書信的作者代表以巴弗、馬可、亞里達古、底馬和路加問安，他們共同代表一個令人印象深刻的教會領袖群體（第</w:t>
-      </w:r>
-      <w:hyperlink r:id="rId88">
-        <w:r>
-          <w:rPr>
-            <w:lang w:val="zh_TW" w:bidi="zh_TW"/>
-          </w:rPr>
-          <w:rPr>
-            <w:color w:val="0000EE"/>
-            <w:u w:val="single"/>
-          </w:rPr>
-          <w:t>23–24節</w:t>
-        </w:r>
-      </w:hyperlink>
-      <w:r>
-        <w:rPr>
-          <w:lang w:val="zh_TW" w:bidi="zh_TW"/>
-        </w:rPr>
-        <w:t>）。保羅提到他們的目的，是讓腓利門意識到，他對保羅請求的回應不會是一個私人決定，而要對他所屬的信徒群體負責。在基督的身體中，與信徒關係有關的事，是整個群體關心的問題。這些事不能視為私人問題，因為它們必然影響整體教會的福祉（</w:t>
-      </w:r>
-      <w:hyperlink r:id="rId95">
-        <w:r>
-          <w:rPr>
-            <w:lang w:val="zh_TW" w:bidi="zh_TW"/>
-          </w:rPr>
-          <w:rPr>
-            <w:color w:val="0000EE"/>
-            <w:u w:val="single"/>
-          </w:rPr>
-          <w:t>太18:15–20</w:t>
-        </w:r>
-      </w:hyperlink>
-      <w:r>
-        <w:rPr>
-          <w:lang w:val="zh_TW" w:bidi="zh_TW"/>
-        </w:rPr>
-        <w:t>）。</w:t>
-      </w:r>
-    </w:p>
-    <w:p>
-      <w:pPr/>
-      <w:r>
-        <w:rPr>
-          <w:lang w:val="zh_TW" w:bidi="zh_TW"/>
-        </w:rPr>
-      </w:r>
-      <w:r>
-        <w:rPr>
-          <w:lang w:val="zh_TW" w:bidi="zh_TW"/>
-        </w:rPr>
-        <w:t>這封書信清楚表明，保羅與腓利門之間存在溫馨的手足之情。使徒稱腓利門為他「親愛的同工」（</w:t>
-      </w:r>
-      <w:hyperlink r:id="rId96">
-        <w:r>
-          <w:rPr>
-            <w:lang w:val="zh_TW" w:bidi="zh_TW"/>
-          </w:rPr>
-          <w:rPr>
-            <w:color w:val="0000EE"/>
-            <w:u w:val="single"/>
-          </w:rPr>
-          <w:t>門1:1</w:t>
-        </w:r>
-      </w:hyperlink>
-      <w:r>
-        <w:rPr>
-          <w:lang w:val="zh_TW" w:bidi="zh_TW"/>
-        </w:rPr>
-        <w:t>）；他用熱烈讚揚腓利門在宣教事奉中的參與（第</w:t>
-      </w:r>
-      <w:hyperlink r:id="rId97">
-        <w:r>
-          <w:rPr>
-            <w:lang w:val="zh_TW" w:bidi="zh_TW"/>
-          </w:rPr>
-          <w:rPr>
-            <w:color w:val="0000EE"/>
-            <w:u w:val="single"/>
-          </w:rPr>
-          <w:t>5–7節</w:t>
-        </w:r>
-      </w:hyperlink>
-      <w:r>
-        <w:rPr>
-          <w:lang w:val="zh_TW" w:bidi="zh_TW"/>
-        </w:rPr>
-        <w:t>）；他憑著愛心向他請求（第</w:t>
-      </w:r>
-      <w:hyperlink r:id="rId98">
-        <w:r>
-          <w:rPr>
-            <w:lang w:val="zh_TW" w:bidi="zh_TW"/>
-          </w:rPr>
-          <w:rPr>
-            <w:color w:val="0000EE"/>
-            <w:u w:val="single"/>
-          </w:rPr>
-          <w:t>9節</w:t>
-        </w:r>
-      </w:hyperlink>
-      <w:r>
-        <w:rPr>
-          <w:lang w:val="zh_TW" w:bidi="zh_TW"/>
-        </w:rPr>
-        <w:t>）；他喚起他們的同伴關係（第</w:t>
-      </w:r>
-      <w:hyperlink r:id="rId99">
-        <w:r>
-          <w:rPr>
-            <w:lang w:val="zh_TW" w:bidi="zh_TW"/>
-          </w:rPr>
-          <w:rPr>
-            <w:color w:val="0000EE"/>
-            <w:u w:val="single"/>
-          </w:rPr>
-          <w:t>17節</w:t>
-        </w:r>
-      </w:hyperlink>
-      <w:r>
-        <w:rPr>
-          <w:lang w:val="zh_TW" w:bidi="zh_TW"/>
-        </w:rPr>
-        <w:t>）；保羅溫和提醒腓利門，他的救恩是與保羅有關（第</w:t>
-      </w:r>
-      <w:hyperlink r:id="rId100">
-        <w:r>
-          <w:rPr>
-            <w:lang w:val="zh_TW" w:bidi="zh_TW"/>
-          </w:rPr>
-          <w:rPr>
-            <w:color w:val="0000EE"/>
-            <w:u w:val="single"/>
-          </w:rPr>
-          <w:t>19節</w:t>
-        </w:r>
-      </w:hyperlink>
-      <w:r>
-        <w:rPr>
-          <w:lang w:val="zh_TW" w:bidi="zh_TW"/>
-        </w:rPr>
-        <w:t>），並且說他相信腓利門會照著他所求的而行，甚至過於所說的（第</w:t>
-      </w:r>
-      <w:hyperlink r:id="rId101">
-        <w:r>
-          <w:rPr>
-            <w:lang w:val="zh_TW" w:bidi="zh_TW"/>
-          </w:rPr>
-          <w:rPr>
-            <w:color w:val="0000EE"/>
-            <w:u w:val="single"/>
-          </w:rPr>
-          <w:t>21節</w:t>
-        </w:r>
-      </w:hyperlink>
-      <w:r>
-        <w:rPr>
-          <w:lang w:val="zh_TW" w:bidi="zh_TW"/>
-        </w:rPr>
-        <w:t>）。</w:t>
-      </w:r>
-    </w:p>
-    <w:p>
-      <w:pPr>
-        <w:pStyle w:val="Heading3"/>
-      </w:pPr>
-      <w:r>
-        <w:rPr>
-          <w:lang w:val="zh_TW" w:bidi="zh_TW"/>
-        </w:rPr>
-        <w:t>背景</w:t>
-      </w:r>
-    </w:p>
-    <w:p>
-      <w:pPr/>
-      <w:r>
-        <w:rPr>
-          <w:lang w:val="zh_TW" w:bidi="zh_TW"/>
-        </w:rPr>
-      </w:r>
-      <w:r>
-        <w:rPr>
-          <w:lang w:val="zh_TW" w:bidi="zh_TW"/>
-        </w:rPr>
-        <w:t>保羅書信的對象涉及第三方——阿尼西謀，他是從腓利門手下逃跑的奴隸。這名奴隸做了信中未有提及的不當行為（第</w:t>
-      </w:r>
-      <w:hyperlink r:id="rId102">
-        <w:r>
-          <w:rPr>
-            <w:lang w:val="zh_TW" w:bidi="zh_TW"/>
-          </w:rPr>
-          <w:rPr>
-            <w:color w:val="0000EE"/>
-            <w:u w:val="single"/>
-          </w:rPr>
-          <w:t>18</w:t>
-        </w:r>
-      </w:hyperlink>
-      <w:r>
-        <w:rPr>
-          <w:lang w:val="zh_TW" w:bidi="zh_TW"/>
-        </w:rPr>
-        <w:t>節），之後逃跑到大城市，混跡於各種底層群體中，隱姓埋名。他因著神秘之中的境遇，受到保羅的影響，由保羅帶領信主（第</w:t>
-      </w:r>
-      <w:hyperlink r:id="rId103">
-        <w:r>
-          <w:rPr>
-            <w:lang w:val="zh_TW" w:bidi="zh_TW"/>
-          </w:rPr>
-          <w:rPr>
-            <w:color w:val="0000EE"/>
-            <w:u w:val="single"/>
-          </w:rPr>
-          <w:t>10</w:t>
-        </w:r>
-      </w:hyperlink>
-      <w:r>
-        <w:rPr>
-          <w:lang w:val="zh_TW" w:bidi="zh_TW"/>
-        </w:rPr>
-        <w:t>節），贏得保羅的心（第</w:t>
-      </w:r>
-      <w:hyperlink r:id="rId104">
-        <w:r>
-          <w:rPr>
-            <w:lang w:val="zh_TW" w:bidi="zh_TW"/>
-          </w:rPr>
-          <w:rPr>
-            <w:color w:val="0000EE"/>
-            <w:u w:val="single"/>
-          </w:rPr>
-          <w:t>12</w:t>
-        </w:r>
-      </w:hyperlink>
-      <w:r>
-        <w:rPr>
-          <w:lang w:val="zh_TW" w:bidi="zh_TW"/>
-        </w:rPr>
-        <w:t>節），並與保羅一起參與福音工作，以致保羅有意將這位忠心、親愛的弟兄（第</w:t>
-      </w:r>
-      <w:hyperlink r:id="rId105">
-        <w:r>
-          <w:rPr>
-            <w:lang w:val="zh_TW" w:bidi="zh_TW"/>
-          </w:rPr>
-          <w:rPr>
-            <w:color w:val="0000EE"/>
-            <w:u w:val="single"/>
-          </w:rPr>
-          <w:t>13</w:t>
-        </w:r>
-      </w:hyperlink>
-      <w:r>
-        <w:rPr>
-          <w:lang w:val="zh_TW" w:bidi="zh_TW"/>
-        </w:rPr>
-        <w:t>節；</w:t>
-      </w:r>
-      <w:hyperlink r:id="rId106">
-        <w:r>
-          <w:rPr>
-            <w:lang w:val="zh_TW" w:bidi="zh_TW"/>
-          </w:rPr>
-          <w:rPr>
-            <w:color w:val="0000EE"/>
-            <w:u w:val="single"/>
-          </w:rPr>
-          <w:t>西4:9</w:t>
-        </w:r>
-      </w:hyperlink>
-      <w:r>
-        <w:rPr>
-          <w:lang w:val="zh_TW" w:bidi="zh_TW"/>
-        </w:rPr>
-        <w:t>）留下伺候他。</w:t>
-      </w:r>
-    </w:p>
-    <w:p>
-      <w:pPr/>
-      <w:r>
-        <w:rPr>
-          <w:lang w:val="zh_TW" w:bidi="zh_TW"/>
-        </w:rPr>
-      </w:r>
-      <w:r>
-        <w:rPr>
-          <w:lang w:val="zh_TW" w:bidi="zh_TW"/>
-        </w:rPr>
-        <w:t>保羅知道，如果他讓阿尼西謀留在他身邊同工，腓利門會勉強同意他的決定（</w:t>
-      </w:r>
-      <w:hyperlink r:id="rId107">
-        <w:r>
-          <w:rPr>
-            <w:lang w:val="zh_TW" w:bidi="zh_TW"/>
-          </w:rPr>
-          <w:rPr>
-            <w:color w:val="0000EE"/>
-            <w:u w:val="single"/>
-          </w:rPr>
-          <w:t>門1:13–14</w:t>
-        </w:r>
-      </w:hyperlink>
-      <w:r>
-        <w:rPr>
-          <w:lang w:val="zh_TW" w:bidi="zh_TW"/>
-        </w:rPr>
-        <w:t>）。然而，保羅決定使用這個兩難的情況，讓腓利門思考他的信仰對奴隸制度的意義，並由此他釋放阿尼西謀；不僅在屬靈的意義上（「按主說」），也在他的社會身份上（「</w:t>
-      </w:r>
-      <w:r>
-        <w:rPr>
-          <w:lang w:val="zh_TW" w:bidi="zh_TW"/>
-        </w:rPr>
-        <w:t>按肉體說</w:t>
-      </w:r>
-      <w:r>
-        <w:rPr>
-          <w:lang w:val="zh_TW" w:bidi="zh_TW"/>
-        </w:rPr>
-        <w:t>」，第</w:t>
-      </w:r>
-      <w:hyperlink r:id="rId108">
-        <w:r>
-          <w:rPr>
-            <w:lang w:val="zh_TW" w:bidi="zh_TW"/>
-          </w:rPr>
-          <w:rPr>
-            <w:color w:val="0000EE"/>
-            <w:u w:val="single"/>
-          </w:rPr>
-          <w:t>16</w:t>
-        </w:r>
-      </w:hyperlink>
-      <w:r>
-        <w:rPr>
-          <w:lang w:val="zh_TW" w:bidi="zh_TW"/>
-        </w:rPr>
-        <w:t>節），使他有兄弟的地位。腓利門答應保羅的請求，並給阿尼西謀自由；這一點由這份文獻得以保存，便可以證實。假如腓利門拒絕保羅的請求，他很可能會銷毀這封書信，抹去他頑梗不化的罪證。</w:t>
-      </w:r>
-    </w:p>
-    <w:p>
-      <w:pPr/>
-      <w:r>
-        <w:rPr>
-          <w:lang w:val="zh_TW" w:bidi="zh_TW"/>
-        </w:rPr>
-      </w:r>
-      <w:r>
-        <w:rPr>
-          <w:lang w:val="zh_TW" w:bidi="zh_TW"/>
-        </w:rPr>
-        <w:t>這個故事另有一個有趣的後續，因為人們發現了一位名叫阿尼西謀的年長主教曾被多次提及。根據伊格那丟寫給以弗所的信，他在二世紀初期帶領以弗所教會。由於伊格那丟的信中，使用保羅在第</w:t>
-      </w:r>
-      <w:hyperlink r:id="rId109">
-        <w:r>
-          <w:rPr>
-            <w:lang w:val="zh_TW" w:bidi="zh_TW"/>
-          </w:rPr>
-          <w:rPr>
-            <w:color w:val="0000EE"/>
-            <w:u w:val="single"/>
-          </w:rPr>
-          <w:t>11</w:t>
-        </w:r>
-      </w:hyperlink>
-      <w:r>
-        <w:rPr>
-          <w:lang w:val="zh_TW" w:bidi="zh_TW"/>
-        </w:rPr>
-        <w:t>和</w:t>
-      </w:r>
-      <w:hyperlink r:id="rId110">
-        <w:r>
-          <w:rPr>
-            <w:lang w:val="zh_TW" w:bidi="zh_TW"/>
-          </w:rPr>
-          <w:rPr>
-            <w:color w:val="0000EE"/>
-            <w:u w:val="single"/>
-          </w:rPr>
-          <w:t>20</w:t>
-        </w:r>
-      </w:hyperlink>
-      <w:r>
-        <w:rPr>
-          <w:lang w:val="zh_TW" w:bidi="zh_TW"/>
-        </w:rPr>
-        <w:t>節中（阿尼西謀意為「有用的」或「有益的」）與阿尼西謀這個名字的雙關語，因此人們認為這位主教就是腓利門的奴僕。假若如此，這位以前的奴隸有可能就是收集保羅書信的人，這些書信（包括腓利門書）最終被納入新約正典。</w:t>
-      </w:r>
-    </w:p>
-    <w:p>
-      <w:pPr>
-        <w:pStyle w:val="Heading3"/>
-      </w:pPr>
-      <w:r>
-        <w:rPr>
-          <w:lang w:val="zh_TW" w:bidi="zh_TW"/>
-        </w:rPr>
-        <w:t>目的</w:t>
-      </w:r>
-    </w:p>
-    <w:p>
-      <w:pPr/>
-      <w:r>
-        <w:rPr>
-          <w:lang w:val="zh_TW" w:bidi="zh_TW"/>
-        </w:rPr>
-      </w:r>
-      <w:r>
-        <w:rPr>
-          <w:lang w:val="zh_TW" w:bidi="zh_TW"/>
-        </w:rPr>
-        <w:t>保羅寫信給腓利門，目的是要具體說明奴隸制度與基督教不協調，從而使阿尼西謀得釋放。書信中沒有證據顯示，保羅擔心腓利門會對阿尼西謀施加羅馬法律對逃跑奴隸所規定的嚴厲懲罰。然而，保羅關心的是阿尼西謀不會再次成為奴隸，而是受接納為腓利門家中的正式成員，並且受到至少與保羅本人相同的尊重和尊嚴（第</w:t>
-      </w:r>
-      <w:hyperlink r:id="rId111">
-        <w:r>
-          <w:rPr>
-            <w:lang w:val="zh_TW" w:bidi="zh_TW"/>
-          </w:rPr>
-          <w:rPr>
-            <w:color w:val="0000EE"/>
-            <w:u w:val="single"/>
-          </w:rPr>
-          <w:t>17、21</w:t>
-        </w:r>
-      </w:hyperlink>
-      <w:r>
-        <w:rPr>
-          <w:lang w:val="zh_TW" w:bidi="zh_TW"/>
-        </w:rPr>
-        <w:t>節）。</w:t>
-      </w:r>
-    </w:p>
-    <w:p>
-      <w:pPr>
-        <w:pStyle w:val="Heading3"/>
-      </w:pPr>
-      <w:r>
-        <w:rPr>
-          <w:lang w:val="zh_TW" w:bidi="zh_TW"/>
-        </w:rPr>
-        <w:t>教導</w:t>
-      </w:r>
-    </w:p>
-    <w:p>
-      <w:pPr/>
-      <w:r>
-        <w:rPr>
-          <w:lang w:val="zh_TW" w:bidi="zh_TW"/>
-        </w:rPr>
-      </w:r>
-      <w:r>
-        <w:rPr>
-          <w:lang w:val="zh_TW" w:bidi="zh_TW"/>
-        </w:rPr>
-        <w:t>這封短小書信包含許多教導，其中有三處特別值得提及。</w:t>
-      </w:r>
-    </w:p>
-    <w:p>
-      <w:pPr/>
-      <w:r>
-        <w:rPr>
-          <w:lang w:val="zh_TW" w:bidi="zh_TW"/>
-        </w:rPr>
-      </w:r>
-      <w:r>
-        <w:rPr>
-          <w:lang w:val="zh_TW" w:bidi="zh_TW"/>
-        </w:rPr>
-        <w:t>首先，這封書信見證福音徹底挑戰社會充滿罪惡的制度，譴責奴隸制的行為。耶穌否認祂的追隨者擁有或控制他人的權利；在基督徒群體中，主人或領袖的權柄應該從社會的最低層，以僕人的身份行使，而不是以權力的等級結構行使（</w:t>
-      </w:r>
-      <w:hyperlink r:id="rId112">
-        <w:r>
-          <w:rPr>
-            <w:lang w:val="zh_TW" w:bidi="zh_TW"/>
-          </w:rPr>
-          <w:rPr>
-            <w:color w:val="0000EE"/>
-            <w:u w:val="single"/>
-          </w:rPr>
-          <w:t>可10:42–45</w:t>
-        </w:r>
-      </w:hyperlink>
-      <w:r>
-        <w:rPr>
-          <w:lang w:val="zh_TW" w:bidi="zh_TW"/>
-        </w:rPr>
-        <w:t>）。因此，基督徒之間的階層差異已經變得無關緊要。在基督裡，既沒有奴隸也沒有自由人，因為所有人在祂裡面都是合一的（</w:t>
-      </w:r>
-      <w:hyperlink r:id="rId113">
-        <w:r>
-          <w:rPr>
-            <w:lang w:val="zh_TW" w:bidi="zh_TW"/>
-          </w:rPr>
-          <w:rPr>
-            <w:color w:val="0000EE"/>
-            <w:u w:val="single"/>
-          </w:rPr>
-          <w:t>加3:28</w:t>
-        </w:r>
-      </w:hyperlink>
-      <w:r>
-        <w:rPr>
-          <w:lang w:val="zh_TW" w:bidi="zh_TW"/>
-        </w:rPr>
-        <w:t>）。能夠獲得自由的基督徒奴僕應該抓住機會（</w:t>
-      </w:r>
-      <w:hyperlink r:id="rId114">
-        <w:r>
-          <w:rPr>
-            <w:lang w:val="zh_TW" w:bidi="zh_TW"/>
-          </w:rPr>
-          <w:rPr>
-            <w:color w:val="0000EE"/>
-            <w:u w:val="single"/>
-          </w:rPr>
-          <w:t>林前7:21</w:t>
-        </w:r>
-      </w:hyperlink>
-      <w:r>
-        <w:rPr>
-          <w:lang w:val="zh_TW" w:bidi="zh_TW"/>
-        </w:rPr>
-        <w:t>），而自由人亦應避免成為人的奴隸（</w:t>
-      </w:r>
-      <w:hyperlink r:id="rId115">
-        <w:r>
-          <w:rPr>
-            <w:lang w:val="zh_TW" w:bidi="zh_TW"/>
-          </w:rPr>
-          <w:rPr>
-            <w:color w:val="0000EE"/>
-            <w:u w:val="single"/>
-          </w:rPr>
-          <w:t>林前7:23</w:t>
-        </w:r>
-      </w:hyperlink>
-      <w:r>
-        <w:rPr>
-          <w:lang w:val="zh_TW" w:bidi="zh_TW"/>
-        </w:rPr>
-        <w:t>；</w:t>
-      </w:r>
-      <w:hyperlink r:id="rId116">
-        <w:r>
-          <w:rPr>
-            <w:lang w:val="zh_TW" w:bidi="zh_TW"/>
-          </w:rPr>
-          <w:rPr>
-            <w:color w:val="0000EE"/>
-            <w:u w:val="single"/>
-          </w:rPr>
-          <w:t>加5:1</w:t>
-        </w:r>
-      </w:hyperlink>
-      <w:r>
-        <w:rPr>
-          <w:lang w:val="zh_TW" w:bidi="zh_TW"/>
-        </w:rPr>
-        <w:t>）。相反，基督徒奴隸主應該像僕人一樣對待他們的奴隸（</w:t>
-      </w:r>
-      <w:hyperlink r:id="rId117">
-        <w:r>
-          <w:rPr>
-            <w:lang w:val="zh_TW" w:bidi="zh_TW"/>
-          </w:rPr>
-          <w:rPr>
-            <w:color w:val="0000EE"/>
-            <w:u w:val="single"/>
-          </w:rPr>
-          <w:t>弗6:9</w:t>
-        </w:r>
-      </w:hyperlink>
-      <w:r>
-        <w:rPr>
-          <w:lang w:val="zh_TW" w:bidi="zh_TW"/>
-        </w:rPr>
-        <w:t>），所有基督徒都應該</w:t>
-      </w:r>
-      <w:r>
-        <w:rPr>
-          <w:lang w:val="zh_TW" w:bidi="zh_TW"/>
-        </w:rPr>
-        <w:t>互相服事</w:t>
-      </w:r>
-      <w:r>
-        <w:rPr>
-          <w:lang w:val="zh_TW" w:bidi="zh_TW"/>
-        </w:rPr>
-        <w:t>（</w:t>
-      </w:r>
-      <w:hyperlink r:id="rId118">
-        <w:r>
-          <w:rPr>
-            <w:lang w:val="zh_TW" w:bidi="zh_TW"/>
-          </w:rPr>
-          <w:rPr>
-            <w:color w:val="0000EE"/>
-            <w:u w:val="single"/>
-          </w:rPr>
-          <w:t>加5:13</w:t>
-        </w:r>
-      </w:hyperlink>
-      <w:r>
-        <w:rPr>
-          <w:lang w:val="zh_TW" w:bidi="zh_TW"/>
-        </w:rPr>
-        <w:t>）。因此，腓利門應該接納阿尼西謀「不再是奴隸」（</w:t>
-      </w:r>
-      <w:hyperlink r:id="rId108">
-        <w:r>
-          <w:rPr>
-            <w:lang w:val="zh_TW" w:bidi="zh_TW"/>
-          </w:rPr>
-          <w:rPr>
-            <w:color w:val="0000EE"/>
-            <w:u w:val="single"/>
-          </w:rPr>
-          <w:t>門1:16</w:t>
-        </w:r>
-      </w:hyperlink>
-      <w:r>
-        <w:rPr>
-          <w:lang w:val="zh_TW" w:bidi="zh_TW"/>
-        </w:rPr>
-        <w:t>）。</w:t>
-      </w:r>
-    </w:p>
-    <w:p>
-      <w:pPr/>
-      <w:r>
-        <w:rPr>
-          <w:lang w:val="zh_TW" w:bidi="zh_TW"/>
-        </w:rPr>
-      </w:r>
-      <w:r>
-        <w:rPr>
-          <w:lang w:val="zh_TW" w:bidi="zh_TW"/>
-        </w:rPr>
-        <w:t>其次，如果持守福音，禁止人們以保守態度維持現狀，那亦同時排除以暴力改變現狀。福音的革命特性表現在僕人的姿態上，而不是在軍事敵意上。保羅建議阿尼西謀以順服的態度回到腓利門那裡，以展示這種帶來解放的神學，讓聖靈為他們的關係帶來根本的變化。用撒但的方法達成國度的結果，會排除神的干預，導致壓迫的增加。</w:t>
-      </w:r>
-    </w:p>
-    <w:p>
-      <w:pPr/>
-      <w:r>
-        <w:rPr>
-          <w:lang w:val="zh_TW" w:bidi="zh_TW"/>
-        </w:rPr>
-      </w:r>
-      <w:r>
-        <w:rPr>
-          <w:lang w:val="zh_TW" w:bidi="zh_TW"/>
-        </w:rPr>
-        <w:t>最後，這封書信提供了一個卓越教會領袖的典範。腓利門和阿尼西謀之間的情況，需要一位能贏得前者尊重的中介來調停，方能成功為後者說話。為了說服腓利門，保羅運用讚美心理（第</w:t>
-      </w:r>
-      <w:hyperlink r:id="rId119">
-        <w:r>
-          <w:rPr>
-            <w:lang w:val="zh_TW" w:bidi="zh_TW"/>
-          </w:rPr>
-          <w:rPr>
-            <w:color w:val="0000EE"/>
-            <w:u w:val="single"/>
-          </w:rPr>
-          <w:t>4–7</w:t>
-        </w:r>
-      </w:hyperlink>
-      <w:r>
-        <w:rPr>
-          <w:lang w:val="zh_TW" w:bidi="zh_TW"/>
-        </w:rPr>
-        <w:t>節）；他強調自己為了福音而犧牲自我的苦難（第</w:t>
-      </w:r>
-      <w:hyperlink r:id="rId98">
-        <w:r>
-          <w:rPr>
-            <w:lang w:val="zh_TW" w:bidi="zh_TW"/>
-          </w:rPr>
-          <w:rPr>
-            <w:color w:val="0000EE"/>
-            <w:u w:val="single"/>
-          </w:rPr>
-          <w:t>9</w:t>
-        </w:r>
-      </w:hyperlink>
-      <w:r>
-        <w:rPr>
-          <w:lang w:val="zh_TW" w:bidi="zh_TW"/>
-        </w:rPr>
-        <w:t>節）；他訴諸腓利門的善意（第</w:t>
-      </w:r>
-      <w:hyperlink r:id="rId120">
-        <w:r>
-          <w:rPr>
-            <w:lang w:val="zh_TW" w:bidi="zh_TW"/>
-          </w:rPr>
-          <w:rPr>
-            <w:color w:val="0000EE"/>
-            <w:u w:val="single"/>
-          </w:rPr>
-          <w:t>14</w:t>
-        </w:r>
-      </w:hyperlink>
-      <w:r>
-        <w:rPr>
-          <w:lang w:val="zh_TW" w:bidi="zh_TW"/>
-        </w:rPr>
-        <w:t>節）；他也訴諸個人友誼（第</w:t>
-      </w:r>
-      <w:hyperlink r:id="rId121">
-        <w:r>
-          <w:rPr>
-            <w:lang w:val="zh_TW" w:bidi="zh_TW"/>
-          </w:rPr>
-          <w:rPr>
-            <w:color w:val="0000EE"/>
-            <w:u w:val="single"/>
-          </w:rPr>
-          <w:t>17、20</w:t>
-        </w:r>
-      </w:hyperlink>
-      <w:r>
-        <w:rPr>
-          <w:lang w:val="zh_TW" w:bidi="zh_TW"/>
-        </w:rPr>
-        <w:t>節）；他提出承擔所產生損失的責任（第</w:t>
-      </w:r>
-      <w:hyperlink r:id="rId98">
-        <w:r>
-          <w:rPr>
-            <w:lang w:val="zh_TW" w:bidi="zh_TW"/>
-          </w:rPr>
-          <w:rPr>
-            <w:color w:val="0000EE"/>
-            <w:u w:val="single"/>
-          </w:rPr>
-          <w:t>18</w:t>
-        </w:r>
-      </w:hyperlink>
-      <w:r>
-        <w:rPr>
-          <w:lang w:val="zh_TW" w:bidi="zh_TW"/>
-        </w:rPr>
-        <w:t>節）；他提醒腓利門對保羅的虧欠（第</w:t>
-      </w:r>
-      <w:hyperlink r:id="rId100">
-        <w:r>
-          <w:rPr>
-            <w:lang w:val="zh_TW" w:bidi="zh_TW"/>
-          </w:rPr>
-          <w:rPr>
-            <w:color w:val="0000EE"/>
-            <w:u w:val="single"/>
-          </w:rPr>
-          <w:t>19</w:t>
-        </w:r>
-      </w:hyperlink>
-      <w:r>
-        <w:rPr>
-          <w:lang w:val="zh_TW" w:bidi="zh_TW"/>
-        </w:rPr>
-        <w:t>節）；並且他預告即將到來的會面，假如腓利門拒絕他的請求，就可能會帶來尷尬（第</w:t>
-      </w:r>
-      <w:hyperlink r:id="rId90">
-        <w:r>
-          <w:rPr>
-            <w:lang w:val="zh_TW" w:bidi="zh_TW"/>
-          </w:rPr>
-          <w:rPr>
-            <w:color w:val="0000EE"/>
-            <w:u w:val="single"/>
-          </w:rPr>
-          <w:t>22</w:t>
-        </w:r>
-      </w:hyperlink>
-      <w:r>
-        <w:rPr>
-          <w:lang w:val="zh_TW" w:bidi="zh_TW"/>
-        </w:rPr>
-        <w:t>節）。保羅個人和具牧養性質的方法，友好且充滿熱情，展現了堅定與靈巧之間完美的平衡，又展示了如何通過勸告和懇求，而不是通過強硬的權威壓制，行使真正的基督教領袖權柄。</w:t>
-      </w:r>
-    </w:p>
-    <w:p>
-      <w:pPr/>
-      <w:r>
-        <w:rPr>
-          <w:lang w:val="zh_TW" w:bidi="zh_TW"/>
-        </w:rPr>
-      </w:r>
-      <w:r>
-        <w:rPr>
-          <w:lang w:val="zh_TW" w:bidi="zh_TW"/>
-        </w:rPr>
-        <w:t>雖然這封書信是聖經最短的書卷之一，但腓利門書是一座永恆的紀念碑，彰顯基督賦予所有人的尊嚴和平等，無論其地位、性別、階級或身份如何。此書卷也為基督徒提供了一個追求有效社會改革的使命和方法。</w:t>
-      </w:r>
-    </w:p>
-    <w:p>
-      <w:pPr/>
-      <w:r>
-        <w:rPr>
-          <w:lang w:val="zh_TW" w:bidi="zh_TW"/>
-        </w:rPr>
-      </w:r>
-      <w:r>
-        <w:rPr>
-          <w:i/>
-          <w:lang w:val="zh_TW" w:bidi="zh_TW"/>
-        </w:rPr>
-        <w:t>另見</w:t>
-      </w:r>
-      <w:r>
-        <w:rPr>
-          <w:lang w:val="zh_TW" w:bidi="zh_TW"/>
-        </w:rPr>
-        <w:t xml:space="preserve"> </w:t>
-      </w:r>
-      <w:r>
-        <w:rPr>
-          <w:lang w:val="zh_TW" w:bidi="zh_TW"/>
-        </w:rPr>
-        <w:t>使徒保羅</w:t>
-      </w:r>
-      <w:r>
-        <w:rPr>
-          <w:lang w:val="zh_TW" w:bidi="zh_TW"/>
-        </w:rPr>
-        <w:t>；</w:t>
-      </w:r>
-      <w:r>
-        <w:rPr>
-          <w:lang w:val="zh_TW" w:bidi="zh_TW"/>
-        </w:rPr>
-        <w:t>腓利門（人）</w:t>
+        <w:t>建築</w:t>
       </w:r>
       <w:r>
         <w:rPr>
@@ -5633,12 +3320,6 @@
   </w:num>
   <w:num w:numId="13" w16cid:durableId="592781308">
     <w:abstractNumId w:val="11"/>
-  </w:num>
-  <w:num w:numId="14">
-    <w:abstractNumId w:val="3"/>
-    <w:lvlOverride w:ilvl="0">
-      <w:startOverride w:val="1"/>
-    </w:lvlOverride>
   </w:num>
   <w:numIdMacAtCleanup w:val="10"/>
 </w:numbering>

--- a/zht/docx/038.content.docx
+++ b/zht/docx/038.content.docx
@@ -19,7 +19,7 @@
         <w:rPr>
           <w:lang w:val="zh_TW" w:bidi="zh_TW"/>
         </w:rPr>
-        <w:t>Resource: Tyndale Open Bible Dictionary</w:t>
+        <w:t>Resource: Aquifer Open Bible Dictionary</w:t>
       </w:r>
       <w:r>
         <w:rPr>
@@ -112,7 +112,7 @@
         <w:rPr>
           <w:lang w:val="zh_TW" w:bidi="zh_TW"/>
         </w:rPr>
-        <w:t>Tyndale Open Bible Dictionary</w:t>
+        <w:t>Aquifer Open Bible Dictionary</w:t>
       </w:r>
     </w:p>
     <w:p>

--- a/zht/docx/038.content.docx
+++ b/zht/docx/038.content.docx
@@ -149,7 +149,7 @@
         <w:rPr>
           <w:lang w:val="zh_TW" w:bidi="zh_TW"/>
         </w:rPr>
-        <w:t>fang</w:t>
+        <w:t>en</w:t>
       </w:r>
       <w:r>
         <w:rPr>
@@ -212,7 +212,7 @@
         <w:rPr>
           <w:lang w:val="zh_TW" w:bidi="zh_TW"/>
         </w:rPr>
-        <w:t>房角石</w:t>
+        <w:t>恩慈</w:t>
       </w:r>
       <w:r>
         <w:rPr>
@@ -231,7 +231,7 @@
         <w:rPr>
           <w:lang w:val="zh_TW" w:bidi="zh_TW"/>
         </w:rPr>
-        <w:t>新約中用以描述耶穌崇高地位的術語。</w:t>
+        <w:t>恩慈（kindess）是一種生活方式，包含愛的關懷、理解、友善、耐心、溫柔和良善。它不僅體現在言語和行為上，更在於選擇以某種方式行事，而非僅僅受情感的驅使。</w:t>
       </w:r>
     </w:p>
     <w:p>
@@ -245,7 +245,25 @@
         <w:rPr>
           <w:lang w:val="zh_TW" w:bidi="zh_TW"/>
         </w:rPr>
-        <w:t>耶穌在凶惡園戶的比喻中使用這個詞來指自己（</w:t>
+        <w:t>聖經中有許多關於恩慈的故事：</w:t>
+      </w:r>
+    </w:p>
+    <w:p>
+      <w:pPr>
+        <w:pStyle w:val="ListBullet"/>
+        <w:spacing w:line="240" w:lineRule="auto"/>
+        <w:ind w:left="720"/>
+      </w:pPr>
+      <w:r>
+        <w:rPr>
+          <w:lang w:val="zh_TW" w:bidi="zh_TW"/>
+        </w:rPr>
+      </w:r>
+      <w:r>
+        <w:rPr>
+          <w:lang w:val="zh_TW" w:bidi="zh_TW"/>
+        </w:rPr>
+        <w:t>約瑟請求法老的僕人恩慈地向法老提起他（</w:t>
       </w:r>
       <w:hyperlink r:id="rId13">
         <w:r>
@@ -256,14 +274,32 @@
             <w:color w:val="0000EE"/>
             <w:u w:val="single"/>
           </w:rPr>
-          <w:t>太21:42</w:t>
+          <w:t>創40:14</w:t>
         </w:r>
       </w:hyperlink>
       <w:r>
         <w:rPr>
           <w:lang w:val="zh_TW" w:bidi="zh_TW"/>
         </w:rPr>
-        <w:t>；</w:t>
+        <w:t>）。</w:t>
+      </w:r>
+    </w:p>
+    <w:p>
+      <w:pPr>
+        <w:pStyle w:val="ListBullet"/>
+        <w:spacing w:line="240" w:lineRule="auto"/>
+        <w:ind w:left="720"/>
+      </w:pPr>
+      <w:r>
+        <w:rPr>
+          <w:lang w:val="zh_TW" w:bidi="zh_TW"/>
+        </w:rPr>
+      </w:r>
+      <w:r>
+        <w:rPr>
+          <w:lang w:val="zh_TW" w:bidi="zh_TW"/>
+        </w:rPr>
+        <w:t>喇合因為在家中保護了兩個以色列的探子，請求以色列人以恩慈對待她（</w:t>
       </w:r>
       <w:hyperlink r:id="rId14">
         <w:r>
@@ -274,14 +310,32 @@
             <w:color w:val="0000EE"/>
             <w:u w:val="single"/>
           </w:rPr>
-          <w:t>可12:10</w:t>
+          <w:t>書2:12</w:t>
         </w:r>
       </w:hyperlink>
       <w:r>
         <w:rPr>
           <w:lang w:val="zh_TW" w:bidi="zh_TW"/>
         </w:rPr>
-        <w:t>；</w:t>
+        <w:t>）。</w:t>
+      </w:r>
+    </w:p>
+    <w:p>
+      <w:pPr>
+        <w:pStyle w:val="ListBullet"/>
+        <w:spacing w:line="240" w:lineRule="auto"/>
+        <w:ind w:left="720"/>
+      </w:pPr>
+      <w:r>
+        <w:rPr>
+          <w:lang w:val="zh_TW" w:bidi="zh_TW"/>
+        </w:rPr>
+      </w:r>
+      <w:r>
+        <w:rPr>
+          <w:lang w:val="zh_TW" w:bidi="zh_TW"/>
+        </w:rPr>
+        <w:t>掃羅在攻擊亞瑪力人之前，請基尼人離開亞瑪力人的領土。因為他不願意與亞瑪力人一起殺害基尼人，他們曾在以色列出埃及時對他們表現出恩慈（</w:t>
       </w:r>
       <w:hyperlink r:id="rId15">
         <w:r>
@@ -292,14 +346,32 @@
             <w:color w:val="0000EE"/>
             <w:u w:val="single"/>
           </w:rPr>
-          <w:t>路20:17</w:t>
+          <w:t>撒上15:6</w:t>
         </w:r>
       </w:hyperlink>
       <w:r>
         <w:rPr>
           <w:lang w:val="zh_TW" w:bidi="zh_TW"/>
         </w:rPr>
-        <w:t>）。此比喻的背景是耶穌在耶路撒冷最後的事工期間，潔淨聖殿後，猶太宗教領袖質疑祂的行動。耶穌用比喻回應他們，象徵性地描述了耶穌與這些領袖的關係。比喻中，猶太宗教領袖被描繪為看守葡萄園的惡園戶，葡萄園象徵神的百姓。惡園戶拒絕尊敬園主（代表神），最終殺害了園主的兒子（象徵耶穌）。比喻預言了耶穌的受死，耶穌引用猶太領袖熟悉的經文</w:t>
+        <w:t>）。</w:t>
+      </w:r>
+    </w:p>
+    <w:p>
+      <w:pPr>
+        <w:pStyle w:val="ListBullet"/>
+        <w:spacing w:line="240" w:lineRule="auto"/>
+        <w:ind w:left="720"/>
+      </w:pPr>
+      <w:r>
+        <w:rPr>
+          <w:lang w:val="zh_TW" w:bidi="zh_TW"/>
+        </w:rPr>
+      </w:r>
+      <w:r>
+        <w:rPr>
+          <w:lang w:val="zh_TW" w:bidi="zh_TW"/>
+        </w:rPr>
+        <w:t>大衛讚揚基列‧雅比人埋葬掃羅的遺體（</w:t>
       </w:r>
       <w:hyperlink r:id="rId16">
         <w:r>
@@ -310,14 +382,32 @@
             <w:color w:val="0000EE"/>
             <w:u w:val="single"/>
           </w:rPr>
-          <w:t>詩篇一一八篇22至23節</w:t>
+          <w:t>撒下2:5</w:t>
         </w:r>
       </w:hyperlink>
       <w:r>
         <w:rPr>
           <w:lang w:val="zh_TW" w:bidi="zh_TW"/>
         </w:rPr>
-        <w:t>（參</w:t>
+        <w:t>）。</w:t>
+      </w:r>
+    </w:p>
+    <w:p>
+      <w:pPr>
+        <w:pStyle w:val="ListBullet"/>
+        <w:spacing w:line="240" w:lineRule="auto"/>
+        <w:ind w:left="720"/>
+      </w:pPr>
+      <w:r>
+        <w:rPr>
+          <w:lang w:val="zh_TW" w:bidi="zh_TW"/>
+        </w:rPr>
+      </w:r>
+      <w:r>
+        <w:rPr>
+          <w:lang w:val="zh_TW" w:bidi="zh_TW"/>
+        </w:rPr>
+        <w:t>約拿單請求大衛施以「恩待」，以免被殺（</w:t>
       </w:r>
       <w:hyperlink r:id="rId17">
         <w:r>
@@ -328,14 +418,50 @@
             <w:color w:val="0000EE"/>
             <w:u w:val="single"/>
           </w:rPr>
-          <w:t>賽28:16</w:t>
+          <w:t>撒上20:14–15</w:t>
         </w:r>
       </w:hyperlink>
       <w:r>
         <w:rPr>
           <w:lang w:val="zh_TW" w:bidi="zh_TW"/>
         </w:rPr>
-        <w:t>），表明這段經文談及祂被棄絕與被高舉。雖然猶太領袖棄絕了耶穌，但神使祂成為房角石。</w:t>
+        <w:t>）。</w:t>
+      </w:r>
+    </w:p>
+    <w:p>
+      <w:pPr>
+        <w:pStyle w:val="ListBullet"/>
+        <w:spacing w:line="240" w:lineRule="auto"/>
+        <w:ind w:left="720"/>
+      </w:pPr>
+      <w:r>
+        <w:rPr>
+          <w:lang w:val="zh_TW" w:bidi="zh_TW"/>
+        </w:rPr>
+      </w:r>
+      <w:r>
+        <w:rPr>
+          <w:lang w:val="zh_TW" w:bidi="zh_TW"/>
+        </w:rPr>
+        <w:t>大衛對約拿單的兒子仁慈，讓他與王同席吃飯（</w:t>
+      </w:r>
+      <w:hyperlink r:id="rId18">
+        <w:r>
+          <w:rPr>
+            <w:lang w:val="zh_TW" w:bidi="zh_TW"/>
+          </w:rPr>
+          <w:rPr>
+            <w:color w:val="0000EE"/>
+            <w:u w:val="single"/>
+          </w:rPr>
+          <w:t>撒下9:1–7</w:t>
+        </w:r>
+      </w:hyperlink>
+      <w:r>
+        <w:rPr>
+          <w:lang w:val="zh_TW" w:bidi="zh_TW"/>
+        </w:rPr>
+        <w:t>）。</w:t>
       </w:r>
     </w:p>
     <w:p>
@@ -349,9 +475,27 @@
         <w:rPr>
           <w:lang w:val="zh_TW" w:bidi="zh_TW"/>
         </w:rPr>
-        <w:t>其次，在</w:t>
-      </w:r>
-      <w:hyperlink r:id="rId18">
+        <w:t>以惡報善是非常錯誤的：</w:t>
+      </w:r>
+    </w:p>
+    <w:p>
+      <w:pPr>
+        <w:pStyle w:val="ListBullet"/>
+        <w:spacing w:line="240" w:lineRule="auto"/>
+        <w:ind w:left="720"/>
+      </w:pPr>
+      <w:r>
+        <w:rPr>
+          <w:lang w:val="zh_TW" w:bidi="zh_TW"/>
+        </w:rPr>
+      </w:r>
+      <w:r>
+        <w:rPr>
+          <w:lang w:val="zh_TW" w:bidi="zh_TW"/>
+        </w:rPr>
+        <w:t>亞比米勒希望亞伯拉罕起誓會對他的後代以恩慈回報恩慈（</w:t>
+      </w:r>
+      <w:hyperlink r:id="rId19">
         <w:r>
           <w:rPr>
             <w:lang w:val="zh_TW" w:bidi="zh_TW"/>
@@ -360,16 +504,34 @@
             <w:color w:val="0000EE"/>
             <w:u w:val="single"/>
           </w:rPr>
-          <w:t>使徒行傳四章11節</w:t>
+          <w:t>創21:23</w:t>
         </w:r>
       </w:hyperlink>
       <w:r>
         <w:rPr>
           <w:lang w:val="zh_TW" w:bidi="zh_TW"/>
         </w:rPr>
-        <w:t>，彼得在耶路撒冷的猶太領袖前辯護時，也使用了這個詞。他解釋聖殿門口瘸腿的乞丐得醫治是因奉拿撒勒人耶穌基督的名，這位耶穌曾被他們釘十字架，但神使祂復活（</w:t>
-      </w:r>
-      <w:hyperlink r:id="rId19">
+        <w:t>）。</w:t>
+      </w:r>
+    </w:p>
+    <w:p>
+      <w:pPr>
+        <w:pStyle w:val="ListBullet"/>
+        <w:spacing w:line="240" w:lineRule="auto"/>
+        <w:ind w:left="720"/>
+      </w:pPr>
+      <w:r>
+        <w:rPr>
+          <w:lang w:val="zh_TW" w:bidi="zh_TW"/>
+        </w:rPr>
+      </w:r>
+      <w:r>
+        <w:rPr>
+          <w:lang w:val="zh_TW" w:bidi="zh_TW"/>
+        </w:rPr>
+        <w:t>押尼珥對伊施波設恩慈，沒有將他交給大衛，但伊施波設指責押尼珥與掃羅的妾利斯巴有不當行為（</w:t>
+      </w:r>
+      <w:hyperlink r:id="rId20">
         <w:r>
           <w:rPr>
             <w:lang w:val="zh_TW" w:bidi="zh_TW"/>
@@ -378,16 +540,34 @@
             <w:color w:val="0000EE"/>
             <w:u w:val="single"/>
           </w:rPr>
-          <w:t>10</w:t>
+          <w:t>撒下3:8</w:t>
         </w:r>
       </w:hyperlink>
       <w:r>
         <w:rPr>
           <w:lang w:val="zh_TW" w:bidi="zh_TW"/>
         </w:rPr>
-        <w:t>節）。彼得引用</w:t>
-      </w:r>
-      <w:hyperlink r:id="rId20">
+        <w:t>）。</w:t>
+      </w:r>
+    </w:p>
+    <w:p>
+      <w:pPr>
+        <w:pStyle w:val="ListBullet"/>
+        <w:spacing w:line="240" w:lineRule="auto"/>
+        <w:ind w:left="720"/>
+      </w:pPr>
+      <w:r>
+        <w:rPr>
+          <w:lang w:val="zh_TW" w:bidi="zh_TW"/>
+        </w:rPr>
+      </w:r>
+      <w:r>
+        <w:rPr>
+          <w:lang w:val="zh_TW" w:bidi="zh_TW"/>
+        </w:rPr>
+        <w:t>大衛在他父親去世時送上慰問的話語，但哈嫩羞辱了大衛的使者，導致兩國之間的戰爭（</w:t>
+      </w:r>
+      <w:hyperlink r:id="rId21">
         <w:r>
           <w:rPr>
             <w:lang w:val="zh_TW" w:bidi="zh_TW"/>
@@ -396,14 +576,68 @@
             <w:color w:val="0000EE"/>
             <w:u w:val="single"/>
           </w:rPr>
-          <w:t>詩篇一一八篇22節</w:t>
+          <w:t>撒下10:2–19</w:t>
         </w:r>
       </w:hyperlink>
       <w:r>
         <w:rPr>
           <w:lang w:val="zh_TW" w:bidi="zh_TW"/>
         </w:rPr>
-        <w:t>，來確認這一事件符合聖經。他將被棄的石頭比作耶穌的受死，將成為房角石比作耶穌的復活與高舉，表明「房角石」象徵耶穌與父神同享的崇高地位。</w:t>
+        <w:t>）。</w:t>
+      </w:r>
+    </w:p>
+    <w:p>
+      <w:pPr>
+        <w:pStyle w:val="ListBullet"/>
+        <w:spacing w:line="240" w:lineRule="auto"/>
+        <w:ind w:left="720"/>
+      </w:pPr>
+      <w:r>
+        <w:rPr>
+          <w:lang w:val="zh_TW" w:bidi="zh_TW"/>
+        </w:rPr>
+      </w:r>
+      <w:r>
+        <w:rPr>
+          <w:lang w:val="zh_TW" w:bidi="zh_TW"/>
+        </w:rPr>
+        <w:t>押沙龍責備大衛的朋友戶篩，指責他在大衛需要他時離開大衛，並質問戶篩這是否是他回報大衛友誼的方式（</w:t>
+      </w:r>
+      <w:hyperlink r:id="rId22">
+        <w:r>
+          <w:rPr>
+            <w:lang w:val="zh_TW" w:bidi="zh_TW"/>
+          </w:rPr>
+          <w:rPr>
+            <w:color w:val="0000EE"/>
+            <w:u w:val="single"/>
+          </w:rPr>
+          <w:t>撒下16:17</w:t>
+        </w:r>
+      </w:hyperlink>
+      <w:r>
+        <w:rPr>
+          <w:lang w:val="zh_TW" w:bidi="zh_TW"/>
+        </w:rPr>
+        <w:t>；另見</w:t>
+      </w:r>
+      <w:hyperlink r:id="rId23">
+        <w:r>
+          <w:rPr>
+            <w:lang w:val="zh_TW" w:bidi="zh_TW"/>
+          </w:rPr>
+          <w:rPr>
+            <w:color w:val="0000EE"/>
+            <w:u w:val="single"/>
+          </w:rPr>
+          <w:t>代下24:22</w:t>
+        </w:r>
+      </w:hyperlink>
+      <w:r>
+        <w:rPr>
+          <w:lang w:val="zh_TW" w:bidi="zh_TW"/>
+        </w:rPr>
+        <w:t>）。</w:t>
       </w:r>
     </w:p>
     <w:p>
@@ -413,7 +647,13 @@
           <w:lang w:val="zh_TW" w:bidi="zh_TW"/>
         </w:rPr>
       </w:r>
-      <w:hyperlink r:id="rId21">
+      <w:r>
+        <w:rPr>
+          <w:lang w:val="zh_TW" w:bidi="zh_TW"/>
+        </w:rPr>
+        <w:t>神的作為是聖經中恩慈的最佳例子。利未人讚美神的寬恕、恩典、憐憫和極大的恩慈（</w:t>
+      </w:r>
+      <w:hyperlink r:id="rId24">
         <w:r>
           <w:rPr>
             <w:lang w:val="zh_TW" w:bidi="zh_TW"/>
@@ -422,158 +662,86 @@
             <w:color w:val="0000EE"/>
             <w:u w:val="single"/>
           </w:rPr>
-          <w:t>彼前書二章6至7節</w:t>
+          <w:t>尼9:17–31</w:t>
         </w:r>
       </w:hyperlink>
       <w:r>
         <w:rPr>
           <w:lang w:val="zh_TW" w:bidi="zh_TW"/>
         </w:rPr>
-        <w:t>也提到房角石。在第</w:t>
-      </w:r>
-      <w:hyperlink r:id="rId22">
-        <w:r>
-          <w:rPr>
-            <w:lang w:val="zh_TW" w:bidi="zh_TW"/>
-          </w:rPr>
-          <w:rPr>
-            <w:color w:val="0000EE"/>
-            <w:u w:val="single"/>
-          </w:rPr>
-          <w:t>4</w:t>
-        </w:r>
-      </w:hyperlink>
-      <w:r>
-        <w:rPr>
-          <w:lang w:val="zh_TW" w:bidi="zh_TW"/>
-        </w:rPr>
-        <w:t>節中，彼得將</w:t>
-      </w:r>
-      <w:hyperlink r:id="rId20">
-        <w:r>
-          <w:rPr>
-            <w:lang w:val="zh_TW" w:bidi="zh_TW"/>
-          </w:rPr>
-          <w:rPr>
-            <w:color w:val="0000EE"/>
-            <w:u w:val="single"/>
-          </w:rPr>
-          <w:t>詩篇一一八篇22節</w:t>
-        </w:r>
-      </w:hyperlink>
-      <w:r>
-        <w:rPr>
-          <w:lang w:val="zh_TW" w:bidi="zh_TW"/>
-        </w:rPr>
-        <w:t>中被棄的石頭與</w:t>
-      </w:r>
-      <w:hyperlink r:id="rId17">
-        <w:r>
-          <w:rPr>
-            <w:lang w:val="zh_TW" w:bidi="zh_TW"/>
-          </w:rPr>
-          <w:rPr>
-            <w:color w:val="0000EE"/>
-            <w:u w:val="single"/>
-          </w:rPr>
-          <w:t>以賽亞書二十八章16節</w:t>
-        </w:r>
-      </w:hyperlink>
-      <w:r>
-        <w:rPr>
-          <w:lang w:val="zh_TW" w:bidi="zh_TW"/>
-        </w:rPr>
-        <w:t>中的「被揀選和寶貴的石頭」結合，並加入他自己經歷耶穌復活的生命見證。彼得鼓勵讀者來到耶穌面前，藉此成為靈宮，被建造成為神的居所。這個意象用來突顯耶穌的崇高本質。在第</w:t>
-      </w:r>
-      <w:hyperlink r:id="rId23">
-        <w:r>
-          <w:rPr>
-            <w:lang w:val="zh_TW" w:bidi="zh_TW"/>
-          </w:rPr>
-          <w:rPr>
-            <w:color w:val="0000EE"/>
-            <w:u w:val="single"/>
-          </w:rPr>
-          <w:t>6</w:t>
-        </w:r>
-      </w:hyperlink>
-      <w:r>
-        <w:rPr>
-          <w:lang w:val="zh_TW" w:bidi="zh_TW"/>
-        </w:rPr>
-        <w:t>節中，彼得引用</w:t>
-      </w:r>
-      <w:hyperlink r:id="rId17">
-        <w:r>
-          <w:rPr>
-            <w:lang w:val="zh_TW" w:bidi="zh_TW"/>
-          </w:rPr>
-          <w:rPr>
-            <w:color w:val="0000EE"/>
-            <w:u w:val="single"/>
-          </w:rPr>
-          <w:t>以賽亞書二十八章16節</w:t>
-        </w:r>
-      </w:hyperlink>
-      <w:r>
-        <w:rPr>
-          <w:lang w:val="zh_TW" w:bidi="zh_TW"/>
-        </w:rPr>
-        <w:t>，論到「被揀選和寶貴的房角石」，並將其與信徒聯繫起來。而第</w:t>
-      </w:r>
-      <w:hyperlink r:id="rId24">
-        <w:r>
-          <w:rPr>
-            <w:lang w:val="zh_TW" w:bidi="zh_TW"/>
-          </w:rPr>
-          <w:rPr>
-            <w:color w:val="0000EE"/>
-            <w:u w:val="single"/>
-          </w:rPr>
-          <w:t>7至8</w:t>
-        </w:r>
-      </w:hyperlink>
-      <w:r>
-        <w:rPr>
-          <w:lang w:val="zh_TW" w:bidi="zh_TW"/>
-        </w:rPr>
-        <w:t>節則引用</w:t>
-      </w:r>
-      <w:hyperlink r:id="rId20">
-        <w:r>
-          <w:rPr>
-            <w:lang w:val="zh_TW" w:bidi="zh_TW"/>
-          </w:rPr>
-          <w:rPr>
-            <w:color w:val="0000EE"/>
-            <w:u w:val="single"/>
-          </w:rPr>
-          <w:t>詩篇一一八篇22節</w:t>
-        </w:r>
-      </w:hyperlink>
-      <w:r>
-        <w:rPr>
-          <w:lang w:val="zh_TW" w:bidi="zh_TW"/>
-        </w:rPr>
-        <w:t>和</w:t>
-      </w:r>
-      <w:hyperlink r:id="rId25">
-        <w:r>
-          <w:rPr>
-            <w:lang w:val="zh_TW" w:bidi="zh_TW"/>
-          </w:rPr>
-          <w:rPr>
-            <w:color w:val="0000EE"/>
-            <w:u w:val="single"/>
-          </w:rPr>
-          <w:t>以賽亞書八章14節</w:t>
-        </w:r>
-      </w:hyperlink>
-      <w:r>
-        <w:rPr>
-          <w:lang w:val="zh_TW" w:bidi="zh_TW"/>
-        </w:rPr>
-        <w:t>，提到絆腳的石頭，並將其與不信者聯繫起來。彼得的目的是向讀者顯明耶穌崇高的地位，並鼓勵他們記念蒙召歸向的主。</w:t>
+        <w:t>）。他們說即使以色列對神不忠，神仍然對他們恩慈。</w:t>
+      </w:r>
+    </w:p>
+    <w:p>
+      <w:pPr>
+        <w:pStyle w:val="ListBullet"/>
+        <w:spacing w:line="240" w:lineRule="auto"/>
+        <w:ind w:left="720"/>
+      </w:pPr>
+      <w:r>
+        <w:rPr>
+          <w:lang w:val="zh_TW" w:bidi="zh_TW"/>
+        </w:rPr>
+      </w:r>
+      <w:r>
+        <w:rPr>
+          <w:lang w:val="zh_TW" w:bidi="zh_TW"/>
+        </w:rPr>
+        <w:t>即使以色列人拜金牛犢，神也沒有離棄他們。</w:t>
+      </w:r>
+    </w:p>
+    <w:p>
+      <w:pPr>
+        <w:pStyle w:val="ListBullet"/>
+        <w:spacing w:line="240" w:lineRule="auto"/>
+        <w:ind w:left="720"/>
+      </w:pPr>
+      <w:r>
+        <w:rPr>
+          <w:lang w:val="zh_TW" w:bidi="zh_TW"/>
+        </w:rPr>
+      </w:r>
+      <w:r>
+        <w:rPr>
+          <w:lang w:val="zh_TW" w:bidi="zh_TW"/>
+        </w:rPr>
+        <w:t>神賜下祂的靈來教導他們。</w:t>
+      </w:r>
+    </w:p>
+    <w:p>
+      <w:pPr>
+        <w:pStyle w:val="ListBullet"/>
+        <w:spacing w:line="240" w:lineRule="auto"/>
+        <w:ind w:left="720"/>
+      </w:pPr>
+      <w:r>
+        <w:rPr>
+          <w:lang w:val="zh_TW" w:bidi="zh_TW"/>
+        </w:rPr>
+      </w:r>
+      <w:r>
+        <w:rPr>
+          <w:lang w:val="zh_TW" w:bidi="zh_TW"/>
+        </w:rPr>
+        <w:t>神在他們寄居曠野的40年間，給他們賜下嗎哪，給他們水喝。</w:t>
+      </w:r>
+    </w:p>
+    <w:p>
+      <w:pPr>
+        <w:pStyle w:val="ListBullet"/>
+        <w:spacing w:line="240" w:lineRule="auto"/>
+        <w:ind w:left="720"/>
+      </w:pPr>
+      <w:r>
+        <w:rPr>
+          <w:lang w:val="zh_TW" w:bidi="zh_TW"/>
+        </w:rPr>
+      </w:r>
+      <w:r>
+        <w:rPr>
+          <w:lang w:val="zh_TW" w:bidi="zh_TW"/>
+        </w:rPr>
+        <w:t>神賜給他們迦南地居住。</w:t>
       </w:r>
     </w:p>
     <w:p>
@@ -587,7 +755,25 @@
         <w:rPr>
           <w:lang w:val="zh_TW" w:bidi="zh_TW"/>
         </w:rPr>
-        <w:t>顯然，舊約中關於房角石的概念在新約中應用在耶穌身上，是為了強調祂與父神同享的崇高地位，並藉此鼓勵信徒。在</w:t>
+        <w:t>神恩慈的最大例子是賜下救恩給罪人，這不是因為他們的善行，而是因為祂的憐憫（</w:t>
+      </w:r>
+      <w:hyperlink r:id="rId25">
+        <w:r>
+          <w:rPr>
+            <w:lang w:val="zh_TW" w:bidi="zh_TW"/>
+          </w:rPr>
+          <w:rPr>
+            <w:color w:val="0000EE"/>
+            <w:u w:val="single"/>
+          </w:rPr>
+          <w:t>多3:4</w:t>
+        </w:r>
+      </w:hyperlink>
+      <w:r>
+        <w:rPr>
+          <w:lang w:val="zh_TW" w:bidi="zh_TW"/>
+        </w:rPr>
+        <w:t>；另見</w:t>
       </w:r>
       <w:hyperlink r:id="rId26">
         <w:r>
@@ -598,24 +784,14 @@
             <w:color w:val="0000EE"/>
             <w:u w:val="single"/>
           </w:rPr>
-          <w:t>以弗所書二章20節</w:t>
+          <w:t>弗2:7</w:t>
         </w:r>
       </w:hyperlink>
       <w:r>
         <w:rPr>
           <w:lang w:val="zh_TW" w:bidi="zh_TW"/>
         </w:rPr>
-        <w:t>中，也簡要提到基督耶穌是建立教會的房角石。</w:t>
-      </w:r>
-      <w:r>
-        <w:rPr>
-          <w:lang w:val="zh_TW" w:bidi="zh_TW"/>
-        </w:rPr>
-      </w:r>
-      <w:r>
-        <w:rPr>
-          <w:lang w:val="zh_TW" w:bidi="zh_TW"/>
-        </w:rPr>
+        <w:t>）。</w:t>
       </w:r>
     </w:p>
     <w:p>
@@ -625,16 +801,52 @@
           <w:lang w:val="zh_TW" w:bidi="zh_TW"/>
         </w:rPr>
       </w:r>
-    </w:p>
-    <w:p>
-      <w:pPr>
-        <w:pStyle w:val="Heading2"/>
-      </w:pPr>
-      <w:r>
-        <w:rPr>
-          <w:lang w:val="zh_TW" w:bidi="zh_TW"/>
-        </w:rPr>
-        <w:t>房屋與住處</w:t>
+      <w:r>
+        <w:rPr>
+          <w:lang w:val="zh_TW" w:bidi="zh_TW"/>
+        </w:rPr>
+        <w:t>因為神對他們如此恩慈，所以基督徒（作為神的選民）被告知要有憐憫、恩慈、謙虛、溫柔、忍耐的心（</w:t>
+      </w:r>
+      <w:hyperlink r:id="rId27">
+        <w:r>
+          <w:rPr>
+            <w:lang w:val="zh_TW" w:bidi="zh_TW"/>
+          </w:rPr>
+          <w:rPr>
+            <w:color w:val="0000EE"/>
+            <w:u w:val="single"/>
+          </w:rPr>
+          <w:t>西3:12</w:t>
+        </w:r>
+      </w:hyperlink>
+      <w:r>
+        <w:rPr>
+          <w:lang w:val="zh_TW" w:bidi="zh_TW"/>
+        </w:rPr>
+        <w:t>）。使徒彼得告訴基督徒要在他們的信心上加上「愛弟兄的心」，以及其它美好的品德（</w:t>
+      </w:r>
+      <w:hyperlink r:id="rId28">
+        <w:r>
+          <w:rPr>
+            <w:lang w:val="zh_TW" w:bidi="zh_TW"/>
+          </w:rPr>
+          <w:rPr>
+            <w:color w:val="0000EE"/>
+            <w:u w:val="single"/>
+          </w:rPr>
+          <w:t>彼後1:7</w:t>
+        </w:r>
+      </w:hyperlink>
+      <w:r>
+        <w:rPr>
+          <w:lang w:val="zh_TW" w:bidi="zh_TW"/>
+        </w:rPr>
+        <w:t>）。</w:t>
+      </w:r>
+      <w:r>
+        <w:rPr>
+          <w:lang w:val="zh_TW" w:bidi="zh_TW"/>
+        </w:rPr>
       </w:r>
       <w:r>
         <w:rPr>
@@ -649,94 +861,21 @@
           <w:lang w:val="zh_TW" w:bidi="zh_TW"/>
         </w:rPr>
       </w:r>
-      <w:r>
-        <w:rPr>
-          <w:lang w:val="zh_TW" w:bidi="zh_TW"/>
-        </w:rPr>
-        <w:t>概述</w:t>
-      </w:r>
     </w:p>
     <w:p>
       <w:pPr>
-        <w:pStyle w:val="ListBullet"/>
-        <w:spacing w:line="240" w:lineRule="auto"/>
-        <w:ind w:left="720"/>
-      </w:pPr>
-      <w:r>
-        <w:rPr>
-          <w:lang w:val="zh_TW" w:bidi="zh_TW"/>
-        </w:rPr>
-      </w:r>
-      <w:r>
-        <w:rPr>
-          <w:lang w:val="zh_TW" w:bidi="zh_TW"/>
-        </w:rPr>
-        <w:t>青銅器時代中期的房屋</w:t>
-      </w:r>
-    </w:p>
-    <w:p>
-      <w:pPr>
-        <w:pStyle w:val="ListBullet"/>
-        <w:spacing w:line="240" w:lineRule="auto"/>
-        <w:ind w:left="720"/>
-      </w:pPr>
-      <w:r>
-        <w:rPr>
-          <w:lang w:val="zh_TW" w:bidi="zh_TW"/>
-        </w:rPr>
-      </w:r>
-      <w:r>
-        <w:rPr>
-          <w:lang w:val="zh_TW" w:bidi="zh_TW"/>
-        </w:rPr>
-        <w:t>青銅器時代晚期的房屋</w:t>
-      </w:r>
-    </w:p>
-    <w:p>
-      <w:pPr>
-        <w:pStyle w:val="ListBullet"/>
-        <w:spacing w:line="240" w:lineRule="auto"/>
-        <w:ind w:left="720"/>
-      </w:pPr>
-      <w:r>
-        <w:rPr>
-          <w:lang w:val="zh_TW" w:bidi="zh_TW"/>
-        </w:rPr>
-      </w:r>
-      <w:r>
-        <w:rPr>
-          <w:lang w:val="zh_TW" w:bidi="zh_TW"/>
-        </w:rPr>
-        <w:t>鐵器時代的以色列人的房屋</w:t>
-      </w:r>
-    </w:p>
-    <w:p>
-      <w:pPr>
-        <w:pStyle w:val="ListBullet"/>
-        <w:spacing w:line="240" w:lineRule="auto"/>
-        <w:ind w:left="720"/>
-      </w:pPr>
-      <w:r>
-        <w:rPr>
-          <w:lang w:val="zh_TW" w:bidi="zh_TW"/>
-        </w:rPr>
-      </w:r>
-      <w:r>
-        <w:rPr>
-          <w:lang w:val="zh_TW" w:bidi="zh_TW"/>
-        </w:rPr>
-        <w:t>新約時代的房屋</w:t>
-      </w:r>
-    </w:p>
-    <w:p>
-      <w:pPr>
-        <w:pStyle w:val="Heading3"/>
-      </w:pPr>
-      <w:r>
-        <w:rPr>
-          <w:lang w:val="zh_TW" w:bidi="zh_TW"/>
-        </w:rPr>
-        <w:t>青銅器時代中期的房屋（約公元前1800–1500年）</w:t>
+        <w:pStyle w:val="Heading2"/>
+      </w:pPr>
+      <w:r>
+        <w:rPr>
+          <w:lang w:val="zh_TW" w:bidi="zh_TW"/>
+        </w:rPr>
+        <w:t>恩典</w:t>
+      </w:r>
+      <w:r>
+        <w:rPr>
+          <w:lang w:val="zh_TW" w:bidi="zh_TW"/>
+        </w:rPr>
       </w:r>
     </w:p>
     <w:p>
@@ -750,7 +889,7 @@
         <w:rPr>
           <w:lang w:val="zh_TW" w:bidi="zh_TW"/>
         </w:rPr>
-        <w:t>以色列人早期的祖先大多住在帳篷或臨時住所中，但青銅器時代中期的迦南人（以色列人來到他們的土地上）則住在優渥的堅固房屋中，這種房屋是由幾個房間圍繞著庭院建造的。</w:t>
+        <w:t>神所賜的禮物，透過祂的行動表達出來，包括祂向人施予的憐憫、慈愛和救恩。</w:t>
       </w:r>
     </w:p>
     <w:p>
@@ -764,7 +903,18 @@
         <w:rPr>
           <w:lang w:val="zh_TW" w:bidi="zh_TW"/>
         </w:rPr>
-        <w:t>這種新型房屋的最簡單的形式是有一個庭院，庭院的一側有一個單間房，通常位於庭院的西側，以避免西風將煙霧吹入房間。儲存穀物的倉庫通常在房間內，而不是在庭院中。這種單間房屋最好的例子是在別是巴西北的納吉拉遺址（Tell Nagila）發現的，可追溯到約公元前1700年。三座這樣的房屋有一個10乘7英尺（3乘2.1米）的房間和一個10乘16英尺（3乘4.9米）的庭院。有時房間內有隔板，牆壁由粗石和泥磚砌成，外屋塗上泥灰，牆壁厚度不足以支撐第二層樓。房屋緊密相連，以利用共同的後牆，庭院的入口大致在平行的街道上。每棟房子沿著牆壁都有一個石頭和黏土製成的長凳。</w:t>
+        <w:t>恩典是神的行動，使祂能夠以無盡的寬恕和祝福來面對人的冷漠和叛逆。神在行動中顯示出祂的恩典。神恩典的教義貫穿整個舊約和新約的思想。然而，舊約只是預示並為在新約中完全展現的恩典做準備。</w:t>
+      </w:r>
+    </w:p>
+    <w:p>
+      <w:pPr>
+        <w:pStyle w:val="Heading3"/>
+      </w:pPr>
+      <w:r>
+        <w:rPr>
+          <w:lang w:val="zh_TW" w:bidi="zh_TW"/>
+        </w:rPr>
+        <w:t>舊約中的恩典</w:t>
       </w:r>
     </w:p>
     <w:p>
@@ -778,7 +928,43 @@
         <w:rPr>
           <w:lang w:val="zh_TW" w:bidi="zh_TW"/>
         </w:rPr>
-        <w:t>有時候，幾個房間會建在庭院的一側。這樣的例子有迄今為止發現的最宏偉的房子來自伯美森廢丘（Tell Beit Mirsim），建於約公元前1600年，可能是當地總督或貴族的住宅。庭院西側有不少於六個房間，庭院大小約為35乘19英尺（10.7乘5.8米）。有屋頂的居住空間，包括底層和二樓，約為1,500平方英尺（139平方米）；根據四周牆壁的厚度推測，應該有二樓。地面可能有多種用途，包括兩個馬廄房間和兩個儲藏區。其他不那麼宏偉的庭院房屋的變體，只有一側有房間，來自同一個遺址的E層（約公元前1700年）。</w:t>
+        <w:t>在舊約的早期敘述中，神自我揭示為自己是一位「有憐憫有恩典的神，不輕易發怒，並有豐盛的慈愛和誠實」（</w:t>
+      </w:r>
+      <w:hyperlink r:id="rId29">
+        <w:r>
+          <w:rPr>
+            <w:lang w:val="zh_TW" w:bidi="zh_TW"/>
+          </w:rPr>
+          <w:rPr>
+            <w:color w:val="0000EE"/>
+            <w:u w:val="single"/>
+          </w:rPr>
+          <w:t>出34:6</w:t>
+        </w:r>
+      </w:hyperlink>
+      <w:r>
+        <w:rPr>
+          <w:lang w:val="zh_TW" w:bidi="zh_TW"/>
+        </w:rPr>
+        <w:t>）。 因此，不配的人類可以用「主啊，我若在你眼前蒙恩，……」這樣的禱告去接近祂（</w:t>
+      </w:r>
+      <w:hyperlink r:id="rId30">
+        <w:r>
+          <w:rPr>
+            <w:lang w:val="zh_TW" w:bidi="zh_TW"/>
+          </w:rPr>
+          <w:rPr>
+            <w:color w:val="0000EE"/>
+            <w:u w:val="single"/>
+          </w:rPr>
+          <w:t>出34:9</w:t>
+        </w:r>
+      </w:hyperlink>
+      <w:r>
+        <w:rPr>
+          <w:lang w:val="zh_TW" w:bidi="zh_TW"/>
+        </w:rPr>
+        <w:t>）。透過神的主動，人與神的疏離被轉變為一種不配得的接納，這開啟了和好和救贖的可能。</w:t>
       </w:r>
     </w:p>
     <w:p>
@@ -792,7 +978,79 @@
         <w:rPr>
           <w:lang w:val="zh_TW" w:bidi="zh_TW"/>
         </w:rPr>
-        <w:t>青銅時代中期的第二種類型房屋是有一個屋頂的大廳，兩側有房間。這種房屋的一個很好的例子來自伯美森廢丘，約公元前1800年。這個有屋頂的長方形大廳內有三塊沿長軸排列的大平石，用來作為木製屋頂支架的地基。在遺址中發現了木製的椽子和覆蓋著泥土的蘆葦屋頂。西側的三個房間都從大廳進入。石基和泥磚牆足以支撐第二層，並可通過外部木樓梯或梯子到達二樓。地面由泥土、灰燼和稻草鋪成，並仔細磨平。</w:t>
+        <w:t>在伊甸園中，恩典已經開始發揮作用，當神以救贖的應許（</w:t>
+      </w:r>
+      <w:hyperlink r:id="rId31">
+        <w:r>
+          <w:rPr>
+            <w:lang w:val="zh_TW" w:bidi="zh_TW"/>
+          </w:rPr>
+          <w:rPr>
+            <w:color w:val="0000EE"/>
+            <w:u w:val="single"/>
+          </w:rPr>
+          <w:t>創3:15</w:t>
+        </w:r>
+      </w:hyperlink>
+      <w:r>
+        <w:rPr>
+          <w:lang w:val="zh_TW" w:bidi="zh_TW"/>
+        </w:rPr>
+        <w:t>）和關切的照顧來回應墮落，而不是以放棄或報復性的毀滅。神對亞伯拉罕的呼召是恩典的延伸，不僅對他個人如此，也通過他作為普世的媒介。作為對亞伯拉罕個人祝福和對他後裔的國的祝福的不可分割的一部分，神的應許中指出，個人和國的祝福將成為實現「地上的萬族都要因你得福」的工具（</w:t>
+      </w:r>
+      <w:hyperlink r:id="rId32">
+        <w:r>
+          <w:rPr>
+            <w:lang w:val="zh_TW" w:bidi="zh_TW"/>
+          </w:rPr>
+          <w:rPr>
+            <w:color w:val="0000EE"/>
+            <w:u w:val="single"/>
+          </w:rPr>
+          <w:t>創12:2–3</w:t>
+        </w:r>
+      </w:hyperlink>
+      <w:r>
+        <w:rPr>
+          <w:lang w:val="zh_TW" w:bidi="zh_TW"/>
+        </w:rPr>
+        <w:t>）。因此，亞伯拉罕的選擇和普世祝福的應許都在神所賜的約中表達出來，其目的是將神的恩典延伸到全人類。神在對亞伯拉罕的應許中莊嚴地確認道：「我與你立約：你要作多國的父……我要與你並你世世代代的後裔堅立我的約，作永遠的約」（</w:t>
+      </w:r>
+      <w:hyperlink r:id="rId33">
+        <w:r>
+          <w:rPr>
+            <w:lang w:val="zh_TW" w:bidi="zh_TW"/>
+          </w:rPr>
+          <w:rPr>
+            <w:color w:val="0000EE"/>
+            <w:u w:val="single"/>
+          </w:rPr>
+          <w:t>創17:4、7</w:t>
+        </w:r>
+      </w:hyperlink>
+      <w:r>
+        <w:rPr>
+          <w:lang w:val="zh_TW" w:bidi="zh_TW"/>
+        </w:rPr>
+        <w:t>）。這個應許應該被理解為在恩典的基礎上實現，而不是在種族的基礎上，這樣它就適用於所有亞伯拉罕的後裔——不僅是猶太信徒，即他的種族後裔，還有他的屬靈後裔，來自列國的信徒，他們擁有像亞伯拉罕一樣的信仰（</w:t>
+      </w:r>
+      <w:hyperlink r:id="rId34">
+        <w:r>
+          <w:rPr>
+            <w:lang w:val="zh_TW" w:bidi="zh_TW"/>
+          </w:rPr>
+          <w:rPr>
+            <w:color w:val="0000EE"/>
+            <w:u w:val="single"/>
+          </w:rPr>
+          <w:t>羅4:16</w:t>
+        </w:r>
+      </w:hyperlink>
+      <w:r>
+        <w:rPr>
+          <w:lang w:val="zh_TW" w:bidi="zh_TW"/>
+        </w:rPr>
+        <w:t>）。 因此，從神恩典的角度來看，揀選亞伯拉罕和以色列民族並不是目的本身。這是神的計劃，將祂的救贖設計延伸到列國的所有信徒。在向亞伯拉罕施恩時，神正在建立教會的開端，即恩典的群體。</w:t>
       </w:r>
     </w:p>
     <w:p>
@@ -806,7 +1064,25 @@
         <w:rPr>
           <w:lang w:val="zh_TW" w:bidi="zh_TW"/>
         </w:rPr>
-        <w:t>第三種類型的房屋由一個開放的庭院和庭院兩側相鄰的房間組成。一個很好的例子來自伯美森廢丘，建在有屋頂大廳的房屋遺址上。屋頂大廳改造成庭院。他納遺址（Tell Taanach）的一座房屋，來自青銅時代中期IIB期（約公元前1700年），結構非常堅固，牆壁厚度超過三英尺（0.9米），用砂漿砌成。庭院內有一口水池，東側房間內發現了一個烤爐。地面鋪有灰泥，總面積約為2,300平方英尺（214平方米）。內部有樓梯通往二樓。</w:t>
+        <w:t>神在揀選亞伯拉罕並使他成為神恩典的接受者中所表現出神的惟獨主義（particularism），且提供了一個範例，適用於所有在救贖歷史中被神使用的人。超越了賦予像亞伯拉罕、大衛、先知以及後來使徒們等個人的恩典，這些人因他們的呼召而具有了為所有分享亞伯拉罕信仰的群體——教會——履行神的約的貢獻潛力。在神對以色列、其族長及其領袖的恩慈作為中，神為祂向普世教會擴展恩典奠定了基礎。神在舊約中的恩慈介入，旨在顯明教會在祂救贖目的中的終極地位。舊約的先知在履行他們的職責時，知道他們所服事的並不是自己，而是教會（</w:t>
+      </w:r>
+      <w:hyperlink r:id="rId35">
+        <w:r>
+          <w:rPr>
+            <w:lang w:val="zh_TW" w:bidi="zh_TW"/>
+          </w:rPr>
+          <w:rPr>
+            <w:color w:val="0000EE"/>
+            <w:u w:val="single"/>
+          </w:rPr>
+          <w:t>彼前1:10–12</w:t>
+        </w:r>
+      </w:hyperlink>
+      <w:r>
+        <w:rPr>
+          <w:lang w:val="zh_TW" w:bidi="zh_TW"/>
+        </w:rPr>
+        <w:t>）。</w:t>
       </w:r>
     </w:p>
     <w:p>
@@ -820,7 +1096,72 @@
         <w:rPr>
           <w:lang w:val="zh_TW" w:bidi="zh_TW"/>
         </w:rPr>
-        <w:t>在一些房屋中，房間位於庭院的兩側。伯示麥（魯梅拉遺址〔Tell er-Rumeilah〕）和米吉多提供了很好的例子。在伯示麥，城牆構成了房屋的南牆，房間位於庭院的東側和西側。入口從街道進入其中一個房間，穿過庭院才能進入其他房間。外牆厚度超過三英尺（91.4厘米），內牆厚度為一英尺半（45.7厘米）。牆壁塗有泥和石灰灰泥。</w:t>
+        <w:t>作為神恩典過渡性和中介性的表達，舊約的制度僅具有暫時的效力，已被神在新約中恩典的終極顯現所取代（</w:t>
+      </w:r>
+      <w:hyperlink r:id="rId36">
+        <w:r>
+          <w:rPr>
+            <w:lang w:val="zh_TW" w:bidi="zh_TW"/>
+          </w:rPr>
+          <w:rPr>
+            <w:color w:val="0000EE"/>
+            <w:u w:val="single"/>
+          </w:rPr>
+          <w:t>來8:6–7</w:t>
+        </w:r>
+      </w:hyperlink>
+      <w:r>
+        <w:rPr>
+          <w:lang w:val="zh_TW" w:bidi="zh_TW"/>
+        </w:rPr>
+        <w:t>）。因此，舊約將會過去，並被一個新的約所取代，這將展示神恩典的完全顯現。從這個角度來看，律法與恩典之間的張力變得清晰。像以色列的選召一樣，律法（作為舊約中最顯著的制度之一）是一項暫時性的神恩典措施，用以預示和預備通過信靠耶穌基督的恩典而得稱義的約（</w:t>
+      </w:r>
+      <w:hyperlink r:id="rId37">
+        <w:r>
+          <w:rPr>
+            <w:lang w:val="zh_TW" w:bidi="zh_TW"/>
+          </w:rPr>
+          <w:rPr>
+            <w:color w:val="0000EE"/>
+            <w:u w:val="single"/>
+          </w:rPr>
+          <w:t>加3:23–29</w:t>
+        </w:r>
+      </w:hyperlink>
+      <w:r>
+        <w:rPr>
+          <w:lang w:val="zh_TW" w:bidi="zh_TW"/>
+        </w:rPr>
+        <w:t>；</w:t>
+      </w:r>
+      <w:hyperlink r:id="rId38">
+        <w:r>
+          <w:rPr>
+            <w:lang w:val="zh_TW" w:bidi="zh_TW"/>
+          </w:rPr>
+          <w:rPr>
+            <w:color w:val="0000EE"/>
+            <w:u w:val="single"/>
+          </w:rPr>
+          <w:t>來10:1</w:t>
+        </w:r>
+      </w:hyperlink>
+      <w:r>
+        <w:rPr>
+          <w:lang w:val="zh_TW" w:bidi="zh_TW"/>
+        </w:rPr>
+        <w:t>）。</w:t>
+      </w:r>
+    </w:p>
+    <w:p>
+      <w:pPr>
+        <w:pStyle w:val="Heading3"/>
+      </w:pPr>
+      <w:r>
+        <w:rPr>
+          <w:lang w:val="zh_TW" w:bidi="zh_TW"/>
+        </w:rPr>
+        <w:t>新約中的恩典</w:t>
       </w:r>
     </w:p>
     <w:p>
@@ -834,7 +1175,25 @@
         <w:rPr>
           <w:lang w:val="zh_TW" w:bidi="zh_TW"/>
         </w:rPr>
-        <w:t>在米吉多，房屋是靠北城牆而建。在第十二層（約公元前1750–1700年），發現了三座保存完好的這類房屋。這些房屋由與城牆成直角的牆壁分隔，每座房屋只有一扇門通往街道，經過一個房間，進入房屋後再通往鋪有小石頭和鵝卵石的庭院。庭院裡有烤爐，其中一座房屋有一口水池。</w:t>
+        <w:t>恩典作為神對祂子民積極行動的參與，這一概念在新約中更加鮮明。神的恩典在耶穌基督的身上具體體現出來，祂以可見的方式展示了神恩典的動態本質，並在祂的救贖事工中實現了舊約中有關神恩待人的應許（</w:t>
+      </w:r>
+      <w:hyperlink r:id="rId39">
+        <w:r>
+          <w:rPr>
+            <w:lang w:val="zh_TW" w:bidi="zh_TW"/>
+          </w:rPr>
+          <w:rPr>
+            <w:color w:val="0000EE"/>
+            <w:u w:val="single"/>
+          </w:rPr>
+          <w:t>約1:14、17</w:t>
+        </w:r>
+      </w:hyperlink>
+      <w:r>
+        <w:rPr>
+          <w:lang w:val="zh_TW" w:bidi="zh_TW"/>
+        </w:rPr>
+        <w:t>）。</w:t>
       </w:r>
     </w:p>
     <w:p>
@@ -848,9 +1207,9 @@
         <w:rPr>
           <w:lang w:val="zh_TW" w:bidi="zh_TW"/>
         </w:rPr>
-        <w:t>第四種類型的青銅時代中期房屋在庭院的三側有房間。這些房間的大小和用途差異很大。公元前1600年左右的一個很好的例子來自米吉多第九層。這座房屋的尺寸為42乘39英尺（12.8乘11.9米），包含九個大小不一的房間。庭院鋪有石灰，中央有一個大烤爐，另一個烤爐則在東側的房間內。每個房間都有一扇通向庭院的門。這座房屋像青銅時代中期的其他房屋一樣，地板下有墓葬（參</w:t>
-      </w:r>
-      <w:hyperlink r:id="rId27">
+        <w:t>神在耶穌基督中顯現的恩典使神能夠赦免罪人，並將他們聚集在教會這個新約群體中。耶穌在施行事工期間，曾多次對許多罪人宣告赦罪，並向各種絕望的人提供神的仁愛幫助。透過像父親寬恕浪子和尋找失羊的教導，耶穌明確表示祂來是為了尋找和拯救那些失喪的人。然而，祂最終在十字架上完成的救贖之死，為悔改的罪人敞開了通往神赦免和恢復性恩典的大門。這個簡單的真理在因信稱義的教義中被闡明（</w:t>
+      </w:r>
+      <w:hyperlink r:id="rId40">
         <w:r>
           <w:rPr>
             <w:lang w:val="zh_TW" w:bidi="zh_TW"/>
@@ -859,10 +1218,16 @@
             <w:color w:val="0000EE"/>
             <w:u w:val="single"/>
           </w:rPr>
-          <w:t>撒上25:1；</w:t>
+          <w:t>羅3:23</w:t>
         </w:r>
       </w:hyperlink>
-      <w:hyperlink r:id="rId28">
+      <w:r>
+        <w:rPr>
+          <w:lang w:val="zh_TW" w:bidi="zh_TW"/>
+        </w:rPr>
+        <w:t>；</w:t>
+      </w:r>
+      <w:hyperlink r:id="rId41">
         <w:r>
           <w:rPr>
             <w:lang w:val="zh_TW" w:bidi="zh_TW"/>
@@ -871,14 +1236,14 @@
             <w:color w:val="0000EE"/>
             <w:u w:val="single"/>
           </w:rPr>
-          <w:t>王上2:34</w:t>
+          <w:t>多3:7</w:t>
         </w:r>
       </w:hyperlink>
       <w:r>
         <w:rPr>
           <w:lang w:val="zh_TW" w:bidi="zh_TW"/>
         </w:rPr>
-        <w:t>，有關鐵器時代的聖經參考）。</w:t>
+        <w:t>）。根據這個教導，神藉著基督代贖的死而提供恩典，使祂能夠對悔改的罪人宣告「義」或「無罪」的判決，並將他們納入祂的永恆旨意中。因此，他們進入了神恩典的領域，這恩典使他們能夠與聖靈同工，進行個人成聖的過程。</w:t>
       </w:r>
     </w:p>
     <w:p>
@@ -892,18 +1257,151 @@
         <w:rPr>
           <w:lang w:val="zh_TW" w:bidi="zh_TW"/>
         </w:rPr>
-        <w:t>在青銅時代中期，巴勒斯坦房屋的多樣性表明其繁榮程度遠高於青銅時代初期。房屋和墓葬中都出土了大量優雅且製作精良的家居用品。</w:t>
-      </w:r>
-    </w:p>
-    <w:p>
-      <w:pPr>
-        <w:pStyle w:val="Heading3"/>
-      </w:pPr>
-      <w:r>
-        <w:rPr>
-          <w:lang w:val="zh_TW" w:bidi="zh_TW"/>
-        </w:rPr>
-        <w:t>青銅器時代晚期的房屋（約公元前1550–1200年）</w:t>
+        <w:t>神在耶穌基督身上顯現的恩典，也使神能夠賜予信徒不配得的恩惠，這些恩惠豐富了他們的生活，並將他們聯合在一起成為基督的身體——教會。他們因恩典而被接納，並因此獲得新的身份，即成為神的兒女，成為神家中的成員，使他們如同對待天父一樣與祂相處（</w:t>
+      </w:r>
+      <w:hyperlink r:id="rId42">
+        <w:r>
+          <w:rPr>
+            <w:lang w:val="zh_TW" w:bidi="zh_TW"/>
+          </w:rPr>
+          <w:rPr>
+            <w:color w:val="0000EE"/>
+            <w:u w:val="single"/>
+          </w:rPr>
+          <w:t>加4:4–6</w:t>
+        </w:r>
+      </w:hyperlink>
+      <w:r>
+        <w:rPr>
+          <w:lang w:val="zh_TW" w:bidi="zh_TW"/>
+        </w:rPr>
+        <w:t>）。他們成為一個群體的成員，在這個群體中，種族、階級和性別的區別變得無關緊要，因為他們都成為了神對亞伯拉罕普世祝福之應許的平等繼承人（</w:t>
+      </w:r>
+      <w:hyperlink r:id="rId43">
+        <w:r>
+          <w:rPr>
+            <w:lang w:val="zh_TW" w:bidi="zh_TW"/>
+          </w:rPr>
+          <w:rPr>
+            <w:color w:val="0000EE"/>
+            <w:u w:val="single"/>
+          </w:rPr>
+          <w:t>3:28–29</w:t>
+        </w:r>
+      </w:hyperlink>
+      <w:r>
+        <w:rPr>
+          <w:lang w:val="zh_TW" w:bidi="zh_TW"/>
+        </w:rPr>
+        <w:t>）。為了豐富他們的個人生活，並確保他們在新群體生活中的參與是有益的，聖靈恩慈地賜給信徒各種恩賜，使他們能夠進行旨在造福教會的各種事工（</w:t>
+      </w:r>
+      <w:hyperlink r:id="rId44">
+        <w:r>
+          <w:rPr>
+            <w:lang w:val="zh_TW" w:bidi="zh_TW"/>
+          </w:rPr>
+          <w:rPr>
+            <w:color w:val="0000EE"/>
+            <w:u w:val="single"/>
+          </w:rPr>
+          <w:t>羅12:6–8</w:t>
+        </w:r>
+      </w:hyperlink>
+      <w:r>
+        <w:rPr>
+          <w:lang w:val="zh_TW" w:bidi="zh_TW"/>
+        </w:rPr>
+        <w:t>）。在這些事工中，首要的是使徒的職分，這一職分與神的恩典密切相關（</w:t>
+      </w:r>
+      <w:hyperlink r:id="rId45">
+        <w:r>
+          <w:rPr>
+            <w:lang w:val="zh_TW" w:bidi="zh_TW"/>
+          </w:rPr>
+          <w:rPr>
+            <w:color w:val="0000EE"/>
+            <w:u w:val="single"/>
+          </w:rPr>
+          <w:t>1:5</w:t>
+        </w:r>
+      </w:hyperlink>
+      <w:r>
+        <w:rPr>
+          <w:lang w:val="zh_TW" w:bidi="zh_TW"/>
+        </w:rPr>
+        <w:t>，</w:t>
+      </w:r>
+      <w:hyperlink r:id="rId46">
+        <w:r>
+          <w:rPr>
+            <w:lang w:val="zh_TW" w:bidi="zh_TW"/>
+          </w:rPr>
+          <w:rPr>
+            <w:color w:val="0000EE"/>
+            <w:u w:val="single"/>
+          </w:rPr>
+          <w:t>15:15–16</w:t>
+        </w:r>
+      </w:hyperlink>
+      <w:r>
+        <w:rPr>
+          <w:lang w:val="zh_TW" w:bidi="zh_TW"/>
+        </w:rPr>
+        <w:t>），因為它與舊約的先知事工結合在一起，為教會提供了基礎結構（</w:t>
+      </w:r>
+      <w:hyperlink r:id="rId47">
+        <w:r>
+          <w:rPr>
+            <w:lang w:val="zh_TW" w:bidi="zh_TW"/>
+          </w:rPr>
+          <w:rPr>
+            <w:color w:val="0000EE"/>
+            <w:u w:val="single"/>
+          </w:rPr>
+          <w:t>弗2:20</w:t>
+        </w:r>
+      </w:hyperlink>
+      <w:r>
+        <w:rPr>
+          <w:lang w:val="zh_TW" w:bidi="zh_TW"/>
+        </w:rPr>
+        <w:t>）。由於神的恩典豐富地傾注在信徒的群體生活中（</w:t>
+      </w:r>
+      <w:hyperlink r:id="rId48">
+        <w:r>
+          <w:rPr>
+            <w:lang w:val="zh_TW" w:bidi="zh_TW"/>
+          </w:rPr>
+          <w:rPr>
+            <w:color w:val="0000EE"/>
+            <w:u w:val="single"/>
+          </w:rPr>
+          <w:t>1:7–8</w:t>
+        </w:r>
+      </w:hyperlink>
+      <w:r>
+        <w:rPr>
+          <w:lang w:val="zh_TW" w:bidi="zh_TW"/>
+        </w:rPr>
+        <w:t>），教會進入永恆後，將通過其存在本身，展示出神在耶穌基督裡無限豐富的恩典（</w:t>
+      </w:r>
+      <w:hyperlink r:id="rId49">
+        <w:r>
+          <w:rPr>
+            <w:lang w:val="zh_TW" w:bidi="zh_TW"/>
+          </w:rPr>
+          <w:rPr>
+            <w:color w:val="0000EE"/>
+            <w:u w:val="single"/>
+          </w:rPr>
+          <w:t>2:6</w:t>
+        </w:r>
+      </w:hyperlink>
+      <w:r>
+        <w:rPr>
+          <w:lang w:val="zh_TW" w:bidi="zh_TW"/>
+        </w:rPr>
+        <w:t>）。</w:t>
       </w:r>
     </w:p>
     <w:p>
@@ -917,18 +1415,151 @@
         <w:rPr>
           <w:lang w:val="zh_TW" w:bidi="zh_TW"/>
         </w:rPr>
-        <w:t>這一時期的信息有限，部分原因是挖掘過程中的偶然意外，部分原因是在時代結束時，許多遺址遭到以色列人、海上民族、埃及人和其他人的嚴重破壞。</w:t>
-      </w:r>
-    </w:p>
-    <w:p>
-      <w:pPr>
-        <w:pStyle w:val="Heading3"/>
-      </w:pPr>
-      <w:r>
-        <w:rPr>
-          <w:lang w:val="zh_TW" w:bidi="zh_TW"/>
-        </w:rPr>
-        <w:t>鐵器時代的以色列人的房屋（約公元前1200–600年）</w:t>
+        <w:t>最後，神在耶穌基督裡顯現的恩典，讓神能夠使信徒在品格和關係中反映祂的恩典。接受神恩典的不可或缺的條件是謙卑（</w:t>
+      </w:r>
+      <w:hyperlink r:id="rId50">
+        <w:r>
+          <w:rPr>
+            <w:lang w:val="zh_TW" w:bidi="zh_TW"/>
+          </w:rPr>
+          <w:rPr>
+            <w:color w:val="0000EE"/>
+            <w:u w:val="single"/>
+          </w:rPr>
+          <w:t>雅4:6</w:t>
+        </w:r>
+      </w:hyperlink>
+      <w:r>
+        <w:rPr>
+          <w:lang w:val="zh_TW" w:bidi="zh_TW"/>
+        </w:rPr>
+        <w:t>；</w:t>
+      </w:r>
+      <w:hyperlink r:id="rId51">
+        <w:r>
+          <w:rPr>
+            <w:lang w:val="zh_TW" w:bidi="zh_TW"/>
+          </w:rPr>
+          <w:rPr>
+            <w:color w:val="0000EE"/>
+            <w:u w:val="single"/>
+          </w:rPr>
+          <w:t>彼前5:5</w:t>
+        </w:r>
+      </w:hyperlink>
+      <w:r>
+        <w:rPr>
+          <w:lang w:val="zh_TW" w:bidi="zh_TW"/>
+        </w:rPr>
+        <w:t>）。這樣對神的謙卑使信徒能夠對待他人時也謙卑行事。從恩典的立場出發，他們可以放下自私和自負，以謙恭的態度對待他人（</w:t>
+      </w:r>
+      <w:hyperlink r:id="rId52">
+        <w:r>
+          <w:rPr>
+            <w:lang w:val="zh_TW" w:bidi="zh_TW"/>
+          </w:rPr>
+          <w:rPr>
+            <w:color w:val="0000EE"/>
+            <w:u w:val="single"/>
+          </w:rPr>
+          <w:t>腓2:3–4</w:t>
+        </w:r>
+      </w:hyperlink>
+      <w:r>
+        <w:rPr>
+          <w:lang w:val="zh_TW" w:bidi="zh_TW"/>
+        </w:rPr>
+        <w:t>），以互相服侍的態度（</w:t>
+      </w:r>
+      <w:hyperlink r:id="rId53">
+        <w:r>
+          <w:rPr>
+            <w:lang w:val="zh_TW" w:bidi="zh_TW"/>
+          </w:rPr>
+          <w:rPr>
+            <w:color w:val="0000EE"/>
+            <w:u w:val="single"/>
+          </w:rPr>
+          <w:t>弗5:21</w:t>
+        </w:r>
+      </w:hyperlink>
+      <w:r>
+        <w:rPr>
+          <w:lang w:val="zh_TW" w:bidi="zh_TW"/>
+        </w:rPr>
+        <w:t>），並以互相寬恕的心靈（</w:t>
+      </w:r>
+      <w:hyperlink r:id="rId54">
+        <w:r>
+          <w:rPr>
+            <w:lang w:val="zh_TW" w:bidi="zh_TW"/>
+          </w:rPr>
+          <w:rPr>
+            <w:color w:val="0000EE"/>
+            <w:u w:val="single"/>
+          </w:rPr>
+          <w:t>太18:23–35</w:t>
+        </w:r>
+      </w:hyperlink>
+      <w:r>
+        <w:rPr>
+          <w:lang w:val="zh_TW" w:bidi="zh_TW"/>
+        </w:rPr>
+        <w:t>），使他們的交流也能展現出神的恩典（</w:t>
+      </w:r>
+      <w:hyperlink r:id="rId55">
+        <w:r>
+          <w:rPr>
+            <w:lang w:val="zh_TW" w:bidi="zh_TW"/>
+          </w:rPr>
+          <w:rPr>
+            <w:color w:val="0000EE"/>
+            <w:u w:val="single"/>
+          </w:rPr>
+          <w:t>西4:6</w:t>
+        </w:r>
+      </w:hyperlink>
+      <w:r>
+        <w:rPr>
+          <w:lang w:val="zh_TW" w:bidi="zh_TW"/>
+        </w:rPr>
+        <w:t>）。由於耶穌基督的恩典構成了信徒生命和人際關係的實存背景，他們被勸勉不要將神的恩典變為不敬虔的行為（</w:t>
+      </w:r>
+      <w:hyperlink r:id="rId56">
+        <w:r>
+          <w:rPr>
+            <w:lang w:val="zh_TW" w:bidi="zh_TW"/>
+          </w:rPr>
+          <w:rPr>
+            <w:color w:val="0000EE"/>
+            <w:u w:val="single"/>
+          </w:rPr>
+          <w:t>猶1:4</w:t>
+        </w:r>
+      </w:hyperlink>
+      <w:r>
+        <w:rPr>
+          <w:lang w:val="zh_TW" w:bidi="zh_TW"/>
+        </w:rPr>
+        <w:t>），而是要在主的恩典中成長（</w:t>
+      </w:r>
+      <w:hyperlink r:id="rId57">
+        <w:r>
+          <w:rPr>
+            <w:lang w:val="zh_TW" w:bidi="zh_TW"/>
+          </w:rPr>
+          <w:rPr>
+            <w:color w:val="0000EE"/>
+            <w:u w:val="single"/>
+          </w:rPr>
+          <w:t>彼後3:18</w:t>
+        </w:r>
+      </w:hyperlink>
+      <w:r>
+        <w:rPr>
+          <w:lang w:val="zh_TW" w:bidi="zh_TW"/>
+        </w:rPr>
+        <w:t>）。</w:t>
       </w:r>
     </w:p>
     <w:p>
@@ -942,7 +1573,61 @@
         <w:rPr>
           <w:lang w:val="zh_TW" w:bidi="zh_TW"/>
         </w:rPr>
-        <w:t>這一時期出土了許多民宅建築的範例。以色列人的建築起初相當簡陋，但品質隨後有所提高。因此，在公元前12世紀的卡斯勒遺址（Tell Qasil），發現了一些簡陋房屋，這些房屋設有一個庭院，一側有單間房。在當代的伯示麥，有一座較大的房子，地基由大型未切割石頭建成，庭院約34乘20英尺（10.4乘6.1米），一側有三個房間，大小為11乘10½英尺（3.4乘3.2米）。庭院和其中兩個房間內都用粗糙的石頭鋪地。在夏瑣發現了一座約公元前900年的房屋，該房屋有一個庭院，一側有房間。庭院的一半被覆蓋，屋頂由石柱支撐。這些石柱是巴勒斯坦鐵器時代房屋的典型特徵，並且在全國各地的遺址中都有發現。</w:t>
+        <w:t>聖經中恩典的基本意義是指神對祂的受造物施行善意的態度。這種神的恩惠在耶穌基督裡得到了最高的表達。按其定義，這恩典對所有人完全開放，唯一的先決條件是悔改並渴望接受它（</w:t>
+      </w:r>
+      <w:hyperlink r:id="rId58">
+        <w:r>
+          <w:rPr>
+            <w:lang w:val="zh_TW" w:bidi="zh_TW"/>
+          </w:rPr>
+          <w:rPr>
+            <w:color w:val="0000EE"/>
+            <w:u w:val="single"/>
+          </w:rPr>
+          <w:t>多2:11–12</w:t>
+        </w:r>
+      </w:hyperlink>
+      <w:r>
+        <w:rPr>
+          <w:lang w:val="zh_TW" w:bidi="zh_TW"/>
+        </w:rPr>
+        <w:t>）。因此，與神和祂旨意隔絕的人類狀態被替換為與神那本來不可接近的威嚴接觸的途徑，這威嚴以寶座的形式呈現，使祂的恩典可以滿足人的需求（</w:t>
+      </w:r>
+      <w:hyperlink r:id="rId59">
+        <w:r>
+          <w:rPr>
+            <w:lang w:val="zh_TW" w:bidi="zh_TW"/>
+          </w:rPr>
+          <w:rPr>
+            <w:color w:val="0000EE"/>
+            <w:u w:val="single"/>
+          </w:rPr>
+          <w:t>來4:16</w:t>
+        </w:r>
+      </w:hyperlink>
+      <w:r>
+        <w:rPr>
+          <w:lang w:val="zh_TW" w:bidi="zh_TW"/>
+        </w:rPr>
+        <w:t>）。接受神恩典以外的另一個悲慘的選擇，是繼續處於無盼望的疏離狀態，或是通過注定徒勞的人類努力來追求神的恩惠（</w:t>
+      </w:r>
+      <w:hyperlink r:id="rId60">
+        <w:r>
+          <w:rPr>
+            <w:lang w:val="zh_TW" w:bidi="zh_TW"/>
+          </w:rPr>
+          <w:rPr>
+            <w:color w:val="0000EE"/>
+            <w:u w:val="single"/>
+          </w:rPr>
+          <w:t>羅1:21</w:t>
+        </w:r>
+      </w:hyperlink>
+      <w:r>
+        <w:rPr>
+          <w:lang w:val="zh_TW" w:bidi="zh_TW"/>
+        </w:rPr>
+        <w:t>）。神對罪人的無條件接納，唯一的條件可能就是他們拒絕接受祂的接納。</w:t>
       </w:r>
     </w:p>
     <w:p>
@@ -956,7 +1641,25 @@
         <w:rPr>
           <w:lang w:val="zh_TW" w:bidi="zh_TW"/>
         </w:rPr>
-        <w:t>猶大和以色列王時代最常見的房屋類型是三面建有房間的庭院式房屋。這種房屋有時被稱為「四房屋（four-room house）」。沿庭院短軸建造了一個長房間，另兩間房間分別位於庭院長軸的兩側。庭院被兩排延伸到庭院長軸的柱子分成三部分，這些柱子支撐屋頂，並為半高或全高的牆壁提供支撐。房屋的入口位於街道上，進入房屋的入口可從街道通向庭院，庭院中通常有烤爐和穀倉，但具體位置可能有所不同。這樣的框架可以通過在庭院長軸現有房間外添加一排房間來擴展。有許多方法可以將長房間分隔成較小的房間。有些牆壁足夠堅固，還可以加建第二層樓。在示劍出土的四間房屋就是一個範例，這座房屋後來被擴建，約可追溯至公元前748–724年。庭院內有一個儲物箱、一個開放式的大壁爐、一個磨盤（手磨）、石磨和放置在石基座上的陶罐底座。在新增的房間中，有一個從屋頂接水的裝置，並將水輸送到地下供水系統。一個房間內的大穀倉與廚房相連。</w:t>
+        <w:t>因為基督代表神恩典的實現、體現和分配者，早期基督徒白白地稱神的恩典為「我們主耶穌基督的恩典」。這恩典被認為是如此根本且遍及他們的個人生活和信仰團體的存在，以至於他們自然地將傳統的「平安」（Shalom）問候與耶穌基督的恩典相結合。這就是為什麼幾乎在新約聖經的每卷書中都能看到「願我們主耶穌基督的恩常與你們眾人同在」這一問候形式的變體普遍重複出現（</w:t>
+      </w:r>
+      <w:hyperlink r:id="rId61">
+        <w:r>
+          <w:rPr>
+            <w:lang w:val="zh_TW" w:bidi="zh_TW"/>
+          </w:rPr>
+          <w:rPr>
+            <w:color w:val="0000EE"/>
+            <w:u w:val="single"/>
+          </w:rPr>
+          <w:t>帖後3:18</w:t>
+        </w:r>
+      </w:hyperlink>
+      <w:r>
+        <w:rPr>
+          <w:lang w:val="zh_TW" w:bidi="zh_TW"/>
+        </w:rPr>
+        <w:t>）。</w:t>
       </w:r>
     </w:p>
     <w:p>
@@ -968,451 +1671,46 @@
       </w:r>
       <w:r>
         <w:rPr>
-          <w:lang w:val="zh_TW" w:bidi="zh_TW"/>
-        </w:rPr>
-        <w:t>有證據顯示較大的鐵器時代房屋有工業或商業用途。在</w:t>
-      </w:r>
-      <w:r>
-        <w:rPr>
-          <w:lang w:val="zh_TW" w:bidi="zh_TW"/>
-        </w:rPr>
-        <w:t>伯美森廢丘</w:t>
-      </w:r>
-      <w:r>
-        <w:rPr>
-          <w:lang w:val="zh_TW" w:bidi="zh_TW"/>
-        </w:rPr>
-        <w:t>發現的某些房屋內有染缸和織布機配件。在其它地方，大量的磨盤暗示這些地方可能是小麥加工業的中心。也有證據顯示有酒缸、陶器設備和商店。有些房屋設有專門用於宗教用途的房間，內有香爐、雕像、小型祭壇等。</w:t>
-      </w:r>
-    </w:p>
-    <w:p>
-      <w:pPr/>
-      <w:r>
-        <w:rPr>
-          <w:lang w:val="zh_TW" w:bidi="zh_TW"/>
-        </w:rPr>
-      </w:r>
-      <w:r>
-        <w:rPr>
-          <w:lang w:val="zh_TW" w:bidi="zh_TW"/>
-        </w:rPr>
-        <w:t>凱瑟琳·凱尼恩（Kathleen Kenyon）在耶路撒冷的挖掘工作中揭示了猶大末期的房屋。這些房屋相當小且設計不規則，但其總體設計與猶大山區遺址的房屋相同——庭院被一排支撐屋頂的石柱分隔。</w:t>
-      </w:r>
-    </w:p>
-    <w:p>
-      <w:pPr/>
-      <w:r>
-        <w:rPr>
-          <w:lang w:val="zh_TW" w:bidi="zh_TW"/>
-        </w:rPr>
-      </w:r>
-      <w:r>
-        <w:rPr>
-          <w:lang w:val="zh_TW" w:bidi="zh_TW"/>
-        </w:rPr>
-        <w:t>在一些城中，大房屋和小房屋之間的差異可能反映出先知們所提到的社會不平等現象。在公元前10和9世紀，有許多小房屋和少數大房屋的情況相當一致。到了公元前8世紀，在像得撒這樣的城，有三四個大房子和許多簡陋的建築。</w:t>
-      </w:r>
-    </w:p>
-    <w:p>
-      <w:pPr>
-        <w:pStyle w:val="Heading3"/>
-      </w:pPr>
-      <w:r>
-        <w:rPr>
-          <w:lang w:val="zh_TW" w:bidi="zh_TW"/>
-        </w:rPr>
-        <w:t>新約時代的房屋</w:t>
-      </w:r>
-    </w:p>
-    <w:p>
-      <w:pPr/>
-      <w:r>
-        <w:rPr>
-          <w:lang w:val="zh_TW" w:bidi="zh_TW"/>
-        </w:rPr>
-      </w:r>
-      <w:r>
-        <w:rPr>
-          <w:lang w:val="zh_TW" w:bidi="zh_TW"/>
-        </w:rPr>
-        <w:t>新約中提到房屋、屋頂、門、地基、樓房和燈。耶穌的一個比喻提到好的和壞的根基（</w:t>
-      </w:r>
-      <w:hyperlink r:id="rId29">
-        <w:r>
-          <w:rPr>
-            <w:lang w:val="zh_TW" w:bidi="zh_TW"/>
-          </w:rPr>
-          <w:rPr>
-            <w:color w:val="0000EE"/>
-            <w:u w:val="single"/>
-          </w:rPr>
-          <w:t>太7:25</w:t>
-        </w:r>
-      </w:hyperlink>
-      <w:r>
-        <w:rPr>
-          <w:lang w:val="zh_TW" w:bidi="zh_TW"/>
-        </w:rPr>
-        <w:t>）。在一次事件中，朋友們把一個癱瘓的人帶到屋頂，並拆開屋頂，把他送到耶穌所在的房子裡（</w:t>
-      </w:r>
-      <w:hyperlink r:id="rId30">
-        <w:r>
-          <w:rPr>
-            <w:lang w:val="zh_TW" w:bidi="zh_TW"/>
-          </w:rPr>
-          <w:rPr>
-            <w:color w:val="0000EE"/>
-            <w:u w:val="single"/>
-          </w:rPr>
-          <w:t>可2:4</w:t>
-        </w:r>
-      </w:hyperlink>
-      <w:r>
-        <w:rPr>
-          <w:lang w:val="zh_TW" w:bidi="zh_TW"/>
-        </w:rPr>
-        <w:t>）。耶穌提到從房上宣告的話（</w:t>
-      </w:r>
-      <w:hyperlink r:id="rId31">
-        <w:r>
-          <w:rPr>
-            <w:lang w:val="zh_TW" w:bidi="zh_TW"/>
-          </w:rPr>
-          <w:rPr>
-            <w:color w:val="0000EE"/>
-            <w:u w:val="single"/>
-          </w:rPr>
-          <w:t>太10:27</w:t>
-        </w:r>
-      </w:hyperlink>
+          <w:i/>
+          <w:lang w:val="zh_TW" w:bidi="zh_TW"/>
+        </w:rPr>
+        <w:t>另見</w:t>
+      </w:r>
+      <w:r>
+        <w:rPr>
+          <w:lang w:val="zh_TW" w:bidi="zh_TW"/>
+        </w:rPr>
+        <w:t xml:space="preserve"> </w:t>
+      </w:r>
+      <w:r>
+        <w:rPr>
+          <w:lang w:val="zh_TW" w:bidi="zh_TW"/>
+        </w:rPr>
+        <w:t>神的存在與屬性</w:t>
+      </w:r>
       <w:r>
         <w:rPr>
           <w:lang w:val="zh_TW" w:bidi="zh_TW"/>
         </w:rPr>
         <w:t>；</w:t>
       </w:r>
-      <w:hyperlink r:id="rId32">
-        <w:r>
-          <w:rPr>
-            <w:lang w:val="zh_TW" w:bidi="zh_TW"/>
-          </w:rPr>
-          <w:rPr>
-            <w:color w:val="0000EE"/>
-            <w:u w:val="single"/>
-          </w:rPr>
-          <w:t>路12:3</w:t>
-        </w:r>
-      </w:hyperlink>
-      <w:r>
-        <w:rPr>
-          <w:lang w:val="zh_TW" w:bidi="zh_TW"/>
-        </w:rPr>
-        <w:t>），彼得上房頂禱告（</w:t>
-      </w:r>
-      <w:hyperlink r:id="rId33">
-        <w:r>
-          <w:rPr>
-            <w:lang w:val="zh_TW" w:bidi="zh_TW"/>
-          </w:rPr>
-          <w:rPr>
-            <w:color w:val="0000EE"/>
-            <w:u w:val="single"/>
-          </w:rPr>
-          <w:t>徒10:9</w:t>
-        </w:r>
-      </w:hyperlink>
-      <w:r>
-        <w:rPr>
-          <w:lang w:val="zh_TW" w:bidi="zh_TW"/>
-        </w:rPr>
-        <w:t>）。打掃屋子以尋找失物（</w:t>
-      </w:r>
-      <w:hyperlink r:id="rId34">
-        <w:r>
-          <w:rPr>
-            <w:lang w:val="zh_TW" w:bidi="zh_TW"/>
-          </w:rPr>
-          <w:rPr>
-            <w:color w:val="0000EE"/>
-            <w:u w:val="single"/>
-          </w:rPr>
-          <w:t>路15:8</w:t>
-        </w:r>
-      </w:hyperlink>
-      <w:r>
-        <w:rPr>
-          <w:lang w:val="zh_TW" w:bidi="zh_TW"/>
-        </w:rPr>
-        <w:t>），並用燈照亮（</w:t>
-      </w:r>
-      <w:hyperlink r:id="rId35">
-        <w:r>
-          <w:rPr>
-            <w:lang w:val="zh_TW" w:bidi="zh_TW"/>
-          </w:rPr>
-          <w:rPr>
-            <w:color w:val="0000EE"/>
-            <w:u w:val="single"/>
-          </w:rPr>
-          <w:t>太5:15</w:t>
-        </w:r>
-      </w:hyperlink>
-      <w:r>
-        <w:rPr>
-          <w:lang w:val="zh_TW" w:bidi="zh_TW"/>
-        </w:rPr>
-        <w:t>）。有幾處提到具體個人的房屋（</w:t>
-      </w:r>
-      <w:hyperlink r:id="rId36">
-        <w:r>
-          <w:rPr>
-            <w:lang w:val="zh_TW" w:bidi="zh_TW"/>
-          </w:rPr>
-          <w:rPr>
-            <w:color w:val="0000EE"/>
-            <w:u w:val="single"/>
-          </w:rPr>
-          <w:t>可8:3</w:t>
-        </w:r>
-      </w:hyperlink>
+      <w:r>
+        <w:rPr>
+          <w:lang w:val="zh_TW" w:bidi="zh_TW"/>
+        </w:rPr>
+        <w:t>愛</w:t>
+      </w:r>
       <w:r>
         <w:rPr>
           <w:lang w:val="zh_TW" w:bidi="zh_TW"/>
         </w:rPr>
         <w:t>；</w:t>
       </w:r>
-      <w:hyperlink r:id="rId37">
-        <w:r>
-          <w:rPr>
-            <w:lang w:val="zh_TW" w:bidi="zh_TW"/>
-          </w:rPr>
-          <w:rPr>
-            <w:color w:val="0000EE"/>
-            <w:u w:val="single"/>
-          </w:rPr>
-          <w:t>路10:5</w:t>
-        </w:r>
-      </w:hyperlink>
-      <w:r>
-        <w:rPr>
-          <w:lang w:val="zh_TW" w:bidi="zh_TW"/>
-        </w:rPr>
-        <w:t>，</w:t>
-      </w:r>
-      <w:hyperlink r:id="rId38">
-        <w:r>
-          <w:rPr>
-            <w:lang w:val="zh_TW" w:bidi="zh_TW"/>
-          </w:rPr>
-          <w:rPr>
-            <w:color w:val="0000EE"/>
-            <w:u w:val="single"/>
-          </w:rPr>
-          <w:t>16:4</w:t>
-        </w:r>
-      </w:hyperlink>
-      <w:r>
-        <w:rPr>
-          <w:lang w:val="zh_TW" w:bidi="zh_TW"/>
-        </w:rPr>
-        <w:t>，</w:t>
-      </w:r>
-      <w:hyperlink r:id="rId39">
-        <w:r>
-          <w:rPr>
-            <w:lang w:val="zh_TW" w:bidi="zh_TW"/>
-          </w:rPr>
-          <w:rPr>
-            <w:color w:val="0000EE"/>
-            <w:u w:val="single"/>
-          </w:rPr>
-          <w:t>19:9</w:t>
-        </w:r>
-      </w:hyperlink>
-      <w:r>
-        <w:rPr>
-          <w:lang w:val="zh_TW" w:bidi="zh_TW"/>
-        </w:rPr>
-        <w:t>；</w:t>
-      </w:r>
-      <w:hyperlink r:id="rId40">
-        <w:r>
-          <w:rPr>
-            <w:lang w:val="zh_TW" w:bidi="zh_TW"/>
-          </w:rPr>
-          <w:rPr>
-            <w:color w:val="0000EE"/>
-            <w:u w:val="single"/>
-          </w:rPr>
-          <w:t>約11:20</w:t>
-        </w:r>
-      </w:hyperlink>
-      <w:r>
-        <w:rPr>
-          <w:lang w:val="zh_TW" w:bidi="zh_TW"/>
-        </w:rPr>
-        <w:t>；</w:t>
-      </w:r>
-      <w:hyperlink r:id="rId41">
-        <w:r>
-          <w:rPr>
-            <w:lang w:val="zh_TW" w:bidi="zh_TW"/>
-          </w:rPr>
-          <w:rPr>
-            <w:color w:val="0000EE"/>
-            <w:u w:val="single"/>
-          </w:rPr>
-          <w:t>徒4:34，</w:t>
-        </w:r>
-      </w:hyperlink>
-      <w:hyperlink r:id="rId42">
-        <w:r>
-          <w:rPr>
-            <w:lang w:val="zh_TW" w:bidi="zh_TW"/>
-          </w:rPr>
-          <w:rPr>
-            <w:color w:val="0000EE"/>
-            <w:u w:val="single"/>
-          </w:rPr>
-          <w:t>9:11</w:t>
-        </w:r>
-      </w:hyperlink>
-      <w:r>
-        <w:rPr>
-          <w:lang w:val="zh_TW" w:bidi="zh_TW"/>
-        </w:rPr>
-        <w:t>，</w:t>
-      </w:r>
-      <w:hyperlink r:id="rId43">
-        <w:r>
-          <w:rPr>
-            <w:lang w:val="zh_TW" w:bidi="zh_TW"/>
-          </w:rPr>
-          <w:rPr>
-            <w:color w:val="0000EE"/>
-            <w:u w:val="single"/>
-          </w:rPr>
-          <w:t>10:32</w:t>
-        </w:r>
-      </w:hyperlink>
-      <w:r>
-        <w:rPr>
-          <w:lang w:val="zh_TW" w:bidi="zh_TW"/>
-        </w:rPr>
-        <w:t>）。有些房屋有通往屋頂的外部樓梯。逾越節的晚餐是在這樣一間大的樓上房間裡準備的（</w:t>
-      </w:r>
-      <w:hyperlink r:id="rId44">
-        <w:r>
-          <w:rPr>
-            <w:lang w:val="zh_TW" w:bidi="zh_TW"/>
-          </w:rPr>
-          <w:rPr>
-            <w:color w:val="0000EE"/>
-            <w:u w:val="single"/>
-          </w:rPr>
-          <w:t>可14:12–15</w:t>
-        </w:r>
-      </w:hyperlink>
-      <w:r>
-        <w:rPr>
-          <w:lang w:val="zh_TW" w:bidi="zh_TW"/>
-        </w:rPr>
-        <w:t>）。耶穌死而復活後，門徒住在類似的房間裡（</w:t>
-      </w:r>
-      <w:hyperlink r:id="rId45">
-        <w:r>
-          <w:rPr>
-            <w:lang w:val="zh_TW" w:bidi="zh_TW"/>
-          </w:rPr>
-          <w:rPr>
-            <w:color w:val="0000EE"/>
-            <w:u w:val="single"/>
-          </w:rPr>
-          <w:t>徒1:13</w:t>
-        </w:r>
-      </w:hyperlink>
-      <w:r>
-        <w:rPr>
-          <w:lang w:val="zh_TW" w:bidi="zh_TW"/>
-        </w:rPr>
-        <w:t>）。在這樣的房屋裡有時會有僕人（</w:t>
-      </w:r>
-      <w:hyperlink r:id="rId46">
-        <w:r>
-          <w:rPr>
-            <w:lang w:val="zh_TW" w:bidi="zh_TW"/>
-          </w:rPr>
-          <w:rPr>
-            <w:color w:val="0000EE"/>
-            <w:u w:val="single"/>
-          </w:rPr>
-          <w:t>10:7</w:t>
-        </w:r>
-      </w:hyperlink>
-      <w:r>
-        <w:rPr>
-          <w:lang w:val="zh_TW" w:bidi="zh_TW"/>
-        </w:rPr>
-        <w:t>），有些有客房（</w:t>
-      </w:r>
-      <w:hyperlink r:id="rId47">
-        <w:r>
-          <w:rPr>
-            <w:lang w:val="zh_TW" w:bidi="zh_TW"/>
-          </w:rPr>
-          <w:rPr>
-            <w:color w:val="0000EE"/>
-            <w:u w:val="single"/>
-          </w:rPr>
-          <w:t>可14:14</w:t>
-        </w:r>
-      </w:hyperlink>
-      <w:r>
-        <w:rPr>
-          <w:lang w:val="zh_TW" w:bidi="zh_TW"/>
-        </w:rPr>
-        <w:t>）。我們從新約的資料得出結論，耶穌時代的房屋在大小和華麗程度上有多種多樣。在猶太或加利利的一條典型街道上，房屋從小房屋（25到30平方英尺或2.3到2.8平方米）到上層階級的豪宅不等，豪宅可能有兩層或更多層，並以柱子和建築裝飾點綴。</w:t>
-      </w:r>
-    </w:p>
-    <w:p>
-      <w:pPr/>
-      <w:r>
-        <w:rPr>
-          <w:lang w:val="zh_TW" w:bidi="zh_TW"/>
-        </w:rPr>
-      </w:r>
-      <w:r>
-        <w:rPr>
-          <w:lang w:val="zh_TW" w:bidi="zh_TW"/>
-        </w:rPr>
-        <w:t>要了解這些房屋的具體特徵，我們需要依靠考古和文學資料。拉比和約瑟夫的著作補充了許多細節。早期羅馬（希律王）時期（公元前37年–公元70年）的考古遺址發掘提供了更多具體的證據。耶路撒冷舊猶太區的發掘是一個豐富的資訊來源。一座約209平方碼的大房屋有一個中央庭院，內有三個烹飪爐和一個水池。一些牆壁上的大壁龕裡有破碎的陶器，可能是壁櫥。馬賽克地板和抹灰牆壁的痕跡展示了這座房屋的美麗。庭院外有幾個房間，可能多達十個。在更西邊的地方，尤其是在錫安山的亞蘭公墓區，發現了第二聖殿時期晚期的其它精美房屋遺跡，其中保存了獨特的鳥類壁畫。還有一些出土的房屋有純幾何圖案的馬賽克地板，這與遵守禁止描繪動物形象的禁令相一致。</w:t>
-      </w:r>
-    </w:p>
-    <w:p>
-      <w:pPr/>
-      <w:r>
-        <w:rPr>
-          <w:lang w:val="zh_TW" w:bidi="zh_TW"/>
-        </w:rPr>
-      </w:r>
-      <w:r>
-        <w:rPr>
-          <w:i/>
-          <w:lang w:val="zh_TW" w:bidi="zh_TW"/>
-        </w:rPr>
-        <w:t>另見</w:t>
-      </w:r>
-      <w:r>
-        <w:rPr>
-          <w:lang w:val="zh_TW" w:bidi="zh_TW"/>
-        </w:rPr>
-        <w:t xml:space="preserve"> </w:t>
-      </w:r>
-      <w:r>
-        <w:rPr>
-          <w:lang w:val="zh_TW" w:bidi="zh_TW"/>
-        </w:rPr>
-        <w:t>建築</w:t>
+      <w:r>
+        <w:rPr>
+          <w:lang w:val="zh_TW" w:bidi="zh_TW"/>
+        </w:rPr>
+        <w:t>憐憫</w:t>
       </w:r>
       <w:r>
         <w:rPr>

--- a/zht/docx/038.content.docx
+++ b/zht/docx/038.content.docx
@@ -149,7 +149,7 @@
         <w:rPr>
           <w:lang w:val="zh_TW" w:bidi="zh_TW"/>
         </w:rPr>
-        <w:t>en</w:t>
+        <w:t>E</w:t>
       </w:r>
       <w:r>
         <w:rPr>
@@ -212,7 +212,7 @@
         <w:rPr>
           <w:lang w:val="zh_TW" w:bidi="zh_TW"/>
         </w:rPr>
-        <w:t>恩慈</w:t>
+        <w:t>俄巴路</w:t>
       </w:r>
       <w:r>
         <w:rPr>
@@ -231,39 +231,7 @@
         <w:rPr>
           <w:lang w:val="zh_TW" w:bidi="zh_TW"/>
         </w:rPr>
-        <w:t>恩慈（kindess）是一種生活方式，包含愛的關懷、理解、友善、耐心、溫柔和良善。它不僅體現在言語和行為上，更在於選擇以某種方式行事，而非僅僅受情感的驅使。</w:t>
-      </w:r>
-    </w:p>
-    <w:p>
-      <w:pPr/>
-      <w:r>
-        <w:rPr>
-          <w:lang w:val="zh_TW" w:bidi="zh_TW"/>
-        </w:rPr>
-      </w:r>
-      <w:r>
-        <w:rPr>
-          <w:lang w:val="zh_TW" w:bidi="zh_TW"/>
-        </w:rPr>
-        <w:t>聖經中有許多關於恩慈的故事：</w:t>
-      </w:r>
-    </w:p>
-    <w:p>
-      <w:pPr>
-        <w:pStyle w:val="ListBullet"/>
-        <w:spacing w:line="240" w:lineRule="auto"/>
-        <w:ind w:left="720"/>
-      </w:pPr>
-      <w:r>
-        <w:rPr>
-          <w:lang w:val="zh_TW" w:bidi="zh_TW"/>
-        </w:rPr>
-      </w:r>
-      <w:r>
-        <w:rPr>
-          <w:lang w:val="zh_TW" w:bidi="zh_TW"/>
-        </w:rPr>
-        <w:t>約瑟請求法老的僕人恩慈地向法老提起他（</w:t>
+        <w:t>在</w:t>
       </w:r>
       <w:hyperlink r:id="rId13">
         <w:r>
@@ -274,32 +242,98 @@
             <w:color w:val="0000EE"/>
             <w:u w:val="single"/>
           </w:rPr>
-          <w:t>創40:14</w:t>
+          <w:t>創世記十章28節</w:t>
         </w:r>
       </w:hyperlink>
       <w:r>
         <w:rPr>
           <w:lang w:val="zh_TW" w:bidi="zh_TW"/>
         </w:rPr>
-        <w:t>）。</w:t>
+        <w:t>中，俄巴路是約坍的後裔以巴錄的另一種拼寫方式。</w:t>
+      </w:r>
+      <w:r>
+        <w:rPr>
+          <w:i/>
+          <w:lang w:val="zh_TW" w:bidi="zh_TW"/>
+        </w:rPr>
+        <w:t>見</w:t>
+      </w:r>
+      <w:r>
+        <w:rPr>
+          <w:lang w:val="zh_TW" w:bidi="zh_TW"/>
+        </w:rPr>
+        <w:t>以巴錄 #2</w:t>
+      </w:r>
+      <w:r>
+        <w:rPr>
+          <w:lang w:val="zh_TW" w:bidi="zh_TW"/>
+        </w:rPr>
+        <w:t>。</w:t>
+      </w:r>
+      <w:r>
+        <w:rPr>
+          <w:lang w:val="zh_TW" w:bidi="zh_TW"/>
+        </w:rPr>
+      </w:r>
+      <w:r>
+        <w:rPr>
+          <w:lang w:val="zh_TW" w:bidi="zh_TW"/>
+        </w:rPr>
       </w:r>
     </w:p>
     <w:p>
-      <w:pPr>
-        <w:pStyle w:val="ListBullet"/>
-        <w:spacing w:line="240" w:lineRule="auto"/>
-        <w:ind w:left="720"/>
-      </w:pPr>
-      <w:r>
-        <w:rPr>
-          <w:lang w:val="zh_TW" w:bidi="zh_TW"/>
-        </w:rPr>
-      </w:r>
-      <w:r>
-        <w:rPr>
-          <w:lang w:val="zh_TW" w:bidi="zh_TW"/>
-        </w:rPr>
-        <w:t>喇合因為在家中保護了兩個以色列的探子，請求以色列人以恩慈對待她（</w:t>
+      <w:pPr/>
+      <w:r>
+        <w:rPr>
+          <w:lang w:val="zh_TW" w:bidi="zh_TW"/>
+        </w:rPr>
+      </w:r>
+    </w:p>
+    <w:p>
+      <w:pPr>
+        <w:pStyle w:val="Heading2"/>
+      </w:pPr>
+      <w:r>
+        <w:rPr>
+          <w:lang w:val="zh_TW" w:bidi="zh_TW"/>
+        </w:rPr>
+        <w:t>俄斐 (地點)</w:t>
+      </w:r>
+      <w:r>
+        <w:rPr>
+          <w:lang w:val="zh_TW" w:bidi="zh_TW"/>
+        </w:rPr>
+      </w:r>
+    </w:p>
+    <w:p>
+      <w:pPr>
+        <w:pStyle w:val="Heading2"/>
+      </w:pPr>
+      <w:r>
+        <w:rPr>
+          <w:lang w:val="zh_TW" w:bidi="zh_TW"/>
+        </w:rPr>
+        <w:t>俄斐</w:t>
+      </w:r>
+      <w:r>
+        <w:rPr>
+          <w:lang w:val="zh_TW" w:bidi="zh_TW"/>
+        </w:rPr>
+        <w:t>（地點）</w:t>
+      </w:r>
+    </w:p>
+    <w:p>
+      <w:pPr/>
+      <w:r>
+        <w:rPr>
+          <w:lang w:val="zh_TW" w:bidi="zh_TW"/>
+        </w:rPr>
+      </w:r>
+      <w:r>
+        <w:rPr>
+          <w:lang w:val="zh_TW" w:bidi="zh_TW"/>
+        </w:rPr>
+        <w:t>所羅門王曾派商船前往此地，以運回黃金及各種珍貴、奇異的物品。其實際位置並不清楚；多數學者認為其位於阿拉伯西南部。此地名可能與列國表（table of nations）中所記的阿斐有關，他在列國表中被列為約坍的兒子（</w:t>
       </w:r>
       <w:hyperlink r:id="rId14">
         <w:r>
@@ -310,32 +344,14 @@
             <w:color w:val="0000EE"/>
             <w:u w:val="single"/>
           </w:rPr>
-          <w:t>書2:12</w:t>
+          <w:t>創10:29</w:t>
         </w:r>
       </w:hyperlink>
       <w:r>
         <w:rPr>
           <w:lang w:val="zh_TW" w:bidi="zh_TW"/>
         </w:rPr>
-        <w:t>）。</w:t>
-      </w:r>
-    </w:p>
-    <w:p>
-      <w:pPr>
-        <w:pStyle w:val="ListBullet"/>
-        <w:spacing w:line="240" w:lineRule="auto"/>
-        <w:ind w:left="720"/>
-      </w:pPr>
-      <w:r>
-        <w:rPr>
-          <w:lang w:val="zh_TW" w:bidi="zh_TW"/>
-        </w:rPr>
-      </w:r>
-      <w:r>
-        <w:rPr>
-          <w:lang w:val="zh_TW" w:bidi="zh_TW"/>
-        </w:rPr>
-        <w:t>掃羅在攻擊亞瑪力人之前，請基尼人離開亞瑪力人的領土。因為他不願意與亞瑪力人一起殺害基尼人，他們曾在以色列出埃及時對他們表現出恩慈（</w:t>
+        <w:t>；參</w:t>
       </w:r>
       <w:hyperlink r:id="rId15">
         <w:r>
@@ -346,32 +362,22 @@
             <w:color w:val="0000EE"/>
             <w:u w:val="single"/>
           </w:rPr>
-          <w:t>撒上15:6</w:t>
+          <w:t>代上1:23</w:t>
         </w:r>
       </w:hyperlink>
       <w:r>
         <w:rPr>
           <w:lang w:val="zh_TW" w:bidi="zh_TW"/>
         </w:rPr>
-        <w:t>）。</w:t>
+        <w:t>），是閃的後裔。約坍及其子孫的地名多與阿拉伯南部與西部地區相關。</w:t>
       </w:r>
     </w:p>
     <w:p>
-      <w:pPr>
-        <w:pStyle w:val="ListBullet"/>
-        <w:spacing w:line="240" w:lineRule="auto"/>
-        <w:ind w:left="720"/>
-      </w:pPr>
-      <w:r>
-        <w:rPr>
-          <w:lang w:val="zh_TW" w:bidi="zh_TW"/>
-        </w:rPr>
-      </w:r>
-      <w:r>
-        <w:rPr>
-          <w:lang w:val="zh_TW" w:bidi="zh_TW"/>
-        </w:rPr>
-        <w:t>大衛讚揚基列‧雅比人埋葬掃羅的遺體（</w:t>
+      <w:pPr/>
+      <w:r>
+        <w:rPr>
+          <w:lang w:val="zh_TW" w:bidi="zh_TW"/>
+        </w:rPr>
       </w:r>
       <w:hyperlink r:id="rId16">
         <w:r>
@@ -382,32 +388,14 @@
             <w:color w:val="0000EE"/>
             <w:u w:val="single"/>
           </w:rPr>
-          <w:t>撒下2:5</w:t>
+          <w:t>列王紀上九章26至28節</w:t>
         </w:r>
       </w:hyperlink>
       <w:r>
         <w:rPr>
           <w:lang w:val="zh_TW" w:bidi="zh_TW"/>
         </w:rPr>
-        <w:t>）。</w:t>
-      </w:r>
-    </w:p>
-    <w:p>
-      <w:pPr>
-        <w:pStyle w:val="ListBullet"/>
-        <w:spacing w:line="240" w:lineRule="auto"/>
-        <w:ind w:left="720"/>
-      </w:pPr>
-      <w:r>
-        <w:rPr>
-          <w:lang w:val="zh_TW" w:bidi="zh_TW"/>
-        </w:rPr>
-      </w:r>
-      <w:r>
-        <w:rPr>
-          <w:lang w:val="zh_TW" w:bidi="zh_TW"/>
-        </w:rPr>
-        <w:t>約拿單請求大衛施以「恩待」，以免被殺（</w:t>
+        <w:t>記載所羅門在靠近亞喀巴灣以拉他（Elath）的以旬‧迦別建造商船艦隊。泰爾王希蘭提供水手陪同所羅門的侍從。這次遠征為所羅門帶回了420他連得的黃金。</w:t>
       </w:r>
       <w:hyperlink r:id="rId17">
         <w:r>
@@ -418,32 +406,40 @@
             <w:color w:val="0000EE"/>
             <w:u w:val="single"/>
           </w:rPr>
-          <w:t>撒上20:14–15</w:t>
+          <w:t>列王紀上十章11節</w:t>
         </w:r>
       </w:hyperlink>
       <w:r>
         <w:rPr>
           <w:lang w:val="zh_TW" w:bidi="zh_TW"/>
         </w:rPr>
-        <w:t>）。</w:t>
+        <w:t>補充說，希蘭的船隊從俄斐帶來了大量的檀香木和寶石。</w:t>
       </w:r>
     </w:p>
     <w:p>
-      <w:pPr>
-        <w:pStyle w:val="ListBullet"/>
-        <w:spacing w:line="240" w:lineRule="auto"/>
-        <w:ind w:left="720"/>
-      </w:pPr>
-      <w:r>
-        <w:rPr>
-          <w:lang w:val="zh_TW" w:bidi="zh_TW"/>
-        </w:rPr>
-      </w:r>
-      <w:r>
-        <w:rPr>
-          <w:lang w:val="zh_TW" w:bidi="zh_TW"/>
-        </w:rPr>
-        <w:t>大衛對約拿單的兒子仁慈，讓他與王同席吃飯（</w:t>
+      <w:pPr/>
+      <w:r>
+        <w:rPr>
+          <w:lang w:val="zh_TW" w:bidi="zh_TW"/>
+        </w:rPr>
+      </w:r>
+      <w:r>
+        <w:rPr>
+          <w:lang w:val="zh_TW" w:bidi="zh_TW"/>
+        </w:rPr>
+        <w:t>後來，約沙法製造「</w:t>
+      </w:r>
+      <w:r>
+        <w:rPr>
+          <w:lang w:val="zh_TW" w:bidi="zh_TW"/>
+        </w:rPr>
+        <w:t>他施船隻</w:t>
+      </w:r>
+      <w:r>
+        <w:rPr>
+          <w:lang w:val="zh_TW" w:bidi="zh_TW"/>
+        </w:rPr>
+        <w:t>」去俄斐取金，但船在以旬‧迦別沉沒。此後，以色列王亞哈的兒子亞哈謝願派人與猶大船隊同航，但約沙法拒絕了（見</w:t>
       </w:r>
       <w:hyperlink r:id="rId18">
         <w:r>
@@ -454,7 +450,7 @@
             <w:color w:val="0000EE"/>
             <w:u w:val="single"/>
           </w:rPr>
-          <w:t>撒下9:1–7</w:t>
+          <w:t>王上22:48–49</w:t>
         </w:r>
       </w:hyperlink>
       <w:r>
@@ -475,25 +471,7 @@
         <w:rPr>
           <w:lang w:val="zh_TW" w:bidi="zh_TW"/>
         </w:rPr>
-        <w:t>以惡報善是非常錯誤的：</w:t>
-      </w:r>
-    </w:p>
-    <w:p>
-      <w:pPr>
-        <w:pStyle w:val="ListBullet"/>
-        <w:spacing w:line="240" w:lineRule="auto"/>
-        <w:ind w:left="720"/>
-      </w:pPr>
-      <w:r>
-        <w:rPr>
-          <w:lang w:val="zh_TW" w:bidi="zh_TW"/>
-        </w:rPr>
-      </w:r>
-      <w:r>
-        <w:rPr>
-          <w:lang w:val="zh_TW" w:bidi="zh_TW"/>
-        </w:rPr>
-        <w:t>亞比米勒希望亞伯拉罕起誓會對他的後代以恩慈回報恩慈（</w:t>
+        <w:t>俄斐最著名的產品是精金。提幔人以利法評論說，人應以全能者為自己的金子，而非俄斐的金（</w:t>
       </w:r>
       <w:hyperlink r:id="rId19">
         <w:r>
@@ -504,32 +482,14 @@
             <w:color w:val="0000EE"/>
             <w:u w:val="single"/>
           </w:rPr>
-          <w:t>創21:23</w:t>
+          <w:t>伯22:24</w:t>
         </w:r>
       </w:hyperlink>
       <w:r>
         <w:rPr>
           <w:lang w:val="zh_TW" w:bidi="zh_TW"/>
         </w:rPr>
-        <w:t>）。</w:t>
-      </w:r>
-    </w:p>
-    <w:p>
-      <w:pPr>
-        <w:pStyle w:val="ListBullet"/>
-        <w:spacing w:line="240" w:lineRule="auto"/>
-        <w:ind w:left="720"/>
-      </w:pPr>
-      <w:r>
-        <w:rPr>
-          <w:lang w:val="zh_TW" w:bidi="zh_TW"/>
-        </w:rPr>
-      </w:r>
-      <w:r>
-        <w:rPr>
-          <w:lang w:val="zh_TW" w:bidi="zh_TW"/>
-        </w:rPr>
-        <w:t>押尼珥對伊施波設恩慈，沒有將他交給大衛，但伊施波設指責押尼珥與掃羅的妾利斯巴有不當行為（</w:t>
+        <w:t>）。約伯自己也宣稱，智慧比俄斐的金子更為寶貴（</w:t>
       </w:r>
       <w:hyperlink r:id="rId20">
         <w:r>
@@ -540,32 +500,26 @@
             <w:color w:val="0000EE"/>
             <w:u w:val="single"/>
           </w:rPr>
-          <w:t>撒下3:8</w:t>
+          <w:t>伯28:16</w:t>
         </w:r>
       </w:hyperlink>
       <w:r>
         <w:rPr>
           <w:lang w:val="zh_TW" w:bidi="zh_TW"/>
         </w:rPr>
-        <w:t>）。</w:t>
-      </w:r>
-    </w:p>
-    <w:p>
-      <w:pPr>
-        <w:pStyle w:val="ListBullet"/>
-        <w:spacing w:line="240" w:lineRule="auto"/>
-        <w:ind w:left="720"/>
-      </w:pPr>
-      <w:r>
-        <w:rPr>
-          <w:lang w:val="zh_TW" w:bidi="zh_TW"/>
-        </w:rPr>
-      </w:r>
-      <w:r>
-        <w:rPr>
-          <w:lang w:val="zh_TW" w:bidi="zh_TW"/>
-        </w:rPr>
-        <w:t>大衛在他父親去世時送上慰問的話語，但哈嫩羞辱了大衛的使者，導致兩國之間的戰爭（</w:t>
+        <w:t>）。詩人描述君王右邊的王后所佩戴「</w:t>
+      </w:r>
+      <w:r>
+        <w:rPr>
+          <w:lang w:val="zh_TW" w:bidi="zh_TW"/>
+        </w:rPr>
+        <w:t>俄斐金飾</w:t>
+      </w:r>
+      <w:r>
+        <w:rPr>
+          <w:lang w:val="zh_TW" w:bidi="zh_TW"/>
+        </w:rPr>
+        <w:t>」，象徵著極致榮耀（</w:t>
       </w:r>
       <w:hyperlink r:id="rId21">
         <w:r>
@@ -576,7 +530,7 @@
             <w:color w:val="0000EE"/>
             <w:u w:val="single"/>
           </w:rPr>
-          <w:t>撒下10:2–19</w:t>
+          <w:t>詩45:9</w:t>
         </w:r>
       </w:hyperlink>
       <w:r>
@@ -587,21 +541,17 @@
       </w:r>
     </w:p>
     <w:p>
-      <w:pPr>
-        <w:pStyle w:val="ListBullet"/>
-        <w:spacing w:line="240" w:lineRule="auto"/>
-        <w:ind w:left="720"/>
-      </w:pPr>
-      <w:r>
-        <w:rPr>
-          <w:lang w:val="zh_TW" w:bidi="zh_TW"/>
-        </w:rPr>
-      </w:r>
-      <w:r>
-        <w:rPr>
-          <w:lang w:val="zh_TW" w:bidi="zh_TW"/>
-        </w:rPr>
-        <w:t>押沙龍責備大衛的朋友戶篩，指責他在大衛需要他時離開大衛，並質問戶篩這是否是他回報大衛友誼的方式（</w:t>
+      <w:pPr/>
+      <w:r>
+        <w:rPr>
+          <w:lang w:val="zh_TW" w:bidi="zh_TW"/>
+        </w:rPr>
+      </w:r>
+      <w:r>
+        <w:rPr>
+          <w:lang w:val="zh_TW" w:bidi="zh_TW"/>
+        </w:rPr>
+        <w:t>部分學者推測，他施船隻（</w:t>
       </w:r>
       <w:hyperlink r:id="rId22">
         <w:r>
@@ -612,14 +562,62 @@
             <w:color w:val="0000EE"/>
             <w:u w:val="single"/>
           </w:rPr>
-          <w:t>撒下16:17</w:t>
+          <w:t>王上10:22</w:t>
         </w:r>
       </w:hyperlink>
       <w:r>
         <w:rPr>
           <w:lang w:val="zh_TW" w:bidi="zh_TW"/>
         </w:rPr>
-        <w:t>；另見</w:t>
+        <w:t>）就是那些每三年從俄斐往返、運回黃金、白銀、象牙、猿猴和孔雀的船隻。商人將貨物運到俄斐的港口，有些貨物甚至來自遙遠的印度，是由所羅門的代表在當地購買。</w:t>
+      </w:r>
+      <w:r>
+        <w:rPr>
+          <w:lang w:val="zh_TW" w:bidi="zh_TW"/>
+        </w:rPr>
+      </w:r>
+      <w:r>
+        <w:rPr>
+          <w:lang w:val="zh_TW" w:bidi="zh_TW"/>
+        </w:rPr>
+      </w:r>
+    </w:p>
+    <w:p>
+      <w:pPr/>
+      <w:r>
+        <w:rPr>
+          <w:lang w:val="zh_TW" w:bidi="zh_TW"/>
+        </w:rPr>
+      </w:r>
+    </w:p>
+    <w:p>
+      <w:pPr>
+        <w:pStyle w:val="Heading2"/>
+      </w:pPr>
+      <w:r>
+        <w:rPr>
+          <w:lang w:val="zh_TW" w:bidi="zh_TW"/>
+        </w:rPr>
+        <w:t>俄南</w:t>
+      </w:r>
+      <w:r>
+        <w:rPr>
+          <w:lang w:val="zh_TW" w:bidi="zh_TW"/>
+        </w:rPr>
+      </w:r>
+    </w:p>
+    <w:p>
+      <w:pPr/>
+      <w:r>
+        <w:rPr>
+          <w:lang w:val="zh_TW" w:bidi="zh_TW"/>
+        </w:rPr>
+      </w:r>
+      <w:r>
+        <w:rPr>
+          <w:lang w:val="zh_TW" w:bidi="zh_TW"/>
+        </w:rPr>
+        <w:t>猶大和一位迦南女子書亞所生的第二個兒子（</w:t>
       </w:r>
       <w:hyperlink r:id="rId23">
         <w:r>
@@ -630,28 +628,14 @@
             <w:color w:val="0000EE"/>
             <w:u w:val="single"/>
           </w:rPr>
-          <w:t>代下24:22</w:t>
+          <w:t>創38:4–10</w:t>
         </w:r>
       </w:hyperlink>
       <w:r>
         <w:rPr>
           <w:lang w:val="zh_TW" w:bidi="zh_TW"/>
         </w:rPr>
-        <w:t>）。</w:t>
-      </w:r>
-    </w:p>
-    <w:p>
-      <w:pPr/>
-      <w:r>
-        <w:rPr>
-          <w:lang w:val="zh_TW" w:bidi="zh_TW"/>
-        </w:rPr>
-      </w:r>
-      <w:r>
-        <w:rPr>
-          <w:lang w:val="zh_TW" w:bidi="zh_TW"/>
-        </w:rPr>
-        <w:t>神的作為是聖經中恩慈的最佳例子。利未人讚美神的寬恕、恩典、憐憫和極大的恩慈（</w:t>
+        <w:t>，</w:t>
       </w:r>
       <w:hyperlink r:id="rId24">
         <w:r>
@@ -662,100 +646,14 @@
             <w:color w:val="0000EE"/>
             <w:u w:val="single"/>
           </w:rPr>
-          <w:t>尼9:17–31</w:t>
+          <w:t>46:12</w:t>
         </w:r>
       </w:hyperlink>
       <w:r>
         <w:rPr>
           <w:lang w:val="zh_TW" w:bidi="zh_TW"/>
         </w:rPr>
-        <w:t>）。他們說即使以色列對神不忠，神仍然對他們恩慈。</w:t>
-      </w:r>
-    </w:p>
-    <w:p>
-      <w:pPr>
-        <w:pStyle w:val="ListBullet"/>
-        <w:spacing w:line="240" w:lineRule="auto"/>
-        <w:ind w:left="720"/>
-      </w:pPr>
-      <w:r>
-        <w:rPr>
-          <w:lang w:val="zh_TW" w:bidi="zh_TW"/>
-        </w:rPr>
-      </w:r>
-      <w:r>
-        <w:rPr>
-          <w:lang w:val="zh_TW" w:bidi="zh_TW"/>
-        </w:rPr>
-        <w:t>即使以色列人拜金牛犢，神也沒有離棄他們。</w:t>
-      </w:r>
-    </w:p>
-    <w:p>
-      <w:pPr>
-        <w:pStyle w:val="ListBullet"/>
-        <w:spacing w:line="240" w:lineRule="auto"/>
-        <w:ind w:left="720"/>
-      </w:pPr>
-      <w:r>
-        <w:rPr>
-          <w:lang w:val="zh_TW" w:bidi="zh_TW"/>
-        </w:rPr>
-      </w:r>
-      <w:r>
-        <w:rPr>
-          <w:lang w:val="zh_TW" w:bidi="zh_TW"/>
-        </w:rPr>
-        <w:t>神賜下祂的靈來教導他們。</w:t>
-      </w:r>
-    </w:p>
-    <w:p>
-      <w:pPr>
-        <w:pStyle w:val="ListBullet"/>
-        <w:spacing w:line="240" w:lineRule="auto"/>
-        <w:ind w:left="720"/>
-      </w:pPr>
-      <w:r>
-        <w:rPr>
-          <w:lang w:val="zh_TW" w:bidi="zh_TW"/>
-        </w:rPr>
-      </w:r>
-      <w:r>
-        <w:rPr>
-          <w:lang w:val="zh_TW" w:bidi="zh_TW"/>
-        </w:rPr>
-        <w:t>神在他們寄居曠野的40年間，給他們賜下嗎哪，給他們水喝。</w:t>
-      </w:r>
-    </w:p>
-    <w:p>
-      <w:pPr>
-        <w:pStyle w:val="ListBullet"/>
-        <w:spacing w:line="240" w:lineRule="auto"/>
-        <w:ind w:left="720"/>
-      </w:pPr>
-      <w:r>
-        <w:rPr>
-          <w:lang w:val="zh_TW" w:bidi="zh_TW"/>
-        </w:rPr>
-      </w:r>
-      <w:r>
-        <w:rPr>
-          <w:lang w:val="zh_TW" w:bidi="zh_TW"/>
-        </w:rPr>
-        <w:t>神賜給他們迦南地居住。</w:t>
-      </w:r>
-    </w:p>
-    <w:p>
-      <w:pPr/>
-      <w:r>
-        <w:rPr>
-          <w:lang w:val="zh_TW" w:bidi="zh_TW"/>
-        </w:rPr>
-      </w:r>
-      <w:r>
-        <w:rPr>
-          <w:lang w:val="zh_TW" w:bidi="zh_TW"/>
-        </w:rPr>
-        <w:t>神恩慈的最大例子是賜下救恩給罪人，這不是因為他們的善行，而是因為祂的憐憫（</w:t>
+        <w:t>；</w:t>
       </w:r>
       <w:hyperlink r:id="rId25">
         <w:r>
@@ -766,14 +664,14 @@
             <w:color w:val="0000EE"/>
             <w:u w:val="single"/>
           </w:rPr>
-          <w:t>多3:4</w:t>
+          <w:t>民26:19</w:t>
         </w:r>
       </w:hyperlink>
       <w:r>
         <w:rPr>
           <w:lang w:val="zh_TW" w:bidi="zh_TW"/>
         </w:rPr>
-        <w:t>；另見</w:t>
+        <w:t>；</w:t>
       </w:r>
       <w:hyperlink r:id="rId26">
         <w:r>
@@ -784,28 +682,14 @@
             <w:color w:val="0000EE"/>
             <w:u w:val="single"/>
           </w:rPr>
-          <w:t>弗2:7</w:t>
+          <w:t>代上2:3</w:t>
         </w:r>
       </w:hyperlink>
       <w:r>
         <w:rPr>
           <w:lang w:val="zh_TW" w:bidi="zh_TW"/>
         </w:rPr>
-        <w:t>）。</w:t>
-      </w:r>
-    </w:p>
-    <w:p>
-      <w:pPr/>
-      <w:r>
-        <w:rPr>
-          <w:lang w:val="zh_TW" w:bidi="zh_TW"/>
-        </w:rPr>
-      </w:r>
-      <w:r>
-        <w:rPr>
-          <w:lang w:val="zh_TW" w:bidi="zh_TW"/>
-        </w:rPr>
-        <w:t>因為神對他們如此恩慈，所以基督徒（作為神的選民）被告知要有憐憫、恩慈、謙虛、溫柔、忍耐的心（</w:t>
+        <w:t>）。猶大要他按照娶兄弟遺孀的條例，娶他已故哥哥珥的妻子她瑪為妻。珥和她瑪沒有留下兒女。俄南知道如果他與她瑪生子，那些孩子將承受他哥哥的產業，因此拒絕為哥哥留下後裔。因為俄南不肯為哥哥留下後裔，神就懲罰他，叫他死亡（</w:t>
       </w:r>
       <w:hyperlink r:id="rId27">
         <w:r>
@@ -816,14 +700,62 @@
             <w:color w:val="0000EE"/>
             <w:u w:val="single"/>
           </w:rPr>
-          <w:t>西3:12</w:t>
+          <w:t>創38:8–10</w:t>
         </w:r>
       </w:hyperlink>
       <w:r>
         <w:rPr>
           <w:lang w:val="zh_TW" w:bidi="zh_TW"/>
         </w:rPr>
-        <w:t>）。使徒彼得告訴基督徒要在他們的信心上加上「愛弟兄的心」，以及其它美好的品德（</w:t>
+        <w:t>）。</w:t>
+      </w:r>
+      <w:r>
+        <w:rPr>
+          <w:lang w:val="zh_TW" w:bidi="zh_TW"/>
+        </w:rPr>
+      </w:r>
+      <w:r>
+        <w:rPr>
+          <w:lang w:val="zh_TW" w:bidi="zh_TW"/>
+        </w:rPr>
+      </w:r>
+    </w:p>
+    <w:p>
+      <w:pPr/>
+      <w:r>
+        <w:rPr>
+          <w:lang w:val="zh_TW" w:bidi="zh_TW"/>
+        </w:rPr>
+      </w:r>
+    </w:p>
+    <w:p>
+      <w:pPr>
+        <w:pStyle w:val="Heading2"/>
+      </w:pPr>
+      <w:r>
+        <w:rPr>
+          <w:lang w:val="zh_TW" w:bidi="zh_TW"/>
+        </w:rPr>
+        <w:t>蛾摩拉</w:t>
+      </w:r>
+      <w:r>
+        <w:rPr>
+          <w:lang w:val="zh_TW" w:bidi="zh_TW"/>
+        </w:rPr>
+      </w:r>
+    </w:p>
+    <w:p>
+      <w:pPr/>
+      <w:r>
+        <w:rPr>
+          <w:lang w:val="zh_TW" w:bidi="zh_TW"/>
+        </w:rPr>
+      </w:r>
+      <w:r>
+        <w:rPr>
+          <w:lang w:val="zh_TW" w:bidi="zh_TW"/>
+        </w:rPr>
+        <w:t>蛾摩拉是「平原上的城」之一（</w:t>
       </w:r>
       <w:hyperlink r:id="rId28">
         <w:r>
@@ -834,24 +766,14 @@
             <w:color w:val="0000EE"/>
             <w:u w:val="single"/>
           </w:rPr>
-          <w:t>彼後1:7</w:t>
+          <w:t>創19章</w:t>
         </w:r>
       </w:hyperlink>
       <w:r>
         <w:rPr>
           <w:lang w:val="zh_TW" w:bidi="zh_TW"/>
         </w:rPr>
-        <w:t>）。</w:t>
-      </w:r>
-      <w:r>
-        <w:rPr>
-          <w:lang w:val="zh_TW" w:bidi="zh_TW"/>
-        </w:rPr>
-      </w:r>
-      <w:r>
-        <w:rPr>
-          <w:lang w:val="zh_TW" w:bidi="zh_TW"/>
-        </w:rPr>
+        <w:t>），因其罪惡極深，而遭神毀滅。</w:t>
       </w:r>
     </w:p>
     <w:p>
@@ -861,856 +783,36 @@
           <w:lang w:val="zh_TW" w:bidi="zh_TW"/>
         </w:rPr>
       </w:r>
-    </w:p>
-    <w:p>
-      <w:pPr>
-        <w:pStyle w:val="Heading2"/>
-      </w:pPr>
-      <w:r>
-        <w:rPr>
-          <w:lang w:val="zh_TW" w:bidi="zh_TW"/>
-        </w:rPr>
-        <w:t>恩典</w:t>
-      </w:r>
-      <w:r>
-        <w:rPr>
-          <w:lang w:val="zh_TW" w:bidi="zh_TW"/>
-        </w:rPr>
-      </w:r>
-    </w:p>
-    <w:p>
-      <w:pPr/>
-      <w:r>
-        <w:rPr>
-          <w:lang w:val="zh_TW" w:bidi="zh_TW"/>
-        </w:rPr>
-      </w:r>
-      <w:r>
-        <w:rPr>
-          <w:lang w:val="zh_TW" w:bidi="zh_TW"/>
-        </w:rPr>
-        <w:t>神所賜的禮物，透過祂的行動表達出來，包括祂向人施予的憐憫、慈愛和救恩。</w:t>
-      </w:r>
-    </w:p>
-    <w:p>
-      <w:pPr/>
-      <w:r>
-        <w:rPr>
-          <w:lang w:val="zh_TW" w:bidi="zh_TW"/>
-        </w:rPr>
-      </w:r>
-      <w:r>
-        <w:rPr>
-          <w:lang w:val="zh_TW" w:bidi="zh_TW"/>
-        </w:rPr>
-        <w:t>恩典是神的行動，使祂能夠以無盡的寬恕和祝福來面對人的冷漠和叛逆。神在行動中顯示出祂的恩典。神恩典的教義貫穿整個舊約和新約的思想。然而，舊約只是預示並為在新約中完全展現的恩典做準備。</w:t>
-      </w:r>
-    </w:p>
-    <w:p>
-      <w:pPr>
-        <w:pStyle w:val="Heading3"/>
-      </w:pPr>
-      <w:r>
-        <w:rPr>
-          <w:lang w:val="zh_TW" w:bidi="zh_TW"/>
-        </w:rPr>
-        <w:t>舊約中的恩典</w:t>
-      </w:r>
-    </w:p>
-    <w:p>
-      <w:pPr/>
-      <w:r>
-        <w:rPr>
-          <w:lang w:val="zh_TW" w:bidi="zh_TW"/>
-        </w:rPr>
-      </w:r>
-      <w:r>
-        <w:rPr>
-          <w:lang w:val="zh_TW" w:bidi="zh_TW"/>
-        </w:rPr>
-        <w:t>在舊約的早期敘述中，神自我揭示為自己是一位「有憐憫有恩典的神，不輕易發怒，並有豐盛的慈愛和誠實」（</w:t>
-      </w:r>
-      <w:hyperlink r:id="rId29">
-        <w:r>
-          <w:rPr>
-            <w:lang w:val="zh_TW" w:bidi="zh_TW"/>
-          </w:rPr>
-          <w:rPr>
-            <w:color w:val="0000EE"/>
-            <w:u w:val="single"/>
-          </w:rPr>
-          <w:t>出34:6</w:t>
-        </w:r>
-      </w:hyperlink>
-      <w:r>
-        <w:rPr>
-          <w:lang w:val="zh_TW" w:bidi="zh_TW"/>
-        </w:rPr>
-        <w:t>）。 因此，不配的人類可以用「主啊，我若在你眼前蒙恩，……」這樣的禱告去接近祂（</w:t>
-      </w:r>
-      <w:hyperlink r:id="rId30">
-        <w:r>
-          <w:rPr>
-            <w:lang w:val="zh_TW" w:bidi="zh_TW"/>
-          </w:rPr>
-          <w:rPr>
-            <w:color w:val="0000EE"/>
-            <w:u w:val="single"/>
-          </w:rPr>
-          <w:t>出34:9</w:t>
-        </w:r>
-      </w:hyperlink>
-      <w:r>
-        <w:rPr>
-          <w:lang w:val="zh_TW" w:bidi="zh_TW"/>
-        </w:rPr>
-        <w:t>）。透過神的主動，人與神的疏離被轉變為一種不配得的接納，這開啟了和好和救贖的可能。</w:t>
-      </w:r>
-    </w:p>
-    <w:p>
-      <w:pPr/>
-      <w:r>
-        <w:rPr>
-          <w:lang w:val="zh_TW" w:bidi="zh_TW"/>
-        </w:rPr>
-      </w:r>
-      <w:r>
-        <w:rPr>
-          <w:lang w:val="zh_TW" w:bidi="zh_TW"/>
-        </w:rPr>
-        <w:t>在伊甸園中，恩典已經開始發揮作用，當神以救贖的應許（</w:t>
-      </w:r>
-      <w:hyperlink r:id="rId31">
-        <w:r>
-          <w:rPr>
-            <w:lang w:val="zh_TW" w:bidi="zh_TW"/>
-          </w:rPr>
-          <w:rPr>
-            <w:color w:val="0000EE"/>
-            <w:u w:val="single"/>
-          </w:rPr>
-          <w:t>創3:15</w:t>
-        </w:r>
-      </w:hyperlink>
-      <w:r>
-        <w:rPr>
-          <w:lang w:val="zh_TW" w:bidi="zh_TW"/>
-        </w:rPr>
-        <w:t>）和關切的照顧來回應墮落，而不是以放棄或報復性的毀滅。神對亞伯拉罕的呼召是恩典的延伸，不僅對他個人如此，也通過他作為普世的媒介。作為對亞伯拉罕個人祝福和對他後裔的國的祝福的不可分割的一部分，神的應許中指出，個人和國的祝福將成為實現「地上的萬族都要因你得福」的工具（</w:t>
-      </w:r>
-      <w:hyperlink r:id="rId32">
-        <w:r>
-          <w:rPr>
-            <w:lang w:val="zh_TW" w:bidi="zh_TW"/>
-          </w:rPr>
-          <w:rPr>
-            <w:color w:val="0000EE"/>
-            <w:u w:val="single"/>
-          </w:rPr>
-          <w:t>創12:2–3</w:t>
-        </w:r>
-      </w:hyperlink>
-      <w:r>
-        <w:rPr>
-          <w:lang w:val="zh_TW" w:bidi="zh_TW"/>
-        </w:rPr>
-        <w:t>）。因此，亞伯拉罕的選擇和普世祝福的應許都在神所賜的約中表達出來，其目的是將神的恩典延伸到全人類。神在對亞伯拉罕的應許中莊嚴地確認道：「我與你立約：你要作多國的父……我要與你並你世世代代的後裔堅立我的約，作永遠的約」（</w:t>
-      </w:r>
-      <w:hyperlink r:id="rId33">
-        <w:r>
-          <w:rPr>
-            <w:lang w:val="zh_TW" w:bidi="zh_TW"/>
-          </w:rPr>
-          <w:rPr>
-            <w:color w:val="0000EE"/>
-            <w:u w:val="single"/>
-          </w:rPr>
-          <w:t>創17:4、7</w:t>
-        </w:r>
-      </w:hyperlink>
-      <w:r>
-        <w:rPr>
-          <w:lang w:val="zh_TW" w:bidi="zh_TW"/>
-        </w:rPr>
-        <w:t>）。這個應許應該被理解為在恩典的基礎上實現，而不是在種族的基礎上，這樣它就適用於所有亞伯拉罕的後裔——不僅是猶太信徒，即他的種族後裔，還有他的屬靈後裔，來自列國的信徒，他們擁有像亞伯拉罕一樣的信仰（</w:t>
-      </w:r>
-      <w:hyperlink r:id="rId34">
-        <w:r>
-          <w:rPr>
-            <w:lang w:val="zh_TW" w:bidi="zh_TW"/>
-          </w:rPr>
-          <w:rPr>
-            <w:color w:val="0000EE"/>
-            <w:u w:val="single"/>
-          </w:rPr>
-          <w:t>羅4:16</w:t>
-        </w:r>
-      </w:hyperlink>
-      <w:r>
-        <w:rPr>
-          <w:lang w:val="zh_TW" w:bidi="zh_TW"/>
-        </w:rPr>
-        <w:t>）。 因此，從神恩典的角度來看，揀選亞伯拉罕和以色列民族並不是目的本身。這是神的計劃，將祂的救贖設計延伸到列國的所有信徒。在向亞伯拉罕施恩時，神正在建立教會的開端，即恩典的群體。</w:t>
-      </w:r>
-    </w:p>
-    <w:p>
-      <w:pPr/>
-      <w:r>
-        <w:rPr>
-          <w:lang w:val="zh_TW" w:bidi="zh_TW"/>
-        </w:rPr>
-      </w:r>
-      <w:r>
-        <w:rPr>
-          <w:lang w:val="zh_TW" w:bidi="zh_TW"/>
-        </w:rPr>
-        <w:t>神在揀選亞伯拉罕並使他成為神恩典的接受者中所表現出神的惟獨主義（particularism），且提供了一個範例，適用於所有在救贖歷史中被神使用的人。超越了賦予像亞伯拉罕、大衛、先知以及後來使徒們等個人的恩典，這些人因他們的呼召而具有了為所有分享亞伯拉罕信仰的群體——教會——履行神的約的貢獻潛力。在神對以色列、其族長及其領袖的恩慈作為中，神為祂向普世教會擴展恩典奠定了基礎。神在舊約中的恩慈介入，旨在顯明教會在祂救贖目的中的終極地位。舊約的先知在履行他們的職責時，知道他們所服事的並不是自己，而是教會（</w:t>
-      </w:r>
-      <w:hyperlink r:id="rId35">
-        <w:r>
-          <w:rPr>
-            <w:lang w:val="zh_TW" w:bidi="zh_TW"/>
-          </w:rPr>
-          <w:rPr>
-            <w:color w:val="0000EE"/>
-            <w:u w:val="single"/>
-          </w:rPr>
-          <w:t>彼前1:10–12</w:t>
-        </w:r>
-      </w:hyperlink>
-      <w:r>
-        <w:rPr>
-          <w:lang w:val="zh_TW" w:bidi="zh_TW"/>
-        </w:rPr>
-        <w:t>）。</w:t>
-      </w:r>
-    </w:p>
-    <w:p>
-      <w:pPr/>
-      <w:r>
-        <w:rPr>
-          <w:lang w:val="zh_TW" w:bidi="zh_TW"/>
-        </w:rPr>
-      </w:r>
-      <w:r>
-        <w:rPr>
-          <w:lang w:val="zh_TW" w:bidi="zh_TW"/>
-        </w:rPr>
-        <w:t>作為神恩典過渡性和中介性的表達，舊約的制度僅具有暫時的效力，已被神在新約中恩典的終極顯現所取代（</w:t>
-      </w:r>
-      <w:hyperlink r:id="rId36">
-        <w:r>
-          <w:rPr>
-            <w:lang w:val="zh_TW" w:bidi="zh_TW"/>
-          </w:rPr>
-          <w:rPr>
-            <w:color w:val="0000EE"/>
-            <w:u w:val="single"/>
-          </w:rPr>
-          <w:t>來8:6–7</w:t>
-        </w:r>
-      </w:hyperlink>
-      <w:r>
-        <w:rPr>
-          <w:lang w:val="zh_TW" w:bidi="zh_TW"/>
-        </w:rPr>
-        <w:t>）。因此，舊約將會過去，並被一個新的約所取代，這將展示神恩典的完全顯現。從這個角度來看，律法與恩典之間的張力變得清晰。像以色列的選召一樣，律法（作為舊約中最顯著的制度之一）是一項暫時性的神恩典措施，用以預示和預備通過信靠耶穌基督的恩典而得稱義的約（</w:t>
-      </w:r>
-      <w:hyperlink r:id="rId37">
-        <w:r>
-          <w:rPr>
-            <w:lang w:val="zh_TW" w:bidi="zh_TW"/>
-          </w:rPr>
-          <w:rPr>
-            <w:color w:val="0000EE"/>
-            <w:u w:val="single"/>
-          </w:rPr>
-          <w:t>加3:23–29</w:t>
-        </w:r>
-      </w:hyperlink>
+      <w:r>
+        <w:rPr>
+          <w:i/>
+          <w:lang w:val="zh_TW" w:bidi="zh_TW"/>
+        </w:rPr>
+        <w:t>見</w:t>
+      </w:r>
+      <w:r>
+        <w:rPr>
+          <w:lang w:val="zh_TW" w:bidi="zh_TW"/>
+        </w:rPr>
+        <w:t xml:space="preserve"> </w:t>
+      </w:r>
+      <w:r>
+        <w:rPr>
+          <w:lang w:val="zh_TW" w:bidi="zh_TW"/>
+        </w:rPr>
+        <w:t>平原上的城</w:t>
+      </w:r>
       <w:r>
         <w:rPr>
           <w:lang w:val="zh_TW" w:bidi="zh_TW"/>
         </w:rPr>
         <w:t>；</w:t>
       </w:r>
-      <w:hyperlink r:id="rId38">
-        <w:r>
-          <w:rPr>
-            <w:lang w:val="zh_TW" w:bidi="zh_TW"/>
-          </w:rPr>
-          <w:rPr>
-            <w:color w:val="0000EE"/>
-            <w:u w:val="single"/>
-          </w:rPr>
-          <w:t>來10:1</w:t>
-        </w:r>
-      </w:hyperlink>
-      <w:r>
-        <w:rPr>
-          <w:lang w:val="zh_TW" w:bidi="zh_TW"/>
-        </w:rPr>
-        <w:t>）。</w:t>
-      </w:r>
-    </w:p>
-    <w:p>
-      <w:pPr>
-        <w:pStyle w:val="Heading3"/>
-      </w:pPr>
-      <w:r>
-        <w:rPr>
-          <w:lang w:val="zh_TW" w:bidi="zh_TW"/>
-        </w:rPr>
-        <w:t>新約中的恩典</w:t>
-      </w:r>
-    </w:p>
-    <w:p>
-      <w:pPr/>
-      <w:r>
-        <w:rPr>
-          <w:lang w:val="zh_TW" w:bidi="zh_TW"/>
-        </w:rPr>
-      </w:r>
-      <w:r>
-        <w:rPr>
-          <w:lang w:val="zh_TW" w:bidi="zh_TW"/>
-        </w:rPr>
-        <w:t>恩典作為神對祂子民積極行動的參與，這一概念在新約中更加鮮明。神的恩典在耶穌基督的身上具體體現出來，祂以可見的方式展示了神恩典的動態本質，並在祂的救贖事工中實現了舊約中有關神恩待人的應許（</w:t>
-      </w:r>
-      <w:hyperlink r:id="rId39">
-        <w:r>
-          <w:rPr>
-            <w:lang w:val="zh_TW" w:bidi="zh_TW"/>
-          </w:rPr>
-          <w:rPr>
-            <w:color w:val="0000EE"/>
-            <w:u w:val="single"/>
-          </w:rPr>
-          <w:t>約1:14、17</w:t>
-        </w:r>
-      </w:hyperlink>
-      <w:r>
-        <w:rPr>
-          <w:lang w:val="zh_TW" w:bidi="zh_TW"/>
-        </w:rPr>
-        <w:t>）。</w:t>
-      </w:r>
-    </w:p>
-    <w:p>
-      <w:pPr/>
-      <w:r>
-        <w:rPr>
-          <w:lang w:val="zh_TW" w:bidi="zh_TW"/>
-        </w:rPr>
-      </w:r>
-      <w:r>
-        <w:rPr>
-          <w:lang w:val="zh_TW" w:bidi="zh_TW"/>
-        </w:rPr>
-        <w:t>神在耶穌基督中顯現的恩典使神能夠赦免罪人，並將他們聚集在教會這個新約群體中。耶穌在施行事工期間，曾多次對許多罪人宣告赦罪，並向各種絕望的人提供神的仁愛幫助。透過像父親寬恕浪子和尋找失羊的教導，耶穌明確表示祂來是為了尋找和拯救那些失喪的人。然而，祂最終在十字架上完成的救贖之死，為悔改的罪人敞開了通往神赦免和恢復性恩典的大門。這個簡單的真理在因信稱義的教義中被闡明（</w:t>
-      </w:r>
-      <w:hyperlink r:id="rId40">
-        <w:r>
-          <w:rPr>
-            <w:lang w:val="zh_TW" w:bidi="zh_TW"/>
-          </w:rPr>
-          <w:rPr>
-            <w:color w:val="0000EE"/>
-            <w:u w:val="single"/>
-          </w:rPr>
-          <w:t>羅3:23</w:t>
-        </w:r>
-      </w:hyperlink>
-      <w:r>
-        <w:rPr>
-          <w:lang w:val="zh_TW" w:bidi="zh_TW"/>
-        </w:rPr>
-        <w:t>；</w:t>
-      </w:r>
-      <w:hyperlink r:id="rId41">
-        <w:r>
-          <w:rPr>
-            <w:lang w:val="zh_TW" w:bidi="zh_TW"/>
-          </w:rPr>
-          <w:rPr>
-            <w:color w:val="0000EE"/>
-            <w:u w:val="single"/>
-          </w:rPr>
-          <w:t>多3:7</w:t>
-        </w:r>
-      </w:hyperlink>
-      <w:r>
-        <w:rPr>
-          <w:lang w:val="zh_TW" w:bidi="zh_TW"/>
-        </w:rPr>
-        <w:t>）。根據這個教導，神藉著基督代贖的死而提供恩典，使祂能夠對悔改的罪人宣告「義」或「無罪」的判決，並將他們納入祂的永恆旨意中。因此，他們進入了神恩典的領域，這恩典使他們能夠與聖靈同工，進行個人成聖的過程。</w:t>
-      </w:r>
-    </w:p>
-    <w:p>
-      <w:pPr/>
-      <w:r>
-        <w:rPr>
-          <w:lang w:val="zh_TW" w:bidi="zh_TW"/>
-        </w:rPr>
-      </w:r>
-      <w:r>
-        <w:rPr>
-          <w:lang w:val="zh_TW" w:bidi="zh_TW"/>
-        </w:rPr>
-        <w:t>神在耶穌基督身上顯現的恩典，也使神能夠賜予信徒不配得的恩惠，這些恩惠豐富了他們的生活，並將他們聯合在一起成為基督的身體——教會。他們因恩典而被接納，並因此獲得新的身份，即成為神的兒女，成為神家中的成員，使他們如同對待天父一樣與祂相處（</w:t>
-      </w:r>
-      <w:hyperlink r:id="rId42">
-        <w:r>
-          <w:rPr>
-            <w:lang w:val="zh_TW" w:bidi="zh_TW"/>
-          </w:rPr>
-          <w:rPr>
-            <w:color w:val="0000EE"/>
-            <w:u w:val="single"/>
-          </w:rPr>
-          <w:t>加4:4–6</w:t>
-        </w:r>
-      </w:hyperlink>
-      <w:r>
-        <w:rPr>
-          <w:lang w:val="zh_TW" w:bidi="zh_TW"/>
-        </w:rPr>
-        <w:t>）。他們成為一個群體的成員，在這個群體中，種族、階級和性別的區別變得無關緊要，因為他們都成為了神對亞伯拉罕普世祝福之應許的平等繼承人（</w:t>
-      </w:r>
-      <w:hyperlink r:id="rId43">
-        <w:r>
-          <w:rPr>
-            <w:lang w:val="zh_TW" w:bidi="zh_TW"/>
-          </w:rPr>
-          <w:rPr>
-            <w:color w:val="0000EE"/>
-            <w:u w:val="single"/>
-          </w:rPr>
-          <w:t>3:28–29</w:t>
-        </w:r>
-      </w:hyperlink>
-      <w:r>
-        <w:rPr>
-          <w:lang w:val="zh_TW" w:bidi="zh_TW"/>
-        </w:rPr>
-        <w:t>）。為了豐富他們的個人生活，並確保他們在新群體生活中的參與是有益的，聖靈恩慈地賜給信徒各種恩賜，使他們能夠進行旨在造福教會的各種事工（</w:t>
-      </w:r>
-      <w:hyperlink r:id="rId44">
-        <w:r>
-          <w:rPr>
-            <w:lang w:val="zh_TW" w:bidi="zh_TW"/>
-          </w:rPr>
-          <w:rPr>
-            <w:color w:val="0000EE"/>
-            <w:u w:val="single"/>
-          </w:rPr>
-          <w:t>羅12:6–8</w:t>
-        </w:r>
-      </w:hyperlink>
-      <w:r>
-        <w:rPr>
-          <w:lang w:val="zh_TW" w:bidi="zh_TW"/>
-        </w:rPr>
-        <w:t>）。在這些事工中，首要的是使徒的職分，這一職分與神的恩典密切相關（</w:t>
-      </w:r>
-      <w:hyperlink r:id="rId45">
-        <w:r>
-          <w:rPr>
-            <w:lang w:val="zh_TW" w:bidi="zh_TW"/>
-          </w:rPr>
-          <w:rPr>
-            <w:color w:val="0000EE"/>
-            <w:u w:val="single"/>
-          </w:rPr>
-          <w:t>1:5</w:t>
-        </w:r>
-      </w:hyperlink>
-      <w:r>
-        <w:rPr>
-          <w:lang w:val="zh_TW" w:bidi="zh_TW"/>
-        </w:rPr>
-        <w:t>，</w:t>
-      </w:r>
-      <w:hyperlink r:id="rId46">
-        <w:r>
-          <w:rPr>
-            <w:lang w:val="zh_TW" w:bidi="zh_TW"/>
-          </w:rPr>
-          <w:rPr>
-            <w:color w:val="0000EE"/>
-            <w:u w:val="single"/>
-          </w:rPr>
-          <w:t>15:15–16</w:t>
-        </w:r>
-      </w:hyperlink>
-      <w:r>
-        <w:rPr>
-          <w:lang w:val="zh_TW" w:bidi="zh_TW"/>
-        </w:rPr>
-        <w:t>），因為它與舊約的先知事工結合在一起，為教會提供了基礎結構（</w:t>
-      </w:r>
-      <w:hyperlink r:id="rId47">
-        <w:r>
-          <w:rPr>
-            <w:lang w:val="zh_TW" w:bidi="zh_TW"/>
-          </w:rPr>
-          <w:rPr>
-            <w:color w:val="0000EE"/>
-            <w:u w:val="single"/>
-          </w:rPr>
-          <w:t>弗2:20</w:t>
-        </w:r>
-      </w:hyperlink>
-      <w:r>
-        <w:rPr>
-          <w:lang w:val="zh_TW" w:bidi="zh_TW"/>
-        </w:rPr>
-        <w:t>）。由於神的恩典豐富地傾注在信徒的群體生活中（</w:t>
-      </w:r>
-      <w:hyperlink r:id="rId48">
-        <w:r>
-          <w:rPr>
-            <w:lang w:val="zh_TW" w:bidi="zh_TW"/>
-          </w:rPr>
-          <w:rPr>
-            <w:color w:val="0000EE"/>
-            <w:u w:val="single"/>
-          </w:rPr>
-          <w:t>1:7–8</w:t>
-        </w:r>
-      </w:hyperlink>
-      <w:r>
-        <w:rPr>
-          <w:lang w:val="zh_TW" w:bidi="zh_TW"/>
-        </w:rPr>
-        <w:t>），教會進入永恆後，將通過其存在本身，展示出神在耶穌基督裡無限豐富的恩典（</w:t>
-      </w:r>
-      <w:hyperlink r:id="rId49">
-        <w:r>
-          <w:rPr>
-            <w:lang w:val="zh_TW" w:bidi="zh_TW"/>
-          </w:rPr>
-          <w:rPr>
-            <w:color w:val="0000EE"/>
-            <w:u w:val="single"/>
-          </w:rPr>
-          <w:t>2:6</w:t>
-        </w:r>
-      </w:hyperlink>
-      <w:r>
-        <w:rPr>
-          <w:lang w:val="zh_TW" w:bidi="zh_TW"/>
-        </w:rPr>
-        <w:t>）。</w:t>
-      </w:r>
-    </w:p>
-    <w:p>
-      <w:pPr/>
-      <w:r>
-        <w:rPr>
-          <w:lang w:val="zh_TW" w:bidi="zh_TW"/>
-        </w:rPr>
-      </w:r>
-      <w:r>
-        <w:rPr>
-          <w:lang w:val="zh_TW" w:bidi="zh_TW"/>
-        </w:rPr>
-        <w:t>最後，神在耶穌基督裡顯現的恩典，讓神能夠使信徒在品格和關係中反映祂的恩典。接受神恩典的不可或缺的條件是謙卑（</w:t>
-      </w:r>
-      <w:hyperlink r:id="rId50">
-        <w:r>
-          <w:rPr>
-            <w:lang w:val="zh_TW" w:bidi="zh_TW"/>
-          </w:rPr>
-          <w:rPr>
-            <w:color w:val="0000EE"/>
-            <w:u w:val="single"/>
-          </w:rPr>
-          <w:t>雅4:6</w:t>
-        </w:r>
-      </w:hyperlink>
-      <w:r>
-        <w:rPr>
-          <w:lang w:val="zh_TW" w:bidi="zh_TW"/>
-        </w:rPr>
-        <w:t>；</w:t>
-      </w:r>
-      <w:hyperlink r:id="rId51">
-        <w:r>
-          <w:rPr>
-            <w:lang w:val="zh_TW" w:bidi="zh_TW"/>
-          </w:rPr>
-          <w:rPr>
-            <w:color w:val="0000EE"/>
-            <w:u w:val="single"/>
-          </w:rPr>
-          <w:t>彼前5:5</w:t>
-        </w:r>
-      </w:hyperlink>
-      <w:r>
-        <w:rPr>
-          <w:lang w:val="zh_TW" w:bidi="zh_TW"/>
-        </w:rPr>
-        <w:t>）。這樣對神的謙卑使信徒能夠對待他人時也謙卑行事。從恩典的立場出發，他們可以放下自私和自負，以謙恭的態度對待他人（</w:t>
-      </w:r>
-      <w:hyperlink r:id="rId52">
-        <w:r>
-          <w:rPr>
-            <w:lang w:val="zh_TW" w:bidi="zh_TW"/>
-          </w:rPr>
-          <w:rPr>
-            <w:color w:val="0000EE"/>
-            <w:u w:val="single"/>
-          </w:rPr>
-          <w:t>腓2:3–4</w:t>
-        </w:r>
-      </w:hyperlink>
-      <w:r>
-        <w:rPr>
-          <w:lang w:val="zh_TW" w:bidi="zh_TW"/>
-        </w:rPr>
-        <w:t>），以互相服侍的態度（</w:t>
-      </w:r>
-      <w:hyperlink r:id="rId53">
-        <w:r>
-          <w:rPr>
-            <w:lang w:val="zh_TW" w:bidi="zh_TW"/>
-          </w:rPr>
-          <w:rPr>
-            <w:color w:val="0000EE"/>
-            <w:u w:val="single"/>
-          </w:rPr>
-          <w:t>弗5:21</w:t>
-        </w:r>
-      </w:hyperlink>
-      <w:r>
-        <w:rPr>
-          <w:lang w:val="zh_TW" w:bidi="zh_TW"/>
-        </w:rPr>
-        <w:t>），並以互相寬恕的心靈（</w:t>
-      </w:r>
-      <w:hyperlink r:id="rId54">
-        <w:r>
-          <w:rPr>
-            <w:lang w:val="zh_TW" w:bidi="zh_TW"/>
-          </w:rPr>
-          <w:rPr>
-            <w:color w:val="0000EE"/>
-            <w:u w:val="single"/>
-          </w:rPr>
-          <w:t>太18:23–35</w:t>
-        </w:r>
-      </w:hyperlink>
-      <w:r>
-        <w:rPr>
-          <w:lang w:val="zh_TW" w:bidi="zh_TW"/>
-        </w:rPr>
-        <w:t>），使他們的交流也能展現出神的恩典（</w:t>
-      </w:r>
-      <w:hyperlink r:id="rId55">
-        <w:r>
-          <w:rPr>
-            <w:lang w:val="zh_TW" w:bidi="zh_TW"/>
-          </w:rPr>
-          <w:rPr>
-            <w:color w:val="0000EE"/>
-            <w:u w:val="single"/>
-          </w:rPr>
-          <w:t>西4:6</w:t>
-        </w:r>
-      </w:hyperlink>
-      <w:r>
-        <w:rPr>
-          <w:lang w:val="zh_TW" w:bidi="zh_TW"/>
-        </w:rPr>
-        <w:t>）。由於耶穌基督的恩典構成了信徒生命和人際關係的實存背景，他們被勸勉不要將神的恩典變為不敬虔的行為（</w:t>
-      </w:r>
-      <w:hyperlink r:id="rId56">
-        <w:r>
-          <w:rPr>
-            <w:lang w:val="zh_TW" w:bidi="zh_TW"/>
-          </w:rPr>
-          <w:rPr>
-            <w:color w:val="0000EE"/>
-            <w:u w:val="single"/>
-          </w:rPr>
-          <w:t>猶1:4</w:t>
-        </w:r>
-      </w:hyperlink>
-      <w:r>
-        <w:rPr>
-          <w:lang w:val="zh_TW" w:bidi="zh_TW"/>
-        </w:rPr>
-        <w:t>），而是要在主的恩典中成長（</w:t>
-      </w:r>
-      <w:hyperlink r:id="rId57">
-        <w:r>
-          <w:rPr>
-            <w:lang w:val="zh_TW" w:bidi="zh_TW"/>
-          </w:rPr>
-          <w:rPr>
-            <w:color w:val="0000EE"/>
-            <w:u w:val="single"/>
-          </w:rPr>
-          <w:t>彼後3:18</w:t>
-        </w:r>
-      </w:hyperlink>
-      <w:r>
-        <w:rPr>
-          <w:lang w:val="zh_TW" w:bidi="zh_TW"/>
-        </w:rPr>
-        <w:t>）。</w:t>
-      </w:r>
-    </w:p>
-    <w:p>
-      <w:pPr/>
-      <w:r>
-        <w:rPr>
-          <w:lang w:val="zh_TW" w:bidi="zh_TW"/>
-        </w:rPr>
-      </w:r>
-      <w:r>
-        <w:rPr>
-          <w:lang w:val="zh_TW" w:bidi="zh_TW"/>
-        </w:rPr>
-        <w:t>聖經中恩典的基本意義是指神對祂的受造物施行善意的態度。這種神的恩惠在耶穌基督裡得到了最高的表達。按其定義，這恩典對所有人完全開放，唯一的先決條件是悔改並渴望接受它（</w:t>
-      </w:r>
-      <w:hyperlink r:id="rId58">
-        <w:r>
-          <w:rPr>
-            <w:lang w:val="zh_TW" w:bidi="zh_TW"/>
-          </w:rPr>
-          <w:rPr>
-            <w:color w:val="0000EE"/>
-            <w:u w:val="single"/>
-          </w:rPr>
-          <w:t>多2:11–12</w:t>
-        </w:r>
-      </w:hyperlink>
-      <w:r>
-        <w:rPr>
-          <w:lang w:val="zh_TW" w:bidi="zh_TW"/>
-        </w:rPr>
-        <w:t>）。因此，與神和祂旨意隔絕的人類狀態被替換為與神那本來不可接近的威嚴接觸的途徑，這威嚴以寶座的形式呈現，使祂的恩典可以滿足人的需求（</w:t>
-      </w:r>
-      <w:hyperlink r:id="rId59">
-        <w:r>
-          <w:rPr>
-            <w:lang w:val="zh_TW" w:bidi="zh_TW"/>
-          </w:rPr>
-          <w:rPr>
-            <w:color w:val="0000EE"/>
-            <w:u w:val="single"/>
-          </w:rPr>
-          <w:t>來4:16</w:t>
-        </w:r>
-      </w:hyperlink>
-      <w:r>
-        <w:rPr>
-          <w:lang w:val="zh_TW" w:bidi="zh_TW"/>
-        </w:rPr>
-        <w:t>）。接受神恩典以外的另一個悲慘的選擇，是繼續處於無盼望的疏離狀態，或是通過注定徒勞的人類努力來追求神的恩惠（</w:t>
-      </w:r>
-      <w:hyperlink r:id="rId60">
-        <w:r>
-          <w:rPr>
-            <w:lang w:val="zh_TW" w:bidi="zh_TW"/>
-          </w:rPr>
-          <w:rPr>
-            <w:color w:val="0000EE"/>
-            <w:u w:val="single"/>
-          </w:rPr>
-          <w:t>羅1:21</w:t>
-        </w:r>
-      </w:hyperlink>
-      <w:r>
-        <w:rPr>
-          <w:lang w:val="zh_TW" w:bidi="zh_TW"/>
-        </w:rPr>
-        <w:t>）。神對罪人的無條件接納，唯一的條件可能就是他們拒絕接受祂的接納。</w:t>
-      </w:r>
-    </w:p>
-    <w:p>
-      <w:pPr/>
-      <w:r>
-        <w:rPr>
-          <w:lang w:val="zh_TW" w:bidi="zh_TW"/>
-        </w:rPr>
-      </w:r>
-      <w:r>
-        <w:rPr>
-          <w:lang w:val="zh_TW" w:bidi="zh_TW"/>
-        </w:rPr>
-        <w:t>因為基督代表神恩典的實現、體現和分配者，早期基督徒白白地稱神的恩典為「我們主耶穌基督的恩典」。這恩典被認為是如此根本且遍及他們的個人生活和信仰團體的存在，以至於他們自然地將傳統的「平安」（Shalom）問候與耶穌基督的恩典相結合。這就是為什麼幾乎在新約聖經的每卷書中都能看到「願我們主耶穌基督的恩常與你們眾人同在」這一問候形式的變體普遍重複出現（</w:t>
-      </w:r>
-      <w:hyperlink r:id="rId61">
-        <w:r>
-          <w:rPr>
-            <w:lang w:val="zh_TW" w:bidi="zh_TW"/>
-          </w:rPr>
-          <w:rPr>
-            <w:color w:val="0000EE"/>
-            <w:u w:val="single"/>
-          </w:rPr>
-          <w:t>帖後3:18</w:t>
-        </w:r>
-      </w:hyperlink>
-      <w:r>
-        <w:rPr>
-          <w:lang w:val="zh_TW" w:bidi="zh_TW"/>
-        </w:rPr>
-        <w:t>）。</w:t>
-      </w:r>
-    </w:p>
-    <w:p>
-      <w:pPr/>
-      <w:r>
-        <w:rPr>
-          <w:lang w:val="zh_TW" w:bidi="zh_TW"/>
-        </w:rPr>
-      </w:r>
-      <w:r>
-        <w:rPr>
-          <w:i/>
-          <w:lang w:val="zh_TW" w:bidi="zh_TW"/>
-        </w:rPr>
-        <w:t>另見</w:t>
-      </w:r>
-      <w:r>
-        <w:rPr>
-          <w:lang w:val="zh_TW" w:bidi="zh_TW"/>
-        </w:rPr>
-        <w:t xml:space="preserve"> </w:t>
-      </w:r>
-      <w:r>
-        <w:rPr>
-          <w:lang w:val="zh_TW" w:bidi="zh_TW"/>
-        </w:rPr>
-        <w:t>神的存在與屬性</w:t>
-      </w:r>
-      <w:r>
-        <w:rPr>
-          <w:lang w:val="zh_TW" w:bidi="zh_TW"/>
-        </w:rPr>
-        <w:t>；</w:t>
-      </w:r>
-      <w:r>
-        <w:rPr>
-          <w:lang w:val="zh_TW" w:bidi="zh_TW"/>
-        </w:rPr>
-        <w:t>愛</w:t>
-      </w:r>
-      <w:r>
-        <w:rPr>
-          <w:lang w:val="zh_TW" w:bidi="zh_TW"/>
-        </w:rPr>
-        <w:t>；</w:t>
-      </w:r>
-      <w:r>
-        <w:rPr>
-          <w:lang w:val="zh_TW" w:bidi="zh_TW"/>
-        </w:rPr>
-        <w:t>憐憫</w:t>
+      <w:r>
+        <w:rPr>
+          <w:lang w:val="zh_TW" w:bidi="zh_TW"/>
+        </w:rPr>
+        <w:t>所多瑪和蛾摩拉</w:t>
       </w:r>
       <w:r>
         <w:rPr>

--- a/zht/docx/038.content.docx
+++ b/zht/docx/038.content.docx
@@ -233,18 +233,12 @@
         </w:rPr>
         <w:t>在</w:t>
       </w:r>
-      <w:hyperlink r:id="rId13">
-        <w:r>
-          <w:rPr>
-            <w:lang w:val="zh_TW" w:bidi="zh_TW"/>
-          </w:rPr>
-          <w:rPr>
-            <w:color w:val="0000EE"/>
-            <w:u w:val="single"/>
-          </w:rPr>
-          <w:t>創世記十章28節</w:t>
-        </w:r>
-      </w:hyperlink>
+      <w:r>
+        <w:rPr>
+          <w:lang w:val="zh_TW" w:bidi="zh_TW"/>
+        </w:rPr>
+        <w:t>創世記十章28節</w:t>
+      </w:r>
       <w:r>
         <w:rPr>
           <w:lang w:val="zh_TW" w:bidi="zh_TW"/>
@@ -335,36 +329,24 @@
         </w:rPr>
         <w:t>所羅門王曾派商船前往此地，以運回黃金及各種珍貴、奇異的物品。其實際位置並不清楚；多數學者認為其位於阿拉伯西南部。此地名可能與列國表（table of nations）中所記的阿斐有關，他在列國表中被列為約坍的兒子（</w:t>
       </w:r>
-      <w:hyperlink r:id="rId14">
-        <w:r>
-          <w:rPr>
-            <w:lang w:val="zh_TW" w:bidi="zh_TW"/>
-          </w:rPr>
-          <w:rPr>
-            <w:color w:val="0000EE"/>
-            <w:u w:val="single"/>
-          </w:rPr>
-          <w:t>創10:29</w:t>
-        </w:r>
-      </w:hyperlink>
+      <w:r>
+        <w:rPr>
+          <w:lang w:val="zh_TW" w:bidi="zh_TW"/>
+        </w:rPr>
+        <w:t>創10:29</w:t>
+      </w:r>
       <w:r>
         <w:rPr>
           <w:lang w:val="zh_TW" w:bidi="zh_TW"/>
         </w:rPr>
         <w:t>；參</w:t>
       </w:r>
-      <w:hyperlink r:id="rId15">
-        <w:r>
-          <w:rPr>
-            <w:lang w:val="zh_TW" w:bidi="zh_TW"/>
-          </w:rPr>
-          <w:rPr>
-            <w:color w:val="0000EE"/>
-            <w:u w:val="single"/>
-          </w:rPr>
-          <w:t>代上1:23</w:t>
-        </w:r>
-      </w:hyperlink>
+      <w:r>
+        <w:rPr>
+          <w:lang w:val="zh_TW" w:bidi="zh_TW"/>
+        </w:rPr>
+        <w:t>代上1:23</w:t>
+      </w:r>
       <w:r>
         <w:rPr>
           <w:lang w:val="zh_TW" w:bidi="zh_TW"/>
@@ -379,36 +361,24 @@
           <w:lang w:val="zh_TW" w:bidi="zh_TW"/>
         </w:rPr>
       </w:r>
-      <w:hyperlink r:id="rId16">
-        <w:r>
-          <w:rPr>
-            <w:lang w:val="zh_TW" w:bidi="zh_TW"/>
-          </w:rPr>
-          <w:rPr>
-            <w:color w:val="0000EE"/>
-            <w:u w:val="single"/>
-          </w:rPr>
-          <w:t>列王紀上九章26至28節</w:t>
-        </w:r>
-      </w:hyperlink>
+      <w:r>
+        <w:rPr>
+          <w:lang w:val="zh_TW" w:bidi="zh_TW"/>
+        </w:rPr>
+        <w:t>列王紀上九章26至28節</w:t>
+      </w:r>
       <w:r>
         <w:rPr>
           <w:lang w:val="zh_TW" w:bidi="zh_TW"/>
         </w:rPr>
         <w:t>記載所羅門在靠近亞喀巴灣以拉他（Elath）的以旬‧迦別建造商船艦隊。泰爾王希蘭提供水手陪同所羅門的侍從。這次遠征為所羅門帶回了420他連得的黃金。</w:t>
       </w:r>
-      <w:hyperlink r:id="rId17">
-        <w:r>
-          <w:rPr>
-            <w:lang w:val="zh_TW" w:bidi="zh_TW"/>
-          </w:rPr>
-          <w:rPr>
-            <w:color w:val="0000EE"/>
-            <w:u w:val="single"/>
-          </w:rPr>
-          <w:t>列王紀上十章11節</w:t>
-        </w:r>
-      </w:hyperlink>
+      <w:r>
+        <w:rPr>
+          <w:lang w:val="zh_TW" w:bidi="zh_TW"/>
+        </w:rPr>
+        <w:t>列王紀上十章11節</w:t>
+      </w:r>
       <w:r>
         <w:rPr>
           <w:lang w:val="zh_TW" w:bidi="zh_TW"/>
@@ -441,18 +411,12 @@
         </w:rPr>
         <w:t>」去俄斐取金，但船在以旬‧迦別沉沒。此後，以色列王亞哈的兒子亞哈謝願派人與猶大船隊同航，但約沙法拒絕了（見</w:t>
       </w:r>
-      <w:hyperlink r:id="rId18">
-        <w:r>
-          <w:rPr>
-            <w:lang w:val="zh_TW" w:bidi="zh_TW"/>
-          </w:rPr>
-          <w:rPr>
-            <w:color w:val="0000EE"/>
-            <w:u w:val="single"/>
-          </w:rPr>
-          <w:t>王上22:48–49</w:t>
-        </w:r>
-      </w:hyperlink>
+      <w:r>
+        <w:rPr>
+          <w:lang w:val="zh_TW" w:bidi="zh_TW"/>
+        </w:rPr>
+        <w:t>王上22:48–49</w:t>
+      </w:r>
       <w:r>
         <w:rPr>
           <w:lang w:val="zh_TW" w:bidi="zh_TW"/>
@@ -473,36 +437,24 @@
         </w:rPr>
         <w:t>俄斐最著名的產品是精金。提幔人以利法評論說，人應以全能者為自己的金子，而非俄斐的金（</w:t>
       </w:r>
-      <w:hyperlink r:id="rId19">
-        <w:r>
-          <w:rPr>
-            <w:lang w:val="zh_TW" w:bidi="zh_TW"/>
-          </w:rPr>
-          <w:rPr>
-            <w:color w:val="0000EE"/>
-            <w:u w:val="single"/>
-          </w:rPr>
-          <w:t>伯22:24</w:t>
-        </w:r>
-      </w:hyperlink>
+      <w:r>
+        <w:rPr>
+          <w:lang w:val="zh_TW" w:bidi="zh_TW"/>
+        </w:rPr>
+        <w:t>伯22:24</w:t>
+      </w:r>
       <w:r>
         <w:rPr>
           <w:lang w:val="zh_TW" w:bidi="zh_TW"/>
         </w:rPr>
         <w:t>）。約伯自己也宣稱，智慧比俄斐的金子更為寶貴（</w:t>
       </w:r>
-      <w:hyperlink r:id="rId20">
-        <w:r>
-          <w:rPr>
-            <w:lang w:val="zh_TW" w:bidi="zh_TW"/>
-          </w:rPr>
-          <w:rPr>
-            <w:color w:val="0000EE"/>
-            <w:u w:val="single"/>
-          </w:rPr>
-          <w:t>伯28:16</w:t>
-        </w:r>
-      </w:hyperlink>
+      <w:r>
+        <w:rPr>
+          <w:lang w:val="zh_TW" w:bidi="zh_TW"/>
+        </w:rPr>
+        <w:t>伯28:16</w:t>
+      </w:r>
       <w:r>
         <w:rPr>
           <w:lang w:val="zh_TW" w:bidi="zh_TW"/>
@@ -521,18 +473,12 @@
         </w:rPr>
         <w:t>」，象徵著極致榮耀（</w:t>
       </w:r>
-      <w:hyperlink r:id="rId21">
-        <w:r>
-          <w:rPr>
-            <w:lang w:val="zh_TW" w:bidi="zh_TW"/>
-          </w:rPr>
-          <w:rPr>
-            <w:color w:val="0000EE"/>
-            <w:u w:val="single"/>
-          </w:rPr>
-          <w:t>詩45:9</w:t>
-        </w:r>
-      </w:hyperlink>
+      <w:r>
+        <w:rPr>
+          <w:lang w:val="zh_TW" w:bidi="zh_TW"/>
+        </w:rPr>
+        <w:t>詩45:9</w:t>
+      </w:r>
       <w:r>
         <w:rPr>
           <w:lang w:val="zh_TW" w:bidi="zh_TW"/>
@@ -553,18 +499,12 @@
         </w:rPr>
         <w:t>部分學者推測，他施船隻（</w:t>
       </w:r>
-      <w:hyperlink r:id="rId22">
-        <w:r>
-          <w:rPr>
-            <w:lang w:val="zh_TW" w:bidi="zh_TW"/>
-          </w:rPr>
-          <w:rPr>
-            <w:color w:val="0000EE"/>
-            <w:u w:val="single"/>
-          </w:rPr>
-          <w:t>王上10:22</w:t>
-        </w:r>
-      </w:hyperlink>
+      <w:r>
+        <w:rPr>
+          <w:lang w:val="zh_TW" w:bidi="zh_TW"/>
+        </w:rPr>
+        <w:t>王上10:22</w:t>
+      </w:r>
       <w:r>
         <w:rPr>
           <w:lang w:val="zh_TW" w:bidi="zh_TW"/>
@@ -619,90 +559,60 @@
         </w:rPr>
         <w:t>猶大和一位迦南女子書亞所生的第二個兒子（</w:t>
       </w:r>
-      <w:hyperlink r:id="rId23">
-        <w:r>
-          <w:rPr>
-            <w:lang w:val="zh_TW" w:bidi="zh_TW"/>
-          </w:rPr>
-          <w:rPr>
-            <w:color w:val="0000EE"/>
-            <w:u w:val="single"/>
-          </w:rPr>
-          <w:t>創38:4–10</w:t>
-        </w:r>
-      </w:hyperlink>
+      <w:r>
+        <w:rPr>
+          <w:lang w:val="zh_TW" w:bidi="zh_TW"/>
+        </w:rPr>
+        <w:t>創38:4–10</w:t>
+      </w:r>
       <w:r>
         <w:rPr>
           <w:lang w:val="zh_TW" w:bidi="zh_TW"/>
         </w:rPr>
         <w:t>，</w:t>
       </w:r>
-      <w:hyperlink r:id="rId24">
-        <w:r>
-          <w:rPr>
-            <w:lang w:val="zh_TW" w:bidi="zh_TW"/>
-          </w:rPr>
-          <w:rPr>
-            <w:color w:val="0000EE"/>
-            <w:u w:val="single"/>
-          </w:rPr>
-          <w:t>46:12</w:t>
-        </w:r>
-      </w:hyperlink>
+      <w:r>
+        <w:rPr>
+          <w:lang w:val="zh_TW" w:bidi="zh_TW"/>
+        </w:rPr>
+        <w:t>46:12</w:t>
+      </w:r>
       <w:r>
         <w:rPr>
           <w:lang w:val="zh_TW" w:bidi="zh_TW"/>
         </w:rPr>
         <w:t>；</w:t>
       </w:r>
-      <w:hyperlink r:id="rId25">
-        <w:r>
-          <w:rPr>
-            <w:lang w:val="zh_TW" w:bidi="zh_TW"/>
-          </w:rPr>
-          <w:rPr>
-            <w:color w:val="0000EE"/>
-            <w:u w:val="single"/>
-          </w:rPr>
-          <w:t>民26:19</w:t>
-        </w:r>
-      </w:hyperlink>
+      <w:r>
+        <w:rPr>
+          <w:lang w:val="zh_TW" w:bidi="zh_TW"/>
+        </w:rPr>
+        <w:t>民26:19</w:t>
+      </w:r>
       <w:r>
         <w:rPr>
           <w:lang w:val="zh_TW" w:bidi="zh_TW"/>
         </w:rPr>
         <w:t>；</w:t>
       </w:r>
-      <w:hyperlink r:id="rId26">
-        <w:r>
-          <w:rPr>
-            <w:lang w:val="zh_TW" w:bidi="zh_TW"/>
-          </w:rPr>
-          <w:rPr>
-            <w:color w:val="0000EE"/>
-            <w:u w:val="single"/>
-          </w:rPr>
-          <w:t>代上2:3</w:t>
-        </w:r>
-      </w:hyperlink>
+      <w:r>
+        <w:rPr>
+          <w:lang w:val="zh_TW" w:bidi="zh_TW"/>
+        </w:rPr>
+        <w:t>代上2:3</w:t>
+      </w:r>
       <w:r>
         <w:rPr>
           <w:lang w:val="zh_TW" w:bidi="zh_TW"/>
         </w:rPr>
         <w:t>）。猶大要他按照娶兄弟遺孀的條例，娶他已故哥哥珥的妻子她瑪為妻。珥和她瑪沒有留下兒女。俄南知道如果他與她瑪生子，那些孩子將承受他哥哥的產業，因此拒絕為哥哥留下後裔。因為俄南不肯為哥哥留下後裔，神就懲罰他，叫他死亡（</w:t>
       </w:r>
-      <w:hyperlink r:id="rId27">
-        <w:r>
-          <w:rPr>
-            <w:lang w:val="zh_TW" w:bidi="zh_TW"/>
-          </w:rPr>
-          <w:rPr>
-            <w:color w:val="0000EE"/>
-            <w:u w:val="single"/>
-          </w:rPr>
-          <w:t>創38:8–10</w:t>
-        </w:r>
-      </w:hyperlink>
+      <w:r>
+        <w:rPr>
+          <w:lang w:val="zh_TW" w:bidi="zh_TW"/>
+        </w:rPr>
+        <w:t>創38:8–10</w:t>
+      </w:r>
       <w:r>
         <w:rPr>
           <w:lang w:val="zh_TW" w:bidi="zh_TW"/>
@@ -757,18 +667,12 @@
         </w:rPr>
         <w:t>蛾摩拉是「平原上的城」之一（</w:t>
       </w:r>
-      <w:hyperlink r:id="rId28">
-        <w:r>
-          <w:rPr>
-            <w:lang w:val="zh_TW" w:bidi="zh_TW"/>
-          </w:rPr>
-          <w:rPr>
-            <w:color w:val="0000EE"/>
-            <w:u w:val="single"/>
-          </w:rPr>
-          <w:t>創19章</w:t>
-        </w:r>
-      </w:hyperlink>
+      <w:r>
+        <w:rPr>
+          <w:lang w:val="zh_TW" w:bidi="zh_TW"/>
+        </w:rPr>
+        <w:t>創19章</w:t>
+      </w:r>
       <w:r>
         <w:rPr>
           <w:lang w:val="zh_TW" w:bidi="zh_TW"/>
